--- a/Week-2/DVT Week-2 Report Team-27.docx
+++ b/Week-2/DVT Week-2 Report Team-27.docx
@@ -840,7 +840,6 @@
             <w:insideH w:val="none" w:color="auto" w:sz="0" w:space="0"/>
             <w:insideV w:val="none" w:color="auto" w:sz="0" w:space="0"/>
           </w:tblBorders>
-          <w:shd w:val="clear" w:color="auto" w:fill="auto"/>
           <w:tblCellMar>
             <w:top w:w="15" w:type="dxa"/>
             <w:left w:w="15" w:type="dxa"/>
@@ -1252,6 +1251,7 @@
             <w:insideH w:val="none" w:color="auto" w:sz="0" w:space="0"/>
             <w:insideV w:val="none" w:color="auto" w:sz="0" w:space="0"/>
           </w:tblBorders>
+          <w:shd w:val="clear" w:color="auto" w:fill="auto"/>
           <w:tblCellMar>
             <w:top w:w="15" w:type="dxa"/>
             <w:left w:w="15" w:type="dxa"/>
@@ -1425,6 +1425,7 @@
             <w:insideH w:val="none" w:color="auto" w:sz="0" w:space="0"/>
             <w:insideV w:val="none" w:color="auto" w:sz="0" w:space="0"/>
           </w:tblBorders>
+          <w:shd w:val="clear" w:color="auto" w:fill="auto"/>
           <w:tblCellMar>
             <w:top w:w="15" w:type="dxa"/>
             <w:left w:w="15" w:type="dxa"/>
@@ -1596,6 +1597,7 @@
             <w:insideH w:val="none" w:color="auto" w:sz="0" w:space="0"/>
             <w:insideV w:val="none" w:color="auto" w:sz="0" w:space="0"/>
           </w:tblBorders>
+          <w:shd w:val="clear" w:color="auto" w:fill="auto"/>
           <w:tblCellMar>
             <w:top w:w="15" w:type="dxa"/>
             <w:left w:w="15" w:type="dxa"/>
@@ -1767,6 +1769,7 @@
             <w:insideH w:val="none" w:color="auto" w:sz="0" w:space="0"/>
             <w:insideV w:val="none" w:color="auto" w:sz="0" w:space="0"/>
           </w:tblBorders>
+          <w:shd w:val="clear" w:color="auto" w:fill="auto"/>
           <w:tblCellMar>
             <w:top w:w="15" w:type="dxa"/>
             <w:left w:w="15" w:type="dxa"/>
@@ -1944,6 +1947,7 @@
             <w:insideH w:val="none" w:color="auto" w:sz="0" w:space="0"/>
             <w:insideV w:val="none" w:color="auto" w:sz="0" w:space="0"/>
           </w:tblBorders>
+          <w:shd w:val="clear" w:color="auto" w:fill="auto"/>
           <w:tblCellMar>
             <w:top w:w="15" w:type="dxa"/>
             <w:left w:w="15" w:type="dxa"/>
@@ -2553,6 +2557,7 @@
             <w:insideH w:val="none" w:color="auto" w:sz="0" w:space="0"/>
             <w:insideV w:val="none" w:color="auto" w:sz="0" w:space="0"/>
           </w:tblBorders>
+          <w:shd w:val="clear" w:color="auto" w:fill="auto"/>
           <w:tblCellMar>
             <w:top w:w="15" w:type="dxa"/>
             <w:left w:w="15" w:type="dxa"/>
@@ -2784,6 +2789,7 @@
             <w:insideH w:val="none" w:color="auto" w:sz="0" w:space="0"/>
             <w:insideV w:val="none" w:color="auto" w:sz="0" w:space="0"/>
           </w:tblBorders>
+          <w:shd w:val="clear" w:color="auto" w:fill="auto"/>
           <w:tblCellMar>
             <w:top w:w="15" w:type="dxa"/>
             <w:left w:w="15" w:type="dxa"/>
@@ -2884,6 +2890,7 @@
             <w:insideH w:val="none" w:color="auto" w:sz="0" w:space="0"/>
             <w:insideV w:val="none" w:color="auto" w:sz="0" w:space="0"/>
           </w:tblBorders>
+          <w:shd w:val="clear" w:color="auto" w:fill="auto"/>
           <w:tblCellMar>
             <w:top w:w="15" w:type="dxa"/>
             <w:left w:w="15" w:type="dxa"/>
@@ -3063,6 +3070,7 @@
             <w:insideH w:val="none" w:color="auto" w:sz="0" w:space="0"/>
             <w:insideV w:val="none" w:color="auto" w:sz="0" w:space="0"/>
           </w:tblBorders>
+          <w:shd w:val="clear" w:color="auto" w:fill="auto"/>
           <w:tblCellMar>
             <w:top w:w="15" w:type="dxa"/>
             <w:left w:w="15" w:type="dxa"/>
@@ -3183,6 +3191,7 @@
             <w:insideH w:val="none" w:color="auto" w:sz="0" w:space="0"/>
             <w:insideV w:val="none" w:color="auto" w:sz="0" w:space="0"/>
           </w:tblBorders>
+          <w:shd w:val="clear" w:color="auto" w:fill="auto"/>
           <w:tblCellMar>
             <w:top w:w="15" w:type="dxa"/>
             <w:left w:w="15" w:type="dxa"/>
@@ -3302,6 +3311,7 @@
             <w:insideH w:val="none" w:color="auto" w:sz="0" w:space="0"/>
             <w:insideV w:val="none" w:color="auto" w:sz="0" w:space="0"/>
           </w:tblBorders>
+          <w:shd w:val="clear" w:color="auto" w:fill="auto"/>
           <w:tblCellMar>
             <w:top w:w="15" w:type="dxa"/>
             <w:left w:w="15" w:type="dxa"/>
@@ -3421,6 +3431,7 @@
             <w:insideH w:val="none" w:color="auto" w:sz="0" w:space="0"/>
             <w:insideV w:val="none" w:color="auto" w:sz="0" w:space="0"/>
           </w:tblBorders>
+          <w:shd w:val="clear" w:color="auto" w:fill="auto"/>
           <w:tblCellMar>
             <w:top w:w="15" w:type="dxa"/>
             <w:left w:w="15" w:type="dxa"/>
@@ -3806,8 +3817,6 @@
         </w:rPr>
         <w:t>Joining The Datasets</w:t>
       </w:r>
-      <w:bookmarkStart w:id="0" w:name="_GoBack"/>
-      <w:bookmarkEnd w:id="0"/>
     </w:p>
     <w:p>
       <w:pPr>
@@ -3865,7 +3874,7 @@
           <wp:inline distT="0" distB="0" distL="114300" distR="114300">
             <wp:extent cx="5269230" cy="3737610"/>
             <wp:effectExtent l="0" t="0" r="3175" b="1270"/>
-            <wp:docPr id="24" name="Picture 24" descr="Schema Diagram-DVT.drawio"/>
+            <wp:docPr id="10" name="Picture 10" descr="Schema Diagram-DVT.drawio"/>
             <wp:cNvGraphicFramePr>
               <a:graphicFrameLocks xmlns:a="http://schemas.openxmlformats.org/drawingml/2006/main" noChangeAspect="1"/>
             </wp:cNvGraphicFramePr>
@@ -3873,7 +3882,7 @@
               <a:graphicData uri="http://schemas.openxmlformats.org/drawingml/2006/picture">
                 <pic:pic xmlns:pic="http://schemas.openxmlformats.org/drawingml/2006/picture">
                   <pic:nvPicPr>
-                    <pic:cNvPr id="24" name="Picture 24" descr="Schema Diagram-DVT.drawio"/>
+                    <pic:cNvPr id="10" name="Picture 10" descr="Schema Diagram-DVT.drawio"/>
                     <pic:cNvPicPr>
                       <a:picLocks noChangeAspect="1"/>
                     </pic:cNvPicPr>
@@ -3899,6 +3908,8 @@
           </wp:inline>
         </w:drawing>
       </w:r>
+      <w:bookmarkStart w:id="0" w:name="_GoBack"/>
+      <w:bookmarkEnd w:id="0"/>
     </w:p>
     <w:p/>
     <w:tbl>
@@ -3939,6 +3950,7 @@
             <w:insideH w:val="none" w:color="auto" w:sz="0" w:space="0"/>
             <w:insideV w:val="none" w:color="auto" w:sz="0" w:space="0"/>
           </w:tblBorders>
+          <w:shd w:val="clear" w:color="auto" w:fill="auto"/>
           <w:tblCellMar>
             <w:top w:w="15" w:type="dxa"/>
             <w:left w:w="15" w:type="dxa"/>
@@ -4117,6 +4129,7 @@
             <w:insideH w:val="none" w:color="auto" w:sz="0" w:space="0"/>
             <w:insideV w:val="none" w:color="auto" w:sz="0" w:space="0"/>
           </w:tblBorders>
+          <w:shd w:val="clear" w:color="auto" w:fill="auto"/>
           <w:tblCellMar>
             <w:top w:w="15" w:type="dxa"/>
             <w:left w:w="15" w:type="dxa"/>
@@ -4261,6 +4274,7 @@
             <w:insideH w:val="none" w:color="auto" w:sz="0" w:space="0"/>
             <w:insideV w:val="none" w:color="auto" w:sz="0" w:space="0"/>
           </w:tblBorders>
+          <w:shd w:val="clear" w:color="auto" w:fill="auto"/>
           <w:tblCellMar>
             <w:top w:w="15" w:type="dxa"/>
             <w:left w:w="15" w:type="dxa"/>
@@ -5159,6 +5173,7 @@
             <w:insideH w:val="none" w:color="auto" w:sz="0" w:space="0"/>
             <w:insideV w:val="none" w:color="auto" w:sz="0" w:space="0"/>
           </w:tblBorders>
+          <w:shd w:val="clear" w:color="auto" w:fill="auto"/>
           <w:tblCellMar>
             <w:top w:w="15" w:type="dxa"/>
             <w:left w:w="15" w:type="dxa"/>
@@ -5277,6 +5292,272 @@
                 <w:lang w:val="en-US" w:eastAsia="zh-CN" w:bidi="ar"/>
               </w:rPr>
               <w:t>Unique identifier for each outreach record.</w:t>
+            </w:r>
+          </w:p>
+        </w:tc>
+      </w:tr>
+      <w:tr>
+        <w:tblPrEx>
+          <w:tblBorders>
+            <w:top w:val="none" w:color="auto" w:sz="0" w:space="0"/>
+            <w:left w:val="none" w:color="auto" w:sz="0" w:space="0"/>
+            <w:bottom w:val="none" w:color="auto" w:sz="0" w:space="0"/>
+            <w:right w:val="none" w:color="auto" w:sz="0" w:space="0"/>
+            <w:insideH w:val="none" w:color="auto" w:sz="0" w:space="0"/>
+            <w:insideV w:val="none" w:color="auto" w:sz="0" w:space="0"/>
+          </w:tblBorders>
+          <w:shd w:val="clear" w:color="auto" w:fill="auto"/>
+          <w:tblCellMar>
+            <w:top w:w="15" w:type="dxa"/>
+            <w:left w:w="15" w:type="dxa"/>
+            <w:bottom w:w="15" w:type="dxa"/>
+            <w:right w:w="15" w:type="dxa"/>
+          </w:tblCellMar>
+        </w:tblPrEx>
+        <w:trPr>
+          <w:tblCellSpacing w:w="15" w:type="dxa"/>
+        </w:trPr>
+        <w:tc>
+          <w:tcPr>
+            <w:tcW w:w="0" w:type="auto"/>
+            <w:tcBorders>
+              <w:top w:val="single" w:color="auto" w:sz="4" w:space="0"/>
+              <w:left w:val="single" w:color="auto" w:sz="4" w:space="0"/>
+              <w:bottom w:val="single" w:color="auto" w:sz="4" w:space="0"/>
+              <w:right w:val="single" w:color="auto" w:sz="4" w:space="0"/>
+            </w:tcBorders>
+            <w:shd w:val="clear" w:color="auto" w:fill="auto"/>
+            <w:vAlign w:val="center"/>
+          </w:tcPr>
+          <w:p>
+            <w:pPr>
+              <w:keepNext w:val="0"/>
+              <w:keepLines w:val="0"/>
+              <w:widowControl/>
+              <w:suppressLineNumbers w:val="0"/>
+              <w:jc w:val="left"/>
+              <w:rPr>
+                <w:rFonts w:hint="default" w:ascii="Calibri" w:hAnsi="Calibri" w:cs="Calibri"/>
+                <w:sz w:val="20"/>
+                <w:szCs w:val="20"/>
+              </w:rPr>
+            </w:pPr>
+            <w:r>
+              <w:rPr>
+                <w:rFonts w:hint="default" w:ascii="Calibri" w:hAnsi="Calibri" w:eastAsia="SimSun" w:cs="Calibri"/>
+                <w:kern w:val="0"/>
+                <w:sz w:val="20"/>
+                <w:szCs w:val="20"/>
+                <w:lang w:val="en-US" w:eastAsia="zh-CN" w:bidi="ar"/>
+              </w:rPr>
+              <w:t>Received_At</w:t>
+            </w:r>
+          </w:p>
+        </w:tc>
+        <w:tc>
+          <w:tcPr>
+            <w:tcW w:w="0" w:type="auto"/>
+            <w:tcBorders>
+              <w:top w:val="single" w:color="auto" w:sz="4" w:space="0"/>
+              <w:left w:val="single" w:color="auto" w:sz="4" w:space="0"/>
+              <w:bottom w:val="single" w:color="auto" w:sz="4" w:space="0"/>
+              <w:right w:val="single" w:color="auto" w:sz="4" w:space="0"/>
+            </w:tcBorders>
+            <w:shd w:val="clear" w:color="auto" w:fill="auto"/>
+            <w:vAlign w:val="center"/>
+          </w:tcPr>
+          <w:p>
+            <w:pPr>
+              <w:keepNext w:val="0"/>
+              <w:keepLines w:val="0"/>
+              <w:widowControl/>
+              <w:suppressLineNumbers w:val="0"/>
+              <w:jc w:val="left"/>
+              <w:rPr>
+                <w:rFonts w:hint="default" w:ascii="Calibri" w:hAnsi="Calibri" w:cs="Calibri"/>
+                <w:sz w:val="20"/>
+                <w:szCs w:val="20"/>
+              </w:rPr>
+            </w:pPr>
+            <w:r>
+              <w:rPr>
+                <w:rFonts w:hint="default" w:ascii="Calibri" w:hAnsi="Calibri" w:eastAsia="SimSun" w:cs="Calibri"/>
+                <w:kern w:val="0"/>
+                <w:sz w:val="20"/>
+                <w:szCs w:val="20"/>
+                <w:lang w:val="en-US" w:eastAsia="zh-CN" w:bidi="ar"/>
+              </w:rPr>
+              <w:t>object</w:t>
+            </w:r>
+          </w:p>
+        </w:tc>
+        <w:tc>
+          <w:tcPr>
+            <w:tcW w:w="0" w:type="auto"/>
+            <w:tcBorders>
+              <w:top w:val="single" w:color="auto" w:sz="4" w:space="0"/>
+              <w:left w:val="single" w:color="auto" w:sz="4" w:space="0"/>
+              <w:bottom w:val="single" w:color="auto" w:sz="4" w:space="0"/>
+              <w:right w:val="single" w:color="auto" w:sz="4" w:space="0"/>
+            </w:tcBorders>
+            <w:shd w:val="clear" w:color="auto" w:fill="auto"/>
+            <w:vAlign w:val="center"/>
+          </w:tcPr>
+          <w:p>
+            <w:pPr>
+              <w:keepNext w:val="0"/>
+              <w:keepLines w:val="0"/>
+              <w:widowControl/>
+              <w:suppressLineNumbers w:val="0"/>
+              <w:jc w:val="left"/>
+              <w:rPr>
+                <w:rFonts w:hint="default" w:ascii="Calibri" w:hAnsi="Calibri" w:cs="Calibri"/>
+                <w:sz w:val="20"/>
+                <w:szCs w:val="20"/>
+              </w:rPr>
+            </w:pPr>
+            <w:r>
+              <w:rPr>
+                <w:rFonts w:hint="default" w:ascii="Calibri" w:hAnsi="Calibri" w:eastAsia="SimSun" w:cs="Calibri"/>
+                <w:kern w:val="0"/>
+                <w:sz w:val="20"/>
+                <w:szCs w:val="20"/>
+                <w:lang w:val="en-US" w:eastAsia="zh-CN" w:bidi="ar"/>
+              </w:rPr>
+              <w:t>Date and time when the outreach was received.</w:t>
+            </w:r>
+          </w:p>
+        </w:tc>
+      </w:tr>
+      <w:tr>
+        <w:tblPrEx>
+          <w:tblBorders>
+            <w:top w:val="none" w:color="auto" w:sz="0" w:space="0"/>
+            <w:left w:val="none" w:color="auto" w:sz="0" w:space="0"/>
+            <w:bottom w:val="none" w:color="auto" w:sz="0" w:space="0"/>
+            <w:right w:val="none" w:color="auto" w:sz="0" w:space="0"/>
+            <w:insideH w:val="none" w:color="auto" w:sz="0" w:space="0"/>
+            <w:insideV w:val="none" w:color="auto" w:sz="0" w:space="0"/>
+          </w:tblBorders>
+          <w:shd w:val="clear" w:color="auto" w:fill="auto"/>
+          <w:tblCellMar>
+            <w:top w:w="15" w:type="dxa"/>
+            <w:left w:w="15" w:type="dxa"/>
+            <w:bottom w:w="15" w:type="dxa"/>
+            <w:right w:w="15" w:type="dxa"/>
+          </w:tblCellMar>
+        </w:tblPrEx>
+        <w:trPr>
+          <w:tblCellSpacing w:w="15" w:type="dxa"/>
+        </w:trPr>
+        <w:tc>
+          <w:tcPr>
+            <w:tcW w:w="0" w:type="auto"/>
+            <w:tcBorders>
+              <w:top w:val="single" w:color="auto" w:sz="4" w:space="0"/>
+              <w:left w:val="single" w:color="auto" w:sz="4" w:space="0"/>
+              <w:bottom w:val="single" w:color="auto" w:sz="4" w:space="0"/>
+              <w:right w:val="single" w:color="auto" w:sz="4" w:space="0"/>
+            </w:tcBorders>
+            <w:shd w:val="clear" w:color="auto" w:fill="auto"/>
+            <w:vAlign w:val="center"/>
+          </w:tcPr>
+          <w:p>
+            <w:pPr>
+              <w:keepNext w:val="0"/>
+              <w:keepLines w:val="0"/>
+              <w:widowControl/>
+              <w:suppressLineNumbers w:val="0"/>
+              <w:jc w:val="left"/>
+              <w:rPr>
+                <w:rFonts w:hint="default" w:ascii="Calibri" w:hAnsi="Calibri" w:cs="Calibri"/>
+                <w:sz w:val="20"/>
+                <w:szCs w:val="20"/>
+              </w:rPr>
+            </w:pPr>
+            <w:r>
+              <w:rPr>
+                <w:rFonts w:hint="default" w:ascii="Calibri" w:hAnsi="Calibri" w:eastAsia="SimSun" w:cs="Calibri"/>
+                <w:kern w:val="0"/>
+                <w:sz w:val="20"/>
+                <w:szCs w:val="20"/>
+                <w:lang w:val="en-US" w:eastAsia="zh-CN" w:bidi="ar"/>
+              </w:rPr>
+              <w:t>University_x</w:t>
+            </w:r>
+          </w:p>
+        </w:tc>
+        <w:tc>
+          <w:tcPr>
+            <w:tcW w:w="0" w:type="auto"/>
+            <w:tcBorders>
+              <w:top w:val="single" w:color="auto" w:sz="4" w:space="0"/>
+              <w:left w:val="single" w:color="auto" w:sz="4" w:space="0"/>
+              <w:bottom w:val="single" w:color="auto" w:sz="4" w:space="0"/>
+              <w:right w:val="single" w:color="auto" w:sz="4" w:space="0"/>
+            </w:tcBorders>
+            <w:shd w:val="clear" w:color="auto" w:fill="auto"/>
+            <w:vAlign w:val="center"/>
+          </w:tcPr>
+          <w:p>
+            <w:pPr>
+              <w:keepNext w:val="0"/>
+              <w:keepLines w:val="0"/>
+              <w:widowControl/>
+              <w:suppressLineNumbers w:val="0"/>
+              <w:jc w:val="left"/>
+              <w:rPr>
+                <w:rFonts w:hint="default" w:ascii="Calibri" w:hAnsi="Calibri" w:cs="Calibri"/>
+                <w:sz w:val="20"/>
+                <w:szCs w:val="20"/>
+              </w:rPr>
+            </w:pPr>
+            <w:r>
+              <w:rPr>
+                <w:rFonts w:hint="default" w:ascii="Calibri" w:hAnsi="Calibri" w:eastAsia="SimSun" w:cs="Calibri"/>
+                <w:kern w:val="0"/>
+                <w:sz w:val="20"/>
+                <w:szCs w:val="20"/>
+                <w:lang w:val="en-US" w:eastAsia="zh-CN" w:bidi="ar"/>
+              </w:rPr>
+              <w:t>object</w:t>
+            </w:r>
+          </w:p>
+        </w:tc>
+        <w:tc>
+          <w:tcPr>
+            <w:tcW w:w="0" w:type="auto"/>
+            <w:tcBorders>
+              <w:top w:val="single" w:color="auto" w:sz="4" w:space="0"/>
+              <w:left w:val="single" w:color="auto" w:sz="4" w:space="0"/>
+              <w:bottom w:val="single" w:color="auto" w:sz="4" w:space="0"/>
+              <w:right w:val="single" w:color="auto" w:sz="4" w:space="0"/>
+            </w:tcBorders>
+            <w:shd w:val="clear" w:color="auto" w:fill="auto"/>
+            <w:vAlign w:val="center"/>
+          </w:tcPr>
+          <w:p>
+            <w:pPr>
+              <w:keepNext w:val="0"/>
+              <w:keepLines w:val="0"/>
+              <w:widowControl/>
+              <w:suppressLineNumbers w:val="0"/>
+              <w:jc w:val="left"/>
+              <w:rPr>
+                <w:rFonts w:hint="default" w:ascii="Calibri" w:hAnsi="Calibri" w:cs="Calibri"/>
+                <w:sz w:val="20"/>
+                <w:szCs w:val="20"/>
+              </w:rPr>
+            </w:pPr>
+            <w:r>
+              <w:rPr>
+                <w:rFonts w:hint="default" w:ascii="Calibri" w:hAnsi="Calibri" w:eastAsia="SimSun" w:cs="Calibri"/>
+                <w:kern w:val="0"/>
+                <w:sz w:val="20"/>
+                <w:szCs w:val="20"/>
+                <w:lang w:val="en-US" w:eastAsia="zh-CN" w:bidi="ar"/>
+              </w:rPr>
+              <w:t>University associated with the outreach (from Outreach dataset).</w:t>
             </w:r>
           </w:p>
         </w:tc>
@@ -5334,7 +5615,7 @@
                 <w:szCs w:val="20"/>
                 <w:lang w:val="en-US" w:eastAsia="zh-CN" w:bidi="ar"/>
               </w:rPr>
-              <w:t>Received_At</w:t>
+              <w:t>Caller_Name</w:t>
             </w:r>
           </w:p>
         </w:tc>
@@ -5408,7 +5689,7 @@
                 <w:szCs w:val="20"/>
                 <w:lang w:val="en-US" w:eastAsia="zh-CN" w:bidi="ar"/>
               </w:rPr>
-              <w:t>Date and time when the outreach was received.</w:t>
+              <w:t>Name of the person making the outreach.</w:t>
             </w:r>
           </w:p>
         </w:tc>
@@ -5466,7 +5747,7 @@
                 <w:szCs w:val="20"/>
                 <w:lang w:val="en-US" w:eastAsia="zh-CN" w:bidi="ar"/>
               </w:rPr>
-              <w:t>University_x</w:t>
+              <w:t>Outcome_1</w:t>
             </w:r>
           </w:p>
         </w:tc>
@@ -5540,7 +5821,7 @@
                 <w:szCs w:val="20"/>
                 <w:lang w:val="en-US" w:eastAsia="zh-CN" w:bidi="ar"/>
               </w:rPr>
-              <w:t>University associated with the outreach (from Outreach dataset).</w:t>
+              <w:t>Result of the outreach attempt (e.g., Connected, Not Connected).</w:t>
             </w:r>
           </w:p>
         </w:tc>
@@ -5598,7 +5879,7 @@
                 <w:szCs w:val="20"/>
                 <w:lang w:val="en-US" w:eastAsia="zh-CN" w:bidi="ar"/>
               </w:rPr>
-              <w:t>Caller_Name</w:t>
+              <w:t>Remark</w:t>
             </w:r>
           </w:p>
         </w:tc>
@@ -5672,7 +5953,7 @@
                 <w:szCs w:val="20"/>
                 <w:lang w:val="en-US" w:eastAsia="zh-CN" w:bidi="ar"/>
               </w:rPr>
-              <w:t>Name of the person making the outreach.</w:t>
+              <w:t>Additional notes or comments regarding the outreach.</w:t>
             </w:r>
           </w:p>
         </w:tc>
@@ -5730,7 +6011,7 @@
                 <w:szCs w:val="20"/>
                 <w:lang w:val="en-US" w:eastAsia="zh-CN" w:bidi="ar"/>
               </w:rPr>
-              <w:t>Outcome_1</w:t>
+              <w:t>Campaign_ID</w:t>
             </w:r>
           </w:p>
         </w:tc>
@@ -5804,7 +6085,7 @@
                 <w:szCs w:val="20"/>
                 <w:lang w:val="en-US" w:eastAsia="zh-CN" w:bidi="ar"/>
               </w:rPr>
-              <w:t>Result of the outreach attempt (e.g., Connected, Not Connected).</w:t>
+              <w:t>Identifier linking outreach to a specific campaign.</w:t>
             </w:r>
           </w:p>
         </w:tc>
@@ -5862,7 +6143,7 @@
                 <w:szCs w:val="20"/>
                 <w:lang w:val="en-US" w:eastAsia="zh-CN" w:bidi="ar"/>
               </w:rPr>
-              <w:t>Remark</w:t>
+              <w:t>Escalation_Required</w:t>
             </w:r>
           </w:p>
         </w:tc>
@@ -5936,7 +6217,7 @@
                 <w:szCs w:val="20"/>
                 <w:lang w:val="en-US" w:eastAsia="zh-CN" w:bidi="ar"/>
               </w:rPr>
-              <w:t>Additional notes or comments regarding the outreach.</w:t>
+              <w:t>Indicates whether escalation was needed for the outreach.</w:t>
             </w:r>
           </w:p>
         </w:tc>
@@ -5994,7 +6275,7 @@
                 <w:szCs w:val="20"/>
                 <w:lang w:val="en-US" w:eastAsia="zh-CN" w:bidi="ar"/>
               </w:rPr>
-              <w:t>Campaign_ID</w:t>
+              <w:t>Name</w:t>
             </w:r>
           </w:p>
         </w:tc>
@@ -6068,7 +6349,140 @@
                 <w:szCs w:val="20"/>
                 <w:lang w:val="en-US" w:eastAsia="zh-CN" w:bidi="ar"/>
               </w:rPr>
-              <w:t>Identifier linking outreach to a specific campaign.</w:t>
+              <w:t>Campaign name (from Campaign dataset).</w:t>
+            </w:r>
+          </w:p>
+        </w:tc>
+      </w:tr>
+      <w:tr>
+        <w:tblPrEx>
+          <w:tblBorders>
+            <w:top w:val="none" w:color="auto" w:sz="0" w:space="0"/>
+            <w:left w:val="none" w:color="auto" w:sz="0" w:space="0"/>
+            <w:bottom w:val="none" w:color="auto" w:sz="0" w:space="0"/>
+            <w:right w:val="none" w:color="auto" w:sz="0" w:space="0"/>
+            <w:insideH w:val="none" w:color="auto" w:sz="0" w:space="0"/>
+            <w:insideV w:val="none" w:color="auto" w:sz="0" w:space="0"/>
+          </w:tblBorders>
+          <w:shd w:val="clear" w:color="auto" w:fill="auto"/>
+          <w:tblCellMar>
+            <w:top w:w="15" w:type="dxa"/>
+            <w:left w:w="15" w:type="dxa"/>
+            <w:bottom w:w="15" w:type="dxa"/>
+            <w:right w:w="15" w:type="dxa"/>
+          </w:tblCellMar>
+        </w:tblPrEx>
+        <w:trPr>
+          <w:tblCellSpacing w:w="15" w:type="dxa"/>
+        </w:trPr>
+        <w:tc>
+          <w:tcPr>
+            <w:tcW w:w="0" w:type="auto"/>
+            <w:tcBorders>
+              <w:top w:val="single" w:color="auto" w:sz="4" w:space="0"/>
+              <w:left w:val="single" w:color="auto" w:sz="4" w:space="0"/>
+              <w:bottom w:val="single" w:color="auto" w:sz="4" w:space="0"/>
+              <w:right w:val="single" w:color="auto" w:sz="4" w:space="0"/>
+            </w:tcBorders>
+            <w:shd w:val="clear" w:color="auto" w:fill="auto"/>
+            <w:vAlign w:val="center"/>
+          </w:tcPr>
+          <w:p>
+            <w:pPr>
+              <w:keepNext w:val="0"/>
+              <w:keepLines w:val="0"/>
+              <w:widowControl/>
+              <w:suppressLineNumbers w:val="0"/>
+              <w:jc w:val="left"/>
+              <w:rPr>
+                <w:rFonts w:hint="default" w:ascii="Calibri" w:hAnsi="Calibri" w:cs="Calibri"/>
+                <w:sz w:val="20"/>
+                <w:szCs w:val="20"/>
+              </w:rPr>
+            </w:pPr>
+            <w:r>
+              <w:rPr>
+                <w:rFonts w:hint="default" w:ascii="Calibri" w:hAnsi="Calibri" w:eastAsia="SimSun" w:cs="Calibri"/>
+                <w:kern w:val="0"/>
+                <w:sz w:val="20"/>
+                <w:szCs w:val="20"/>
+                <w:lang w:val="en-US" w:eastAsia="zh-CN" w:bidi="ar"/>
+              </w:rPr>
+              <w:t>Category</w:t>
+            </w:r>
+          </w:p>
+        </w:tc>
+        <w:tc>
+          <w:tcPr>
+            <w:tcW w:w="0" w:type="auto"/>
+            <w:tcBorders>
+              <w:top w:val="single" w:color="auto" w:sz="4" w:space="0"/>
+              <w:left w:val="single" w:color="auto" w:sz="4" w:space="0"/>
+              <w:bottom w:val="single" w:color="auto" w:sz="4" w:space="0"/>
+              <w:right w:val="single" w:color="auto" w:sz="4" w:space="0"/>
+            </w:tcBorders>
+            <w:shd w:val="clear" w:color="auto" w:fill="auto"/>
+            <w:vAlign w:val="center"/>
+          </w:tcPr>
+          <w:p>
+            <w:pPr>
+              <w:keepNext w:val="0"/>
+              <w:keepLines w:val="0"/>
+              <w:widowControl/>
+              <w:suppressLineNumbers w:val="0"/>
+              <w:jc w:val="left"/>
+              <w:rPr>
+                <w:rFonts w:hint="default" w:ascii="Calibri" w:hAnsi="Calibri" w:cs="Calibri"/>
+                <w:sz w:val="20"/>
+                <w:szCs w:val="20"/>
+              </w:rPr>
+            </w:pPr>
+            <w:r>
+              <w:rPr>
+                <w:rFonts w:hint="default" w:ascii="Calibri" w:hAnsi="Calibri" w:eastAsia="SimSun" w:cs="Calibri"/>
+                <w:kern w:val="0"/>
+                <w:sz w:val="20"/>
+                <w:szCs w:val="20"/>
+                <w:lang w:val="en-US" w:eastAsia="zh-CN" w:bidi="ar"/>
+              </w:rPr>
+              <w:t>object</w:t>
+            </w:r>
+          </w:p>
+        </w:tc>
+        <w:tc>
+          <w:tcPr>
+            <w:tcW w:w="0" w:type="auto"/>
+            <w:tcBorders>
+              <w:top w:val="single" w:color="auto" w:sz="4" w:space="0"/>
+              <w:left w:val="single" w:color="auto" w:sz="4" w:space="0"/>
+              <w:bottom w:val="single" w:color="auto" w:sz="4" w:space="0"/>
+              <w:right w:val="single" w:color="auto" w:sz="4" w:space="0"/>
+            </w:tcBorders>
+            <w:shd w:val="clear" w:color="auto" w:fill="auto"/>
+            <w:vAlign w:val="center"/>
+          </w:tcPr>
+          <w:p>
+            <w:pPr>
+              <w:keepNext w:val="0"/>
+              <w:keepLines w:val="0"/>
+              <w:widowControl/>
+              <w:suppressLineNumbers w:val="0"/>
+              <w:jc w:val="left"/>
+              <w:rPr>
+                <w:rFonts w:hint="default" w:ascii="Calibri" w:hAnsi="Calibri" w:cs="Calibri"/>
+                <w:sz w:val="20"/>
+                <w:szCs w:val="20"/>
+              </w:rPr>
+            </w:pPr>
+            <w:r>
+              <w:rPr>
+                <w:rFonts w:hint="default" w:ascii="Calibri" w:hAnsi="Calibri" w:eastAsia="SimSun" w:cs="Calibri"/>
+                <w:kern w:val="0"/>
+                <w:sz w:val="20"/>
+                <w:szCs w:val="20"/>
+                <w:lang w:val="en-US" w:eastAsia="zh-CN" w:bidi="ar"/>
+              </w:rPr>
+              <w:t>Type or category of the campaign (e.g., Pre Admission, Post Admission).</w:t>
             </w:r>
           </w:p>
         </w:tc>
@@ -6126,7 +6540,7 @@
                 <w:szCs w:val="20"/>
                 <w:lang w:val="en-US" w:eastAsia="zh-CN" w:bidi="ar"/>
               </w:rPr>
-              <w:t>Escalation_Required</w:t>
+              <w:t>Intake</w:t>
             </w:r>
           </w:p>
         </w:tc>
@@ -6200,7 +6614,7 @@
                 <w:szCs w:val="20"/>
                 <w:lang w:val="en-US" w:eastAsia="zh-CN" w:bidi="ar"/>
               </w:rPr>
-              <w:t>Indicates whether escalation was needed for the outreach.</w:t>
+              <w:t>Academic intake associated with the campaign.</w:t>
             </w:r>
           </w:p>
         </w:tc>
@@ -6258,7 +6672,7 @@
                 <w:szCs w:val="20"/>
                 <w:lang w:val="en-US" w:eastAsia="zh-CN" w:bidi="ar"/>
               </w:rPr>
-              <w:t>Name</w:t>
+              <w:t>University_y</w:t>
             </w:r>
           </w:p>
         </w:tc>
@@ -6332,7 +6746,406 @@
                 <w:szCs w:val="20"/>
                 <w:lang w:val="en-US" w:eastAsia="zh-CN" w:bidi="ar"/>
               </w:rPr>
-              <w:t>Campaign name (from Campaign dataset).</w:t>
+              <w:t>University associated with the campaign (from Campaign dataset).</w:t>
+            </w:r>
+          </w:p>
+        </w:tc>
+      </w:tr>
+      <w:tr>
+        <w:tblPrEx>
+          <w:tblBorders>
+            <w:top w:val="none" w:color="auto" w:sz="0" w:space="0"/>
+            <w:left w:val="none" w:color="auto" w:sz="0" w:space="0"/>
+            <w:bottom w:val="none" w:color="auto" w:sz="0" w:space="0"/>
+            <w:right w:val="none" w:color="auto" w:sz="0" w:space="0"/>
+            <w:insideH w:val="none" w:color="auto" w:sz="0" w:space="0"/>
+            <w:insideV w:val="none" w:color="auto" w:sz="0" w:space="0"/>
+          </w:tblBorders>
+          <w:shd w:val="clear" w:color="auto" w:fill="auto"/>
+          <w:tblCellMar>
+            <w:top w:w="15" w:type="dxa"/>
+            <w:left w:w="15" w:type="dxa"/>
+            <w:bottom w:w="15" w:type="dxa"/>
+            <w:right w:w="15" w:type="dxa"/>
+          </w:tblCellMar>
+        </w:tblPrEx>
+        <w:trPr>
+          <w:tblCellSpacing w:w="15" w:type="dxa"/>
+        </w:trPr>
+        <w:tc>
+          <w:tcPr>
+            <w:tcW w:w="0" w:type="auto"/>
+            <w:tcBorders>
+              <w:top w:val="single" w:color="auto" w:sz="4" w:space="0"/>
+              <w:left w:val="single" w:color="auto" w:sz="4" w:space="0"/>
+              <w:bottom w:val="single" w:color="auto" w:sz="4" w:space="0"/>
+              <w:right w:val="single" w:color="auto" w:sz="4" w:space="0"/>
+            </w:tcBorders>
+            <w:shd w:val="clear" w:color="auto" w:fill="auto"/>
+            <w:vAlign w:val="center"/>
+          </w:tcPr>
+          <w:p>
+            <w:pPr>
+              <w:keepNext w:val="0"/>
+              <w:keepLines w:val="0"/>
+              <w:widowControl/>
+              <w:suppressLineNumbers w:val="0"/>
+              <w:jc w:val="left"/>
+              <w:rPr>
+                <w:rFonts w:hint="default" w:ascii="Calibri" w:hAnsi="Calibri" w:cs="Calibri"/>
+                <w:sz w:val="20"/>
+                <w:szCs w:val="20"/>
+              </w:rPr>
+            </w:pPr>
+            <w:r>
+              <w:rPr>
+                <w:rFonts w:hint="default" w:ascii="Calibri" w:hAnsi="Calibri" w:eastAsia="SimSun" w:cs="Calibri"/>
+                <w:kern w:val="0"/>
+                <w:sz w:val="20"/>
+                <w:szCs w:val="20"/>
+                <w:lang w:val="en-US" w:eastAsia="zh-CN" w:bidi="ar"/>
+              </w:rPr>
+              <w:t>Status</w:t>
+            </w:r>
+          </w:p>
+        </w:tc>
+        <w:tc>
+          <w:tcPr>
+            <w:tcW w:w="0" w:type="auto"/>
+            <w:tcBorders>
+              <w:top w:val="single" w:color="auto" w:sz="4" w:space="0"/>
+              <w:left w:val="single" w:color="auto" w:sz="4" w:space="0"/>
+              <w:bottom w:val="single" w:color="auto" w:sz="4" w:space="0"/>
+              <w:right w:val="single" w:color="auto" w:sz="4" w:space="0"/>
+            </w:tcBorders>
+            <w:shd w:val="clear" w:color="auto" w:fill="auto"/>
+            <w:vAlign w:val="center"/>
+          </w:tcPr>
+          <w:p>
+            <w:pPr>
+              <w:keepNext w:val="0"/>
+              <w:keepLines w:val="0"/>
+              <w:widowControl/>
+              <w:suppressLineNumbers w:val="0"/>
+              <w:jc w:val="left"/>
+              <w:rPr>
+                <w:rFonts w:hint="default" w:ascii="Calibri" w:hAnsi="Calibri" w:cs="Calibri"/>
+                <w:sz w:val="20"/>
+                <w:szCs w:val="20"/>
+              </w:rPr>
+            </w:pPr>
+            <w:r>
+              <w:rPr>
+                <w:rFonts w:hint="default" w:ascii="Calibri" w:hAnsi="Calibri" w:eastAsia="SimSun" w:cs="Calibri"/>
+                <w:kern w:val="0"/>
+                <w:sz w:val="20"/>
+                <w:szCs w:val="20"/>
+                <w:lang w:val="en-US" w:eastAsia="zh-CN" w:bidi="ar"/>
+              </w:rPr>
+              <w:t>object</w:t>
+            </w:r>
+          </w:p>
+        </w:tc>
+        <w:tc>
+          <w:tcPr>
+            <w:tcW w:w="0" w:type="auto"/>
+            <w:tcBorders>
+              <w:top w:val="single" w:color="auto" w:sz="4" w:space="0"/>
+              <w:left w:val="single" w:color="auto" w:sz="4" w:space="0"/>
+              <w:bottom w:val="single" w:color="auto" w:sz="4" w:space="0"/>
+              <w:right w:val="single" w:color="auto" w:sz="4" w:space="0"/>
+            </w:tcBorders>
+            <w:shd w:val="clear" w:color="auto" w:fill="auto"/>
+            <w:vAlign w:val="center"/>
+          </w:tcPr>
+          <w:p>
+            <w:pPr>
+              <w:keepNext w:val="0"/>
+              <w:keepLines w:val="0"/>
+              <w:widowControl/>
+              <w:suppressLineNumbers w:val="0"/>
+              <w:jc w:val="left"/>
+              <w:rPr>
+                <w:rFonts w:hint="default" w:ascii="Calibri" w:hAnsi="Calibri" w:cs="Calibri"/>
+                <w:sz w:val="20"/>
+                <w:szCs w:val="20"/>
+              </w:rPr>
+            </w:pPr>
+            <w:r>
+              <w:rPr>
+                <w:rFonts w:hint="default" w:ascii="Calibri" w:hAnsi="Calibri" w:eastAsia="SimSun" w:cs="Calibri"/>
+                <w:kern w:val="0"/>
+                <w:sz w:val="20"/>
+                <w:szCs w:val="20"/>
+                <w:lang w:val="en-US" w:eastAsia="zh-CN" w:bidi="ar"/>
+              </w:rPr>
+              <w:t>Current status of the campaign (e.g., Completed).</w:t>
+            </w:r>
+          </w:p>
+        </w:tc>
+      </w:tr>
+      <w:tr>
+        <w:tblPrEx>
+          <w:tblBorders>
+            <w:top w:val="none" w:color="auto" w:sz="0" w:space="0"/>
+            <w:left w:val="none" w:color="auto" w:sz="0" w:space="0"/>
+            <w:bottom w:val="none" w:color="auto" w:sz="0" w:space="0"/>
+            <w:right w:val="none" w:color="auto" w:sz="0" w:space="0"/>
+            <w:insideH w:val="none" w:color="auto" w:sz="0" w:space="0"/>
+            <w:insideV w:val="none" w:color="auto" w:sz="0" w:space="0"/>
+          </w:tblBorders>
+          <w:shd w:val="clear" w:color="auto" w:fill="auto"/>
+          <w:tblCellMar>
+            <w:top w:w="15" w:type="dxa"/>
+            <w:left w:w="15" w:type="dxa"/>
+            <w:bottom w:w="15" w:type="dxa"/>
+            <w:right w:w="15" w:type="dxa"/>
+          </w:tblCellMar>
+        </w:tblPrEx>
+        <w:trPr>
+          <w:tblCellSpacing w:w="15" w:type="dxa"/>
+        </w:trPr>
+        <w:tc>
+          <w:tcPr>
+            <w:tcW w:w="0" w:type="auto"/>
+            <w:tcBorders>
+              <w:top w:val="single" w:color="auto" w:sz="4" w:space="0"/>
+              <w:left w:val="single" w:color="auto" w:sz="4" w:space="0"/>
+              <w:bottom w:val="single" w:color="auto" w:sz="4" w:space="0"/>
+              <w:right w:val="single" w:color="auto" w:sz="4" w:space="0"/>
+            </w:tcBorders>
+            <w:shd w:val="clear" w:color="auto" w:fill="auto"/>
+            <w:vAlign w:val="center"/>
+          </w:tcPr>
+          <w:p>
+            <w:pPr>
+              <w:keepNext w:val="0"/>
+              <w:keepLines w:val="0"/>
+              <w:widowControl/>
+              <w:suppressLineNumbers w:val="0"/>
+              <w:jc w:val="left"/>
+              <w:rPr>
+                <w:rFonts w:hint="default" w:ascii="Calibri" w:hAnsi="Calibri" w:cs="Calibri"/>
+                <w:sz w:val="20"/>
+                <w:szCs w:val="20"/>
+              </w:rPr>
+            </w:pPr>
+            <w:r>
+              <w:rPr>
+                <w:rFonts w:hint="default" w:ascii="Calibri" w:hAnsi="Calibri" w:eastAsia="SimSun" w:cs="Calibri"/>
+                <w:kern w:val="0"/>
+                <w:sz w:val="20"/>
+                <w:szCs w:val="20"/>
+                <w:lang w:val="en-US" w:eastAsia="zh-CN" w:bidi="ar"/>
+              </w:rPr>
+              <w:t>Start_Date</w:t>
+            </w:r>
+          </w:p>
+        </w:tc>
+        <w:tc>
+          <w:tcPr>
+            <w:tcW w:w="0" w:type="auto"/>
+            <w:tcBorders>
+              <w:top w:val="single" w:color="auto" w:sz="4" w:space="0"/>
+              <w:left w:val="single" w:color="auto" w:sz="4" w:space="0"/>
+              <w:bottom w:val="single" w:color="auto" w:sz="4" w:space="0"/>
+              <w:right w:val="single" w:color="auto" w:sz="4" w:space="0"/>
+            </w:tcBorders>
+            <w:shd w:val="clear" w:color="auto" w:fill="auto"/>
+            <w:vAlign w:val="center"/>
+          </w:tcPr>
+          <w:p>
+            <w:pPr>
+              <w:keepNext w:val="0"/>
+              <w:keepLines w:val="0"/>
+              <w:widowControl/>
+              <w:suppressLineNumbers w:val="0"/>
+              <w:jc w:val="left"/>
+              <w:rPr>
+                <w:rFonts w:hint="default" w:ascii="Calibri" w:hAnsi="Calibri" w:cs="Calibri"/>
+                <w:sz w:val="20"/>
+                <w:szCs w:val="20"/>
+              </w:rPr>
+            </w:pPr>
+            <w:r>
+              <w:rPr>
+                <w:rFonts w:hint="default" w:ascii="Calibri" w:hAnsi="Calibri" w:eastAsia="SimSun" w:cs="Calibri"/>
+                <w:kern w:val="0"/>
+                <w:sz w:val="20"/>
+                <w:szCs w:val="20"/>
+                <w:lang w:val="en-US" w:eastAsia="zh-CN" w:bidi="ar"/>
+              </w:rPr>
+              <w:t>object</w:t>
+            </w:r>
+          </w:p>
+        </w:tc>
+        <w:tc>
+          <w:tcPr>
+            <w:tcW w:w="0" w:type="auto"/>
+            <w:tcBorders>
+              <w:top w:val="single" w:color="auto" w:sz="4" w:space="0"/>
+              <w:left w:val="single" w:color="auto" w:sz="4" w:space="0"/>
+              <w:bottom w:val="single" w:color="auto" w:sz="4" w:space="0"/>
+              <w:right w:val="single" w:color="auto" w:sz="4" w:space="0"/>
+            </w:tcBorders>
+            <w:shd w:val="clear" w:color="auto" w:fill="auto"/>
+            <w:vAlign w:val="center"/>
+          </w:tcPr>
+          <w:p>
+            <w:pPr>
+              <w:keepNext w:val="0"/>
+              <w:keepLines w:val="0"/>
+              <w:widowControl/>
+              <w:suppressLineNumbers w:val="0"/>
+              <w:jc w:val="left"/>
+              <w:rPr>
+                <w:rFonts w:hint="default" w:ascii="Calibri" w:hAnsi="Calibri" w:cs="Calibri"/>
+                <w:sz w:val="20"/>
+                <w:szCs w:val="20"/>
+              </w:rPr>
+            </w:pPr>
+            <w:r>
+              <w:rPr>
+                <w:rFonts w:hint="default" w:ascii="Calibri" w:hAnsi="Calibri" w:eastAsia="SimSun" w:cs="Calibri"/>
+                <w:kern w:val="0"/>
+                <w:sz w:val="20"/>
+                <w:szCs w:val="20"/>
+                <w:lang w:val="en-US" w:eastAsia="zh-CN" w:bidi="ar"/>
+              </w:rPr>
+              <w:t>Start date of the campaign.</w:t>
+            </w:r>
+          </w:p>
+        </w:tc>
+      </w:tr>
+      <w:tr>
+        <w:tblPrEx>
+          <w:tblBorders>
+            <w:top w:val="none" w:color="auto" w:sz="0" w:space="0"/>
+            <w:left w:val="none" w:color="auto" w:sz="0" w:space="0"/>
+            <w:bottom w:val="none" w:color="auto" w:sz="0" w:space="0"/>
+            <w:right w:val="none" w:color="auto" w:sz="0" w:space="0"/>
+            <w:insideH w:val="none" w:color="auto" w:sz="0" w:space="0"/>
+            <w:insideV w:val="none" w:color="auto" w:sz="0" w:space="0"/>
+          </w:tblBorders>
+          <w:shd w:val="clear" w:color="auto" w:fill="auto"/>
+          <w:tblCellMar>
+            <w:top w:w="15" w:type="dxa"/>
+            <w:left w:w="15" w:type="dxa"/>
+            <w:bottom w:w="15" w:type="dxa"/>
+            <w:right w:w="15" w:type="dxa"/>
+          </w:tblCellMar>
+        </w:tblPrEx>
+        <w:trPr>
+          <w:tblCellSpacing w:w="15" w:type="dxa"/>
+        </w:trPr>
+        <w:tc>
+          <w:tcPr>
+            <w:tcW w:w="0" w:type="auto"/>
+            <w:tcBorders>
+              <w:top w:val="single" w:color="auto" w:sz="4" w:space="0"/>
+              <w:left w:val="single" w:color="auto" w:sz="4" w:space="0"/>
+              <w:bottom w:val="single" w:color="auto" w:sz="4" w:space="0"/>
+              <w:right w:val="single" w:color="auto" w:sz="4" w:space="0"/>
+            </w:tcBorders>
+            <w:shd w:val="clear" w:color="auto" w:fill="auto"/>
+            <w:vAlign w:val="center"/>
+          </w:tcPr>
+          <w:p>
+            <w:pPr>
+              <w:keepNext w:val="0"/>
+              <w:keepLines w:val="0"/>
+              <w:widowControl/>
+              <w:suppressLineNumbers w:val="0"/>
+              <w:jc w:val="left"/>
+              <w:rPr>
+                <w:rFonts w:hint="default" w:ascii="Calibri" w:hAnsi="Calibri" w:cs="Calibri"/>
+                <w:sz w:val="20"/>
+                <w:szCs w:val="20"/>
+              </w:rPr>
+            </w:pPr>
+            <w:r>
+              <w:rPr>
+                <w:rFonts w:hint="default" w:ascii="Calibri" w:hAnsi="Calibri" w:eastAsia="SimSun" w:cs="Calibri"/>
+                <w:kern w:val="0"/>
+                <w:sz w:val="20"/>
+                <w:szCs w:val="20"/>
+                <w:lang w:val="en-US" w:eastAsia="zh-CN" w:bidi="ar"/>
+              </w:rPr>
+              <w:t>Country</w:t>
+            </w:r>
+          </w:p>
+        </w:tc>
+        <w:tc>
+          <w:tcPr>
+            <w:tcW w:w="0" w:type="auto"/>
+            <w:tcBorders>
+              <w:top w:val="single" w:color="auto" w:sz="4" w:space="0"/>
+              <w:left w:val="single" w:color="auto" w:sz="4" w:space="0"/>
+              <w:bottom w:val="single" w:color="auto" w:sz="4" w:space="0"/>
+              <w:right w:val="single" w:color="auto" w:sz="4" w:space="0"/>
+            </w:tcBorders>
+            <w:shd w:val="clear" w:color="auto" w:fill="auto"/>
+            <w:vAlign w:val="center"/>
+          </w:tcPr>
+          <w:p>
+            <w:pPr>
+              <w:keepNext w:val="0"/>
+              <w:keepLines w:val="0"/>
+              <w:widowControl/>
+              <w:suppressLineNumbers w:val="0"/>
+              <w:jc w:val="left"/>
+              <w:rPr>
+                <w:rFonts w:hint="default" w:ascii="Calibri" w:hAnsi="Calibri" w:cs="Calibri"/>
+                <w:sz w:val="20"/>
+                <w:szCs w:val="20"/>
+              </w:rPr>
+            </w:pPr>
+            <w:r>
+              <w:rPr>
+                <w:rFonts w:hint="default" w:ascii="Calibri" w:hAnsi="Calibri" w:eastAsia="SimSun" w:cs="Calibri"/>
+                <w:kern w:val="0"/>
+                <w:sz w:val="20"/>
+                <w:szCs w:val="20"/>
+                <w:lang w:val="en-US" w:eastAsia="zh-CN" w:bidi="ar"/>
+              </w:rPr>
+              <w:t>object</w:t>
+            </w:r>
+          </w:p>
+        </w:tc>
+        <w:tc>
+          <w:tcPr>
+            <w:tcW w:w="0" w:type="auto"/>
+            <w:tcBorders>
+              <w:top w:val="single" w:color="auto" w:sz="4" w:space="0"/>
+              <w:left w:val="single" w:color="auto" w:sz="4" w:space="0"/>
+              <w:bottom w:val="single" w:color="auto" w:sz="4" w:space="0"/>
+              <w:right w:val="single" w:color="auto" w:sz="4" w:space="0"/>
+            </w:tcBorders>
+            <w:shd w:val="clear" w:color="auto" w:fill="auto"/>
+            <w:vAlign w:val="center"/>
+          </w:tcPr>
+          <w:p>
+            <w:pPr>
+              <w:keepNext w:val="0"/>
+              <w:keepLines w:val="0"/>
+              <w:widowControl/>
+              <w:suppressLineNumbers w:val="0"/>
+              <w:jc w:val="left"/>
+              <w:rPr>
+                <w:rFonts w:hint="default" w:ascii="Calibri" w:hAnsi="Calibri" w:cs="Calibri"/>
+                <w:sz w:val="20"/>
+                <w:szCs w:val="20"/>
+              </w:rPr>
+            </w:pPr>
+            <w:r>
+              <w:rPr>
+                <w:rFonts w:hint="default" w:ascii="Calibri" w:hAnsi="Calibri" w:eastAsia="SimSun" w:cs="Calibri"/>
+                <w:kern w:val="0"/>
+                <w:sz w:val="20"/>
+                <w:szCs w:val="20"/>
+                <w:lang w:val="en-US" w:eastAsia="zh-CN" w:bidi="ar"/>
+              </w:rPr>
+              <w:t>Applicant’s country (from Applicant dataset).</w:t>
             </w:r>
           </w:p>
         </w:tc>
@@ -6390,7 +7203,7 @@
                 <w:szCs w:val="20"/>
                 <w:lang w:val="en-US" w:eastAsia="zh-CN" w:bidi="ar"/>
               </w:rPr>
-              <w:t>Category</w:t>
+              <w:t>University</w:t>
             </w:r>
           </w:p>
         </w:tc>
@@ -6464,7 +7277,7 @@
                 <w:szCs w:val="20"/>
                 <w:lang w:val="en-US" w:eastAsia="zh-CN" w:bidi="ar"/>
               </w:rPr>
-              <w:t>Type or category of the campaign (e.g., Pre Admission, Post Admission).</w:t>
+              <w:t>University of the applicant (from Applicant dataset).</w:t>
             </w:r>
           </w:p>
         </w:tc>
@@ -6479,798 +7292,7 @@
             <w:insideH w:val="none" w:color="auto" w:sz="0" w:space="0"/>
             <w:insideV w:val="none" w:color="auto" w:sz="0" w:space="0"/>
           </w:tblBorders>
-          <w:tblCellMar>
-            <w:top w:w="15" w:type="dxa"/>
-            <w:left w:w="15" w:type="dxa"/>
-            <w:bottom w:w="15" w:type="dxa"/>
-            <w:right w:w="15" w:type="dxa"/>
-          </w:tblCellMar>
-        </w:tblPrEx>
-        <w:trPr>
-          <w:tblCellSpacing w:w="15" w:type="dxa"/>
-        </w:trPr>
-        <w:tc>
-          <w:tcPr>
-            <w:tcW w:w="0" w:type="auto"/>
-            <w:tcBorders>
-              <w:top w:val="single" w:color="auto" w:sz="4" w:space="0"/>
-              <w:left w:val="single" w:color="auto" w:sz="4" w:space="0"/>
-              <w:bottom w:val="single" w:color="auto" w:sz="4" w:space="0"/>
-              <w:right w:val="single" w:color="auto" w:sz="4" w:space="0"/>
-            </w:tcBorders>
-            <w:shd w:val="clear" w:color="auto" w:fill="auto"/>
-            <w:vAlign w:val="center"/>
-          </w:tcPr>
-          <w:p>
-            <w:pPr>
-              <w:keepNext w:val="0"/>
-              <w:keepLines w:val="0"/>
-              <w:widowControl/>
-              <w:suppressLineNumbers w:val="0"/>
-              <w:jc w:val="left"/>
-              <w:rPr>
-                <w:rFonts w:hint="default" w:ascii="Calibri" w:hAnsi="Calibri" w:cs="Calibri"/>
-                <w:sz w:val="20"/>
-                <w:szCs w:val="20"/>
-              </w:rPr>
-            </w:pPr>
-            <w:r>
-              <w:rPr>
-                <w:rFonts w:hint="default" w:ascii="Calibri" w:hAnsi="Calibri" w:eastAsia="SimSun" w:cs="Calibri"/>
-                <w:kern w:val="0"/>
-                <w:sz w:val="20"/>
-                <w:szCs w:val="20"/>
-                <w:lang w:val="en-US" w:eastAsia="zh-CN" w:bidi="ar"/>
-              </w:rPr>
-              <w:t>Intake</w:t>
-            </w:r>
-          </w:p>
-        </w:tc>
-        <w:tc>
-          <w:tcPr>
-            <w:tcW w:w="0" w:type="auto"/>
-            <w:tcBorders>
-              <w:top w:val="single" w:color="auto" w:sz="4" w:space="0"/>
-              <w:left w:val="single" w:color="auto" w:sz="4" w:space="0"/>
-              <w:bottom w:val="single" w:color="auto" w:sz="4" w:space="0"/>
-              <w:right w:val="single" w:color="auto" w:sz="4" w:space="0"/>
-            </w:tcBorders>
-            <w:shd w:val="clear" w:color="auto" w:fill="auto"/>
-            <w:vAlign w:val="center"/>
-          </w:tcPr>
-          <w:p>
-            <w:pPr>
-              <w:keepNext w:val="0"/>
-              <w:keepLines w:val="0"/>
-              <w:widowControl/>
-              <w:suppressLineNumbers w:val="0"/>
-              <w:jc w:val="left"/>
-              <w:rPr>
-                <w:rFonts w:hint="default" w:ascii="Calibri" w:hAnsi="Calibri" w:cs="Calibri"/>
-                <w:sz w:val="20"/>
-                <w:szCs w:val="20"/>
-              </w:rPr>
-            </w:pPr>
-            <w:r>
-              <w:rPr>
-                <w:rFonts w:hint="default" w:ascii="Calibri" w:hAnsi="Calibri" w:eastAsia="SimSun" w:cs="Calibri"/>
-                <w:kern w:val="0"/>
-                <w:sz w:val="20"/>
-                <w:szCs w:val="20"/>
-                <w:lang w:val="en-US" w:eastAsia="zh-CN" w:bidi="ar"/>
-              </w:rPr>
-              <w:t>object</w:t>
-            </w:r>
-          </w:p>
-        </w:tc>
-        <w:tc>
-          <w:tcPr>
-            <w:tcW w:w="0" w:type="auto"/>
-            <w:tcBorders>
-              <w:top w:val="single" w:color="auto" w:sz="4" w:space="0"/>
-              <w:left w:val="single" w:color="auto" w:sz="4" w:space="0"/>
-              <w:bottom w:val="single" w:color="auto" w:sz="4" w:space="0"/>
-              <w:right w:val="single" w:color="auto" w:sz="4" w:space="0"/>
-            </w:tcBorders>
-            <w:shd w:val="clear" w:color="auto" w:fill="auto"/>
-            <w:vAlign w:val="center"/>
-          </w:tcPr>
-          <w:p>
-            <w:pPr>
-              <w:keepNext w:val="0"/>
-              <w:keepLines w:val="0"/>
-              <w:widowControl/>
-              <w:suppressLineNumbers w:val="0"/>
-              <w:jc w:val="left"/>
-              <w:rPr>
-                <w:rFonts w:hint="default" w:ascii="Calibri" w:hAnsi="Calibri" w:cs="Calibri"/>
-                <w:sz w:val="20"/>
-                <w:szCs w:val="20"/>
-              </w:rPr>
-            </w:pPr>
-            <w:r>
-              <w:rPr>
-                <w:rFonts w:hint="default" w:ascii="Calibri" w:hAnsi="Calibri" w:eastAsia="SimSun" w:cs="Calibri"/>
-                <w:kern w:val="0"/>
-                <w:sz w:val="20"/>
-                <w:szCs w:val="20"/>
-                <w:lang w:val="en-US" w:eastAsia="zh-CN" w:bidi="ar"/>
-              </w:rPr>
-              <w:t>Academic intake associated with the campaign.</w:t>
-            </w:r>
-          </w:p>
-        </w:tc>
-      </w:tr>
-      <w:tr>
-        <w:tblPrEx>
-          <w:tblBorders>
-            <w:top w:val="none" w:color="auto" w:sz="0" w:space="0"/>
-            <w:left w:val="none" w:color="auto" w:sz="0" w:space="0"/>
-            <w:bottom w:val="none" w:color="auto" w:sz="0" w:space="0"/>
-            <w:right w:val="none" w:color="auto" w:sz="0" w:space="0"/>
-            <w:insideH w:val="none" w:color="auto" w:sz="0" w:space="0"/>
-            <w:insideV w:val="none" w:color="auto" w:sz="0" w:space="0"/>
-          </w:tblBorders>
-          <w:tblCellMar>
-            <w:top w:w="15" w:type="dxa"/>
-            <w:left w:w="15" w:type="dxa"/>
-            <w:bottom w:w="15" w:type="dxa"/>
-            <w:right w:w="15" w:type="dxa"/>
-          </w:tblCellMar>
-        </w:tblPrEx>
-        <w:trPr>
-          <w:tblCellSpacing w:w="15" w:type="dxa"/>
-        </w:trPr>
-        <w:tc>
-          <w:tcPr>
-            <w:tcW w:w="0" w:type="auto"/>
-            <w:tcBorders>
-              <w:top w:val="single" w:color="auto" w:sz="4" w:space="0"/>
-              <w:left w:val="single" w:color="auto" w:sz="4" w:space="0"/>
-              <w:bottom w:val="single" w:color="auto" w:sz="4" w:space="0"/>
-              <w:right w:val="single" w:color="auto" w:sz="4" w:space="0"/>
-            </w:tcBorders>
-            <w:shd w:val="clear" w:color="auto" w:fill="auto"/>
-            <w:vAlign w:val="center"/>
-          </w:tcPr>
-          <w:p>
-            <w:pPr>
-              <w:keepNext w:val="0"/>
-              <w:keepLines w:val="0"/>
-              <w:widowControl/>
-              <w:suppressLineNumbers w:val="0"/>
-              <w:jc w:val="left"/>
-              <w:rPr>
-                <w:rFonts w:hint="default" w:ascii="Calibri" w:hAnsi="Calibri" w:cs="Calibri"/>
-                <w:sz w:val="20"/>
-                <w:szCs w:val="20"/>
-              </w:rPr>
-            </w:pPr>
-            <w:r>
-              <w:rPr>
-                <w:rFonts w:hint="default" w:ascii="Calibri" w:hAnsi="Calibri" w:eastAsia="SimSun" w:cs="Calibri"/>
-                <w:kern w:val="0"/>
-                <w:sz w:val="20"/>
-                <w:szCs w:val="20"/>
-                <w:lang w:val="en-US" w:eastAsia="zh-CN" w:bidi="ar"/>
-              </w:rPr>
-              <w:t>University_y</w:t>
-            </w:r>
-          </w:p>
-        </w:tc>
-        <w:tc>
-          <w:tcPr>
-            <w:tcW w:w="0" w:type="auto"/>
-            <w:tcBorders>
-              <w:top w:val="single" w:color="auto" w:sz="4" w:space="0"/>
-              <w:left w:val="single" w:color="auto" w:sz="4" w:space="0"/>
-              <w:bottom w:val="single" w:color="auto" w:sz="4" w:space="0"/>
-              <w:right w:val="single" w:color="auto" w:sz="4" w:space="0"/>
-            </w:tcBorders>
-            <w:shd w:val="clear" w:color="auto" w:fill="auto"/>
-            <w:vAlign w:val="center"/>
-          </w:tcPr>
-          <w:p>
-            <w:pPr>
-              <w:keepNext w:val="0"/>
-              <w:keepLines w:val="0"/>
-              <w:widowControl/>
-              <w:suppressLineNumbers w:val="0"/>
-              <w:jc w:val="left"/>
-              <w:rPr>
-                <w:rFonts w:hint="default" w:ascii="Calibri" w:hAnsi="Calibri" w:cs="Calibri"/>
-                <w:sz w:val="20"/>
-                <w:szCs w:val="20"/>
-              </w:rPr>
-            </w:pPr>
-            <w:r>
-              <w:rPr>
-                <w:rFonts w:hint="default" w:ascii="Calibri" w:hAnsi="Calibri" w:eastAsia="SimSun" w:cs="Calibri"/>
-                <w:kern w:val="0"/>
-                <w:sz w:val="20"/>
-                <w:szCs w:val="20"/>
-                <w:lang w:val="en-US" w:eastAsia="zh-CN" w:bidi="ar"/>
-              </w:rPr>
-              <w:t>object</w:t>
-            </w:r>
-          </w:p>
-        </w:tc>
-        <w:tc>
-          <w:tcPr>
-            <w:tcW w:w="0" w:type="auto"/>
-            <w:tcBorders>
-              <w:top w:val="single" w:color="auto" w:sz="4" w:space="0"/>
-              <w:left w:val="single" w:color="auto" w:sz="4" w:space="0"/>
-              <w:bottom w:val="single" w:color="auto" w:sz="4" w:space="0"/>
-              <w:right w:val="single" w:color="auto" w:sz="4" w:space="0"/>
-            </w:tcBorders>
-            <w:shd w:val="clear" w:color="auto" w:fill="auto"/>
-            <w:vAlign w:val="center"/>
-          </w:tcPr>
-          <w:p>
-            <w:pPr>
-              <w:keepNext w:val="0"/>
-              <w:keepLines w:val="0"/>
-              <w:widowControl/>
-              <w:suppressLineNumbers w:val="0"/>
-              <w:jc w:val="left"/>
-              <w:rPr>
-                <w:rFonts w:hint="default" w:ascii="Calibri" w:hAnsi="Calibri" w:cs="Calibri"/>
-                <w:sz w:val="20"/>
-                <w:szCs w:val="20"/>
-              </w:rPr>
-            </w:pPr>
-            <w:r>
-              <w:rPr>
-                <w:rFonts w:hint="default" w:ascii="Calibri" w:hAnsi="Calibri" w:eastAsia="SimSun" w:cs="Calibri"/>
-                <w:kern w:val="0"/>
-                <w:sz w:val="20"/>
-                <w:szCs w:val="20"/>
-                <w:lang w:val="en-US" w:eastAsia="zh-CN" w:bidi="ar"/>
-              </w:rPr>
-              <w:t>University associated with the campaign (from Campaign dataset).</w:t>
-            </w:r>
-          </w:p>
-        </w:tc>
-      </w:tr>
-      <w:tr>
-        <w:tblPrEx>
-          <w:tblBorders>
-            <w:top w:val="none" w:color="auto" w:sz="0" w:space="0"/>
-            <w:left w:val="none" w:color="auto" w:sz="0" w:space="0"/>
-            <w:bottom w:val="none" w:color="auto" w:sz="0" w:space="0"/>
-            <w:right w:val="none" w:color="auto" w:sz="0" w:space="0"/>
-            <w:insideH w:val="none" w:color="auto" w:sz="0" w:space="0"/>
-            <w:insideV w:val="none" w:color="auto" w:sz="0" w:space="0"/>
-          </w:tblBorders>
-          <w:tblCellMar>
-            <w:top w:w="15" w:type="dxa"/>
-            <w:left w:w="15" w:type="dxa"/>
-            <w:bottom w:w="15" w:type="dxa"/>
-            <w:right w:w="15" w:type="dxa"/>
-          </w:tblCellMar>
-        </w:tblPrEx>
-        <w:trPr>
-          <w:tblCellSpacing w:w="15" w:type="dxa"/>
-        </w:trPr>
-        <w:tc>
-          <w:tcPr>
-            <w:tcW w:w="0" w:type="auto"/>
-            <w:tcBorders>
-              <w:top w:val="single" w:color="auto" w:sz="4" w:space="0"/>
-              <w:left w:val="single" w:color="auto" w:sz="4" w:space="0"/>
-              <w:bottom w:val="single" w:color="auto" w:sz="4" w:space="0"/>
-              <w:right w:val="single" w:color="auto" w:sz="4" w:space="0"/>
-            </w:tcBorders>
-            <w:shd w:val="clear" w:color="auto" w:fill="auto"/>
-            <w:vAlign w:val="center"/>
-          </w:tcPr>
-          <w:p>
-            <w:pPr>
-              <w:keepNext w:val="0"/>
-              <w:keepLines w:val="0"/>
-              <w:widowControl/>
-              <w:suppressLineNumbers w:val="0"/>
-              <w:jc w:val="left"/>
-              <w:rPr>
-                <w:rFonts w:hint="default" w:ascii="Calibri" w:hAnsi="Calibri" w:cs="Calibri"/>
-                <w:sz w:val="20"/>
-                <w:szCs w:val="20"/>
-              </w:rPr>
-            </w:pPr>
-            <w:r>
-              <w:rPr>
-                <w:rFonts w:hint="default" w:ascii="Calibri" w:hAnsi="Calibri" w:eastAsia="SimSun" w:cs="Calibri"/>
-                <w:kern w:val="0"/>
-                <w:sz w:val="20"/>
-                <w:szCs w:val="20"/>
-                <w:lang w:val="en-US" w:eastAsia="zh-CN" w:bidi="ar"/>
-              </w:rPr>
-              <w:t>Status</w:t>
-            </w:r>
-          </w:p>
-        </w:tc>
-        <w:tc>
-          <w:tcPr>
-            <w:tcW w:w="0" w:type="auto"/>
-            <w:tcBorders>
-              <w:top w:val="single" w:color="auto" w:sz="4" w:space="0"/>
-              <w:left w:val="single" w:color="auto" w:sz="4" w:space="0"/>
-              <w:bottom w:val="single" w:color="auto" w:sz="4" w:space="0"/>
-              <w:right w:val="single" w:color="auto" w:sz="4" w:space="0"/>
-            </w:tcBorders>
-            <w:shd w:val="clear" w:color="auto" w:fill="auto"/>
-            <w:vAlign w:val="center"/>
-          </w:tcPr>
-          <w:p>
-            <w:pPr>
-              <w:keepNext w:val="0"/>
-              <w:keepLines w:val="0"/>
-              <w:widowControl/>
-              <w:suppressLineNumbers w:val="0"/>
-              <w:jc w:val="left"/>
-              <w:rPr>
-                <w:rFonts w:hint="default" w:ascii="Calibri" w:hAnsi="Calibri" w:cs="Calibri"/>
-                <w:sz w:val="20"/>
-                <w:szCs w:val="20"/>
-              </w:rPr>
-            </w:pPr>
-            <w:r>
-              <w:rPr>
-                <w:rFonts w:hint="default" w:ascii="Calibri" w:hAnsi="Calibri" w:eastAsia="SimSun" w:cs="Calibri"/>
-                <w:kern w:val="0"/>
-                <w:sz w:val="20"/>
-                <w:szCs w:val="20"/>
-                <w:lang w:val="en-US" w:eastAsia="zh-CN" w:bidi="ar"/>
-              </w:rPr>
-              <w:t>object</w:t>
-            </w:r>
-          </w:p>
-        </w:tc>
-        <w:tc>
-          <w:tcPr>
-            <w:tcW w:w="0" w:type="auto"/>
-            <w:tcBorders>
-              <w:top w:val="single" w:color="auto" w:sz="4" w:space="0"/>
-              <w:left w:val="single" w:color="auto" w:sz="4" w:space="0"/>
-              <w:bottom w:val="single" w:color="auto" w:sz="4" w:space="0"/>
-              <w:right w:val="single" w:color="auto" w:sz="4" w:space="0"/>
-            </w:tcBorders>
-            <w:shd w:val="clear" w:color="auto" w:fill="auto"/>
-            <w:vAlign w:val="center"/>
-          </w:tcPr>
-          <w:p>
-            <w:pPr>
-              <w:keepNext w:val="0"/>
-              <w:keepLines w:val="0"/>
-              <w:widowControl/>
-              <w:suppressLineNumbers w:val="0"/>
-              <w:jc w:val="left"/>
-              <w:rPr>
-                <w:rFonts w:hint="default" w:ascii="Calibri" w:hAnsi="Calibri" w:cs="Calibri"/>
-                <w:sz w:val="20"/>
-                <w:szCs w:val="20"/>
-              </w:rPr>
-            </w:pPr>
-            <w:r>
-              <w:rPr>
-                <w:rFonts w:hint="default" w:ascii="Calibri" w:hAnsi="Calibri" w:eastAsia="SimSun" w:cs="Calibri"/>
-                <w:kern w:val="0"/>
-                <w:sz w:val="20"/>
-                <w:szCs w:val="20"/>
-                <w:lang w:val="en-US" w:eastAsia="zh-CN" w:bidi="ar"/>
-              </w:rPr>
-              <w:t>Current status of the campaign (e.g., Completed).</w:t>
-            </w:r>
-          </w:p>
-        </w:tc>
-      </w:tr>
-      <w:tr>
-        <w:tblPrEx>
-          <w:tblBorders>
-            <w:top w:val="none" w:color="auto" w:sz="0" w:space="0"/>
-            <w:left w:val="none" w:color="auto" w:sz="0" w:space="0"/>
-            <w:bottom w:val="none" w:color="auto" w:sz="0" w:space="0"/>
-            <w:right w:val="none" w:color="auto" w:sz="0" w:space="0"/>
-            <w:insideH w:val="none" w:color="auto" w:sz="0" w:space="0"/>
-            <w:insideV w:val="none" w:color="auto" w:sz="0" w:space="0"/>
-          </w:tblBorders>
-          <w:tblCellMar>
-            <w:top w:w="15" w:type="dxa"/>
-            <w:left w:w="15" w:type="dxa"/>
-            <w:bottom w:w="15" w:type="dxa"/>
-            <w:right w:w="15" w:type="dxa"/>
-          </w:tblCellMar>
-        </w:tblPrEx>
-        <w:trPr>
-          <w:tblCellSpacing w:w="15" w:type="dxa"/>
-        </w:trPr>
-        <w:tc>
-          <w:tcPr>
-            <w:tcW w:w="0" w:type="auto"/>
-            <w:tcBorders>
-              <w:top w:val="single" w:color="auto" w:sz="4" w:space="0"/>
-              <w:left w:val="single" w:color="auto" w:sz="4" w:space="0"/>
-              <w:bottom w:val="single" w:color="auto" w:sz="4" w:space="0"/>
-              <w:right w:val="single" w:color="auto" w:sz="4" w:space="0"/>
-            </w:tcBorders>
-            <w:shd w:val="clear" w:color="auto" w:fill="auto"/>
-            <w:vAlign w:val="center"/>
-          </w:tcPr>
-          <w:p>
-            <w:pPr>
-              <w:keepNext w:val="0"/>
-              <w:keepLines w:val="0"/>
-              <w:widowControl/>
-              <w:suppressLineNumbers w:val="0"/>
-              <w:jc w:val="left"/>
-              <w:rPr>
-                <w:rFonts w:hint="default" w:ascii="Calibri" w:hAnsi="Calibri" w:cs="Calibri"/>
-                <w:sz w:val="20"/>
-                <w:szCs w:val="20"/>
-              </w:rPr>
-            </w:pPr>
-            <w:r>
-              <w:rPr>
-                <w:rFonts w:hint="default" w:ascii="Calibri" w:hAnsi="Calibri" w:eastAsia="SimSun" w:cs="Calibri"/>
-                <w:kern w:val="0"/>
-                <w:sz w:val="20"/>
-                <w:szCs w:val="20"/>
-                <w:lang w:val="en-US" w:eastAsia="zh-CN" w:bidi="ar"/>
-              </w:rPr>
-              <w:t>Start_Date</w:t>
-            </w:r>
-          </w:p>
-        </w:tc>
-        <w:tc>
-          <w:tcPr>
-            <w:tcW w:w="0" w:type="auto"/>
-            <w:tcBorders>
-              <w:top w:val="single" w:color="auto" w:sz="4" w:space="0"/>
-              <w:left w:val="single" w:color="auto" w:sz="4" w:space="0"/>
-              <w:bottom w:val="single" w:color="auto" w:sz="4" w:space="0"/>
-              <w:right w:val="single" w:color="auto" w:sz="4" w:space="0"/>
-            </w:tcBorders>
-            <w:shd w:val="clear" w:color="auto" w:fill="auto"/>
-            <w:vAlign w:val="center"/>
-          </w:tcPr>
-          <w:p>
-            <w:pPr>
-              <w:keepNext w:val="0"/>
-              <w:keepLines w:val="0"/>
-              <w:widowControl/>
-              <w:suppressLineNumbers w:val="0"/>
-              <w:jc w:val="left"/>
-              <w:rPr>
-                <w:rFonts w:hint="default" w:ascii="Calibri" w:hAnsi="Calibri" w:cs="Calibri"/>
-                <w:sz w:val="20"/>
-                <w:szCs w:val="20"/>
-              </w:rPr>
-            </w:pPr>
-            <w:r>
-              <w:rPr>
-                <w:rFonts w:hint="default" w:ascii="Calibri" w:hAnsi="Calibri" w:eastAsia="SimSun" w:cs="Calibri"/>
-                <w:kern w:val="0"/>
-                <w:sz w:val="20"/>
-                <w:szCs w:val="20"/>
-                <w:lang w:val="en-US" w:eastAsia="zh-CN" w:bidi="ar"/>
-              </w:rPr>
-              <w:t>object</w:t>
-            </w:r>
-          </w:p>
-        </w:tc>
-        <w:tc>
-          <w:tcPr>
-            <w:tcW w:w="0" w:type="auto"/>
-            <w:tcBorders>
-              <w:top w:val="single" w:color="auto" w:sz="4" w:space="0"/>
-              <w:left w:val="single" w:color="auto" w:sz="4" w:space="0"/>
-              <w:bottom w:val="single" w:color="auto" w:sz="4" w:space="0"/>
-              <w:right w:val="single" w:color="auto" w:sz="4" w:space="0"/>
-            </w:tcBorders>
-            <w:shd w:val="clear" w:color="auto" w:fill="auto"/>
-            <w:vAlign w:val="center"/>
-          </w:tcPr>
-          <w:p>
-            <w:pPr>
-              <w:keepNext w:val="0"/>
-              <w:keepLines w:val="0"/>
-              <w:widowControl/>
-              <w:suppressLineNumbers w:val="0"/>
-              <w:jc w:val="left"/>
-              <w:rPr>
-                <w:rFonts w:hint="default" w:ascii="Calibri" w:hAnsi="Calibri" w:cs="Calibri"/>
-                <w:sz w:val="20"/>
-                <w:szCs w:val="20"/>
-              </w:rPr>
-            </w:pPr>
-            <w:r>
-              <w:rPr>
-                <w:rFonts w:hint="default" w:ascii="Calibri" w:hAnsi="Calibri" w:eastAsia="SimSun" w:cs="Calibri"/>
-                <w:kern w:val="0"/>
-                <w:sz w:val="20"/>
-                <w:szCs w:val="20"/>
-                <w:lang w:val="en-US" w:eastAsia="zh-CN" w:bidi="ar"/>
-              </w:rPr>
-              <w:t>Start date of the campaign.</w:t>
-            </w:r>
-          </w:p>
-        </w:tc>
-      </w:tr>
-      <w:tr>
-        <w:tblPrEx>
-          <w:tblBorders>
-            <w:top w:val="none" w:color="auto" w:sz="0" w:space="0"/>
-            <w:left w:val="none" w:color="auto" w:sz="0" w:space="0"/>
-            <w:bottom w:val="none" w:color="auto" w:sz="0" w:space="0"/>
-            <w:right w:val="none" w:color="auto" w:sz="0" w:space="0"/>
-            <w:insideH w:val="none" w:color="auto" w:sz="0" w:space="0"/>
-            <w:insideV w:val="none" w:color="auto" w:sz="0" w:space="0"/>
-          </w:tblBorders>
-          <w:tblCellMar>
-            <w:top w:w="15" w:type="dxa"/>
-            <w:left w:w="15" w:type="dxa"/>
-            <w:bottom w:w="15" w:type="dxa"/>
-            <w:right w:w="15" w:type="dxa"/>
-          </w:tblCellMar>
-        </w:tblPrEx>
-        <w:trPr>
-          <w:tblCellSpacing w:w="15" w:type="dxa"/>
-        </w:trPr>
-        <w:tc>
-          <w:tcPr>
-            <w:tcW w:w="0" w:type="auto"/>
-            <w:tcBorders>
-              <w:top w:val="single" w:color="auto" w:sz="4" w:space="0"/>
-              <w:left w:val="single" w:color="auto" w:sz="4" w:space="0"/>
-              <w:bottom w:val="single" w:color="auto" w:sz="4" w:space="0"/>
-              <w:right w:val="single" w:color="auto" w:sz="4" w:space="0"/>
-            </w:tcBorders>
-            <w:shd w:val="clear" w:color="auto" w:fill="auto"/>
-            <w:vAlign w:val="center"/>
-          </w:tcPr>
-          <w:p>
-            <w:pPr>
-              <w:keepNext w:val="0"/>
-              <w:keepLines w:val="0"/>
-              <w:widowControl/>
-              <w:suppressLineNumbers w:val="0"/>
-              <w:jc w:val="left"/>
-              <w:rPr>
-                <w:rFonts w:hint="default" w:ascii="Calibri" w:hAnsi="Calibri" w:cs="Calibri"/>
-                <w:sz w:val="20"/>
-                <w:szCs w:val="20"/>
-              </w:rPr>
-            </w:pPr>
-            <w:r>
-              <w:rPr>
-                <w:rFonts w:hint="default" w:ascii="Calibri" w:hAnsi="Calibri" w:eastAsia="SimSun" w:cs="Calibri"/>
-                <w:kern w:val="0"/>
-                <w:sz w:val="20"/>
-                <w:szCs w:val="20"/>
-                <w:lang w:val="en-US" w:eastAsia="zh-CN" w:bidi="ar"/>
-              </w:rPr>
-              <w:t>Country</w:t>
-            </w:r>
-          </w:p>
-        </w:tc>
-        <w:tc>
-          <w:tcPr>
-            <w:tcW w:w="0" w:type="auto"/>
-            <w:tcBorders>
-              <w:top w:val="single" w:color="auto" w:sz="4" w:space="0"/>
-              <w:left w:val="single" w:color="auto" w:sz="4" w:space="0"/>
-              <w:bottom w:val="single" w:color="auto" w:sz="4" w:space="0"/>
-              <w:right w:val="single" w:color="auto" w:sz="4" w:space="0"/>
-            </w:tcBorders>
-            <w:shd w:val="clear" w:color="auto" w:fill="auto"/>
-            <w:vAlign w:val="center"/>
-          </w:tcPr>
-          <w:p>
-            <w:pPr>
-              <w:keepNext w:val="0"/>
-              <w:keepLines w:val="0"/>
-              <w:widowControl/>
-              <w:suppressLineNumbers w:val="0"/>
-              <w:jc w:val="left"/>
-              <w:rPr>
-                <w:rFonts w:hint="default" w:ascii="Calibri" w:hAnsi="Calibri" w:cs="Calibri"/>
-                <w:sz w:val="20"/>
-                <w:szCs w:val="20"/>
-              </w:rPr>
-            </w:pPr>
-            <w:r>
-              <w:rPr>
-                <w:rFonts w:hint="default" w:ascii="Calibri" w:hAnsi="Calibri" w:eastAsia="SimSun" w:cs="Calibri"/>
-                <w:kern w:val="0"/>
-                <w:sz w:val="20"/>
-                <w:szCs w:val="20"/>
-                <w:lang w:val="en-US" w:eastAsia="zh-CN" w:bidi="ar"/>
-              </w:rPr>
-              <w:t>object</w:t>
-            </w:r>
-          </w:p>
-        </w:tc>
-        <w:tc>
-          <w:tcPr>
-            <w:tcW w:w="0" w:type="auto"/>
-            <w:tcBorders>
-              <w:top w:val="single" w:color="auto" w:sz="4" w:space="0"/>
-              <w:left w:val="single" w:color="auto" w:sz="4" w:space="0"/>
-              <w:bottom w:val="single" w:color="auto" w:sz="4" w:space="0"/>
-              <w:right w:val="single" w:color="auto" w:sz="4" w:space="0"/>
-            </w:tcBorders>
-            <w:shd w:val="clear" w:color="auto" w:fill="auto"/>
-            <w:vAlign w:val="center"/>
-          </w:tcPr>
-          <w:p>
-            <w:pPr>
-              <w:keepNext w:val="0"/>
-              <w:keepLines w:val="0"/>
-              <w:widowControl/>
-              <w:suppressLineNumbers w:val="0"/>
-              <w:jc w:val="left"/>
-              <w:rPr>
-                <w:rFonts w:hint="default" w:ascii="Calibri" w:hAnsi="Calibri" w:cs="Calibri"/>
-                <w:sz w:val="20"/>
-                <w:szCs w:val="20"/>
-              </w:rPr>
-            </w:pPr>
-            <w:r>
-              <w:rPr>
-                <w:rFonts w:hint="default" w:ascii="Calibri" w:hAnsi="Calibri" w:eastAsia="SimSun" w:cs="Calibri"/>
-                <w:kern w:val="0"/>
-                <w:sz w:val="20"/>
-                <w:szCs w:val="20"/>
-                <w:lang w:val="en-US" w:eastAsia="zh-CN" w:bidi="ar"/>
-              </w:rPr>
-              <w:t>Applicant’s country (from Applicant dataset).</w:t>
-            </w:r>
-          </w:p>
-        </w:tc>
-      </w:tr>
-      <w:tr>
-        <w:tblPrEx>
-          <w:tblBorders>
-            <w:top w:val="none" w:color="auto" w:sz="0" w:space="0"/>
-            <w:left w:val="none" w:color="auto" w:sz="0" w:space="0"/>
-            <w:bottom w:val="none" w:color="auto" w:sz="0" w:space="0"/>
-            <w:right w:val="none" w:color="auto" w:sz="0" w:space="0"/>
-            <w:insideH w:val="none" w:color="auto" w:sz="0" w:space="0"/>
-            <w:insideV w:val="none" w:color="auto" w:sz="0" w:space="0"/>
-          </w:tblBorders>
-          <w:tblCellMar>
-            <w:top w:w="15" w:type="dxa"/>
-            <w:left w:w="15" w:type="dxa"/>
-            <w:bottom w:w="15" w:type="dxa"/>
-            <w:right w:w="15" w:type="dxa"/>
-          </w:tblCellMar>
-        </w:tblPrEx>
-        <w:trPr>
-          <w:tblCellSpacing w:w="15" w:type="dxa"/>
-        </w:trPr>
-        <w:tc>
-          <w:tcPr>
-            <w:tcW w:w="0" w:type="auto"/>
-            <w:tcBorders>
-              <w:top w:val="single" w:color="auto" w:sz="4" w:space="0"/>
-              <w:left w:val="single" w:color="auto" w:sz="4" w:space="0"/>
-              <w:bottom w:val="single" w:color="auto" w:sz="4" w:space="0"/>
-              <w:right w:val="single" w:color="auto" w:sz="4" w:space="0"/>
-            </w:tcBorders>
-            <w:shd w:val="clear" w:color="auto" w:fill="auto"/>
-            <w:vAlign w:val="center"/>
-          </w:tcPr>
-          <w:p>
-            <w:pPr>
-              <w:keepNext w:val="0"/>
-              <w:keepLines w:val="0"/>
-              <w:widowControl/>
-              <w:suppressLineNumbers w:val="0"/>
-              <w:jc w:val="left"/>
-              <w:rPr>
-                <w:rFonts w:hint="default" w:ascii="Calibri" w:hAnsi="Calibri" w:cs="Calibri"/>
-                <w:sz w:val="20"/>
-                <w:szCs w:val="20"/>
-              </w:rPr>
-            </w:pPr>
-            <w:r>
-              <w:rPr>
-                <w:rFonts w:hint="default" w:ascii="Calibri" w:hAnsi="Calibri" w:eastAsia="SimSun" w:cs="Calibri"/>
-                <w:kern w:val="0"/>
-                <w:sz w:val="20"/>
-                <w:szCs w:val="20"/>
-                <w:lang w:val="en-US" w:eastAsia="zh-CN" w:bidi="ar"/>
-              </w:rPr>
-              <w:t>University</w:t>
-            </w:r>
-          </w:p>
-        </w:tc>
-        <w:tc>
-          <w:tcPr>
-            <w:tcW w:w="0" w:type="auto"/>
-            <w:tcBorders>
-              <w:top w:val="single" w:color="auto" w:sz="4" w:space="0"/>
-              <w:left w:val="single" w:color="auto" w:sz="4" w:space="0"/>
-              <w:bottom w:val="single" w:color="auto" w:sz="4" w:space="0"/>
-              <w:right w:val="single" w:color="auto" w:sz="4" w:space="0"/>
-            </w:tcBorders>
-            <w:shd w:val="clear" w:color="auto" w:fill="auto"/>
-            <w:vAlign w:val="center"/>
-          </w:tcPr>
-          <w:p>
-            <w:pPr>
-              <w:keepNext w:val="0"/>
-              <w:keepLines w:val="0"/>
-              <w:widowControl/>
-              <w:suppressLineNumbers w:val="0"/>
-              <w:jc w:val="left"/>
-              <w:rPr>
-                <w:rFonts w:hint="default" w:ascii="Calibri" w:hAnsi="Calibri" w:cs="Calibri"/>
-                <w:sz w:val="20"/>
-                <w:szCs w:val="20"/>
-              </w:rPr>
-            </w:pPr>
-            <w:r>
-              <w:rPr>
-                <w:rFonts w:hint="default" w:ascii="Calibri" w:hAnsi="Calibri" w:eastAsia="SimSun" w:cs="Calibri"/>
-                <w:kern w:val="0"/>
-                <w:sz w:val="20"/>
-                <w:szCs w:val="20"/>
-                <w:lang w:val="en-US" w:eastAsia="zh-CN" w:bidi="ar"/>
-              </w:rPr>
-              <w:t>object</w:t>
-            </w:r>
-          </w:p>
-        </w:tc>
-        <w:tc>
-          <w:tcPr>
-            <w:tcW w:w="0" w:type="auto"/>
-            <w:tcBorders>
-              <w:top w:val="single" w:color="auto" w:sz="4" w:space="0"/>
-              <w:left w:val="single" w:color="auto" w:sz="4" w:space="0"/>
-              <w:bottom w:val="single" w:color="auto" w:sz="4" w:space="0"/>
-              <w:right w:val="single" w:color="auto" w:sz="4" w:space="0"/>
-            </w:tcBorders>
-            <w:shd w:val="clear" w:color="auto" w:fill="auto"/>
-            <w:vAlign w:val="center"/>
-          </w:tcPr>
-          <w:p>
-            <w:pPr>
-              <w:keepNext w:val="0"/>
-              <w:keepLines w:val="0"/>
-              <w:widowControl/>
-              <w:suppressLineNumbers w:val="0"/>
-              <w:jc w:val="left"/>
-              <w:rPr>
-                <w:rFonts w:hint="default" w:ascii="Calibri" w:hAnsi="Calibri" w:cs="Calibri"/>
-                <w:sz w:val="20"/>
-                <w:szCs w:val="20"/>
-              </w:rPr>
-            </w:pPr>
-            <w:r>
-              <w:rPr>
-                <w:rFonts w:hint="default" w:ascii="Calibri" w:hAnsi="Calibri" w:eastAsia="SimSun" w:cs="Calibri"/>
-                <w:kern w:val="0"/>
-                <w:sz w:val="20"/>
-                <w:szCs w:val="20"/>
-                <w:lang w:val="en-US" w:eastAsia="zh-CN" w:bidi="ar"/>
-              </w:rPr>
-              <w:t>University of the applicant (from Applicant dataset).</w:t>
-            </w:r>
-          </w:p>
-        </w:tc>
-      </w:tr>
-      <w:tr>
-        <w:tblPrEx>
-          <w:tblBorders>
-            <w:top w:val="none" w:color="auto" w:sz="0" w:space="0"/>
-            <w:left w:val="none" w:color="auto" w:sz="0" w:space="0"/>
-            <w:bottom w:val="none" w:color="auto" w:sz="0" w:space="0"/>
-            <w:right w:val="none" w:color="auto" w:sz="0" w:space="0"/>
-            <w:insideH w:val="none" w:color="auto" w:sz="0" w:space="0"/>
-            <w:insideV w:val="none" w:color="auto" w:sz="0" w:space="0"/>
-          </w:tblBorders>
+          <w:shd w:val="clear" w:color="auto" w:fill="auto"/>
           <w:tblCellMar>
             <w:top w:w="15" w:type="dxa"/>
             <w:left w:w="15" w:type="dxa"/>
@@ -8090,6 +8112,7 @@
             <w:insideH w:val="none" w:color="auto" w:sz="0" w:space="0"/>
             <w:insideV w:val="none" w:color="auto" w:sz="0" w:space="0"/>
           </w:tblBorders>
+          <w:shd w:val="clear" w:color="auto" w:fill="auto"/>
           <w:tblCellMar>
             <w:top w:w="15" w:type="dxa"/>
             <w:left w:w="15" w:type="dxa"/>
@@ -8372,6 +8395,7 @@
             <w:insideH w:val="none" w:color="auto" w:sz="0" w:space="0"/>
             <w:insideV w:val="none" w:color="auto" w:sz="0" w:space="0"/>
           </w:tblBorders>
+          <w:shd w:val="clear" w:color="auto" w:fill="auto"/>
           <w:tblCellMar>
             <w:top w:w="15" w:type="dxa"/>
             <w:left w:w="15" w:type="dxa"/>
@@ -8654,6 +8678,7 @@
             <w:insideH w:val="none" w:color="auto" w:sz="0" w:space="0"/>
             <w:insideV w:val="none" w:color="auto" w:sz="0" w:space="0"/>
           </w:tblBorders>
+          <w:shd w:val="clear" w:color="auto" w:fill="auto"/>
           <w:tblCellMar>
             <w:top w:w="15" w:type="dxa"/>
             <w:left w:w="15" w:type="dxa"/>
@@ -8936,6 +8961,7 @@
             <w:insideH w:val="none" w:color="auto" w:sz="0" w:space="0"/>
             <w:insideV w:val="none" w:color="auto" w:sz="0" w:space="0"/>
           </w:tblBorders>
+          <w:shd w:val="clear" w:color="auto" w:fill="auto"/>
           <w:tblCellMar>
             <w:top w:w="15" w:type="dxa"/>
             <w:left w:w="15" w:type="dxa"/>
@@ -10010,7 +10036,12 @@
             <w:insideH w:val="none" w:color="auto" w:sz="0" w:space="0"/>
             <w:insideV w:val="none" w:color="auto" w:sz="0" w:space="0"/>
           </w:tblBorders>
-          <w:shd w:val="clear" w:color="auto" w:fill="auto"/>
+          <w:tblCellMar>
+            <w:top w:w="15" w:type="dxa"/>
+            <w:left w:w="15" w:type="dxa"/>
+            <w:bottom w:w="15" w:type="dxa"/>
+            <w:right w:w="15" w:type="dxa"/>
+          </w:tblCellMar>
         </w:tblPrEx>
         <w:trPr>
           <w:tblHeader/>
@@ -10126,7 +10157,6 @@
             <w:insideH w:val="none" w:color="auto" w:sz="0" w:space="0"/>
             <w:insideV w:val="none" w:color="auto" w:sz="0" w:space="0"/>
           </w:tblBorders>
-          <w:shd w:val="clear" w:color="auto" w:fill="auto"/>
           <w:tblCellMar>
             <w:top w:w="15" w:type="dxa"/>
             <w:left w:w="15" w:type="dxa"/>
@@ -10235,7 +10265,6 @@
             <w:insideH w:val="none" w:color="auto" w:sz="0" w:space="0"/>
             <w:insideV w:val="none" w:color="auto" w:sz="0" w:space="0"/>
           </w:tblBorders>
-          <w:shd w:val="clear" w:color="auto" w:fill="auto"/>
           <w:tblCellMar>
             <w:top w:w="15" w:type="dxa"/>
             <w:left w:w="15" w:type="dxa"/>
@@ -10344,7 +10373,6 @@
             <w:insideH w:val="none" w:color="auto" w:sz="0" w:space="0"/>
             <w:insideV w:val="none" w:color="auto" w:sz="0" w:space="0"/>
           </w:tblBorders>
-          <w:shd w:val="clear" w:color="auto" w:fill="auto"/>
           <w:tblCellMar>
             <w:top w:w="15" w:type="dxa"/>
             <w:left w:w="15" w:type="dxa"/>
@@ -10453,7 +10481,6 @@
             <w:insideH w:val="none" w:color="auto" w:sz="0" w:space="0"/>
             <w:insideV w:val="none" w:color="auto" w:sz="0" w:space="0"/>
           </w:tblBorders>
-          <w:shd w:val="clear" w:color="auto" w:fill="auto"/>
           <w:tblCellMar>
             <w:top w:w="15" w:type="dxa"/>
             <w:left w:w="15" w:type="dxa"/>
@@ -15130,7 +15157,6 @@
             <w:insideH w:val="none" w:color="auto" w:sz="0" w:space="0"/>
             <w:insideV w:val="none" w:color="auto" w:sz="0" w:space="0"/>
           </w:tblBorders>
-          <w:shd w:val="clear" w:color="auto" w:fill="auto"/>
           <w:tblCellMar>
             <w:top w:w="15" w:type="dxa"/>
             <w:left w:w="15" w:type="dxa"/>
@@ -15366,6 +15392,7 @@
             <w:insideH w:val="none" w:color="auto" w:sz="0" w:space="0"/>
             <w:insideV w:val="none" w:color="auto" w:sz="0" w:space="0"/>
           </w:tblBorders>
+          <w:shd w:val="clear" w:color="auto" w:fill="auto"/>
           <w:tblCellMar>
             <w:top w:w="15" w:type="dxa"/>
             <w:left w:w="15" w:type="dxa"/>
@@ -15944,7 +15971,6 @@
             <w:insideH w:val="none" w:color="auto" w:sz="0" w:space="0"/>
             <w:insideV w:val="none" w:color="auto" w:sz="0" w:space="0"/>
           </w:tblBorders>
-          <w:shd w:val="clear" w:color="auto" w:fill="auto"/>
           <w:tblCellMar>
             <w:top w:w="15" w:type="dxa"/>
             <w:left w:w="15" w:type="dxa"/>
@@ -17053,6 +17079,219 @@
             <w:insideH w:val="none" w:color="auto" w:sz="0" w:space="0"/>
             <w:insideV w:val="none" w:color="auto" w:sz="0" w:space="0"/>
           </w:tblBorders>
+          <w:tblCellMar>
+            <w:top w:w="15" w:type="dxa"/>
+            <w:left w:w="15" w:type="dxa"/>
+            <w:bottom w:w="15" w:type="dxa"/>
+            <w:right w:w="15" w:type="dxa"/>
+          </w:tblCellMar>
+        </w:tblPrEx>
+        <w:trPr>
+          <w:tblCellSpacing w:w="15" w:type="dxa"/>
+        </w:trPr>
+        <w:tc>
+          <w:tcPr>
+            <w:tcW w:w="0" w:type="auto"/>
+            <w:tcBorders>
+              <w:top w:val="single" w:color="auto" w:sz="4" w:space="0"/>
+              <w:left w:val="single" w:color="auto" w:sz="4" w:space="0"/>
+              <w:bottom w:val="single" w:color="auto" w:sz="4" w:space="0"/>
+              <w:right w:val="single" w:color="auto" w:sz="4" w:space="0"/>
+            </w:tcBorders>
+            <w:shd w:val="clear" w:color="auto" w:fill="auto"/>
+            <w:vAlign w:val="center"/>
+          </w:tcPr>
+          <w:p>
+            <w:pPr>
+              <w:rPr>
+                <w:rFonts w:hint="default"/>
+                <w:b w:val="0"/>
+                <w:bCs w:val="0"/>
+                <w:color w:val="000000" w:themeColor="text1"/>
+                <w:sz w:val="20"/>
+                <w:szCs w:val="20"/>
+                <w:lang w:val="en-US"/>
+                <w14:textFill>
+                  <w14:solidFill>
+                    <w14:schemeClr w14:val="tx1"/>
+                  </w14:solidFill>
+                </w14:textFill>
+              </w:rPr>
+            </w:pPr>
+            <w:r>
+              <w:rPr>
+                <w:rFonts w:hint="default"/>
+                <w:b w:val="0"/>
+                <w:bCs w:val="0"/>
+                <w:color w:val="000000" w:themeColor="text1"/>
+                <w:sz w:val="20"/>
+                <w:szCs w:val="20"/>
+                <w:lang w:val="en-US" w:eastAsia="zh-CN"/>
+                <w14:textFill>
+                  <w14:solidFill>
+                    <w14:schemeClr w14:val="tx1"/>
+                  </w14:solidFill>
+                </w14:textFill>
+              </w:rPr>
+              <w:t>Top Countries by Response Rate</w:t>
+            </w:r>
+          </w:p>
+        </w:tc>
+        <w:tc>
+          <w:tcPr>
+            <w:tcW w:w="1011" w:type="dxa"/>
+            <w:tcBorders>
+              <w:top w:val="single" w:color="auto" w:sz="4" w:space="0"/>
+              <w:left w:val="single" w:color="auto" w:sz="4" w:space="0"/>
+              <w:bottom w:val="single" w:color="auto" w:sz="4" w:space="0"/>
+              <w:right w:val="single" w:color="auto" w:sz="4" w:space="0"/>
+            </w:tcBorders>
+            <w:shd w:val="clear" w:color="auto" w:fill="auto"/>
+            <w:vAlign w:val="center"/>
+          </w:tcPr>
+          <w:p>
+            <w:pPr>
+              <w:rPr>
+                <w:rFonts w:hint="default"/>
+                <w:b w:val="0"/>
+                <w:bCs w:val="0"/>
+                <w:color w:val="000000" w:themeColor="text1"/>
+                <w:sz w:val="20"/>
+                <w:szCs w:val="20"/>
+                <w:lang w:val="en-US"/>
+                <w14:textFill>
+                  <w14:solidFill>
+                    <w14:schemeClr w14:val="tx1"/>
+                  </w14:solidFill>
+                </w14:textFill>
+              </w:rPr>
+            </w:pPr>
+            <w:r>
+              <w:rPr>
+                <w:rFonts w:hint="default"/>
+                <w:b w:val="0"/>
+                <w:bCs w:val="0"/>
+                <w:color w:val="000000" w:themeColor="text1"/>
+                <w:sz w:val="20"/>
+                <w:szCs w:val="20"/>
+                <w:lang w:val="en-US" w:eastAsia="zh-CN"/>
+                <w14:textFill>
+                  <w14:solidFill>
+                    <w14:schemeClr w14:val="tx1"/>
+                  </w14:solidFill>
+                </w14:textFill>
+              </w:rPr>
+              <w:t>Clustered Bar Chart</w:t>
+            </w:r>
+          </w:p>
+        </w:tc>
+        <w:tc>
+          <w:tcPr>
+            <w:tcW w:w="2110" w:type="dxa"/>
+            <w:tcBorders>
+              <w:top w:val="single" w:color="auto" w:sz="4" w:space="0"/>
+              <w:left w:val="single" w:color="auto" w:sz="4" w:space="0"/>
+              <w:bottom w:val="single" w:color="auto" w:sz="4" w:space="0"/>
+              <w:right w:val="single" w:color="auto" w:sz="4" w:space="0"/>
+            </w:tcBorders>
+            <w:shd w:val="clear" w:color="auto" w:fill="auto"/>
+            <w:vAlign w:val="center"/>
+          </w:tcPr>
+          <w:p>
+            <w:pPr>
+              <w:rPr>
+                <w:rFonts w:hint="default"/>
+                <w:b w:val="0"/>
+                <w:bCs w:val="0"/>
+                <w:color w:val="000000" w:themeColor="text1"/>
+                <w:sz w:val="20"/>
+                <w:szCs w:val="20"/>
+                <w:lang w:val="en-US"/>
+                <w14:textFill>
+                  <w14:solidFill>
+                    <w14:schemeClr w14:val="tx1"/>
+                  </w14:solidFill>
+                </w14:textFill>
+              </w:rPr>
+            </w:pPr>
+            <w:r>
+              <w:rPr>
+                <w:rFonts w:hint="default"/>
+                <w:b w:val="0"/>
+                <w:bCs w:val="0"/>
+                <w:color w:val="000000" w:themeColor="text1"/>
+                <w:sz w:val="20"/>
+                <w:szCs w:val="20"/>
+                <w:lang w:val="en-US" w:eastAsia="zh-CN"/>
+                <w14:textFill>
+                  <w14:solidFill>
+                    <w14:schemeClr w14:val="tx1"/>
+                  </w14:solidFill>
+                </w14:textFill>
+              </w:rPr>
+              <w:t>Country, Response Rate</w:t>
+            </w:r>
+          </w:p>
+        </w:tc>
+        <w:tc>
+          <w:tcPr>
+            <w:tcW w:w="2895" w:type="dxa"/>
+            <w:tcBorders>
+              <w:top w:val="single" w:color="auto" w:sz="4" w:space="0"/>
+              <w:left w:val="single" w:color="auto" w:sz="4" w:space="0"/>
+              <w:bottom w:val="single" w:color="auto" w:sz="4" w:space="0"/>
+              <w:right w:val="single" w:color="auto" w:sz="4" w:space="0"/>
+            </w:tcBorders>
+            <w:shd w:val="clear" w:color="auto" w:fill="auto"/>
+            <w:vAlign w:val="center"/>
+          </w:tcPr>
+          <w:p>
+            <w:pPr>
+              <w:rPr>
+                <w:rFonts w:hint="default"/>
+                <w:b w:val="0"/>
+                <w:bCs w:val="0"/>
+                <w:color w:val="000000" w:themeColor="text1"/>
+                <w:sz w:val="20"/>
+                <w:szCs w:val="20"/>
+                <w:lang w:val="en-US"/>
+                <w14:textFill>
+                  <w14:solidFill>
+                    <w14:schemeClr w14:val="tx1"/>
+                  </w14:solidFill>
+                </w14:textFill>
+              </w:rPr>
+            </w:pPr>
+            <w:r>
+              <w:rPr>
+                <w:rFonts w:hint="default"/>
+                <w:b w:val="0"/>
+                <w:bCs w:val="0"/>
+                <w:color w:val="000000" w:themeColor="text1"/>
+                <w:sz w:val="20"/>
+                <w:szCs w:val="20"/>
+                <w:lang w:val="en-US" w:eastAsia="zh-CN"/>
+                <w14:textFill>
+                  <w14:solidFill>
+                    <w14:schemeClr w14:val="tx1"/>
+                  </w14:solidFill>
+                </w14:textFill>
+              </w:rPr>
+              <w:t>Guides geographic targeting and resource allocation for maximum ROI.</w:t>
+            </w:r>
+          </w:p>
+        </w:tc>
+      </w:tr>
+      <w:tr>
+        <w:tblPrEx>
+          <w:tblBorders>
+            <w:top w:val="none" w:color="auto" w:sz="0" w:space="0"/>
+            <w:left w:val="none" w:color="auto" w:sz="0" w:space="0"/>
+            <w:bottom w:val="none" w:color="auto" w:sz="0" w:space="0"/>
+            <w:right w:val="none" w:color="auto" w:sz="0" w:space="0"/>
+            <w:insideH w:val="none" w:color="auto" w:sz="0" w:space="0"/>
+            <w:insideV w:val="none" w:color="auto" w:sz="0" w:space="0"/>
+          </w:tblBorders>
           <w:shd w:val="clear" w:color="auto" w:fill="auto"/>
           <w:tblCellMar>
             <w:top w:w="15" w:type="dxa"/>
@@ -17108,7 +17347,7 @@
                   </w14:solidFill>
                 </w14:textFill>
               </w:rPr>
-              <w:t>Top Countries by Response Rate</w:t>
+              <w:t>Response Rate (%) by Category</w:t>
             </w:r>
           </w:p>
         </w:tc>
@@ -17156,7 +17395,7 @@
                   </w14:solidFill>
                 </w14:textFill>
               </w:rPr>
-              <w:t>Clustered Bar Chart</w:t>
+              <w:t>Donut Chart</w:t>
             </w:r>
           </w:p>
         </w:tc>
@@ -17204,7 +17443,7 @@
                   </w14:solidFill>
                 </w14:textFill>
               </w:rPr>
-              <w:t>Country, Response Rate</w:t>
+              <w:t>Category, Response Rate</w:t>
             </w:r>
           </w:p>
         </w:tc>
@@ -17252,7 +17491,221 @@
                   </w14:solidFill>
                 </w14:textFill>
               </w:rPr>
-              <w:t>Guides geographic targeting and resource allocation for maximum ROI.</w:t>
+              <w:t>Helps prioritize campaign types based on effectiveness.</w:t>
+            </w:r>
+          </w:p>
+        </w:tc>
+      </w:tr>
+      <w:tr>
+        <w:tblPrEx>
+          <w:tblBorders>
+            <w:top w:val="none" w:color="auto" w:sz="0" w:space="0"/>
+            <w:left w:val="none" w:color="auto" w:sz="0" w:space="0"/>
+            <w:bottom w:val="none" w:color="auto" w:sz="0" w:space="0"/>
+            <w:right w:val="none" w:color="auto" w:sz="0" w:space="0"/>
+            <w:insideH w:val="none" w:color="auto" w:sz="0" w:space="0"/>
+            <w:insideV w:val="none" w:color="auto" w:sz="0" w:space="0"/>
+          </w:tblBorders>
+          <w:shd w:val="clear" w:color="auto" w:fill="auto"/>
+          <w:tblCellMar>
+            <w:top w:w="15" w:type="dxa"/>
+            <w:left w:w="15" w:type="dxa"/>
+            <w:bottom w:w="15" w:type="dxa"/>
+            <w:right w:w="15" w:type="dxa"/>
+          </w:tblCellMar>
+        </w:tblPrEx>
+        <w:trPr>
+          <w:tblCellSpacing w:w="15" w:type="dxa"/>
+        </w:trPr>
+        <w:tc>
+          <w:tcPr>
+            <w:tcW w:w="0" w:type="auto"/>
+            <w:tcBorders>
+              <w:top w:val="single" w:color="auto" w:sz="4" w:space="0"/>
+              <w:left w:val="single" w:color="auto" w:sz="4" w:space="0"/>
+              <w:bottom w:val="single" w:color="auto" w:sz="4" w:space="0"/>
+              <w:right w:val="single" w:color="auto" w:sz="4" w:space="0"/>
+            </w:tcBorders>
+            <w:shd w:val="clear" w:color="auto" w:fill="auto"/>
+            <w:vAlign w:val="center"/>
+          </w:tcPr>
+          <w:p>
+            <w:pPr>
+              <w:rPr>
+                <w:rFonts w:hint="default"/>
+                <w:b w:val="0"/>
+                <w:bCs w:val="0"/>
+                <w:color w:val="000000" w:themeColor="text1"/>
+                <w:sz w:val="20"/>
+                <w:szCs w:val="20"/>
+                <w:lang w:val="en-US"/>
+                <w14:textFill>
+                  <w14:solidFill>
+                    <w14:schemeClr w14:val="tx1"/>
+                  </w14:solidFill>
+                </w14:textFill>
+              </w:rPr>
+            </w:pPr>
+            <w:r>
+              <w:rPr>
+                <w:rFonts w:hint="default"/>
+                <w:b w:val="0"/>
+                <w:bCs w:val="0"/>
+                <w:color w:val="000000" w:themeColor="text1"/>
+                <w:sz w:val="20"/>
+                <w:szCs w:val="20"/>
+                <w:lang w:val="en-US" w:eastAsia="zh-CN"/>
+                <w14:textFill>
+                  <w14:solidFill>
+                    <w14:schemeClr w14:val="tx1"/>
+                  </w14:solidFill>
+                </w14:textFill>
+              </w:rPr>
+              <w:t>Weekly Outreach Volume &amp; Response Rate by Caller</w:t>
+            </w:r>
+          </w:p>
+        </w:tc>
+        <w:tc>
+          <w:tcPr>
+            <w:tcW w:w="1011" w:type="dxa"/>
+            <w:tcBorders>
+              <w:top w:val="single" w:color="auto" w:sz="4" w:space="0"/>
+              <w:left w:val="single" w:color="auto" w:sz="4" w:space="0"/>
+              <w:bottom w:val="single" w:color="auto" w:sz="4" w:space="0"/>
+              <w:right w:val="single" w:color="auto" w:sz="4" w:space="0"/>
+            </w:tcBorders>
+            <w:shd w:val="clear" w:color="auto" w:fill="auto"/>
+            <w:vAlign w:val="center"/>
+          </w:tcPr>
+          <w:p>
+            <w:pPr>
+              <w:rPr>
+                <w:rFonts w:hint="default"/>
+                <w:b w:val="0"/>
+                <w:bCs w:val="0"/>
+                <w:color w:val="000000" w:themeColor="text1"/>
+                <w:sz w:val="20"/>
+                <w:szCs w:val="20"/>
+                <w:lang w:val="en-US"/>
+                <w14:textFill>
+                  <w14:solidFill>
+                    <w14:schemeClr w14:val="tx1"/>
+                  </w14:solidFill>
+                </w14:textFill>
+              </w:rPr>
+            </w:pPr>
+            <w:r>
+              <w:rPr>
+                <w:rFonts w:hint="default"/>
+                <w:b w:val="0"/>
+                <w:bCs w:val="0"/>
+                <w:color w:val="000000" w:themeColor="text1"/>
+                <w:sz w:val="20"/>
+                <w:szCs w:val="20"/>
+                <w:lang w:val="en-US" w:eastAsia="zh-CN"/>
+                <w14:textFill>
+                  <w14:solidFill>
+                    <w14:schemeClr w14:val="tx1"/>
+                  </w14:solidFill>
+                </w14:textFill>
+              </w:rPr>
+              <w:t>Line &amp; Clustered Column Chart</w:t>
+            </w:r>
+          </w:p>
+        </w:tc>
+        <w:tc>
+          <w:tcPr>
+            <w:tcW w:w="2110" w:type="dxa"/>
+            <w:tcBorders>
+              <w:top w:val="single" w:color="auto" w:sz="4" w:space="0"/>
+              <w:left w:val="single" w:color="auto" w:sz="4" w:space="0"/>
+              <w:bottom w:val="single" w:color="auto" w:sz="4" w:space="0"/>
+              <w:right w:val="single" w:color="auto" w:sz="4" w:space="0"/>
+            </w:tcBorders>
+            <w:shd w:val="clear" w:color="auto" w:fill="auto"/>
+            <w:vAlign w:val="center"/>
+          </w:tcPr>
+          <w:p>
+            <w:pPr>
+              <w:rPr>
+                <w:rFonts w:hint="default"/>
+                <w:b w:val="0"/>
+                <w:bCs w:val="0"/>
+                <w:color w:val="000000" w:themeColor="text1"/>
+                <w:sz w:val="20"/>
+                <w:szCs w:val="20"/>
+                <w:lang w:val="en-US"/>
+                <w14:textFill>
+                  <w14:solidFill>
+                    <w14:schemeClr w14:val="tx1"/>
+                  </w14:solidFill>
+                </w14:textFill>
+              </w:rPr>
+            </w:pPr>
+            <w:r>
+              <w:rPr>
+                <w:rFonts w:hint="default"/>
+                <w:b w:val="0"/>
+                <w:bCs w:val="0"/>
+                <w:color w:val="000000" w:themeColor="text1"/>
+                <w:sz w:val="20"/>
+                <w:szCs w:val="20"/>
+                <w:lang w:val="en-US" w:eastAsia="zh-CN"/>
+                <w14:textFill>
+                  <w14:solidFill>
+                    <w14:schemeClr w14:val="tx1"/>
+                  </w14:solidFill>
+                </w14:textFill>
+              </w:rPr>
+              <w:t>Week, Caller/Agent, Total Outreach Attempts, Response Rate</w:t>
+            </w:r>
+          </w:p>
+        </w:tc>
+        <w:tc>
+          <w:tcPr>
+            <w:tcW w:w="2895" w:type="dxa"/>
+            <w:tcBorders>
+              <w:top w:val="single" w:color="auto" w:sz="4" w:space="0"/>
+              <w:left w:val="single" w:color="auto" w:sz="4" w:space="0"/>
+              <w:bottom w:val="single" w:color="auto" w:sz="4" w:space="0"/>
+              <w:right w:val="single" w:color="auto" w:sz="4" w:space="0"/>
+            </w:tcBorders>
+            <w:shd w:val="clear" w:color="auto" w:fill="auto"/>
+            <w:vAlign w:val="center"/>
+          </w:tcPr>
+          <w:p>
+            <w:pPr>
+              <w:rPr>
+                <w:rFonts w:hint="default"/>
+                <w:b w:val="0"/>
+                <w:bCs w:val="0"/>
+                <w:color w:val="000000" w:themeColor="text1"/>
+                <w:sz w:val="20"/>
+                <w:szCs w:val="20"/>
+                <w:lang w:val="en-US"/>
+                <w14:textFill>
+                  <w14:solidFill>
+                    <w14:schemeClr w14:val="tx1"/>
+                  </w14:solidFill>
+                </w14:textFill>
+              </w:rPr>
+            </w:pPr>
+            <w:r>
+              <w:rPr>
+                <w:rFonts w:hint="default"/>
+                <w:b w:val="0"/>
+                <w:bCs w:val="0"/>
+                <w:color w:val="000000" w:themeColor="text1"/>
+                <w:sz w:val="20"/>
+                <w:szCs w:val="20"/>
+                <w:lang w:val="en-US" w:eastAsia="zh-CN"/>
+                <w14:textFill>
+                  <w14:solidFill>
+                    <w14:schemeClr w14:val="tx1"/>
+                  </w14:solidFill>
+                </w14:textFill>
+              </w:rPr>
+              <w:t>Measures individual staff performance and weekly efficiency.</w:t>
             </w:r>
           </w:p>
         </w:tc>
@@ -17321,7 +17774,7 @@
                   </w14:solidFill>
                 </w14:textFill>
               </w:rPr>
-              <w:t>Response Rate (%) by Category</w:t>
+              <w:t>Conversion Rate by Escalation Requirement</w:t>
             </w:r>
           </w:p>
         </w:tc>
@@ -17369,7 +17822,7 @@
                   </w14:solidFill>
                 </w14:textFill>
               </w:rPr>
-              <w:t>Donut Chart</w:t>
+              <w:t>Clustered Column Chart</w:t>
             </w:r>
           </w:p>
         </w:tc>
@@ -17417,7 +17870,7 @@
                   </w14:solidFill>
                 </w14:textFill>
               </w:rPr>
-              <w:t>Category, Response Rate</w:t>
+              <w:t>Escalation_Required, Is_Converted</w:t>
             </w:r>
           </w:p>
         </w:tc>
@@ -17465,7 +17918,7 @@
                   </w14:solidFill>
                 </w14:textFill>
               </w:rPr>
-              <w:t>Helps prioritize campaign types based on effectiveness.</w:t>
+              <w:t>Confirms process efficiency; escalations do not hinder conversions.</w:t>
             </w:r>
           </w:p>
         </w:tc>
@@ -17480,432 +17933,7 @@
             <w:insideH w:val="none" w:color="auto" w:sz="0" w:space="0"/>
             <w:insideV w:val="none" w:color="auto" w:sz="0" w:space="0"/>
           </w:tblBorders>
-          <w:tblCellMar>
-            <w:top w:w="15" w:type="dxa"/>
-            <w:left w:w="15" w:type="dxa"/>
-            <w:bottom w:w="15" w:type="dxa"/>
-            <w:right w:w="15" w:type="dxa"/>
-          </w:tblCellMar>
-        </w:tblPrEx>
-        <w:trPr>
-          <w:tblCellSpacing w:w="15" w:type="dxa"/>
-        </w:trPr>
-        <w:tc>
-          <w:tcPr>
-            <w:tcW w:w="0" w:type="auto"/>
-            <w:tcBorders>
-              <w:top w:val="single" w:color="auto" w:sz="4" w:space="0"/>
-              <w:left w:val="single" w:color="auto" w:sz="4" w:space="0"/>
-              <w:bottom w:val="single" w:color="auto" w:sz="4" w:space="0"/>
-              <w:right w:val="single" w:color="auto" w:sz="4" w:space="0"/>
-            </w:tcBorders>
-            <w:shd w:val="clear" w:color="auto" w:fill="auto"/>
-            <w:vAlign w:val="center"/>
-          </w:tcPr>
-          <w:p>
-            <w:pPr>
-              <w:rPr>
-                <w:rFonts w:hint="default"/>
-                <w:b w:val="0"/>
-                <w:bCs w:val="0"/>
-                <w:color w:val="000000" w:themeColor="text1"/>
-                <w:sz w:val="20"/>
-                <w:szCs w:val="20"/>
-                <w:lang w:val="en-US"/>
-                <w14:textFill>
-                  <w14:solidFill>
-                    <w14:schemeClr w14:val="tx1"/>
-                  </w14:solidFill>
-                </w14:textFill>
-              </w:rPr>
-            </w:pPr>
-            <w:r>
-              <w:rPr>
-                <w:rFonts w:hint="default"/>
-                <w:b w:val="0"/>
-                <w:bCs w:val="0"/>
-                <w:color w:val="000000" w:themeColor="text1"/>
-                <w:sz w:val="20"/>
-                <w:szCs w:val="20"/>
-                <w:lang w:val="en-US" w:eastAsia="zh-CN"/>
-                <w14:textFill>
-                  <w14:solidFill>
-                    <w14:schemeClr w14:val="tx1"/>
-                  </w14:solidFill>
-                </w14:textFill>
-              </w:rPr>
-              <w:t>Weekly Outreach Volume &amp; Response Rate by Caller</w:t>
-            </w:r>
-          </w:p>
-        </w:tc>
-        <w:tc>
-          <w:tcPr>
-            <w:tcW w:w="1011" w:type="dxa"/>
-            <w:tcBorders>
-              <w:top w:val="single" w:color="auto" w:sz="4" w:space="0"/>
-              <w:left w:val="single" w:color="auto" w:sz="4" w:space="0"/>
-              <w:bottom w:val="single" w:color="auto" w:sz="4" w:space="0"/>
-              <w:right w:val="single" w:color="auto" w:sz="4" w:space="0"/>
-            </w:tcBorders>
-            <w:shd w:val="clear" w:color="auto" w:fill="auto"/>
-            <w:vAlign w:val="center"/>
-          </w:tcPr>
-          <w:p>
-            <w:pPr>
-              <w:rPr>
-                <w:rFonts w:hint="default"/>
-                <w:b w:val="0"/>
-                <w:bCs w:val="0"/>
-                <w:color w:val="000000" w:themeColor="text1"/>
-                <w:sz w:val="20"/>
-                <w:szCs w:val="20"/>
-                <w:lang w:val="en-US"/>
-                <w14:textFill>
-                  <w14:solidFill>
-                    <w14:schemeClr w14:val="tx1"/>
-                  </w14:solidFill>
-                </w14:textFill>
-              </w:rPr>
-            </w:pPr>
-            <w:r>
-              <w:rPr>
-                <w:rFonts w:hint="default"/>
-                <w:b w:val="0"/>
-                <w:bCs w:val="0"/>
-                <w:color w:val="000000" w:themeColor="text1"/>
-                <w:sz w:val="20"/>
-                <w:szCs w:val="20"/>
-                <w:lang w:val="en-US" w:eastAsia="zh-CN"/>
-                <w14:textFill>
-                  <w14:solidFill>
-                    <w14:schemeClr w14:val="tx1"/>
-                  </w14:solidFill>
-                </w14:textFill>
-              </w:rPr>
-              <w:t>Line &amp; Clustered Column Chart</w:t>
-            </w:r>
-          </w:p>
-        </w:tc>
-        <w:tc>
-          <w:tcPr>
-            <w:tcW w:w="2110" w:type="dxa"/>
-            <w:tcBorders>
-              <w:top w:val="single" w:color="auto" w:sz="4" w:space="0"/>
-              <w:left w:val="single" w:color="auto" w:sz="4" w:space="0"/>
-              <w:bottom w:val="single" w:color="auto" w:sz="4" w:space="0"/>
-              <w:right w:val="single" w:color="auto" w:sz="4" w:space="0"/>
-            </w:tcBorders>
-            <w:shd w:val="clear" w:color="auto" w:fill="auto"/>
-            <w:vAlign w:val="center"/>
-          </w:tcPr>
-          <w:p>
-            <w:pPr>
-              <w:rPr>
-                <w:rFonts w:hint="default"/>
-                <w:b w:val="0"/>
-                <w:bCs w:val="0"/>
-                <w:color w:val="000000" w:themeColor="text1"/>
-                <w:sz w:val="20"/>
-                <w:szCs w:val="20"/>
-                <w:lang w:val="en-US"/>
-                <w14:textFill>
-                  <w14:solidFill>
-                    <w14:schemeClr w14:val="tx1"/>
-                  </w14:solidFill>
-                </w14:textFill>
-              </w:rPr>
-            </w:pPr>
-            <w:r>
-              <w:rPr>
-                <w:rFonts w:hint="default"/>
-                <w:b w:val="0"/>
-                <w:bCs w:val="0"/>
-                <w:color w:val="000000" w:themeColor="text1"/>
-                <w:sz w:val="20"/>
-                <w:szCs w:val="20"/>
-                <w:lang w:val="en-US" w:eastAsia="zh-CN"/>
-                <w14:textFill>
-                  <w14:solidFill>
-                    <w14:schemeClr w14:val="tx1"/>
-                  </w14:solidFill>
-                </w14:textFill>
-              </w:rPr>
-              <w:t>Week, Caller/Agent, Total Outreach Attempts, Response Rate</w:t>
-            </w:r>
-          </w:p>
-        </w:tc>
-        <w:tc>
-          <w:tcPr>
-            <w:tcW w:w="2895" w:type="dxa"/>
-            <w:tcBorders>
-              <w:top w:val="single" w:color="auto" w:sz="4" w:space="0"/>
-              <w:left w:val="single" w:color="auto" w:sz="4" w:space="0"/>
-              <w:bottom w:val="single" w:color="auto" w:sz="4" w:space="0"/>
-              <w:right w:val="single" w:color="auto" w:sz="4" w:space="0"/>
-            </w:tcBorders>
-            <w:shd w:val="clear" w:color="auto" w:fill="auto"/>
-            <w:vAlign w:val="center"/>
-          </w:tcPr>
-          <w:p>
-            <w:pPr>
-              <w:rPr>
-                <w:rFonts w:hint="default"/>
-                <w:b w:val="0"/>
-                <w:bCs w:val="0"/>
-                <w:color w:val="000000" w:themeColor="text1"/>
-                <w:sz w:val="20"/>
-                <w:szCs w:val="20"/>
-                <w:lang w:val="en-US"/>
-                <w14:textFill>
-                  <w14:solidFill>
-                    <w14:schemeClr w14:val="tx1"/>
-                  </w14:solidFill>
-                </w14:textFill>
-              </w:rPr>
-            </w:pPr>
-            <w:r>
-              <w:rPr>
-                <w:rFonts w:hint="default"/>
-                <w:b w:val="0"/>
-                <w:bCs w:val="0"/>
-                <w:color w:val="000000" w:themeColor="text1"/>
-                <w:sz w:val="20"/>
-                <w:szCs w:val="20"/>
-                <w:lang w:val="en-US" w:eastAsia="zh-CN"/>
-                <w14:textFill>
-                  <w14:solidFill>
-                    <w14:schemeClr w14:val="tx1"/>
-                  </w14:solidFill>
-                </w14:textFill>
-              </w:rPr>
-              <w:t>Measures individual staff performance and weekly efficiency.</w:t>
-            </w:r>
-          </w:p>
-        </w:tc>
-      </w:tr>
-      <w:tr>
-        <w:tblPrEx>
-          <w:tblBorders>
-            <w:top w:val="none" w:color="auto" w:sz="0" w:space="0"/>
-            <w:left w:val="none" w:color="auto" w:sz="0" w:space="0"/>
-            <w:bottom w:val="none" w:color="auto" w:sz="0" w:space="0"/>
-            <w:right w:val="none" w:color="auto" w:sz="0" w:space="0"/>
-            <w:insideH w:val="none" w:color="auto" w:sz="0" w:space="0"/>
-            <w:insideV w:val="none" w:color="auto" w:sz="0" w:space="0"/>
-          </w:tblBorders>
-          <w:tblCellMar>
-            <w:top w:w="15" w:type="dxa"/>
-            <w:left w:w="15" w:type="dxa"/>
-            <w:bottom w:w="15" w:type="dxa"/>
-            <w:right w:w="15" w:type="dxa"/>
-          </w:tblCellMar>
-        </w:tblPrEx>
-        <w:trPr>
-          <w:tblCellSpacing w:w="15" w:type="dxa"/>
-        </w:trPr>
-        <w:tc>
-          <w:tcPr>
-            <w:tcW w:w="0" w:type="auto"/>
-            <w:tcBorders>
-              <w:top w:val="single" w:color="auto" w:sz="4" w:space="0"/>
-              <w:left w:val="single" w:color="auto" w:sz="4" w:space="0"/>
-              <w:bottom w:val="single" w:color="auto" w:sz="4" w:space="0"/>
-              <w:right w:val="single" w:color="auto" w:sz="4" w:space="0"/>
-            </w:tcBorders>
-            <w:shd w:val="clear" w:color="auto" w:fill="auto"/>
-            <w:vAlign w:val="center"/>
-          </w:tcPr>
-          <w:p>
-            <w:pPr>
-              <w:rPr>
-                <w:rFonts w:hint="default"/>
-                <w:b w:val="0"/>
-                <w:bCs w:val="0"/>
-                <w:color w:val="000000" w:themeColor="text1"/>
-                <w:sz w:val="20"/>
-                <w:szCs w:val="20"/>
-                <w:lang w:val="en-US"/>
-                <w14:textFill>
-                  <w14:solidFill>
-                    <w14:schemeClr w14:val="tx1"/>
-                  </w14:solidFill>
-                </w14:textFill>
-              </w:rPr>
-            </w:pPr>
-            <w:r>
-              <w:rPr>
-                <w:rFonts w:hint="default"/>
-                <w:b w:val="0"/>
-                <w:bCs w:val="0"/>
-                <w:color w:val="000000" w:themeColor="text1"/>
-                <w:sz w:val="20"/>
-                <w:szCs w:val="20"/>
-                <w:lang w:val="en-US" w:eastAsia="zh-CN"/>
-                <w14:textFill>
-                  <w14:solidFill>
-                    <w14:schemeClr w14:val="tx1"/>
-                  </w14:solidFill>
-                </w14:textFill>
-              </w:rPr>
-              <w:t>Conversion Rate by Escalation Requirement</w:t>
-            </w:r>
-          </w:p>
-        </w:tc>
-        <w:tc>
-          <w:tcPr>
-            <w:tcW w:w="1011" w:type="dxa"/>
-            <w:tcBorders>
-              <w:top w:val="single" w:color="auto" w:sz="4" w:space="0"/>
-              <w:left w:val="single" w:color="auto" w:sz="4" w:space="0"/>
-              <w:bottom w:val="single" w:color="auto" w:sz="4" w:space="0"/>
-              <w:right w:val="single" w:color="auto" w:sz="4" w:space="0"/>
-            </w:tcBorders>
-            <w:shd w:val="clear" w:color="auto" w:fill="auto"/>
-            <w:vAlign w:val="center"/>
-          </w:tcPr>
-          <w:p>
-            <w:pPr>
-              <w:rPr>
-                <w:rFonts w:hint="default"/>
-                <w:b w:val="0"/>
-                <w:bCs w:val="0"/>
-                <w:color w:val="000000" w:themeColor="text1"/>
-                <w:sz w:val="20"/>
-                <w:szCs w:val="20"/>
-                <w:lang w:val="en-US"/>
-                <w14:textFill>
-                  <w14:solidFill>
-                    <w14:schemeClr w14:val="tx1"/>
-                  </w14:solidFill>
-                </w14:textFill>
-              </w:rPr>
-            </w:pPr>
-            <w:r>
-              <w:rPr>
-                <w:rFonts w:hint="default"/>
-                <w:b w:val="0"/>
-                <w:bCs w:val="0"/>
-                <w:color w:val="000000" w:themeColor="text1"/>
-                <w:sz w:val="20"/>
-                <w:szCs w:val="20"/>
-                <w:lang w:val="en-US" w:eastAsia="zh-CN"/>
-                <w14:textFill>
-                  <w14:solidFill>
-                    <w14:schemeClr w14:val="tx1"/>
-                  </w14:solidFill>
-                </w14:textFill>
-              </w:rPr>
-              <w:t>Clustered Column Chart</w:t>
-            </w:r>
-          </w:p>
-        </w:tc>
-        <w:tc>
-          <w:tcPr>
-            <w:tcW w:w="2110" w:type="dxa"/>
-            <w:tcBorders>
-              <w:top w:val="single" w:color="auto" w:sz="4" w:space="0"/>
-              <w:left w:val="single" w:color="auto" w:sz="4" w:space="0"/>
-              <w:bottom w:val="single" w:color="auto" w:sz="4" w:space="0"/>
-              <w:right w:val="single" w:color="auto" w:sz="4" w:space="0"/>
-            </w:tcBorders>
-            <w:shd w:val="clear" w:color="auto" w:fill="auto"/>
-            <w:vAlign w:val="center"/>
-          </w:tcPr>
-          <w:p>
-            <w:pPr>
-              <w:rPr>
-                <w:rFonts w:hint="default"/>
-                <w:b w:val="0"/>
-                <w:bCs w:val="0"/>
-                <w:color w:val="000000" w:themeColor="text1"/>
-                <w:sz w:val="20"/>
-                <w:szCs w:val="20"/>
-                <w:lang w:val="en-US"/>
-                <w14:textFill>
-                  <w14:solidFill>
-                    <w14:schemeClr w14:val="tx1"/>
-                  </w14:solidFill>
-                </w14:textFill>
-              </w:rPr>
-            </w:pPr>
-            <w:r>
-              <w:rPr>
-                <w:rFonts w:hint="default"/>
-                <w:b w:val="0"/>
-                <w:bCs w:val="0"/>
-                <w:color w:val="000000" w:themeColor="text1"/>
-                <w:sz w:val="20"/>
-                <w:szCs w:val="20"/>
-                <w:lang w:val="en-US" w:eastAsia="zh-CN"/>
-                <w14:textFill>
-                  <w14:solidFill>
-                    <w14:schemeClr w14:val="tx1"/>
-                  </w14:solidFill>
-                </w14:textFill>
-              </w:rPr>
-              <w:t>Escalation_Required, Is_Converted</w:t>
-            </w:r>
-          </w:p>
-        </w:tc>
-        <w:tc>
-          <w:tcPr>
-            <w:tcW w:w="2895" w:type="dxa"/>
-            <w:tcBorders>
-              <w:top w:val="single" w:color="auto" w:sz="4" w:space="0"/>
-              <w:left w:val="single" w:color="auto" w:sz="4" w:space="0"/>
-              <w:bottom w:val="single" w:color="auto" w:sz="4" w:space="0"/>
-              <w:right w:val="single" w:color="auto" w:sz="4" w:space="0"/>
-            </w:tcBorders>
-            <w:shd w:val="clear" w:color="auto" w:fill="auto"/>
-            <w:vAlign w:val="center"/>
-          </w:tcPr>
-          <w:p>
-            <w:pPr>
-              <w:rPr>
-                <w:rFonts w:hint="default"/>
-                <w:b w:val="0"/>
-                <w:bCs w:val="0"/>
-                <w:color w:val="000000" w:themeColor="text1"/>
-                <w:sz w:val="20"/>
-                <w:szCs w:val="20"/>
-                <w:lang w:val="en-US"/>
-                <w14:textFill>
-                  <w14:solidFill>
-                    <w14:schemeClr w14:val="tx1"/>
-                  </w14:solidFill>
-                </w14:textFill>
-              </w:rPr>
-            </w:pPr>
-            <w:r>
-              <w:rPr>
-                <w:rFonts w:hint="default"/>
-                <w:b w:val="0"/>
-                <w:bCs w:val="0"/>
-                <w:color w:val="000000" w:themeColor="text1"/>
-                <w:sz w:val="20"/>
-                <w:szCs w:val="20"/>
-                <w:lang w:val="en-US" w:eastAsia="zh-CN"/>
-                <w14:textFill>
-                  <w14:solidFill>
-                    <w14:schemeClr w14:val="tx1"/>
-                  </w14:solidFill>
-                </w14:textFill>
-              </w:rPr>
-              <w:t>Confirms process efficiency; escalations do not hinder conversions.</w:t>
-            </w:r>
-          </w:p>
-        </w:tc>
-      </w:tr>
-      <w:tr>
-        <w:tblPrEx>
-          <w:tblBorders>
-            <w:top w:val="none" w:color="auto" w:sz="0" w:space="0"/>
-            <w:left w:val="none" w:color="auto" w:sz="0" w:space="0"/>
-            <w:bottom w:val="none" w:color="auto" w:sz="0" w:space="0"/>
-            <w:right w:val="none" w:color="auto" w:sz="0" w:space="0"/>
-            <w:insideH w:val="none" w:color="auto" w:sz="0" w:space="0"/>
-            <w:insideV w:val="none" w:color="auto" w:sz="0" w:space="0"/>
-          </w:tblBorders>
+          <w:shd w:val="clear" w:color="auto" w:fill="auto"/>
           <w:tblCellMar>
             <w:top w:w="15" w:type="dxa"/>
             <w:left w:w="15" w:type="dxa"/>
@@ -18658,7 +18686,6 @@
             <w:insideH w:val="none" w:color="auto" w:sz="0" w:space="0"/>
             <w:insideV w:val="none" w:color="auto" w:sz="0" w:space="0"/>
           </w:tblBorders>
-          <w:shd w:val="clear" w:color="auto" w:fill="auto"/>
           <w:tblCellMar>
             <w:top w:w="15" w:type="dxa"/>
             <w:left w:w="15" w:type="dxa"/>
@@ -19793,7 +19820,7 @@
     <w:lsdException w:unhideWhenUsed="0" w:uiPriority="0" w:semiHidden="0" w:name="HTML Sample"/>
     <w:lsdException w:unhideWhenUsed="0" w:uiPriority="0" w:semiHidden="0" w:name="HTML Typewriter"/>
     <w:lsdException w:unhideWhenUsed="0" w:uiPriority="0" w:semiHidden="0" w:name="HTML Variable"/>
-    <w:lsdException w:unhideWhenUsed="0" w:uiPriority="0" w:name="Normal Table"/>
+    <w:lsdException w:qFormat="1" w:unhideWhenUsed="0" w:uiPriority="0" w:name="Normal Table"/>
     <w:lsdException w:unhideWhenUsed="0" w:uiPriority="0" w:semiHidden="0" w:name="annotation subject"/>
     <w:lsdException w:unhideWhenUsed="0" w:uiPriority="0" w:semiHidden="0" w:name="Table Simple 1"/>
     <w:lsdException w:unhideWhenUsed="0" w:uiPriority="0" w:semiHidden="0" w:name="Table Simple 2"/>
@@ -19998,6 +20025,7 @@
   <w:style w:type="table" w:default="1" w:styleId="5">
     <w:name w:val="Normal Table"/>
     <w:semiHidden/>
+    <w:qFormat/>
     <w:uiPriority w:val="0"/>
     <w:tblPr>
       <w:tblCellMar>

--- a/Week-2/DVT Week-2 Report Team-27.docx
+++ b/Week-2/DVT Week-2 Report Team-27.docx
@@ -566,7 +566,6 @@
             <w:insideH w:val="none" w:color="auto" w:sz="0" w:space="0"/>
             <w:insideV w:val="none" w:color="auto" w:sz="0" w:space="0"/>
           </w:tblBorders>
-          <w:shd w:val="clear" w:color="auto" w:fill="auto"/>
           <w:tblCellMar>
             <w:top w:w="15" w:type="dxa"/>
             <w:left w:w="15" w:type="dxa"/>
@@ -840,6 +839,7 @@
             <w:insideH w:val="none" w:color="auto" w:sz="0" w:space="0"/>
             <w:insideV w:val="none" w:color="auto" w:sz="0" w:space="0"/>
           </w:tblBorders>
+          <w:shd w:val="clear" w:color="auto" w:fill="auto"/>
           <w:tblCellMar>
             <w:top w:w="15" w:type="dxa"/>
             <w:left w:w="15" w:type="dxa"/>
@@ -2557,7 +2557,6 @@
             <w:insideH w:val="none" w:color="auto" w:sz="0" w:space="0"/>
             <w:insideV w:val="none" w:color="auto" w:sz="0" w:space="0"/>
           </w:tblBorders>
-          <w:shd w:val="clear" w:color="auto" w:fill="auto"/>
           <w:tblCellMar>
             <w:top w:w="15" w:type="dxa"/>
             <w:left w:w="15" w:type="dxa"/>
@@ -3908,8 +3907,6 @@
           </wp:inline>
         </w:drawing>
       </w:r>
-      <w:bookmarkStart w:id="0" w:name="_GoBack"/>
-      <w:bookmarkEnd w:id="0"/>
     </w:p>
     <w:p/>
     <w:tbl>
@@ -4129,7 +4126,6 @@
             <w:insideH w:val="none" w:color="auto" w:sz="0" w:space="0"/>
             <w:insideV w:val="none" w:color="auto" w:sz="0" w:space="0"/>
           </w:tblBorders>
-          <w:shd w:val="clear" w:color="auto" w:fill="auto"/>
           <w:tblCellMar>
             <w:top w:w="15" w:type="dxa"/>
             <w:left w:w="15" w:type="dxa"/>
@@ -5028,6 +5024,7 @@
             <w:insideH w:val="none" w:color="auto" w:sz="0" w:space="0"/>
             <w:insideV w:val="none" w:color="auto" w:sz="0" w:space="0"/>
           </w:tblBorders>
+          <w:shd w:val="clear" w:color="auto" w:fill="auto"/>
           <w:tblCellMar>
             <w:top w:w="15" w:type="dxa"/>
             <w:left w:w="15" w:type="dxa"/>
@@ -5572,6 +5569,7 @@
             <w:insideH w:val="none" w:color="auto" w:sz="0" w:space="0"/>
             <w:insideV w:val="none" w:color="auto" w:sz="0" w:space="0"/>
           </w:tblBorders>
+          <w:shd w:val="clear" w:color="auto" w:fill="auto"/>
           <w:tblCellMar>
             <w:top w:w="15" w:type="dxa"/>
             <w:left w:w="15" w:type="dxa"/>
@@ -5690,666 +5688,6 @@
                 <w:lang w:val="en-US" w:eastAsia="zh-CN" w:bidi="ar"/>
               </w:rPr>
               <w:t>Name of the person making the outreach.</w:t>
-            </w:r>
-          </w:p>
-        </w:tc>
-      </w:tr>
-      <w:tr>
-        <w:tblPrEx>
-          <w:tblBorders>
-            <w:top w:val="none" w:color="auto" w:sz="0" w:space="0"/>
-            <w:left w:val="none" w:color="auto" w:sz="0" w:space="0"/>
-            <w:bottom w:val="none" w:color="auto" w:sz="0" w:space="0"/>
-            <w:right w:val="none" w:color="auto" w:sz="0" w:space="0"/>
-            <w:insideH w:val="none" w:color="auto" w:sz="0" w:space="0"/>
-            <w:insideV w:val="none" w:color="auto" w:sz="0" w:space="0"/>
-          </w:tblBorders>
-          <w:tblCellMar>
-            <w:top w:w="15" w:type="dxa"/>
-            <w:left w:w="15" w:type="dxa"/>
-            <w:bottom w:w="15" w:type="dxa"/>
-            <w:right w:w="15" w:type="dxa"/>
-          </w:tblCellMar>
-        </w:tblPrEx>
-        <w:trPr>
-          <w:tblCellSpacing w:w="15" w:type="dxa"/>
-        </w:trPr>
-        <w:tc>
-          <w:tcPr>
-            <w:tcW w:w="0" w:type="auto"/>
-            <w:tcBorders>
-              <w:top w:val="single" w:color="auto" w:sz="4" w:space="0"/>
-              <w:left w:val="single" w:color="auto" w:sz="4" w:space="0"/>
-              <w:bottom w:val="single" w:color="auto" w:sz="4" w:space="0"/>
-              <w:right w:val="single" w:color="auto" w:sz="4" w:space="0"/>
-            </w:tcBorders>
-            <w:shd w:val="clear" w:color="auto" w:fill="auto"/>
-            <w:vAlign w:val="center"/>
-          </w:tcPr>
-          <w:p>
-            <w:pPr>
-              <w:keepNext w:val="0"/>
-              <w:keepLines w:val="0"/>
-              <w:widowControl/>
-              <w:suppressLineNumbers w:val="0"/>
-              <w:jc w:val="left"/>
-              <w:rPr>
-                <w:rFonts w:hint="default" w:ascii="Calibri" w:hAnsi="Calibri" w:cs="Calibri"/>
-                <w:sz w:val="20"/>
-                <w:szCs w:val="20"/>
-              </w:rPr>
-            </w:pPr>
-            <w:r>
-              <w:rPr>
-                <w:rFonts w:hint="default" w:ascii="Calibri" w:hAnsi="Calibri" w:eastAsia="SimSun" w:cs="Calibri"/>
-                <w:kern w:val="0"/>
-                <w:sz w:val="20"/>
-                <w:szCs w:val="20"/>
-                <w:lang w:val="en-US" w:eastAsia="zh-CN" w:bidi="ar"/>
-              </w:rPr>
-              <w:t>Outcome_1</w:t>
-            </w:r>
-          </w:p>
-        </w:tc>
-        <w:tc>
-          <w:tcPr>
-            <w:tcW w:w="0" w:type="auto"/>
-            <w:tcBorders>
-              <w:top w:val="single" w:color="auto" w:sz="4" w:space="0"/>
-              <w:left w:val="single" w:color="auto" w:sz="4" w:space="0"/>
-              <w:bottom w:val="single" w:color="auto" w:sz="4" w:space="0"/>
-              <w:right w:val="single" w:color="auto" w:sz="4" w:space="0"/>
-            </w:tcBorders>
-            <w:shd w:val="clear" w:color="auto" w:fill="auto"/>
-            <w:vAlign w:val="center"/>
-          </w:tcPr>
-          <w:p>
-            <w:pPr>
-              <w:keepNext w:val="0"/>
-              <w:keepLines w:val="0"/>
-              <w:widowControl/>
-              <w:suppressLineNumbers w:val="0"/>
-              <w:jc w:val="left"/>
-              <w:rPr>
-                <w:rFonts w:hint="default" w:ascii="Calibri" w:hAnsi="Calibri" w:cs="Calibri"/>
-                <w:sz w:val="20"/>
-                <w:szCs w:val="20"/>
-              </w:rPr>
-            </w:pPr>
-            <w:r>
-              <w:rPr>
-                <w:rFonts w:hint="default" w:ascii="Calibri" w:hAnsi="Calibri" w:eastAsia="SimSun" w:cs="Calibri"/>
-                <w:kern w:val="0"/>
-                <w:sz w:val="20"/>
-                <w:szCs w:val="20"/>
-                <w:lang w:val="en-US" w:eastAsia="zh-CN" w:bidi="ar"/>
-              </w:rPr>
-              <w:t>object</w:t>
-            </w:r>
-          </w:p>
-        </w:tc>
-        <w:tc>
-          <w:tcPr>
-            <w:tcW w:w="0" w:type="auto"/>
-            <w:tcBorders>
-              <w:top w:val="single" w:color="auto" w:sz="4" w:space="0"/>
-              <w:left w:val="single" w:color="auto" w:sz="4" w:space="0"/>
-              <w:bottom w:val="single" w:color="auto" w:sz="4" w:space="0"/>
-              <w:right w:val="single" w:color="auto" w:sz="4" w:space="0"/>
-            </w:tcBorders>
-            <w:shd w:val="clear" w:color="auto" w:fill="auto"/>
-            <w:vAlign w:val="center"/>
-          </w:tcPr>
-          <w:p>
-            <w:pPr>
-              <w:keepNext w:val="0"/>
-              <w:keepLines w:val="0"/>
-              <w:widowControl/>
-              <w:suppressLineNumbers w:val="0"/>
-              <w:jc w:val="left"/>
-              <w:rPr>
-                <w:rFonts w:hint="default" w:ascii="Calibri" w:hAnsi="Calibri" w:cs="Calibri"/>
-                <w:sz w:val="20"/>
-                <w:szCs w:val="20"/>
-              </w:rPr>
-            </w:pPr>
-            <w:r>
-              <w:rPr>
-                <w:rFonts w:hint="default" w:ascii="Calibri" w:hAnsi="Calibri" w:eastAsia="SimSun" w:cs="Calibri"/>
-                <w:kern w:val="0"/>
-                <w:sz w:val="20"/>
-                <w:szCs w:val="20"/>
-                <w:lang w:val="en-US" w:eastAsia="zh-CN" w:bidi="ar"/>
-              </w:rPr>
-              <w:t>Result of the outreach attempt (e.g., Connected, Not Connected).</w:t>
-            </w:r>
-          </w:p>
-        </w:tc>
-      </w:tr>
-      <w:tr>
-        <w:tblPrEx>
-          <w:tblBorders>
-            <w:top w:val="none" w:color="auto" w:sz="0" w:space="0"/>
-            <w:left w:val="none" w:color="auto" w:sz="0" w:space="0"/>
-            <w:bottom w:val="none" w:color="auto" w:sz="0" w:space="0"/>
-            <w:right w:val="none" w:color="auto" w:sz="0" w:space="0"/>
-            <w:insideH w:val="none" w:color="auto" w:sz="0" w:space="0"/>
-            <w:insideV w:val="none" w:color="auto" w:sz="0" w:space="0"/>
-          </w:tblBorders>
-          <w:tblCellMar>
-            <w:top w:w="15" w:type="dxa"/>
-            <w:left w:w="15" w:type="dxa"/>
-            <w:bottom w:w="15" w:type="dxa"/>
-            <w:right w:w="15" w:type="dxa"/>
-          </w:tblCellMar>
-        </w:tblPrEx>
-        <w:trPr>
-          <w:tblCellSpacing w:w="15" w:type="dxa"/>
-        </w:trPr>
-        <w:tc>
-          <w:tcPr>
-            <w:tcW w:w="0" w:type="auto"/>
-            <w:tcBorders>
-              <w:top w:val="single" w:color="auto" w:sz="4" w:space="0"/>
-              <w:left w:val="single" w:color="auto" w:sz="4" w:space="0"/>
-              <w:bottom w:val="single" w:color="auto" w:sz="4" w:space="0"/>
-              <w:right w:val="single" w:color="auto" w:sz="4" w:space="0"/>
-            </w:tcBorders>
-            <w:shd w:val="clear" w:color="auto" w:fill="auto"/>
-            <w:vAlign w:val="center"/>
-          </w:tcPr>
-          <w:p>
-            <w:pPr>
-              <w:keepNext w:val="0"/>
-              <w:keepLines w:val="0"/>
-              <w:widowControl/>
-              <w:suppressLineNumbers w:val="0"/>
-              <w:jc w:val="left"/>
-              <w:rPr>
-                <w:rFonts w:hint="default" w:ascii="Calibri" w:hAnsi="Calibri" w:cs="Calibri"/>
-                <w:sz w:val="20"/>
-                <w:szCs w:val="20"/>
-              </w:rPr>
-            </w:pPr>
-            <w:r>
-              <w:rPr>
-                <w:rFonts w:hint="default" w:ascii="Calibri" w:hAnsi="Calibri" w:eastAsia="SimSun" w:cs="Calibri"/>
-                <w:kern w:val="0"/>
-                <w:sz w:val="20"/>
-                <w:szCs w:val="20"/>
-                <w:lang w:val="en-US" w:eastAsia="zh-CN" w:bidi="ar"/>
-              </w:rPr>
-              <w:t>Remark</w:t>
-            </w:r>
-          </w:p>
-        </w:tc>
-        <w:tc>
-          <w:tcPr>
-            <w:tcW w:w="0" w:type="auto"/>
-            <w:tcBorders>
-              <w:top w:val="single" w:color="auto" w:sz="4" w:space="0"/>
-              <w:left w:val="single" w:color="auto" w:sz="4" w:space="0"/>
-              <w:bottom w:val="single" w:color="auto" w:sz="4" w:space="0"/>
-              <w:right w:val="single" w:color="auto" w:sz="4" w:space="0"/>
-            </w:tcBorders>
-            <w:shd w:val="clear" w:color="auto" w:fill="auto"/>
-            <w:vAlign w:val="center"/>
-          </w:tcPr>
-          <w:p>
-            <w:pPr>
-              <w:keepNext w:val="0"/>
-              <w:keepLines w:val="0"/>
-              <w:widowControl/>
-              <w:suppressLineNumbers w:val="0"/>
-              <w:jc w:val="left"/>
-              <w:rPr>
-                <w:rFonts w:hint="default" w:ascii="Calibri" w:hAnsi="Calibri" w:cs="Calibri"/>
-                <w:sz w:val="20"/>
-                <w:szCs w:val="20"/>
-              </w:rPr>
-            </w:pPr>
-            <w:r>
-              <w:rPr>
-                <w:rFonts w:hint="default" w:ascii="Calibri" w:hAnsi="Calibri" w:eastAsia="SimSun" w:cs="Calibri"/>
-                <w:kern w:val="0"/>
-                <w:sz w:val="20"/>
-                <w:szCs w:val="20"/>
-                <w:lang w:val="en-US" w:eastAsia="zh-CN" w:bidi="ar"/>
-              </w:rPr>
-              <w:t>object</w:t>
-            </w:r>
-          </w:p>
-        </w:tc>
-        <w:tc>
-          <w:tcPr>
-            <w:tcW w:w="0" w:type="auto"/>
-            <w:tcBorders>
-              <w:top w:val="single" w:color="auto" w:sz="4" w:space="0"/>
-              <w:left w:val="single" w:color="auto" w:sz="4" w:space="0"/>
-              <w:bottom w:val="single" w:color="auto" w:sz="4" w:space="0"/>
-              <w:right w:val="single" w:color="auto" w:sz="4" w:space="0"/>
-            </w:tcBorders>
-            <w:shd w:val="clear" w:color="auto" w:fill="auto"/>
-            <w:vAlign w:val="center"/>
-          </w:tcPr>
-          <w:p>
-            <w:pPr>
-              <w:keepNext w:val="0"/>
-              <w:keepLines w:val="0"/>
-              <w:widowControl/>
-              <w:suppressLineNumbers w:val="0"/>
-              <w:jc w:val="left"/>
-              <w:rPr>
-                <w:rFonts w:hint="default" w:ascii="Calibri" w:hAnsi="Calibri" w:cs="Calibri"/>
-                <w:sz w:val="20"/>
-                <w:szCs w:val="20"/>
-              </w:rPr>
-            </w:pPr>
-            <w:r>
-              <w:rPr>
-                <w:rFonts w:hint="default" w:ascii="Calibri" w:hAnsi="Calibri" w:eastAsia="SimSun" w:cs="Calibri"/>
-                <w:kern w:val="0"/>
-                <w:sz w:val="20"/>
-                <w:szCs w:val="20"/>
-                <w:lang w:val="en-US" w:eastAsia="zh-CN" w:bidi="ar"/>
-              </w:rPr>
-              <w:t>Additional notes or comments regarding the outreach.</w:t>
-            </w:r>
-          </w:p>
-        </w:tc>
-      </w:tr>
-      <w:tr>
-        <w:tblPrEx>
-          <w:tblBorders>
-            <w:top w:val="none" w:color="auto" w:sz="0" w:space="0"/>
-            <w:left w:val="none" w:color="auto" w:sz="0" w:space="0"/>
-            <w:bottom w:val="none" w:color="auto" w:sz="0" w:space="0"/>
-            <w:right w:val="none" w:color="auto" w:sz="0" w:space="0"/>
-            <w:insideH w:val="none" w:color="auto" w:sz="0" w:space="0"/>
-            <w:insideV w:val="none" w:color="auto" w:sz="0" w:space="0"/>
-          </w:tblBorders>
-          <w:tblCellMar>
-            <w:top w:w="15" w:type="dxa"/>
-            <w:left w:w="15" w:type="dxa"/>
-            <w:bottom w:w="15" w:type="dxa"/>
-            <w:right w:w="15" w:type="dxa"/>
-          </w:tblCellMar>
-        </w:tblPrEx>
-        <w:trPr>
-          <w:tblCellSpacing w:w="15" w:type="dxa"/>
-        </w:trPr>
-        <w:tc>
-          <w:tcPr>
-            <w:tcW w:w="0" w:type="auto"/>
-            <w:tcBorders>
-              <w:top w:val="single" w:color="auto" w:sz="4" w:space="0"/>
-              <w:left w:val="single" w:color="auto" w:sz="4" w:space="0"/>
-              <w:bottom w:val="single" w:color="auto" w:sz="4" w:space="0"/>
-              <w:right w:val="single" w:color="auto" w:sz="4" w:space="0"/>
-            </w:tcBorders>
-            <w:shd w:val="clear" w:color="auto" w:fill="auto"/>
-            <w:vAlign w:val="center"/>
-          </w:tcPr>
-          <w:p>
-            <w:pPr>
-              <w:keepNext w:val="0"/>
-              <w:keepLines w:val="0"/>
-              <w:widowControl/>
-              <w:suppressLineNumbers w:val="0"/>
-              <w:jc w:val="left"/>
-              <w:rPr>
-                <w:rFonts w:hint="default" w:ascii="Calibri" w:hAnsi="Calibri" w:cs="Calibri"/>
-                <w:sz w:val="20"/>
-                <w:szCs w:val="20"/>
-              </w:rPr>
-            </w:pPr>
-            <w:r>
-              <w:rPr>
-                <w:rFonts w:hint="default" w:ascii="Calibri" w:hAnsi="Calibri" w:eastAsia="SimSun" w:cs="Calibri"/>
-                <w:kern w:val="0"/>
-                <w:sz w:val="20"/>
-                <w:szCs w:val="20"/>
-                <w:lang w:val="en-US" w:eastAsia="zh-CN" w:bidi="ar"/>
-              </w:rPr>
-              <w:t>Campaign_ID</w:t>
-            </w:r>
-          </w:p>
-        </w:tc>
-        <w:tc>
-          <w:tcPr>
-            <w:tcW w:w="0" w:type="auto"/>
-            <w:tcBorders>
-              <w:top w:val="single" w:color="auto" w:sz="4" w:space="0"/>
-              <w:left w:val="single" w:color="auto" w:sz="4" w:space="0"/>
-              <w:bottom w:val="single" w:color="auto" w:sz="4" w:space="0"/>
-              <w:right w:val="single" w:color="auto" w:sz="4" w:space="0"/>
-            </w:tcBorders>
-            <w:shd w:val="clear" w:color="auto" w:fill="auto"/>
-            <w:vAlign w:val="center"/>
-          </w:tcPr>
-          <w:p>
-            <w:pPr>
-              <w:keepNext w:val="0"/>
-              <w:keepLines w:val="0"/>
-              <w:widowControl/>
-              <w:suppressLineNumbers w:val="0"/>
-              <w:jc w:val="left"/>
-              <w:rPr>
-                <w:rFonts w:hint="default" w:ascii="Calibri" w:hAnsi="Calibri" w:cs="Calibri"/>
-                <w:sz w:val="20"/>
-                <w:szCs w:val="20"/>
-              </w:rPr>
-            </w:pPr>
-            <w:r>
-              <w:rPr>
-                <w:rFonts w:hint="default" w:ascii="Calibri" w:hAnsi="Calibri" w:eastAsia="SimSun" w:cs="Calibri"/>
-                <w:kern w:val="0"/>
-                <w:sz w:val="20"/>
-                <w:szCs w:val="20"/>
-                <w:lang w:val="en-US" w:eastAsia="zh-CN" w:bidi="ar"/>
-              </w:rPr>
-              <w:t>object</w:t>
-            </w:r>
-          </w:p>
-        </w:tc>
-        <w:tc>
-          <w:tcPr>
-            <w:tcW w:w="0" w:type="auto"/>
-            <w:tcBorders>
-              <w:top w:val="single" w:color="auto" w:sz="4" w:space="0"/>
-              <w:left w:val="single" w:color="auto" w:sz="4" w:space="0"/>
-              <w:bottom w:val="single" w:color="auto" w:sz="4" w:space="0"/>
-              <w:right w:val="single" w:color="auto" w:sz="4" w:space="0"/>
-            </w:tcBorders>
-            <w:shd w:val="clear" w:color="auto" w:fill="auto"/>
-            <w:vAlign w:val="center"/>
-          </w:tcPr>
-          <w:p>
-            <w:pPr>
-              <w:keepNext w:val="0"/>
-              <w:keepLines w:val="0"/>
-              <w:widowControl/>
-              <w:suppressLineNumbers w:val="0"/>
-              <w:jc w:val="left"/>
-              <w:rPr>
-                <w:rFonts w:hint="default" w:ascii="Calibri" w:hAnsi="Calibri" w:cs="Calibri"/>
-                <w:sz w:val="20"/>
-                <w:szCs w:val="20"/>
-              </w:rPr>
-            </w:pPr>
-            <w:r>
-              <w:rPr>
-                <w:rFonts w:hint="default" w:ascii="Calibri" w:hAnsi="Calibri" w:eastAsia="SimSun" w:cs="Calibri"/>
-                <w:kern w:val="0"/>
-                <w:sz w:val="20"/>
-                <w:szCs w:val="20"/>
-                <w:lang w:val="en-US" w:eastAsia="zh-CN" w:bidi="ar"/>
-              </w:rPr>
-              <w:t>Identifier linking outreach to a specific campaign.</w:t>
-            </w:r>
-          </w:p>
-        </w:tc>
-      </w:tr>
-      <w:tr>
-        <w:tblPrEx>
-          <w:tblBorders>
-            <w:top w:val="none" w:color="auto" w:sz="0" w:space="0"/>
-            <w:left w:val="none" w:color="auto" w:sz="0" w:space="0"/>
-            <w:bottom w:val="none" w:color="auto" w:sz="0" w:space="0"/>
-            <w:right w:val="none" w:color="auto" w:sz="0" w:space="0"/>
-            <w:insideH w:val="none" w:color="auto" w:sz="0" w:space="0"/>
-            <w:insideV w:val="none" w:color="auto" w:sz="0" w:space="0"/>
-          </w:tblBorders>
-          <w:tblCellMar>
-            <w:top w:w="15" w:type="dxa"/>
-            <w:left w:w="15" w:type="dxa"/>
-            <w:bottom w:w="15" w:type="dxa"/>
-            <w:right w:w="15" w:type="dxa"/>
-          </w:tblCellMar>
-        </w:tblPrEx>
-        <w:trPr>
-          <w:tblCellSpacing w:w="15" w:type="dxa"/>
-        </w:trPr>
-        <w:tc>
-          <w:tcPr>
-            <w:tcW w:w="0" w:type="auto"/>
-            <w:tcBorders>
-              <w:top w:val="single" w:color="auto" w:sz="4" w:space="0"/>
-              <w:left w:val="single" w:color="auto" w:sz="4" w:space="0"/>
-              <w:bottom w:val="single" w:color="auto" w:sz="4" w:space="0"/>
-              <w:right w:val="single" w:color="auto" w:sz="4" w:space="0"/>
-            </w:tcBorders>
-            <w:shd w:val="clear" w:color="auto" w:fill="auto"/>
-            <w:vAlign w:val="center"/>
-          </w:tcPr>
-          <w:p>
-            <w:pPr>
-              <w:keepNext w:val="0"/>
-              <w:keepLines w:val="0"/>
-              <w:widowControl/>
-              <w:suppressLineNumbers w:val="0"/>
-              <w:jc w:val="left"/>
-              <w:rPr>
-                <w:rFonts w:hint="default" w:ascii="Calibri" w:hAnsi="Calibri" w:cs="Calibri"/>
-                <w:sz w:val="20"/>
-                <w:szCs w:val="20"/>
-              </w:rPr>
-            </w:pPr>
-            <w:r>
-              <w:rPr>
-                <w:rFonts w:hint="default" w:ascii="Calibri" w:hAnsi="Calibri" w:eastAsia="SimSun" w:cs="Calibri"/>
-                <w:kern w:val="0"/>
-                <w:sz w:val="20"/>
-                <w:szCs w:val="20"/>
-                <w:lang w:val="en-US" w:eastAsia="zh-CN" w:bidi="ar"/>
-              </w:rPr>
-              <w:t>Escalation_Required</w:t>
-            </w:r>
-          </w:p>
-        </w:tc>
-        <w:tc>
-          <w:tcPr>
-            <w:tcW w:w="0" w:type="auto"/>
-            <w:tcBorders>
-              <w:top w:val="single" w:color="auto" w:sz="4" w:space="0"/>
-              <w:left w:val="single" w:color="auto" w:sz="4" w:space="0"/>
-              <w:bottom w:val="single" w:color="auto" w:sz="4" w:space="0"/>
-              <w:right w:val="single" w:color="auto" w:sz="4" w:space="0"/>
-            </w:tcBorders>
-            <w:shd w:val="clear" w:color="auto" w:fill="auto"/>
-            <w:vAlign w:val="center"/>
-          </w:tcPr>
-          <w:p>
-            <w:pPr>
-              <w:keepNext w:val="0"/>
-              <w:keepLines w:val="0"/>
-              <w:widowControl/>
-              <w:suppressLineNumbers w:val="0"/>
-              <w:jc w:val="left"/>
-              <w:rPr>
-                <w:rFonts w:hint="default" w:ascii="Calibri" w:hAnsi="Calibri" w:cs="Calibri"/>
-                <w:sz w:val="20"/>
-                <w:szCs w:val="20"/>
-              </w:rPr>
-            </w:pPr>
-            <w:r>
-              <w:rPr>
-                <w:rFonts w:hint="default" w:ascii="Calibri" w:hAnsi="Calibri" w:eastAsia="SimSun" w:cs="Calibri"/>
-                <w:kern w:val="0"/>
-                <w:sz w:val="20"/>
-                <w:szCs w:val="20"/>
-                <w:lang w:val="en-US" w:eastAsia="zh-CN" w:bidi="ar"/>
-              </w:rPr>
-              <w:t>object</w:t>
-            </w:r>
-          </w:p>
-        </w:tc>
-        <w:tc>
-          <w:tcPr>
-            <w:tcW w:w="0" w:type="auto"/>
-            <w:tcBorders>
-              <w:top w:val="single" w:color="auto" w:sz="4" w:space="0"/>
-              <w:left w:val="single" w:color="auto" w:sz="4" w:space="0"/>
-              <w:bottom w:val="single" w:color="auto" w:sz="4" w:space="0"/>
-              <w:right w:val="single" w:color="auto" w:sz="4" w:space="0"/>
-            </w:tcBorders>
-            <w:shd w:val="clear" w:color="auto" w:fill="auto"/>
-            <w:vAlign w:val="center"/>
-          </w:tcPr>
-          <w:p>
-            <w:pPr>
-              <w:keepNext w:val="0"/>
-              <w:keepLines w:val="0"/>
-              <w:widowControl/>
-              <w:suppressLineNumbers w:val="0"/>
-              <w:jc w:val="left"/>
-              <w:rPr>
-                <w:rFonts w:hint="default" w:ascii="Calibri" w:hAnsi="Calibri" w:cs="Calibri"/>
-                <w:sz w:val="20"/>
-                <w:szCs w:val="20"/>
-              </w:rPr>
-            </w:pPr>
-            <w:r>
-              <w:rPr>
-                <w:rFonts w:hint="default" w:ascii="Calibri" w:hAnsi="Calibri" w:eastAsia="SimSun" w:cs="Calibri"/>
-                <w:kern w:val="0"/>
-                <w:sz w:val="20"/>
-                <w:szCs w:val="20"/>
-                <w:lang w:val="en-US" w:eastAsia="zh-CN" w:bidi="ar"/>
-              </w:rPr>
-              <w:t>Indicates whether escalation was needed for the outreach.</w:t>
-            </w:r>
-          </w:p>
-        </w:tc>
-      </w:tr>
-      <w:tr>
-        <w:tblPrEx>
-          <w:tblBorders>
-            <w:top w:val="none" w:color="auto" w:sz="0" w:space="0"/>
-            <w:left w:val="none" w:color="auto" w:sz="0" w:space="0"/>
-            <w:bottom w:val="none" w:color="auto" w:sz="0" w:space="0"/>
-            <w:right w:val="none" w:color="auto" w:sz="0" w:space="0"/>
-            <w:insideH w:val="none" w:color="auto" w:sz="0" w:space="0"/>
-            <w:insideV w:val="none" w:color="auto" w:sz="0" w:space="0"/>
-          </w:tblBorders>
-          <w:tblCellMar>
-            <w:top w:w="15" w:type="dxa"/>
-            <w:left w:w="15" w:type="dxa"/>
-            <w:bottom w:w="15" w:type="dxa"/>
-            <w:right w:w="15" w:type="dxa"/>
-          </w:tblCellMar>
-        </w:tblPrEx>
-        <w:trPr>
-          <w:tblCellSpacing w:w="15" w:type="dxa"/>
-        </w:trPr>
-        <w:tc>
-          <w:tcPr>
-            <w:tcW w:w="0" w:type="auto"/>
-            <w:tcBorders>
-              <w:top w:val="single" w:color="auto" w:sz="4" w:space="0"/>
-              <w:left w:val="single" w:color="auto" w:sz="4" w:space="0"/>
-              <w:bottom w:val="single" w:color="auto" w:sz="4" w:space="0"/>
-              <w:right w:val="single" w:color="auto" w:sz="4" w:space="0"/>
-            </w:tcBorders>
-            <w:shd w:val="clear" w:color="auto" w:fill="auto"/>
-            <w:vAlign w:val="center"/>
-          </w:tcPr>
-          <w:p>
-            <w:pPr>
-              <w:keepNext w:val="0"/>
-              <w:keepLines w:val="0"/>
-              <w:widowControl/>
-              <w:suppressLineNumbers w:val="0"/>
-              <w:jc w:val="left"/>
-              <w:rPr>
-                <w:rFonts w:hint="default" w:ascii="Calibri" w:hAnsi="Calibri" w:cs="Calibri"/>
-                <w:sz w:val="20"/>
-                <w:szCs w:val="20"/>
-              </w:rPr>
-            </w:pPr>
-            <w:r>
-              <w:rPr>
-                <w:rFonts w:hint="default" w:ascii="Calibri" w:hAnsi="Calibri" w:eastAsia="SimSun" w:cs="Calibri"/>
-                <w:kern w:val="0"/>
-                <w:sz w:val="20"/>
-                <w:szCs w:val="20"/>
-                <w:lang w:val="en-US" w:eastAsia="zh-CN" w:bidi="ar"/>
-              </w:rPr>
-              <w:t>Name</w:t>
-            </w:r>
-          </w:p>
-        </w:tc>
-        <w:tc>
-          <w:tcPr>
-            <w:tcW w:w="0" w:type="auto"/>
-            <w:tcBorders>
-              <w:top w:val="single" w:color="auto" w:sz="4" w:space="0"/>
-              <w:left w:val="single" w:color="auto" w:sz="4" w:space="0"/>
-              <w:bottom w:val="single" w:color="auto" w:sz="4" w:space="0"/>
-              <w:right w:val="single" w:color="auto" w:sz="4" w:space="0"/>
-            </w:tcBorders>
-            <w:shd w:val="clear" w:color="auto" w:fill="auto"/>
-            <w:vAlign w:val="center"/>
-          </w:tcPr>
-          <w:p>
-            <w:pPr>
-              <w:keepNext w:val="0"/>
-              <w:keepLines w:val="0"/>
-              <w:widowControl/>
-              <w:suppressLineNumbers w:val="0"/>
-              <w:jc w:val="left"/>
-              <w:rPr>
-                <w:rFonts w:hint="default" w:ascii="Calibri" w:hAnsi="Calibri" w:cs="Calibri"/>
-                <w:sz w:val="20"/>
-                <w:szCs w:val="20"/>
-              </w:rPr>
-            </w:pPr>
-            <w:r>
-              <w:rPr>
-                <w:rFonts w:hint="default" w:ascii="Calibri" w:hAnsi="Calibri" w:eastAsia="SimSun" w:cs="Calibri"/>
-                <w:kern w:val="0"/>
-                <w:sz w:val="20"/>
-                <w:szCs w:val="20"/>
-                <w:lang w:val="en-US" w:eastAsia="zh-CN" w:bidi="ar"/>
-              </w:rPr>
-              <w:t>object</w:t>
-            </w:r>
-          </w:p>
-        </w:tc>
-        <w:tc>
-          <w:tcPr>
-            <w:tcW w:w="0" w:type="auto"/>
-            <w:tcBorders>
-              <w:top w:val="single" w:color="auto" w:sz="4" w:space="0"/>
-              <w:left w:val="single" w:color="auto" w:sz="4" w:space="0"/>
-              <w:bottom w:val="single" w:color="auto" w:sz="4" w:space="0"/>
-              <w:right w:val="single" w:color="auto" w:sz="4" w:space="0"/>
-            </w:tcBorders>
-            <w:shd w:val="clear" w:color="auto" w:fill="auto"/>
-            <w:vAlign w:val="center"/>
-          </w:tcPr>
-          <w:p>
-            <w:pPr>
-              <w:keepNext w:val="0"/>
-              <w:keepLines w:val="0"/>
-              <w:widowControl/>
-              <w:suppressLineNumbers w:val="0"/>
-              <w:jc w:val="left"/>
-              <w:rPr>
-                <w:rFonts w:hint="default" w:ascii="Calibri" w:hAnsi="Calibri" w:cs="Calibri"/>
-                <w:sz w:val="20"/>
-                <w:szCs w:val="20"/>
-              </w:rPr>
-            </w:pPr>
-            <w:r>
-              <w:rPr>
-                <w:rFonts w:hint="default" w:ascii="Calibri" w:hAnsi="Calibri" w:eastAsia="SimSun" w:cs="Calibri"/>
-                <w:kern w:val="0"/>
-                <w:sz w:val="20"/>
-                <w:szCs w:val="20"/>
-                <w:lang w:val="en-US" w:eastAsia="zh-CN" w:bidi="ar"/>
-              </w:rPr>
-              <w:t>Campaign name (from Campaign dataset).</w:t>
             </w:r>
           </w:p>
         </w:tc>
@@ -6408,7 +5746,7 @@
                 <w:szCs w:val="20"/>
                 <w:lang w:val="en-US" w:eastAsia="zh-CN" w:bidi="ar"/>
               </w:rPr>
-              <w:t>Category</w:t>
+              <w:t>Outcome_1</w:t>
             </w:r>
           </w:p>
         </w:tc>
@@ -6482,271 +5820,7 @@
                 <w:szCs w:val="20"/>
                 <w:lang w:val="en-US" w:eastAsia="zh-CN" w:bidi="ar"/>
               </w:rPr>
-              <w:t>Type or category of the campaign (e.g., Pre Admission, Post Admission).</w:t>
-            </w:r>
-          </w:p>
-        </w:tc>
-      </w:tr>
-      <w:tr>
-        <w:tblPrEx>
-          <w:tblBorders>
-            <w:top w:val="none" w:color="auto" w:sz="0" w:space="0"/>
-            <w:left w:val="none" w:color="auto" w:sz="0" w:space="0"/>
-            <w:bottom w:val="none" w:color="auto" w:sz="0" w:space="0"/>
-            <w:right w:val="none" w:color="auto" w:sz="0" w:space="0"/>
-            <w:insideH w:val="none" w:color="auto" w:sz="0" w:space="0"/>
-            <w:insideV w:val="none" w:color="auto" w:sz="0" w:space="0"/>
-          </w:tblBorders>
-          <w:tblCellMar>
-            <w:top w:w="15" w:type="dxa"/>
-            <w:left w:w="15" w:type="dxa"/>
-            <w:bottom w:w="15" w:type="dxa"/>
-            <w:right w:w="15" w:type="dxa"/>
-          </w:tblCellMar>
-        </w:tblPrEx>
-        <w:trPr>
-          <w:tblCellSpacing w:w="15" w:type="dxa"/>
-        </w:trPr>
-        <w:tc>
-          <w:tcPr>
-            <w:tcW w:w="0" w:type="auto"/>
-            <w:tcBorders>
-              <w:top w:val="single" w:color="auto" w:sz="4" w:space="0"/>
-              <w:left w:val="single" w:color="auto" w:sz="4" w:space="0"/>
-              <w:bottom w:val="single" w:color="auto" w:sz="4" w:space="0"/>
-              <w:right w:val="single" w:color="auto" w:sz="4" w:space="0"/>
-            </w:tcBorders>
-            <w:shd w:val="clear" w:color="auto" w:fill="auto"/>
-            <w:vAlign w:val="center"/>
-          </w:tcPr>
-          <w:p>
-            <w:pPr>
-              <w:keepNext w:val="0"/>
-              <w:keepLines w:val="0"/>
-              <w:widowControl/>
-              <w:suppressLineNumbers w:val="0"/>
-              <w:jc w:val="left"/>
-              <w:rPr>
-                <w:rFonts w:hint="default" w:ascii="Calibri" w:hAnsi="Calibri" w:cs="Calibri"/>
-                <w:sz w:val="20"/>
-                <w:szCs w:val="20"/>
-              </w:rPr>
-            </w:pPr>
-            <w:r>
-              <w:rPr>
-                <w:rFonts w:hint="default" w:ascii="Calibri" w:hAnsi="Calibri" w:eastAsia="SimSun" w:cs="Calibri"/>
-                <w:kern w:val="0"/>
-                <w:sz w:val="20"/>
-                <w:szCs w:val="20"/>
-                <w:lang w:val="en-US" w:eastAsia="zh-CN" w:bidi="ar"/>
-              </w:rPr>
-              <w:t>Intake</w:t>
-            </w:r>
-          </w:p>
-        </w:tc>
-        <w:tc>
-          <w:tcPr>
-            <w:tcW w:w="0" w:type="auto"/>
-            <w:tcBorders>
-              <w:top w:val="single" w:color="auto" w:sz="4" w:space="0"/>
-              <w:left w:val="single" w:color="auto" w:sz="4" w:space="0"/>
-              <w:bottom w:val="single" w:color="auto" w:sz="4" w:space="0"/>
-              <w:right w:val="single" w:color="auto" w:sz="4" w:space="0"/>
-            </w:tcBorders>
-            <w:shd w:val="clear" w:color="auto" w:fill="auto"/>
-            <w:vAlign w:val="center"/>
-          </w:tcPr>
-          <w:p>
-            <w:pPr>
-              <w:keepNext w:val="0"/>
-              <w:keepLines w:val="0"/>
-              <w:widowControl/>
-              <w:suppressLineNumbers w:val="0"/>
-              <w:jc w:val="left"/>
-              <w:rPr>
-                <w:rFonts w:hint="default" w:ascii="Calibri" w:hAnsi="Calibri" w:cs="Calibri"/>
-                <w:sz w:val="20"/>
-                <w:szCs w:val="20"/>
-              </w:rPr>
-            </w:pPr>
-            <w:r>
-              <w:rPr>
-                <w:rFonts w:hint="default" w:ascii="Calibri" w:hAnsi="Calibri" w:eastAsia="SimSun" w:cs="Calibri"/>
-                <w:kern w:val="0"/>
-                <w:sz w:val="20"/>
-                <w:szCs w:val="20"/>
-                <w:lang w:val="en-US" w:eastAsia="zh-CN" w:bidi="ar"/>
-              </w:rPr>
-              <w:t>object</w:t>
-            </w:r>
-          </w:p>
-        </w:tc>
-        <w:tc>
-          <w:tcPr>
-            <w:tcW w:w="0" w:type="auto"/>
-            <w:tcBorders>
-              <w:top w:val="single" w:color="auto" w:sz="4" w:space="0"/>
-              <w:left w:val="single" w:color="auto" w:sz="4" w:space="0"/>
-              <w:bottom w:val="single" w:color="auto" w:sz="4" w:space="0"/>
-              <w:right w:val="single" w:color="auto" w:sz="4" w:space="0"/>
-            </w:tcBorders>
-            <w:shd w:val="clear" w:color="auto" w:fill="auto"/>
-            <w:vAlign w:val="center"/>
-          </w:tcPr>
-          <w:p>
-            <w:pPr>
-              <w:keepNext w:val="0"/>
-              <w:keepLines w:val="0"/>
-              <w:widowControl/>
-              <w:suppressLineNumbers w:val="0"/>
-              <w:jc w:val="left"/>
-              <w:rPr>
-                <w:rFonts w:hint="default" w:ascii="Calibri" w:hAnsi="Calibri" w:cs="Calibri"/>
-                <w:sz w:val="20"/>
-                <w:szCs w:val="20"/>
-              </w:rPr>
-            </w:pPr>
-            <w:r>
-              <w:rPr>
-                <w:rFonts w:hint="default" w:ascii="Calibri" w:hAnsi="Calibri" w:eastAsia="SimSun" w:cs="Calibri"/>
-                <w:kern w:val="0"/>
-                <w:sz w:val="20"/>
-                <w:szCs w:val="20"/>
-                <w:lang w:val="en-US" w:eastAsia="zh-CN" w:bidi="ar"/>
-              </w:rPr>
-              <w:t>Academic intake associated with the campaign.</w:t>
-            </w:r>
-          </w:p>
-        </w:tc>
-      </w:tr>
-      <w:tr>
-        <w:tblPrEx>
-          <w:tblBorders>
-            <w:top w:val="none" w:color="auto" w:sz="0" w:space="0"/>
-            <w:left w:val="none" w:color="auto" w:sz="0" w:space="0"/>
-            <w:bottom w:val="none" w:color="auto" w:sz="0" w:space="0"/>
-            <w:right w:val="none" w:color="auto" w:sz="0" w:space="0"/>
-            <w:insideH w:val="none" w:color="auto" w:sz="0" w:space="0"/>
-            <w:insideV w:val="none" w:color="auto" w:sz="0" w:space="0"/>
-          </w:tblBorders>
-          <w:tblCellMar>
-            <w:top w:w="15" w:type="dxa"/>
-            <w:left w:w="15" w:type="dxa"/>
-            <w:bottom w:w="15" w:type="dxa"/>
-            <w:right w:w="15" w:type="dxa"/>
-          </w:tblCellMar>
-        </w:tblPrEx>
-        <w:trPr>
-          <w:tblCellSpacing w:w="15" w:type="dxa"/>
-        </w:trPr>
-        <w:tc>
-          <w:tcPr>
-            <w:tcW w:w="0" w:type="auto"/>
-            <w:tcBorders>
-              <w:top w:val="single" w:color="auto" w:sz="4" w:space="0"/>
-              <w:left w:val="single" w:color="auto" w:sz="4" w:space="0"/>
-              <w:bottom w:val="single" w:color="auto" w:sz="4" w:space="0"/>
-              <w:right w:val="single" w:color="auto" w:sz="4" w:space="0"/>
-            </w:tcBorders>
-            <w:shd w:val="clear" w:color="auto" w:fill="auto"/>
-            <w:vAlign w:val="center"/>
-          </w:tcPr>
-          <w:p>
-            <w:pPr>
-              <w:keepNext w:val="0"/>
-              <w:keepLines w:val="0"/>
-              <w:widowControl/>
-              <w:suppressLineNumbers w:val="0"/>
-              <w:jc w:val="left"/>
-              <w:rPr>
-                <w:rFonts w:hint="default" w:ascii="Calibri" w:hAnsi="Calibri" w:cs="Calibri"/>
-                <w:sz w:val="20"/>
-                <w:szCs w:val="20"/>
-              </w:rPr>
-            </w:pPr>
-            <w:r>
-              <w:rPr>
-                <w:rFonts w:hint="default" w:ascii="Calibri" w:hAnsi="Calibri" w:eastAsia="SimSun" w:cs="Calibri"/>
-                <w:kern w:val="0"/>
-                <w:sz w:val="20"/>
-                <w:szCs w:val="20"/>
-                <w:lang w:val="en-US" w:eastAsia="zh-CN" w:bidi="ar"/>
-              </w:rPr>
-              <w:t>University_y</w:t>
-            </w:r>
-          </w:p>
-        </w:tc>
-        <w:tc>
-          <w:tcPr>
-            <w:tcW w:w="0" w:type="auto"/>
-            <w:tcBorders>
-              <w:top w:val="single" w:color="auto" w:sz="4" w:space="0"/>
-              <w:left w:val="single" w:color="auto" w:sz="4" w:space="0"/>
-              <w:bottom w:val="single" w:color="auto" w:sz="4" w:space="0"/>
-              <w:right w:val="single" w:color="auto" w:sz="4" w:space="0"/>
-            </w:tcBorders>
-            <w:shd w:val="clear" w:color="auto" w:fill="auto"/>
-            <w:vAlign w:val="center"/>
-          </w:tcPr>
-          <w:p>
-            <w:pPr>
-              <w:keepNext w:val="0"/>
-              <w:keepLines w:val="0"/>
-              <w:widowControl/>
-              <w:suppressLineNumbers w:val="0"/>
-              <w:jc w:val="left"/>
-              <w:rPr>
-                <w:rFonts w:hint="default" w:ascii="Calibri" w:hAnsi="Calibri" w:cs="Calibri"/>
-                <w:sz w:val="20"/>
-                <w:szCs w:val="20"/>
-              </w:rPr>
-            </w:pPr>
-            <w:r>
-              <w:rPr>
-                <w:rFonts w:hint="default" w:ascii="Calibri" w:hAnsi="Calibri" w:eastAsia="SimSun" w:cs="Calibri"/>
-                <w:kern w:val="0"/>
-                <w:sz w:val="20"/>
-                <w:szCs w:val="20"/>
-                <w:lang w:val="en-US" w:eastAsia="zh-CN" w:bidi="ar"/>
-              </w:rPr>
-              <w:t>object</w:t>
-            </w:r>
-          </w:p>
-        </w:tc>
-        <w:tc>
-          <w:tcPr>
-            <w:tcW w:w="0" w:type="auto"/>
-            <w:tcBorders>
-              <w:top w:val="single" w:color="auto" w:sz="4" w:space="0"/>
-              <w:left w:val="single" w:color="auto" w:sz="4" w:space="0"/>
-              <w:bottom w:val="single" w:color="auto" w:sz="4" w:space="0"/>
-              <w:right w:val="single" w:color="auto" w:sz="4" w:space="0"/>
-            </w:tcBorders>
-            <w:shd w:val="clear" w:color="auto" w:fill="auto"/>
-            <w:vAlign w:val="center"/>
-          </w:tcPr>
-          <w:p>
-            <w:pPr>
-              <w:keepNext w:val="0"/>
-              <w:keepLines w:val="0"/>
-              <w:widowControl/>
-              <w:suppressLineNumbers w:val="0"/>
-              <w:jc w:val="left"/>
-              <w:rPr>
-                <w:rFonts w:hint="default" w:ascii="Calibri" w:hAnsi="Calibri" w:cs="Calibri"/>
-                <w:sz w:val="20"/>
-                <w:szCs w:val="20"/>
-              </w:rPr>
-            </w:pPr>
-            <w:r>
-              <w:rPr>
-                <w:rFonts w:hint="default" w:ascii="Calibri" w:hAnsi="Calibri" w:eastAsia="SimSun" w:cs="Calibri"/>
-                <w:kern w:val="0"/>
-                <w:sz w:val="20"/>
-                <w:szCs w:val="20"/>
-                <w:lang w:val="en-US" w:eastAsia="zh-CN" w:bidi="ar"/>
-              </w:rPr>
-              <w:t>University associated with the campaign (from Campaign dataset).</w:t>
+              <w:t>Result of the outreach attempt (e.g., Connected, Not Connected).</w:t>
             </w:r>
           </w:p>
         </w:tc>
@@ -6805,7 +5879,7 @@
                 <w:szCs w:val="20"/>
                 <w:lang w:val="en-US" w:eastAsia="zh-CN" w:bidi="ar"/>
               </w:rPr>
-              <w:t>Status</w:t>
+              <w:t>Remark</w:t>
             </w:r>
           </w:p>
         </w:tc>
@@ -6879,7 +5953,7 @@
                 <w:szCs w:val="20"/>
                 <w:lang w:val="en-US" w:eastAsia="zh-CN" w:bidi="ar"/>
               </w:rPr>
-              <w:t>Current status of the campaign (e.g., Completed).</w:t>
+              <w:t>Additional notes or comments regarding the outreach.</w:t>
             </w:r>
           </w:p>
         </w:tc>
@@ -6938,7 +6012,7 @@
                 <w:szCs w:val="20"/>
                 <w:lang w:val="en-US" w:eastAsia="zh-CN" w:bidi="ar"/>
               </w:rPr>
-              <w:t>Start_Date</w:t>
+              <w:t>Campaign_ID</w:t>
             </w:r>
           </w:p>
         </w:tc>
@@ -7012,7 +6086,7 @@
                 <w:szCs w:val="20"/>
                 <w:lang w:val="en-US" w:eastAsia="zh-CN" w:bidi="ar"/>
               </w:rPr>
-              <w:t>Start date of the campaign.</w:t>
+              <w:t>Identifier linking outreach to a specific campaign.</w:t>
             </w:r>
           </w:p>
         </w:tc>
@@ -7071,7 +6145,7 @@
                 <w:szCs w:val="20"/>
                 <w:lang w:val="en-US" w:eastAsia="zh-CN" w:bidi="ar"/>
               </w:rPr>
-              <w:t>Country</w:t>
+              <w:t>Escalation_Required</w:t>
             </w:r>
           </w:p>
         </w:tc>
@@ -7145,7 +6219,7 @@
                 <w:szCs w:val="20"/>
                 <w:lang w:val="en-US" w:eastAsia="zh-CN" w:bidi="ar"/>
               </w:rPr>
-              <w:t>Applicant’s country (from Applicant dataset).</w:t>
+              <w:t>Indicates whether escalation was needed for the outreach.</w:t>
             </w:r>
           </w:p>
         </w:tc>
@@ -7160,6 +6234,938 @@
             <w:insideH w:val="none" w:color="auto" w:sz="0" w:space="0"/>
             <w:insideV w:val="none" w:color="auto" w:sz="0" w:space="0"/>
           </w:tblBorders>
+          <w:shd w:val="clear" w:color="auto" w:fill="auto"/>
+          <w:tblCellMar>
+            <w:top w:w="15" w:type="dxa"/>
+            <w:left w:w="15" w:type="dxa"/>
+            <w:bottom w:w="15" w:type="dxa"/>
+            <w:right w:w="15" w:type="dxa"/>
+          </w:tblCellMar>
+        </w:tblPrEx>
+        <w:trPr>
+          <w:tblCellSpacing w:w="15" w:type="dxa"/>
+        </w:trPr>
+        <w:tc>
+          <w:tcPr>
+            <w:tcW w:w="0" w:type="auto"/>
+            <w:tcBorders>
+              <w:top w:val="single" w:color="auto" w:sz="4" w:space="0"/>
+              <w:left w:val="single" w:color="auto" w:sz="4" w:space="0"/>
+              <w:bottom w:val="single" w:color="auto" w:sz="4" w:space="0"/>
+              <w:right w:val="single" w:color="auto" w:sz="4" w:space="0"/>
+            </w:tcBorders>
+            <w:shd w:val="clear" w:color="auto" w:fill="auto"/>
+            <w:vAlign w:val="center"/>
+          </w:tcPr>
+          <w:p>
+            <w:pPr>
+              <w:keepNext w:val="0"/>
+              <w:keepLines w:val="0"/>
+              <w:widowControl/>
+              <w:suppressLineNumbers w:val="0"/>
+              <w:jc w:val="left"/>
+              <w:rPr>
+                <w:rFonts w:hint="default" w:ascii="Calibri" w:hAnsi="Calibri" w:cs="Calibri"/>
+                <w:sz w:val="20"/>
+                <w:szCs w:val="20"/>
+              </w:rPr>
+            </w:pPr>
+            <w:r>
+              <w:rPr>
+                <w:rFonts w:hint="default" w:ascii="Calibri" w:hAnsi="Calibri" w:eastAsia="SimSun" w:cs="Calibri"/>
+                <w:kern w:val="0"/>
+                <w:sz w:val="20"/>
+                <w:szCs w:val="20"/>
+                <w:lang w:val="en-US" w:eastAsia="zh-CN" w:bidi="ar"/>
+              </w:rPr>
+              <w:t>Name</w:t>
+            </w:r>
+          </w:p>
+        </w:tc>
+        <w:tc>
+          <w:tcPr>
+            <w:tcW w:w="0" w:type="auto"/>
+            <w:tcBorders>
+              <w:top w:val="single" w:color="auto" w:sz="4" w:space="0"/>
+              <w:left w:val="single" w:color="auto" w:sz="4" w:space="0"/>
+              <w:bottom w:val="single" w:color="auto" w:sz="4" w:space="0"/>
+              <w:right w:val="single" w:color="auto" w:sz="4" w:space="0"/>
+            </w:tcBorders>
+            <w:shd w:val="clear" w:color="auto" w:fill="auto"/>
+            <w:vAlign w:val="center"/>
+          </w:tcPr>
+          <w:p>
+            <w:pPr>
+              <w:keepNext w:val="0"/>
+              <w:keepLines w:val="0"/>
+              <w:widowControl/>
+              <w:suppressLineNumbers w:val="0"/>
+              <w:jc w:val="left"/>
+              <w:rPr>
+                <w:rFonts w:hint="default" w:ascii="Calibri" w:hAnsi="Calibri" w:cs="Calibri"/>
+                <w:sz w:val="20"/>
+                <w:szCs w:val="20"/>
+              </w:rPr>
+            </w:pPr>
+            <w:r>
+              <w:rPr>
+                <w:rFonts w:hint="default" w:ascii="Calibri" w:hAnsi="Calibri" w:eastAsia="SimSun" w:cs="Calibri"/>
+                <w:kern w:val="0"/>
+                <w:sz w:val="20"/>
+                <w:szCs w:val="20"/>
+                <w:lang w:val="en-US" w:eastAsia="zh-CN" w:bidi="ar"/>
+              </w:rPr>
+              <w:t>object</w:t>
+            </w:r>
+          </w:p>
+        </w:tc>
+        <w:tc>
+          <w:tcPr>
+            <w:tcW w:w="0" w:type="auto"/>
+            <w:tcBorders>
+              <w:top w:val="single" w:color="auto" w:sz="4" w:space="0"/>
+              <w:left w:val="single" w:color="auto" w:sz="4" w:space="0"/>
+              <w:bottom w:val="single" w:color="auto" w:sz="4" w:space="0"/>
+              <w:right w:val="single" w:color="auto" w:sz="4" w:space="0"/>
+            </w:tcBorders>
+            <w:shd w:val="clear" w:color="auto" w:fill="auto"/>
+            <w:vAlign w:val="center"/>
+          </w:tcPr>
+          <w:p>
+            <w:pPr>
+              <w:keepNext w:val="0"/>
+              <w:keepLines w:val="0"/>
+              <w:widowControl/>
+              <w:suppressLineNumbers w:val="0"/>
+              <w:jc w:val="left"/>
+              <w:rPr>
+                <w:rFonts w:hint="default" w:ascii="Calibri" w:hAnsi="Calibri" w:cs="Calibri"/>
+                <w:sz w:val="20"/>
+                <w:szCs w:val="20"/>
+              </w:rPr>
+            </w:pPr>
+            <w:r>
+              <w:rPr>
+                <w:rFonts w:hint="default" w:ascii="Calibri" w:hAnsi="Calibri" w:eastAsia="SimSun" w:cs="Calibri"/>
+                <w:kern w:val="0"/>
+                <w:sz w:val="20"/>
+                <w:szCs w:val="20"/>
+                <w:lang w:val="en-US" w:eastAsia="zh-CN" w:bidi="ar"/>
+              </w:rPr>
+              <w:t>Campaign name (from Campaign dataset).</w:t>
+            </w:r>
+          </w:p>
+        </w:tc>
+      </w:tr>
+      <w:tr>
+        <w:tblPrEx>
+          <w:tblBorders>
+            <w:top w:val="none" w:color="auto" w:sz="0" w:space="0"/>
+            <w:left w:val="none" w:color="auto" w:sz="0" w:space="0"/>
+            <w:bottom w:val="none" w:color="auto" w:sz="0" w:space="0"/>
+            <w:right w:val="none" w:color="auto" w:sz="0" w:space="0"/>
+            <w:insideH w:val="none" w:color="auto" w:sz="0" w:space="0"/>
+            <w:insideV w:val="none" w:color="auto" w:sz="0" w:space="0"/>
+          </w:tblBorders>
+          <w:shd w:val="clear" w:color="auto" w:fill="auto"/>
+          <w:tblCellMar>
+            <w:top w:w="15" w:type="dxa"/>
+            <w:left w:w="15" w:type="dxa"/>
+            <w:bottom w:w="15" w:type="dxa"/>
+            <w:right w:w="15" w:type="dxa"/>
+          </w:tblCellMar>
+        </w:tblPrEx>
+        <w:trPr>
+          <w:tblCellSpacing w:w="15" w:type="dxa"/>
+        </w:trPr>
+        <w:tc>
+          <w:tcPr>
+            <w:tcW w:w="0" w:type="auto"/>
+            <w:tcBorders>
+              <w:top w:val="single" w:color="auto" w:sz="4" w:space="0"/>
+              <w:left w:val="single" w:color="auto" w:sz="4" w:space="0"/>
+              <w:bottom w:val="single" w:color="auto" w:sz="4" w:space="0"/>
+              <w:right w:val="single" w:color="auto" w:sz="4" w:space="0"/>
+            </w:tcBorders>
+            <w:shd w:val="clear" w:color="auto" w:fill="auto"/>
+            <w:vAlign w:val="center"/>
+          </w:tcPr>
+          <w:p>
+            <w:pPr>
+              <w:keepNext w:val="0"/>
+              <w:keepLines w:val="0"/>
+              <w:widowControl/>
+              <w:suppressLineNumbers w:val="0"/>
+              <w:jc w:val="left"/>
+              <w:rPr>
+                <w:rFonts w:hint="default" w:ascii="Calibri" w:hAnsi="Calibri" w:cs="Calibri"/>
+                <w:sz w:val="20"/>
+                <w:szCs w:val="20"/>
+              </w:rPr>
+            </w:pPr>
+            <w:r>
+              <w:rPr>
+                <w:rFonts w:hint="default" w:ascii="Calibri" w:hAnsi="Calibri" w:eastAsia="SimSun" w:cs="Calibri"/>
+                <w:kern w:val="0"/>
+                <w:sz w:val="20"/>
+                <w:szCs w:val="20"/>
+                <w:lang w:val="en-US" w:eastAsia="zh-CN" w:bidi="ar"/>
+              </w:rPr>
+              <w:t>Category</w:t>
+            </w:r>
+          </w:p>
+        </w:tc>
+        <w:tc>
+          <w:tcPr>
+            <w:tcW w:w="0" w:type="auto"/>
+            <w:tcBorders>
+              <w:top w:val="single" w:color="auto" w:sz="4" w:space="0"/>
+              <w:left w:val="single" w:color="auto" w:sz="4" w:space="0"/>
+              <w:bottom w:val="single" w:color="auto" w:sz="4" w:space="0"/>
+              <w:right w:val="single" w:color="auto" w:sz="4" w:space="0"/>
+            </w:tcBorders>
+            <w:shd w:val="clear" w:color="auto" w:fill="auto"/>
+            <w:vAlign w:val="center"/>
+          </w:tcPr>
+          <w:p>
+            <w:pPr>
+              <w:keepNext w:val="0"/>
+              <w:keepLines w:val="0"/>
+              <w:widowControl/>
+              <w:suppressLineNumbers w:val="0"/>
+              <w:jc w:val="left"/>
+              <w:rPr>
+                <w:rFonts w:hint="default" w:ascii="Calibri" w:hAnsi="Calibri" w:cs="Calibri"/>
+                <w:sz w:val="20"/>
+                <w:szCs w:val="20"/>
+              </w:rPr>
+            </w:pPr>
+            <w:r>
+              <w:rPr>
+                <w:rFonts w:hint="default" w:ascii="Calibri" w:hAnsi="Calibri" w:eastAsia="SimSun" w:cs="Calibri"/>
+                <w:kern w:val="0"/>
+                <w:sz w:val="20"/>
+                <w:szCs w:val="20"/>
+                <w:lang w:val="en-US" w:eastAsia="zh-CN" w:bidi="ar"/>
+              </w:rPr>
+              <w:t>object</w:t>
+            </w:r>
+          </w:p>
+        </w:tc>
+        <w:tc>
+          <w:tcPr>
+            <w:tcW w:w="0" w:type="auto"/>
+            <w:tcBorders>
+              <w:top w:val="single" w:color="auto" w:sz="4" w:space="0"/>
+              <w:left w:val="single" w:color="auto" w:sz="4" w:space="0"/>
+              <w:bottom w:val="single" w:color="auto" w:sz="4" w:space="0"/>
+              <w:right w:val="single" w:color="auto" w:sz="4" w:space="0"/>
+            </w:tcBorders>
+            <w:shd w:val="clear" w:color="auto" w:fill="auto"/>
+            <w:vAlign w:val="center"/>
+          </w:tcPr>
+          <w:p>
+            <w:pPr>
+              <w:keepNext w:val="0"/>
+              <w:keepLines w:val="0"/>
+              <w:widowControl/>
+              <w:suppressLineNumbers w:val="0"/>
+              <w:jc w:val="left"/>
+              <w:rPr>
+                <w:rFonts w:hint="default" w:ascii="Calibri" w:hAnsi="Calibri" w:cs="Calibri"/>
+                <w:sz w:val="20"/>
+                <w:szCs w:val="20"/>
+              </w:rPr>
+            </w:pPr>
+            <w:r>
+              <w:rPr>
+                <w:rFonts w:hint="default" w:ascii="Calibri" w:hAnsi="Calibri" w:eastAsia="SimSun" w:cs="Calibri"/>
+                <w:kern w:val="0"/>
+                <w:sz w:val="20"/>
+                <w:szCs w:val="20"/>
+                <w:lang w:val="en-US" w:eastAsia="zh-CN" w:bidi="ar"/>
+              </w:rPr>
+              <w:t>Type or category of the campaign (e.g., Pre Admission, Post Admission).</w:t>
+            </w:r>
+          </w:p>
+        </w:tc>
+      </w:tr>
+      <w:tr>
+        <w:tblPrEx>
+          <w:tblBorders>
+            <w:top w:val="none" w:color="auto" w:sz="0" w:space="0"/>
+            <w:left w:val="none" w:color="auto" w:sz="0" w:space="0"/>
+            <w:bottom w:val="none" w:color="auto" w:sz="0" w:space="0"/>
+            <w:right w:val="none" w:color="auto" w:sz="0" w:space="0"/>
+            <w:insideH w:val="none" w:color="auto" w:sz="0" w:space="0"/>
+            <w:insideV w:val="none" w:color="auto" w:sz="0" w:space="0"/>
+          </w:tblBorders>
+          <w:shd w:val="clear" w:color="auto" w:fill="auto"/>
+          <w:tblCellMar>
+            <w:top w:w="15" w:type="dxa"/>
+            <w:left w:w="15" w:type="dxa"/>
+            <w:bottom w:w="15" w:type="dxa"/>
+            <w:right w:w="15" w:type="dxa"/>
+          </w:tblCellMar>
+        </w:tblPrEx>
+        <w:trPr>
+          <w:tblCellSpacing w:w="15" w:type="dxa"/>
+        </w:trPr>
+        <w:tc>
+          <w:tcPr>
+            <w:tcW w:w="0" w:type="auto"/>
+            <w:tcBorders>
+              <w:top w:val="single" w:color="auto" w:sz="4" w:space="0"/>
+              <w:left w:val="single" w:color="auto" w:sz="4" w:space="0"/>
+              <w:bottom w:val="single" w:color="auto" w:sz="4" w:space="0"/>
+              <w:right w:val="single" w:color="auto" w:sz="4" w:space="0"/>
+            </w:tcBorders>
+            <w:shd w:val="clear" w:color="auto" w:fill="auto"/>
+            <w:vAlign w:val="center"/>
+          </w:tcPr>
+          <w:p>
+            <w:pPr>
+              <w:keepNext w:val="0"/>
+              <w:keepLines w:val="0"/>
+              <w:widowControl/>
+              <w:suppressLineNumbers w:val="0"/>
+              <w:jc w:val="left"/>
+              <w:rPr>
+                <w:rFonts w:hint="default" w:ascii="Calibri" w:hAnsi="Calibri" w:cs="Calibri"/>
+                <w:sz w:val="20"/>
+                <w:szCs w:val="20"/>
+              </w:rPr>
+            </w:pPr>
+            <w:r>
+              <w:rPr>
+                <w:rFonts w:hint="default" w:ascii="Calibri" w:hAnsi="Calibri" w:eastAsia="SimSun" w:cs="Calibri"/>
+                <w:kern w:val="0"/>
+                <w:sz w:val="20"/>
+                <w:szCs w:val="20"/>
+                <w:lang w:val="en-US" w:eastAsia="zh-CN" w:bidi="ar"/>
+              </w:rPr>
+              <w:t>Intake</w:t>
+            </w:r>
+          </w:p>
+        </w:tc>
+        <w:tc>
+          <w:tcPr>
+            <w:tcW w:w="0" w:type="auto"/>
+            <w:tcBorders>
+              <w:top w:val="single" w:color="auto" w:sz="4" w:space="0"/>
+              <w:left w:val="single" w:color="auto" w:sz="4" w:space="0"/>
+              <w:bottom w:val="single" w:color="auto" w:sz="4" w:space="0"/>
+              <w:right w:val="single" w:color="auto" w:sz="4" w:space="0"/>
+            </w:tcBorders>
+            <w:shd w:val="clear" w:color="auto" w:fill="auto"/>
+            <w:vAlign w:val="center"/>
+          </w:tcPr>
+          <w:p>
+            <w:pPr>
+              <w:keepNext w:val="0"/>
+              <w:keepLines w:val="0"/>
+              <w:widowControl/>
+              <w:suppressLineNumbers w:val="0"/>
+              <w:jc w:val="left"/>
+              <w:rPr>
+                <w:rFonts w:hint="default" w:ascii="Calibri" w:hAnsi="Calibri" w:cs="Calibri"/>
+                <w:sz w:val="20"/>
+                <w:szCs w:val="20"/>
+              </w:rPr>
+            </w:pPr>
+            <w:r>
+              <w:rPr>
+                <w:rFonts w:hint="default" w:ascii="Calibri" w:hAnsi="Calibri" w:eastAsia="SimSun" w:cs="Calibri"/>
+                <w:kern w:val="0"/>
+                <w:sz w:val="20"/>
+                <w:szCs w:val="20"/>
+                <w:lang w:val="en-US" w:eastAsia="zh-CN" w:bidi="ar"/>
+              </w:rPr>
+              <w:t>object</w:t>
+            </w:r>
+          </w:p>
+        </w:tc>
+        <w:tc>
+          <w:tcPr>
+            <w:tcW w:w="0" w:type="auto"/>
+            <w:tcBorders>
+              <w:top w:val="single" w:color="auto" w:sz="4" w:space="0"/>
+              <w:left w:val="single" w:color="auto" w:sz="4" w:space="0"/>
+              <w:bottom w:val="single" w:color="auto" w:sz="4" w:space="0"/>
+              <w:right w:val="single" w:color="auto" w:sz="4" w:space="0"/>
+            </w:tcBorders>
+            <w:shd w:val="clear" w:color="auto" w:fill="auto"/>
+            <w:vAlign w:val="center"/>
+          </w:tcPr>
+          <w:p>
+            <w:pPr>
+              <w:keepNext w:val="0"/>
+              <w:keepLines w:val="0"/>
+              <w:widowControl/>
+              <w:suppressLineNumbers w:val="0"/>
+              <w:jc w:val="left"/>
+              <w:rPr>
+                <w:rFonts w:hint="default" w:ascii="Calibri" w:hAnsi="Calibri" w:cs="Calibri"/>
+                <w:sz w:val="20"/>
+                <w:szCs w:val="20"/>
+              </w:rPr>
+            </w:pPr>
+            <w:r>
+              <w:rPr>
+                <w:rFonts w:hint="default" w:ascii="Calibri" w:hAnsi="Calibri" w:eastAsia="SimSun" w:cs="Calibri"/>
+                <w:kern w:val="0"/>
+                <w:sz w:val="20"/>
+                <w:szCs w:val="20"/>
+                <w:lang w:val="en-US" w:eastAsia="zh-CN" w:bidi="ar"/>
+              </w:rPr>
+              <w:t>Academic intake associated with the campaign.</w:t>
+            </w:r>
+          </w:p>
+        </w:tc>
+      </w:tr>
+      <w:tr>
+        <w:tblPrEx>
+          <w:tblBorders>
+            <w:top w:val="none" w:color="auto" w:sz="0" w:space="0"/>
+            <w:left w:val="none" w:color="auto" w:sz="0" w:space="0"/>
+            <w:bottom w:val="none" w:color="auto" w:sz="0" w:space="0"/>
+            <w:right w:val="none" w:color="auto" w:sz="0" w:space="0"/>
+            <w:insideH w:val="none" w:color="auto" w:sz="0" w:space="0"/>
+            <w:insideV w:val="none" w:color="auto" w:sz="0" w:space="0"/>
+          </w:tblBorders>
+          <w:shd w:val="clear" w:color="auto" w:fill="auto"/>
+          <w:tblCellMar>
+            <w:top w:w="15" w:type="dxa"/>
+            <w:left w:w="15" w:type="dxa"/>
+            <w:bottom w:w="15" w:type="dxa"/>
+            <w:right w:w="15" w:type="dxa"/>
+          </w:tblCellMar>
+        </w:tblPrEx>
+        <w:trPr>
+          <w:tblCellSpacing w:w="15" w:type="dxa"/>
+        </w:trPr>
+        <w:tc>
+          <w:tcPr>
+            <w:tcW w:w="0" w:type="auto"/>
+            <w:tcBorders>
+              <w:top w:val="single" w:color="auto" w:sz="4" w:space="0"/>
+              <w:left w:val="single" w:color="auto" w:sz="4" w:space="0"/>
+              <w:bottom w:val="single" w:color="auto" w:sz="4" w:space="0"/>
+              <w:right w:val="single" w:color="auto" w:sz="4" w:space="0"/>
+            </w:tcBorders>
+            <w:shd w:val="clear" w:color="auto" w:fill="auto"/>
+            <w:vAlign w:val="center"/>
+          </w:tcPr>
+          <w:p>
+            <w:pPr>
+              <w:keepNext w:val="0"/>
+              <w:keepLines w:val="0"/>
+              <w:widowControl/>
+              <w:suppressLineNumbers w:val="0"/>
+              <w:jc w:val="left"/>
+              <w:rPr>
+                <w:rFonts w:hint="default" w:ascii="Calibri" w:hAnsi="Calibri" w:cs="Calibri"/>
+                <w:sz w:val="20"/>
+                <w:szCs w:val="20"/>
+              </w:rPr>
+            </w:pPr>
+            <w:r>
+              <w:rPr>
+                <w:rFonts w:hint="default" w:ascii="Calibri" w:hAnsi="Calibri" w:eastAsia="SimSun" w:cs="Calibri"/>
+                <w:kern w:val="0"/>
+                <w:sz w:val="20"/>
+                <w:szCs w:val="20"/>
+                <w:lang w:val="en-US" w:eastAsia="zh-CN" w:bidi="ar"/>
+              </w:rPr>
+              <w:t>University_y</w:t>
+            </w:r>
+          </w:p>
+        </w:tc>
+        <w:tc>
+          <w:tcPr>
+            <w:tcW w:w="0" w:type="auto"/>
+            <w:tcBorders>
+              <w:top w:val="single" w:color="auto" w:sz="4" w:space="0"/>
+              <w:left w:val="single" w:color="auto" w:sz="4" w:space="0"/>
+              <w:bottom w:val="single" w:color="auto" w:sz="4" w:space="0"/>
+              <w:right w:val="single" w:color="auto" w:sz="4" w:space="0"/>
+            </w:tcBorders>
+            <w:shd w:val="clear" w:color="auto" w:fill="auto"/>
+            <w:vAlign w:val="center"/>
+          </w:tcPr>
+          <w:p>
+            <w:pPr>
+              <w:keepNext w:val="0"/>
+              <w:keepLines w:val="0"/>
+              <w:widowControl/>
+              <w:suppressLineNumbers w:val="0"/>
+              <w:jc w:val="left"/>
+              <w:rPr>
+                <w:rFonts w:hint="default" w:ascii="Calibri" w:hAnsi="Calibri" w:cs="Calibri"/>
+                <w:sz w:val="20"/>
+                <w:szCs w:val="20"/>
+              </w:rPr>
+            </w:pPr>
+            <w:r>
+              <w:rPr>
+                <w:rFonts w:hint="default" w:ascii="Calibri" w:hAnsi="Calibri" w:eastAsia="SimSun" w:cs="Calibri"/>
+                <w:kern w:val="0"/>
+                <w:sz w:val="20"/>
+                <w:szCs w:val="20"/>
+                <w:lang w:val="en-US" w:eastAsia="zh-CN" w:bidi="ar"/>
+              </w:rPr>
+              <w:t>object</w:t>
+            </w:r>
+          </w:p>
+        </w:tc>
+        <w:tc>
+          <w:tcPr>
+            <w:tcW w:w="0" w:type="auto"/>
+            <w:tcBorders>
+              <w:top w:val="single" w:color="auto" w:sz="4" w:space="0"/>
+              <w:left w:val="single" w:color="auto" w:sz="4" w:space="0"/>
+              <w:bottom w:val="single" w:color="auto" w:sz="4" w:space="0"/>
+              <w:right w:val="single" w:color="auto" w:sz="4" w:space="0"/>
+            </w:tcBorders>
+            <w:shd w:val="clear" w:color="auto" w:fill="auto"/>
+            <w:vAlign w:val="center"/>
+          </w:tcPr>
+          <w:p>
+            <w:pPr>
+              <w:keepNext w:val="0"/>
+              <w:keepLines w:val="0"/>
+              <w:widowControl/>
+              <w:suppressLineNumbers w:val="0"/>
+              <w:jc w:val="left"/>
+              <w:rPr>
+                <w:rFonts w:hint="default" w:ascii="Calibri" w:hAnsi="Calibri" w:cs="Calibri"/>
+                <w:sz w:val="20"/>
+                <w:szCs w:val="20"/>
+              </w:rPr>
+            </w:pPr>
+            <w:r>
+              <w:rPr>
+                <w:rFonts w:hint="default" w:ascii="Calibri" w:hAnsi="Calibri" w:eastAsia="SimSun" w:cs="Calibri"/>
+                <w:kern w:val="0"/>
+                <w:sz w:val="20"/>
+                <w:szCs w:val="20"/>
+                <w:lang w:val="en-US" w:eastAsia="zh-CN" w:bidi="ar"/>
+              </w:rPr>
+              <w:t>University associated with the campaign (from Campaign dataset).</w:t>
+            </w:r>
+          </w:p>
+        </w:tc>
+      </w:tr>
+      <w:tr>
+        <w:tblPrEx>
+          <w:tblBorders>
+            <w:top w:val="none" w:color="auto" w:sz="0" w:space="0"/>
+            <w:left w:val="none" w:color="auto" w:sz="0" w:space="0"/>
+            <w:bottom w:val="none" w:color="auto" w:sz="0" w:space="0"/>
+            <w:right w:val="none" w:color="auto" w:sz="0" w:space="0"/>
+            <w:insideH w:val="none" w:color="auto" w:sz="0" w:space="0"/>
+            <w:insideV w:val="none" w:color="auto" w:sz="0" w:space="0"/>
+          </w:tblBorders>
+          <w:shd w:val="clear" w:color="auto" w:fill="auto"/>
+          <w:tblCellMar>
+            <w:top w:w="15" w:type="dxa"/>
+            <w:left w:w="15" w:type="dxa"/>
+            <w:bottom w:w="15" w:type="dxa"/>
+            <w:right w:w="15" w:type="dxa"/>
+          </w:tblCellMar>
+        </w:tblPrEx>
+        <w:trPr>
+          <w:tblCellSpacing w:w="15" w:type="dxa"/>
+        </w:trPr>
+        <w:tc>
+          <w:tcPr>
+            <w:tcW w:w="0" w:type="auto"/>
+            <w:tcBorders>
+              <w:top w:val="single" w:color="auto" w:sz="4" w:space="0"/>
+              <w:left w:val="single" w:color="auto" w:sz="4" w:space="0"/>
+              <w:bottom w:val="single" w:color="auto" w:sz="4" w:space="0"/>
+              <w:right w:val="single" w:color="auto" w:sz="4" w:space="0"/>
+            </w:tcBorders>
+            <w:shd w:val="clear" w:color="auto" w:fill="auto"/>
+            <w:vAlign w:val="center"/>
+          </w:tcPr>
+          <w:p>
+            <w:pPr>
+              <w:keepNext w:val="0"/>
+              <w:keepLines w:val="0"/>
+              <w:widowControl/>
+              <w:suppressLineNumbers w:val="0"/>
+              <w:jc w:val="left"/>
+              <w:rPr>
+                <w:rFonts w:hint="default" w:ascii="Calibri" w:hAnsi="Calibri" w:cs="Calibri"/>
+                <w:sz w:val="20"/>
+                <w:szCs w:val="20"/>
+              </w:rPr>
+            </w:pPr>
+            <w:r>
+              <w:rPr>
+                <w:rFonts w:hint="default" w:ascii="Calibri" w:hAnsi="Calibri" w:eastAsia="SimSun" w:cs="Calibri"/>
+                <w:kern w:val="0"/>
+                <w:sz w:val="20"/>
+                <w:szCs w:val="20"/>
+                <w:lang w:val="en-US" w:eastAsia="zh-CN" w:bidi="ar"/>
+              </w:rPr>
+              <w:t>Status</w:t>
+            </w:r>
+          </w:p>
+        </w:tc>
+        <w:tc>
+          <w:tcPr>
+            <w:tcW w:w="0" w:type="auto"/>
+            <w:tcBorders>
+              <w:top w:val="single" w:color="auto" w:sz="4" w:space="0"/>
+              <w:left w:val="single" w:color="auto" w:sz="4" w:space="0"/>
+              <w:bottom w:val="single" w:color="auto" w:sz="4" w:space="0"/>
+              <w:right w:val="single" w:color="auto" w:sz="4" w:space="0"/>
+            </w:tcBorders>
+            <w:shd w:val="clear" w:color="auto" w:fill="auto"/>
+            <w:vAlign w:val="center"/>
+          </w:tcPr>
+          <w:p>
+            <w:pPr>
+              <w:keepNext w:val="0"/>
+              <w:keepLines w:val="0"/>
+              <w:widowControl/>
+              <w:suppressLineNumbers w:val="0"/>
+              <w:jc w:val="left"/>
+              <w:rPr>
+                <w:rFonts w:hint="default" w:ascii="Calibri" w:hAnsi="Calibri" w:cs="Calibri"/>
+                <w:sz w:val="20"/>
+                <w:szCs w:val="20"/>
+              </w:rPr>
+            </w:pPr>
+            <w:r>
+              <w:rPr>
+                <w:rFonts w:hint="default" w:ascii="Calibri" w:hAnsi="Calibri" w:eastAsia="SimSun" w:cs="Calibri"/>
+                <w:kern w:val="0"/>
+                <w:sz w:val="20"/>
+                <w:szCs w:val="20"/>
+                <w:lang w:val="en-US" w:eastAsia="zh-CN" w:bidi="ar"/>
+              </w:rPr>
+              <w:t>object</w:t>
+            </w:r>
+          </w:p>
+        </w:tc>
+        <w:tc>
+          <w:tcPr>
+            <w:tcW w:w="0" w:type="auto"/>
+            <w:tcBorders>
+              <w:top w:val="single" w:color="auto" w:sz="4" w:space="0"/>
+              <w:left w:val="single" w:color="auto" w:sz="4" w:space="0"/>
+              <w:bottom w:val="single" w:color="auto" w:sz="4" w:space="0"/>
+              <w:right w:val="single" w:color="auto" w:sz="4" w:space="0"/>
+            </w:tcBorders>
+            <w:shd w:val="clear" w:color="auto" w:fill="auto"/>
+            <w:vAlign w:val="center"/>
+          </w:tcPr>
+          <w:p>
+            <w:pPr>
+              <w:keepNext w:val="0"/>
+              <w:keepLines w:val="0"/>
+              <w:widowControl/>
+              <w:suppressLineNumbers w:val="0"/>
+              <w:jc w:val="left"/>
+              <w:rPr>
+                <w:rFonts w:hint="default" w:ascii="Calibri" w:hAnsi="Calibri" w:cs="Calibri"/>
+                <w:sz w:val="20"/>
+                <w:szCs w:val="20"/>
+              </w:rPr>
+            </w:pPr>
+            <w:r>
+              <w:rPr>
+                <w:rFonts w:hint="default" w:ascii="Calibri" w:hAnsi="Calibri" w:eastAsia="SimSun" w:cs="Calibri"/>
+                <w:kern w:val="0"/>
+                <w:sz w:val="20"/>
+                <w:szCs w:val="20"/>
+                <w:lang w:val="en-US" w:eastAsia="zh-CN" w:bidi="ar"/>
+              </w:rPr>
+              <w:t>Current status of the campaign (e.g., Completed).</w:t>
+            </w:r>
+          </w:p>
+        </w:tc>
+      </w:tr>
+      <w:tr>
+        <w:tblPrEx>
+          <w:tblBorders>
+            <w:top w:val="none" w:color="auto" w:sz="0" w:space="0"/>
+            <w:left w:val="none" w:color="auto" w:sz="0" w:space="0"/>
+            <w:bottom w:val="none" w:color="auto" w:sz="0" w:space="0"/>
+            <w:right w:val="none" w:color="auto" w:sz="0" w:space="0"/>
+            <w:insideH w:val="none" w:color="auto" w:sz="0" w:space="0"/>
+            <w:insideV w:val="none" w:color="auto" w:sz="0" w:space="0"/>
+          </w:tblBorders>
+          <w:shd w:val="clear" w:color="auto" w:fill="auto"/>
+          <w:tblCellMar>
+            <w:top w:w="15" w:type="dxa"/>
+            <w:left w:w="15" w:type="dxa"/>
+            <w:bottom w:w="15" w:type="dxa"/>
+            <w:right w:w="15" w:type="dxa"/>
+          </w:tblCellMar>
+        </w:tblPrEx>
+        <w:trPr>
+          <w:tblCellSpacing w:w="15" w:type="dxa"/>
+        </w:trPr>
+        <w:tc>
+          <w:tcPr>
+            <w:tcW w:w="0" w:type="auto"/>
+            <w:tcBorders>
+              <w:top w:val="single" w:color="auto" w:sz="4" w:space="0"/>
+              <w:left w:val="single" w:color="auto" w:sz="4" w:space="0"/>
+              <w:bottom w:val="single" w:color="auto" w:sz="4" w:space="0"/>
+              <w:right w:val="single" w:color="auto" w:sz="4" w:space="0"/>
+            </w:tcBorders>
+            <w:shd w:val="clear" w:color="auto" w:fill="auto"/>
+            <w:vAlign w:val="center"/>
+          </w:tcPr>
+          <w:p>
+            <w:pPr>
+              <w:keepNext w:val="0"/>
+              <w:keepLines w:val="0"/>
+              <w:widowControl/>
+              <w:suppressLineNumbers w:val="0"/>
+              <w:jc w:val="left"/>
+              <w:rPr>
+                <w:rFonts w:hint="default" w:ascii="Calibri" w:hAnsi="Calibri" w:cs="Calibri"/>
+                <w:sz w:val="20"/>
+                <w:szCs w:val="20"/>
+              </w:rPr>
+            </w:pPr>
+            <w:r>
+              <w:rPr>
+                <w:rFonts w:hint="default" w:ascii="Calibri" w:hAnsi="Calibri" w:eastAsia="SimSun" w:cs="Calibri"/>
+                <w:kern w:val="0"/>
+                <w:sz w:val="20"/>
+                <w:szCs w:val="20"/>
+                <w:lang w:val="en-US" w:eastAsia="zh-CN" w:bidi="ar"/>
+              </w:rPr>
+              <w:t>Start_Date</w:t>
+            </w:r>
+          </w:p>
+        </w:tc>
+        <w:tc>
+          <w:tcPr>
+            <w:tcW w:w="0" w:type="auto"/>
+            <w:tcBorders>
+              <w:top w:val="single" w:color="auto" w:sz="4" w:space="0"/>
+              <w:left w:val="single" w:color="auto" w:sz="4" w:space="0"/>
+              <w:bottom w:val="single" w:color="auto" w:sz="4" w:space="0"/>
+              <w:right w:val="single" w:color="auto" w:sz="4" w:space="0"/>
+            </w:tcBorders>
+            <w:shd w:val="clear" w:color="auto" w:fill="auto"/>
+            <w:vAlign w:val="center"/>
+          </w:tcPr>
+          <w:p>
+            <w:pPr>
+              <w:keepNext w:val="0"/>
+              <w:keepLines w:val="0"/>
+              <w:widowControl/>
+              <w:suppressLineNumbers w:val="0"/>
+              <w:jc w:val="left"/>
+              <w:rPr>
+                <w:rFonts w:hint="default" w:ascii="Calibri" w:hAnsi="Calibri" w:cs="Calibri"/>
+                <w:sz w:val="20"/>
+                <w:szCs w:val="20"/>
+              </w:rPr>
+            </w:pPr>
+            <w:r>
+              <w:rPr>
+                <w:rFonts w:hint="default" w:ascii="Calibri" w:hAnsi="Calibri" w:eastAsia="SimSun" w:cs="Calibri"/>
+                <w:kern w:val="0"/>
+                <w:sz w:val="20"/>
+                <w:szCs w:val="20"/>
+                <w:lang w:val="en-US" w:eastAsia="zh-CN" w:bidi="ar"/>
+              </w:rPr>
+              <w:t>object</w:t>
+            </w:r>
+          </w:p>
+        </w:tc>
+        <w:tc>
+          <w:tcPr>
+            <w:tcW w:w="0" w:type="auto"/>
+            <w:tcBorders>
+              <w:top w:val="single" w:color="auto" w:sz="4" w:space="0"/>
+              <w:left w:val="single" w:color="auto" w:sz="4" w:space="0"/>
+              <w:bottom w:val="single" w:color="auto" w:sz="4" w:space="0"/>
+              <w:right w:val="single" w:color="auto" w:sz="4" w:space="0"/>
+            </w:tcBorders>
+            <w:shd w:val="clear" w:color="auto" w:fill="auto"/>
+            <w:vAlign w:val="center"/>
+          </w:tcPr>
+          <w:p>
+            <w:pPr>
+              <w:keepNext w:val="0"/>
+              <w:keepLines w:val="0"/>
+              <w:widowControl/>
+              <w:suppressLineNumbers w:val="0"/>
+              <w:jc w:val="left"/>
+              <w:rPr>
+                <w:rFonts w:hint="default" w:ascii="Calibri" w:hAnsi="Calibri" w:cs="Calibri"/>
+                <w:sz w:val="20"/>
+                <w:szCs w:val="20"/>
+              </w:rPr>
+            </w:pPr>
+            <w:r>
+              <w:rPr>
+                <w:rFonts w:hint="default" w:ascii="Calibri" w:hAnsi="Calibri" w:eastAsia="SimSun" w:cs="Calibri"/>
+                <w:kern w:val="0"/>
+                <w:sz w:val="20"/>
+                <w:szCs w:val="20"/>
+                <w:lang w:val="en-US" w:eastAsia="zh-CN" w:bidi="ar"/>
+              </w:rPr>
+              <w:t>Start date of the campaign.</w:t>
+            </w:r>
+          </w:p>
+        </w:tc>
+      </w:tr>
+      <w:tr>
+        <w:tblPrEx>
+          <w:tblBorders>
+            <w:top w:val="none" w:color="auto" w:sz="0" w:space="0"/>
+            <w:left w:val="none" w:color="auto" w:sz="0" w:space="0"/>
+            <w:bottom w:val="none" w:color="auto" w:sz="0" w:space="0"/>
+            <w:right w:val="none" w:color="auto" w:sz="0" w:space="0"/>
+            <w:insideH w:val="none" w:color="auto" w:sz="0" w:space="0"/>
+            <w:insideV w:val="none" w:color="auto" w:sz="0" w:space="0"/>
+          </w:tblBorders>
+          <w:shd w:val="clear" w:color="auto" w:fill="auto"/>
+          <w:tblCellMar>
+            <w:top w:w="15" w:type="dxa"/>
+            <w:left w:w="15" w:type="dxa"/>
+            <w:bottom w:w="15" w:type="dxa"/>
+            <w:right w:w="15" w:type="dxa"/>
+          </w:tblCellMar>
+        </w:tblPrEx>
+        <w:trPr>
+          <w:tblCellSpacing w:w="15" w:type="dxa"/>
+        </w:trPr>
+        <w:tc>
+          <w:tcPr>
+            <w:tcW w:w="0" w:type="auto"/>
+            <w:tcBorders>
+              <w:top w:val="single" w:color="auto" w:sz="4" w:space="0"/>
+              <w:left w:val="single" w:color="auto" w:sz="4" w:space="0"/>
+              <w:bottom w:val="single" w:color="auto" w:sz="4" w:space="0"/>
+              <w:right w:val="single" w:color="auto" w:sz="4" w:space="0"/>
+            </w:tcBorders>
+            <w:shd w:val="clear" w:color="auto" w:fill="auto"/>
+            <w:vAlign w:val="center"/>
+          </w:tcPr>
+          <w:p>
+            <w:pPr>
+              <w:keepNext w:val="0"/>
+              <w:keepLines w:val="0"/>
+              <w:widowControl/>
+              <w:suppressLineNumbers w:val="0"/>
+              <w:jc w:val="left"/>
+              <w:rPr>
+                <w:rFonts w:hint="default" w:ascii="Calibri" w:hAnsi="Calibri" w:cs="Calibri"/>
+                <w:sz w:val="20"/>
+                <w:szCs w:val="20"/>
+              </w:rPr>
+            </w:pPr>
+            <w:r>
+              <w:rPr>
+                <w:rFonts w:hint="default" w:ascii="Calibri" w:hAnsi="Calibri" w:eastAsia="SimSun" w:cs="Calibri"/>
+                <w:kern w:val="0"/>
+                <w:sz w:val="20"/>
+                <w:szCs w:val="20"/>
+                <w:lang w:val="en-US" w:eastAsia="zh-CN" w:bidi="ar"/>
+              </w:rPr>
+              <w:t>Country</w:t>
+            </w:r>
+          </w:p>
+        </w:tc>
+        <w:tc>
+          <w:tcPr>
+            <w:tcW w:w="0" w:type="auto"/>
+            <w:tcBorders>
+              <w:top w:val="single" w:color="auto" w:sz="4" w:space="0"/>
+              <w:left w:val="single" w:color="auto" w:sz="4" w:space="0"/>
+              <w:bottom w:val="single" w:color="auto" w:sz="4" w:space="0"/>
+              <w:right w:val="single" w:color="auto" w:sz="4" w:space="0"/>
+            </w:tcBorders>
+            <w:shd w:val="clear" w:color="auto" w:fill="auto"/>
+            <w:vAlign w:val="center"/>
+          </w:tcPr>
+          <w:p>
+            <w:pPr>
+              <w:keepNext w:val="0"/>
+              <w:keepLines w:val="0"/>
+              <w:widowControl/>
+              <w:suppressLineNumbers w:val="0"/>
+              <w:jc w:val="left"/>
+              <w:rPr>
+                <w:rFonts w:hint="default" w:ascii="Calibri" w:hAnsi="Calibri" w:cs="Calibri"/>
+                <w:sz w:val="20"/>
+                <w:szCs w:val="20"/>
+              </w:rPr>
+            </w:pPr>
+            <w:r>
+              <w:rPr>
+                <w:rFonts w:hint="default" w:ascii="Calibri" w:hAnsi="Calibri" w:eastAsia="SimSun" w:cs="Calibri"/>
+                <w:kern w:val="0"/>
+                <w:sz w:val="20"/>
+                <w:szCs w:val="20"/>
+                <w:lang w:val="en-US" w:eastAsia="zh-CN" w:bidi="ar"/>
+              </w:rPr>
+              <w:t>object</w:t>
+            </w:r>
+          </w:p>
+        </w:tc>
+        <w:tc>
+          <w:tcPr>
+            <w:tcW w:w="0" w:type="auto"/>
+            <w:tcBorders>
+              <w:top w:val="single" w:color="auto" w:sz="4" w:space="0"/>
+              <w:left w:val="single" w:color="auto" w:sz="4" w:space="0"/>
+              <w:bottom w:val="single" w:color="auto" w:sz="4" w:space="0"/>
+              <w:right w:val="single" w:color="auto" w:sz="4" w:space="0"/>
+            </w:tcBorders>
+            <w:shd w:val="clear" w:color="auto" w:fill="auto"/>
+            <w:vAlign w:val="center"/>
+          </w:tcPr>
+          <w:p>
+            <w:pPr>
+              <w:keepNext w:val="0"/>
+              <w:keepLines w:val="0"/>
+              <w:widowControl/>
+              <w:suppressLineNumbers w:val="0"/>
+              <w:jc w:val="left"/>
+              <w:rPr>
+                <w:rFonts w:hint="default" w:ascii="Calibri" w:hAnsi="Calibri" w:cs="Calibri"/>
+                <w:sz w:val="20"/>
+                <w:szCs w:val="20"/>
+              </w:rPr>
+            </w:pPr>
+            <w:r>
+              <w:rPr>
+                <w:rFonts w:hint="default" w:ascii="Calibri" w:hAnsi="Calibri" w:eastAsia="SimSun" w:cs="Calibri"/>
+                <w:kern w:val="0"/>
+                <w:sz w:val="20"/>
+                <w:szCs w:val="20"/>
+                <w:lang w:val="en-US" w:eastAsia="zh-CN" w:bidi="ar"/>
+              </w:rPr>
+              <w:t>Applicant’s country (from Applicant dataset).</w:t>
+            </w:r>
+          </w:p>
+        </w:tc>
+      </w:tr>
+      <w:tr>
+        <w:tblPrEx>
+          <w:tblBorders>
+            <w:top w:val="none" w:color="auto" w:sz="0" w:space="0"/>
+            <w:left w:val="none" w:color="auto" w:sz="0" w:space="0"/>
+            <w:bottom w:val="none" w:color="auto" w:sz="0" w:space="0"/>
+            <w:right w:val="none" w:color="auto" w:sz="0" w:space="0"/>
+            <w:insideH w:val="none" w:color="auto" w:sz="0" w:space="0"/>
+            <w:insideV w:val="none" w:color="auto" w:sz="0" w:space="0"/>
+          </w:tblBorders>
+          <w:shd w:val="clear" w:color="auto" w:fill="auto"/>
           <w:tblCellMar>
             <w:top w:w="15" w:type="dxa"/>
             <w:left w:w="15" w:type="dxa"/>
@@ -10036,6 +10042,7 @@
             <w:insideH w:val="none" w:color="auto" w:sz="0" w:space="0"/>
             <w:insideV w:val="none" w:color="auto" w:sz="0" w:space="0"/>
           </w:tblBorders>
+          <w:shd w:val="clear" w:color="auto" w:fill="auto"/>
           <w:tblCellMar>
             <w:top w:w="15" w:type="dxa"/>
             <w:left w:w="15" w:type="dxa"/>
@@ -10157,6 +10164,7 @@
             <w:insideH w:val="none" w:color="auto" w:sz="0" w:space="0"/>
             <w:insideV w:val="none" w:color="auto" w:sz="0" w:space="0"/>
           </w:tblBorders>
+          <w:shd w:val="clear" w:color="auto" w:fill="auto"/>
           <w:tblCellMar>
             <w:top w:w="15" w:type="dxa"/>
             <w:left w:w="15" w:type="dxa"/>
@@ -10265,6 +10273,7 @@
             <w:insideH w:val="none" w:color="auto" w:sz="0" w:space="0"/>
             <w:insideV w:val="none" w:color="auto" w:sz="0" w:space="0"/>
           </w:tblBorders>
+          <w:shd w:val="clear" w:color="auto" w:fill="auto"/>
           <w:tblCellMar>
             <w:top w:w="15" w:type="dxa"/>
             <w:left w:w="15" w:type="dxa"/>
@@ -10373,6 +10382,7 @@
             <w:insideH w:val="none" w:color="auto" w:sz="0" w:space="0"/>
             <w:insideV w:val="none" w:color="auto" w:sz="0" w:space="0"/>
           </w:tblBorders>
+          <w:shd w:val="clear" w:color="auto" w:fill="auto"/>
           <w:tblCellMar>
             <w:top w:w="15" w:type="dxa"/>
             <w:left w:w="15" w:type="dxa"/>
@@ -10481,6 +10491,7 @@
             <w:insideH w:val="none" w:color="auto" w:sz="0" w:space="0"/>
             <w:insideV w:val="none" w:color="auto" w:sz="0" w:space="0"/>
           </w:tblBorders>
+          <w:shd w:val="clear" w:color="auto" w:fill="auto"/>
           <w:tblCellMar>
             <w:top w:w="15" w:type="dxa"/>
             <w:left w:w="15" w:type="dxa"/>
@@ -14907,8 +14918,8 @@
         </w:tblCellMar>
       </w:tblPr>
       <w:tblGrid>
-        <w:gridCol w:w="948"/>
-        <w:gridCol w:w="7458"/>
+        <w:gridCol w:w="1484"/>
+        <w:gridCol w:w="6922"/>
       </w:tblGrid>
       <w:tr>
         <w:tblPrEx>
@@ -14920,7 +14931,6 @@
             <w:insideH w:val="none" w:color="auto" w:sz="0" w:space="0"/>
             <w:insideV w:val="none" w:color="auto" w:sz="0" w:space="0"/>
           </w:tblBorders>
-          <w:shd w:val="clear" w:color="auto" w:fill="auto"/>
           <w:tblCellMar>
             <w:top w:w="15" w:type="dxa"/>
             <w:left w:w="15" w:type="dxa"/>
@@ -14934,7 +14944,7 @@
         </w:trPr>
         <w:tc>
           <w:tcPr>
-            <w:tcW w:w="0" w:type="auto"/>
+            <w:tcW w:w="1041" w:type="dxa"/>
             <w:tcBorders>
               <w:top w:val="single" w:color="auto" w:sz="4" w:space="0"/>
               <w:left w:val="single" w:color="auto" w:sz="0" w:space="0"/>
@@ -14946,13 +14956,18 @@
           </w:tcPr>
           <w:p>
             <w:pPr>
-              <w:rPr>
-                <w:rFonts w:hint="default"/>
+              <w:keepNext w:val="0"/>
+              <w:keepLines w:val="0"/>
+              <w:widowControl/>
+              <w:suppressLineNumbers w:val="0"/>
+              <w:jc w:val="center"/>
+              <w:rPr>
+                <w:rFonts w:hint="default" w:ascii="Calibri" w:hAnsi="Calibri" w:cs="Calibri"/>
                 <w:b/>
                 <w:bCs/>
                 <w:color w:val="000000" w:themeColor="text1"/>
-                <w:sz w:val="18"/>
-                <w:szCs w:val="18"/>
+                <w:sz w:val="20"/>
+                <w:szCs w:val="20"/>
                 <w:lang w:val="en-US"/>
                 <w14:textFill>
                   <w14:solidFill>
@@ -14963,44 +14978,44 @@
             </w:pPr>
             <w:r>
               <w:rPr>
-                <w:rFonts w:hint="default"/>
+                <w:rFonts w:hint="default" w:ascii="Calibri" w:hAnsi="Calibri" w:eastAsia="SimSun" w:cs="Calibri"/>
+                <w:b/>
+                <w:bCs/>
+                <w:kern w:val="0"/>
+                <w:sz w:val="20"/>
+                <w:szCs w:val="20"/>
+                <w:lang w:val="en-US" w:eastAsia="zh-CN" w:bidi="ar"/>
+              </w:rPr>
+              <w:t>Column Created</w:t>
+            </w:r>
+          </w:p>
+        </w:tc>
+        <w:tc>
+          <w:tcPr>
+            <w:tcW w:w="7365" w:type="dxa"/>
+            <w:tcBorders>
+              <w:top w:val="single" w:color="auto" w:sz="4" w:space="0"/>
+              <w:left w:val="single" w:color="auto" w:sz="4" w:space="0"/>
+              <w:bottom w:val="single" w:color="auto" w:sz="4" w:space="0"/>
+              <w:right w:val="single" w:color="auto" w:sz="4" w:space="0"/>
+            </w:tcBorders>
+            <w:shd w:val="clear" w:color="auto" w:fill="auto"/>
+            <w:vAlign w:val="center"/>
+          </w:tcPr>
+          <w:p>
+            <w:pPr>
+              <w:keepNext w:val="0"/>
+              <w:keepLines w:val="0"/>
+              <w:widowControl/>
+              <w:suppressLineNumbers w:val="0"/>
+              <w:jc w:val="center"/>
+              <w:rPr>
+                <w:rFonts w:hint="default" w:ascii="Calibri" w:hAnsi="Calibri" w:cs="Calibri"/>
                 <w:b/>
                 <w:bCs/>
                 <w:color w:val="000000" w:themeColor="text1"/>
-                <w:sz w:val="18"/>
-                <w:szCs w:val="18"/>
-                <w:lang w:val="en-US" w:eastAsia="zh-CN"/>
-                <w14:textFill>
-                  <w14:solidFill>
-                    <w14:schemeClr w14:val="tx1"/>
-                  </w14:solidFill>
-                </w14:textFill>
-              </w:rPr>
-              <w:t>Column Created</w:t>
-            </w:r>
-          </w:p>
-        </w:tc>
-        <w:tc>
-          <w:tcPr>
-            <w:tcW w:w="0" w:type="auto"/>
-            <w:tcBorders>
-              <w:top w:val="single" w:color="auto" w:sz="4" w:space="0"/>
-              <w:left w:val="single" w:color="auto" w:sz="4" w:space="0"/>
-              <w:bottom w:val="single" w:color="auto" w:sz="4" w:space="0"/>
-              <w:right w:val="single" w:color="auto" w:sz="4" w:space="0"/>
-            </w:tcBorders>
-            <w:shd w:val="clear" w:color="auto" w:fill="auto"/>
-            <w:vAlign w:val="center"/>
-          </w:tcPr>
-          <w:p>
-            <w:pPr>
-              <w:rPr>
-                <w:rFonts w:hint="default"/>
-                <w:b/>
-                <w:bCs/>
-                <w:color w:val="000000" w:themeColor="text1"/>
-                <w:sz w:val="18"/>
-                <w:szCs w:val="18"/>
+                <w:sz w:val="20"/>
+                <w:szCs w:val="20"/>
                 <w:lang w:val="en-US"/>
                 <w14:textFill>
                   <w14:solidFill>
@@ -15011,18 +15026,13 @@
             </w:pPr>
             <w:r>
               <w:rPr>
-                <w:rFonts w:hint="default"/>
+                <w:rFonts w:hint="default" w:ascii="Calibri" w:hAnsi="Calibri" w:eastAsia="SimSun" w:cs="Calibri"/>
                 <w:b/>
                 <w:bCs/>
-                <w:color w:val="000000" w:themeColor="text1"/>
-                <w:sz w:val="18"/>
-                <w:szCs w:val="18"/>
-                <w:lang w:val="en-US" w:eastAsia="zh-CN"/>
-                <w14:textFill>
-                  <w14:solidFill>
-                    <w14:schemeClr w14:val="tx1"/>
-                  </w14:solidFill>
-                </w14:textFill>
+                <w:kern w:val="0"/>
+                <w:sz w:val="20"/>
+                <w:szCs w:val="20"/>
+                <w:lang w:val="en-US" w:eastAsia="zh-CN" w:bidi="ar"/>
               </w:rPr>
               <w:t>DAX Formula</w:t>
             </w:r>
@@ -15052,25 +15062,30 @@
         </w:trPr>
         <w:tc>
           <w:tcPr>
-            <w:tcW w:w="0" w:type="auto"/>
-            <w:tcBorders>
-              <w:top w:val="single" w:color="auto" w:sz="4" w:space="0"/>
-              <w:left w:val="single" w:color="auto" w:sz="4" w:space="0"/>
-              <w:bottom w:val="single" w:color="auto" w:sz="4" w:space="0"/>
-              <w:right w:val="single" w:color="auto" w:sz="4" w:space="0"/>
-            </w:tcBorders>
-            <w:shd w:val="clear" w:color="auto" w:fill="auto"/>
-            <w:vAlign w:val="center"/>
-          </w:tcPr>
-          <w:p>
-            <w:pPr>
-              <w:rPr>
-                <w:rFonts w:hint="default"/>
+            <w:tcW w:w="1041" w:type="dxa"/>
+            <w:tcBorders>
+              <w:top w:val="single" w:color="auto" w:sz="4" w:space="0"/>
+              <w:left w:val="single" w:color="auto" w:sz="4" w:space="0"/>
+              <w:bottom w:val="single" w:color="auto" w:sz="4" w:space="0"/>
+              <w:right w:val="single" w:color="auto" w:sz="4" w:space="0"/>
+            </w:tcBorders>
+            <w:shd w:val="clear" w:color="auto" w:fill="auto"/>
+            <w:vAlign w:val="center"/>
+          </w:tcPr>
+          <w:p>
+            <w:pPr>
+              <w:keepNext w:val="0"/>
+              <w:keepLines w:val="0"/>
+              <w:widowControl/>
+              <w:suppressLineNumbers w:val="0"/>
+              <w:jc w:val="left"/>
+              <w:rPr>
+                <w:rFonts w:hint="default" w:ascii="Calibri" w:hAnsi="Calibri" w:cs="Calibri"/>
                 <w:b w:val="0"/>
                 <w:bCs w:val="0"/>
                 <w:color w:val="000000" w:themeColor="text1"/>
-                <w:sz w:val="18"/>
-                <w:szCs w:val="18"/>
+                <w:sz w:val="20"/>
+                <w:szCs w:val="20"/>
                 <w:lang w:val="en-US"/>
                 <w14:textFill>
                   <w14:solidFill>
@@ -15081,44 +15096,42 @@
             </w:pPr>
             <w:r>
               <w:rPr>
-                <w:rFonts w:hint="default"/>
+                <w:rFonts w:hint="default" w:ascii="Calibri" w:hAnsi="Calibri" w:eastAsia="SimSun" w:cs="Calibri"/>
+                <w:kern w:val="0"/>
+                <w:sz w:val="20"/>
+                <w:szCs w:val="20"/>
+                <w:lang w:val="en-US" w:eastAsia="zh-CN" w:bidi="ar"/>
+              </w:rPr>
+              <w:t>Total Outreach Attempts</w:t>
+            </w:r>
+          </w:p>
+        </w:tc>
+        <w:tc>
+          <w:tcPr>
+            <w:tcW w:w="7365" w:type="dxa"/>
+            <w:tcBorders>
+              <w:top w:val="single" w:color="auto" w:sz="4" w:space="0"/>
+              <w:left w:val="single" w:color="auto" w:sz="4" w:space="0"/>
+              <w:bottom w:val="single" w:color="auto" w:sz="4" w:space="0"/>
+              <w:right w:val="single" w:color="auto" w:sz="4" w:space="0"/>
+            </w:tcBorders>
+            <w:shd w:val="clear" w:color="auto" w:fill="auto"/>
+            <w:vAlign w:val="center"/>
+          </w:tcPr>
+          <w:p>
+            <w:pPr>
+              <w:keepNext w:val="0"/>
+              <w:keepLines w:val="0"/>
+              <w:widowControl/>
+              <w:suppressLineNumbers w:val="0"/>
+              <w:jc w:val="left"/>
+              <w:rPr>
+                <w:rFonts w:hint="default" w:ascii="Calibri" w:hAnsi="Calibri" w:cs="Calibri"/>
                 <w:b w:val="0"/>
                 <w:bCs w:val="0"/>
                 <w:color w:val="000000" w:themeColor="text1"/>
-                <w:sz w:val="18"/>
-                <w:szCs w:val="18"/>
-                <w:lang w:val="en-US" w:eastAsia="zh-CN"/>
-                <w14:textFill>
-                  <w14:solidFill>
-                    <w14:schemeClr w14:val="tx1"/>
-                  </w14:solidFill>
-                </w14:textFill>
-              </w:rPr>
-              <w:t>Total Outreach Attempts</w:t>
-            </w:r>
-          </w:p>
-        </w:tc>
-        <w:tc>
-          <w:tcPr>
-            <w:tcW w:w="0" w:type="auto"/>
-            <w:tcBorders>
-              <w:top w:val="single" w:color="auto" w:sz="4" w:space="0"/>
-              <w:left w:val="single" w:color="auto" w:sz="4" w:space="0"/>
-              <w:bottom w:val="single" w:color="auto" w:sz="4" w:space="0"/>
-              <w:right w:val="single" w:color="auto" w:sz="4" w:space="0"/>
-            </w:tcBorders>
-            <w:shd w:val="clear" w:color="auto" w:fill="auto"/>
-            <w:vAlign w:val="center"/>
-          </w:tcPr>
-          <w:p>
-            <w:pPr>
-              <w:rPr>
-                <w:rFonts w:hint="default"/>
-                <w:b w:val="0"/>
-                <w:bCs w:val="0"/>
-                <w:color w:val="000000" w:themeColor="text1"/>
-                <w:sz w:val="18"/>
-                <w:szCs w:val="18"/>
+                <w:sz w:val="20"/>
+                <w:szCs w:val="20"/>
                 <w:lang w:val="en-US"/>
                 <w14:textFill>
                   <w14:solidFill>
@@ -15129,137 +15142,14 @@
             </w:pPr>
             <w:r>
               <w:rPr>
-                <w:rFonts w:hint="default"/>
-                <w:b w:val="0"/>
-                <w:bCs w:val="0"/>
-                <w:color w:val="000000" w:themeColor="text1"/>
-                <w:sz w:val="18"/>
-                <w:szCs w:val="18"/>
-                <w:lang w:val="en-US" w:eastAsia="zh-CN"/>
-                <w14:textFill>
-                  <w14:solidFill>
-                    <w14:schemeClr w14:val="tx1"/>
-                  </w14:solidFill>
-                </w14:textFill>
+                <w:rStyle w:val="6"/>
+                <w:rFonts w:hint="default" w:ascii="Calibri" w:hAnsi="Calibri" w:eastAsia="SimSun" w:cs="Calibri"/>
+                <w:kern w:val="0"/>
+                <w:sz w:val="20"/>
+                <w:szCs w:val="20"/>
+                <w:lang w:val="en-US" w:eastAsia="zh-CN" w:bidi="ar"/>
               </w:rPr>
               <w:t>Total Outreach Attempts = COUNTROWS('Cleaned_Outreach_Campaign_Applicants_FinalData')</w:t>
-            </w:r>
-          </w:p>
-        </w:tc>
-      </w:tr>
-      <w:tr>
-        <w:tblPrEx>
-          <w:tblBorders>
-            <w:top w:val="none" w:color="auto" w:sz="0" w:space="0"/>
-            <w:left w:val="none" w:color="auto" w:sz="0" w:space="0"/>
-            <w:bottom w:val="none" w:color="auto" w:sz="0" w:space="0"/>
-            <w:right w:val="none" w:color="auto" w:sz="0" w:space="0"/>
-            <w:insideH w:val="none" w:color="auto" w:sz="0" w:space="0"/>
-            <w:insideV w:val="none" w:color="auto" w:sz="0" w:space="0"/>
-          </w:tblBorders>
-          <w:tblCellMar>
-            <w:top w:w="15" w:type="dxa"/>
-            <w:left w:w="15" w:type="dxa"/>
-            <w:bottom w:w="15" w:type="dxa"/>
-            <w:right w:w="15" w:type="dxa"/>
-          </w:tblCellMar>
-        </w:tblPrEx>
-        <w:trPr>
-          <w:tblCellSpacing w:w="15" w:type="dxa"/>
-        </w:trPr>
-        <w:tc>
-          <w:tcPr>
-            <w:tcW w:w="0" w:type="auto"/>
-            <w:tcBorders>
-              <w:top w:val="single" w:color="auto" w:sz="4" w:space="0"/>
-              <w:left w:val="single" w:color="auto" w:sz="4" w:space="0"/>
-              <w:bottom w:val="single" w:color="auto" w:sz="4" w:space="0"/>
-              <w:right w:val="single" w:color="auto" w:sz="4" w:space="0"/>
-            </w:tcBorders>
-            <w:shd w:val="clear" w:color="auto" w:fill="auto"/>
-            <w:vAlign w:val="center"/>
-          </w:tcPr>
-          <w:p>
-            <w:pPr>
-              <w:rPr>
-                <w:rFonts w:hint="default"/>
-                <w:b w:val="0"/>
-                <w:bCs w:val="0"/>
-                <w:color w:val="000000" w:themeColor="text1"/>
-                <w:sz w:val="18"/>
-                <w:szCs w:val="18"/>
-                <w:lang w:val="en-US"/>
-                <w14:textFill>
-                  <w14:solidFill>
-                    <w14:schemeClr w14:val="tx1"/>
-                  </w14:solidFill>
-                </w14:textFill>
-              </w:rPr>
-            </w:pPr>
-            <w:r>
-              <w:rPr>
-                <w:rFonts w:hint="default"/>
-                <w:b w:val="0"/>
-                <w:bCs w:val="0"/>
-                <w:color w:val="000000" w:themeColor="text1"/>
-                <w:sz w:val="18"/>
-                <w:szCs w:val="18"/>
-                <w:lang w:val="en-US" w:eastAsia="zh-CN"/>
-                <w14:textFill>
-                  <w14:solidFill>
-                    <w14:schemeClr w14:val="tx1"/>
-                  </w14:solidFill>
-                </w14:textFill>
-              </w:rPr>
-              <w:t>Response Rate (%)</w:t>
-            </w:r>
-          </w:p>
-        </w:tc>
-        <w:tc>
-          <w:tcPr>
-            <w:tcW w:w="0" w:type="auto"/>
-            <w:tcBorders>
-              <w:top w:val="single" w:color="auto" w:sz="4" w:space="0"/>
-              <w:left w:val="single" w:color="auto" w:sz="4" w:space="0"/>
-              <w:bottom w:val="single" w:color="auto" w:sz="4" w:space="0"/>
-              <w:right w:val="single" w:color="auto" w:sz="4" w:space="0"/>
-            </w:tcBorders>
-            <w:shd w:val="clear" w:color="auto" w:fill="auto"/>
-            <w:vAlign w:val="center"/>
-          </w:tcPr>
-          <w:p>
-            <w:pPr>
-              <w:rPr>
-                <w:rFonts w:hint="default"/>
-                <w:b w:val="0"/>
-                <w:bCs w:val="0"/>
-                <w:color w:val="000000" w:themeColor="text1"/>
-                <w:sz w:val="18"/>
-                <w:szCs w:val="18"/>
-                <w:lang w:val="en-US"/>
-                <w14:textFill>
-                  <w14:solidFill>
-                    <w14:schemeClr w14:val="tx1"/>
-                  </w14:solidFill>
-                </w14:textFill>
-              </w:rPr>
-            </w:pPr>
-            <w:r>
-              <w:rPr>
-                <w:rFonts w:hint="default"/>
-                <w:b w:val="0"/>
-                <w:bCs w:val="0"/>
-                <w:color w:val="000000" w:themeColor="text1"/>
-                <w:sz w:val="18"/>
-                <w:szCs w:val="18"/>
-                <w:lang w:val="en-US" w:eastAsia="zh-CN"/>
-                <w14:textFill>
-                  <w14:solidFill>
-                    <w14:schemeClr w14:val="tx1"/>
-                  </w14:solidFill>
-                </w14:textFill>
-              </w:rPr>
-              <w:t>Response Rate (%) = DIVIDE(CALCULATE(COUNTROWS(FILTER('Cleaned_Outreach_Campaign_Applicants_FinalData', 'Cleaned_Outreach_Campaign_Applicants_FinalData'[Is_Response] = 1))), COUNTROWS('Cleaned_Outreach_Campaign_Applicants_FinalData'), 0) * 100</w:t>
             </w:r>
           </w:p>
         </w:tc>
@@ -15287,25 +15177,30 @@
         </w:trPr>
         <w:tc>
           <w:tcPr>
-            <w:tcW w:w="0" w:type="auto"/>
-            <w:tcBorders>
-              <w:top w:val="single" w:color="auto" w:sz="4" w:space="0"/>
-              <w:left w:val="single" w:color="auto" w:sz="4" w:space="0"/>
-              <w:bottom w:val="single" w:color="auto" w:sz="4" w:space="0"/>
-              <w:right w:val="single" w:color="auto" w:sz="4" w:space="0"/>
-            </w:tcBorders>
-            <w:shd w:val="clear" w:color="auto" w:fill="auto"/>
-            <w:vAlign w:val="center"/>
-          </w:tcPr>
-          <w:p>
-            <w:pPr>
-              <w:rPr>
-                <w:rFonts w:hint="default"/>
+            <w:tcW w:w="1041" w:type="dxa"/>
+            <w:tcBorders>
+              <w:top w:val="single" w:color="auto" w:sz="4" w:space="0"/>
+              <w:left w:val="single" w:color="auto" w:sz="4" w:space="0"/>
+              <w:bottom w:val="single" w:color="auto" w:sz="4" w:space="0"/>
+              <w:right w:val="single" w:color="auto" w:sz="4" w:space="0"/>
+            </w:tcBorders>
+            <w:shd w:val="clear" w:color="auto" w:fill="auto"/>
+            <w:vAlign w:val="center"/>
+          </w:tcPr>
+          <w:p>
+            <w:pPr>
+              <w:keepNext w:val="0"/>
+              <w:keepLines w:val="0"/>
+              <w:widowControl/>
+              <w:suppressLineNumbers w:val="0"/>
+              <w:jc w:val="left"/>
+              <w:rPr>
+                <w:rFonts w:hint="default" w:ascii="Calibri" w:hAnsi="Calibri" w:cs="Calibri"/>
                 <w:b w:val="0"/>
                 <w:bCs w:val="0"/>
                 <w:color w:val="000000" w:themeColor="text1"/>
-                <w:sz w:val="18"/>
-                <w:szCs w:val="18"/>
+                <w:sz w:val="20"/>
+                <w:szCs w:val="20"/>
                 <w:lang w:val="en-US"/>
                 <w14:textFill>
                   <w14:solidFill>
@@ -15316,44 +15211,42 @@
             </w:pPr>
             <w:r>
               <w:rPr>
-                <w:rFonts w:hint="default"/>
+                <w:rFonts w:hint="default" w:ascii="Calibri" w:hAnsi="Calibri" w:eastAsia="SimSun" w:cs="Calibri"/>
+                <w:kern w:val="0"/>
+                <w:sz w:val="20"/>
+                <w:szCs w:val="20"/>
+                <w:lang w:val="en-US" w:eastAsia="zh-CN" w:bidi="ar"/>
+              </w:rPr>
+              <w:t>Response Rate (%)</w:t>
+            </w:r>
+          </w:p>
+        </w:tc>
+        <w:tc>
+          <w:tcPr>
+            <w:tcW w:w="7365" w:type="dxa"/>
+            <w:tcBorders>
+              <w:top w:val="single" w:color="auto" w:sz="4" w:space="0"/>
+              <w:left w:val="single" w:color="auto" w:sz="4" w:space="0"/>
+              <w:bottom w:val="single" w:color="auto" w:sz="4" w:space="0"/>
+              <w:right w:val="single" w:color="auto" w:sz="4" w:space="0"/>
+            </w:tcBorders>
+            <w:shd w:val="clear" w:color="auto" w:fill="auto"/>
+            <w:vAlign w:val="center"/>
+          </w:tcPr>
+          <w:p>
+            <w:pPr>
+              <w:keepNext w:val="0"/>
+              <w:keepLines w:val="0"/>
+              <w:widowControl/>
+              <w:suppressLineNumbers w:val="0"/>
+              <w:jc w:val="left"/>
+              <w:rPr>
+                <w:rFonts w:hint="default" w:ascii="Calibri" w:hAnsi="Calibri" w:cs="Calibri"/>
                 <w:b w:val="0"/>
                 <w:bCs w:val="0"/>
                 <w:color w:val="000000" w:themeColor="text1"/>
-                <w:sz w:val="18"/>
-                <w:szCs w:val="18"/>
-                <w:lang w:val="en-US" w:eastAsia="zh-CN"/>
-                <w14:textFill>
-                  <w14:solidFill>
-                    <w14:schemeClr w14:val="tx1"/>
-                  </w14:solidFill>
-                </w14:textFill>
-              </w:rPr>
-              <w:t>Conversion Rate (%)</w:t>
-            </w:r>
-          </w:p>
-        </w:tc>
-        <w:tc>
-          <w:tcPr>
-            <w:tcW w:w="0" w:type="auto"/>
-            <w:tcBorders>
-              <w:top w:val="single" w:color="auto" w:sz="4" w:space="0"/>
-              <w:left w:val="single" w:color="auto" w:sz="4" w:space="0"/>
-              <w:bottom w:val="single" w:color="auto" w:sz="4" w:space="0"/>
-              <w:right w:val="single" w:color="auto" w:sz="4" w:space="0"/>
-            </w:tcBorders>
-            <w:shd w:val="clear" w:color="auto" w:fill="auto"/>
-            <w:vAlign w:val="center"/>
-          </w:tcPr>
-          <w:p>
-            <w:pPr>
-              <w:rPr>
-                <w:rFonts w:hint="default"/>
-                <w:b w:val="0"/>
-                <w:bCs w:val="0"/>
-                <w:color w:val="000000" w:themeColor="text1"/>
-                <w:sz w:val="18"/>
-                <w:szCs w:val="18"/>
+                <w:sz w:val="20"/>
+                <w:szCs w:val="20"/>
                 <w:lang w:val="en-US"/>
                 <w14:textFill>
                   <w14:solidFill>
@@ -15364,20 +15257,14 @@
             </w:pPr>
             <w:r>
               <w:rPr>
-                <w:rFonts w:hint="default"/>
-                <w:b w:val="0"/>
-                <w:bCs w:val="0"/>
-                <w:color w:val="000000" w:themeColor="text1"/>
-                <w:sz w:val="18"/>
-                <w:szCs w:val="18"/>
-                <w:lang w:val="en-US" w:eastAsia="zh-CN"/>
-                <w14:textFill>
-                  <w14:solidFill>
-                    <w14:schemeClr w14:val="tx1"/>
-                  </w14:solidFill>
-                </w14:textFill>
-              </w:rPr>
-              <w:t>Conversion Rate (%) = DIVIDE(CALCULATE(COUNTROWS(FILTER('Cleaned_Outreach_Campaign_Applicants_FinalData', 'Cleaned_Outreach_Campaign_Applicants_FinalData'[Is_Converted] = 1))), COUNTROWS(FILTER('Cleaned_Outreach_Campaign_Applicants_FinalData', 'Cleaned_Outreach_Campaign_Applicants_FinalData'[Is_Response] = 1)), 0) * 100</w:t>
+                <w:rStyle w:val="6"/>
+                <w:rFonts w:hint="default" w:ascii="Calibri" w:hAnsi="Calibri" w:eastAsia="SimSun" w:cs="Calibri"/>
+                <w:kern w:val="0"/>
+                <w:sz w:val="20"/>
+                <w:szCs w:val="20"/>
+                <w:lang w:val="en-US" w:eastAsia="zh-CN" w:bidi="ar"/>
+              </w:rPr>
+              <w:t>Response Rate (%) = DIVIDE(CALCULATE(COUNTROWS(FILTER('Cleaned_Outreach_Campaign_Applicants_FinalData', 'Cleaned_Outreach_Campaign_Applicants_FinalData'[Is_Response] = 1))), COUNTROWS('Cleaned_Outreach_Campaign_Applicants_FinalData'), 0) * 100</w:t>
             </w:r>
           </w:p>
         </w:tc>
@@ -15405,25 +15292,30 @@
         </w:trPr>
         <w:tc>
           <w:tcPr>
-            <w:tcW w:w="0" w:type="auto"/>
-            <w:tcBorders>
-              <w:top w:val="single" w:color="auto" w:sz="4" w:space="0"/>
-              <w:left w:val="single" w:color="auto" w:sz="4" w:space="0"/>
-              <w:bottom w:val="single" w:color="auto" w:sz="4" w:space="0"/>
-              <w:right w:val="single" w:color="auto" w:sz="4" w:space="0"/>
-            </w:tcBorders>
-            <w:shd w:val="clear" w:color="auto" w:fill="auto"/>
-            <w:vAlign w:val="center"/>
-          </w:tcPr>
-          <w:p>
-            <w:pPr>
-              <w:rPr>
-                <w:rFonts w:hint="default"/>
+            <w:tcW w:w="1041" w:type="dxa"/>
+            <w:tcBorders>
+              <w:top w:val="single" w:color="auto" w:sz="4" w:space="0"/>
+              <w:left w:val="single" w:color="auto" w:sz="4" w:space="0"/>
+              <w:bottom w:val="single" w:color="auto" w:sz="4" w:space="0"/>
+              <w:right w:val="single" w:color="auto" w:sz="4" w:space="0"/>
+            </w:tcBorders>
+            <w:shd w:val="clear" w:color="auto" w:fill="auto"/>
+            <w:vAlign w:val="center"/>
+          </w:tcPr>
+          <w:p>
+            <w:pPr>
+              <w:keepNext w:val="0"/>
+              <w:keepLines w:val="0"/>
+              <w:widowControl/>
+              <w:suppressLineNumbers w:val="0"/>
+              <w:jc w:val="left"/>
+              <w:rPr>
+                <w:rFonts w:hint="default" w:ascii="Calibri" w:hAnsi="Calibri" w:cs="Calibri"/>
                 <w:b w:val="0"/>
                 <w:bCs w:val="0"/>
                 <w:color w:val="000000" w:themeColor="text1"/>
-                <w:sz w:val="18"/>
-                <w:szCs w:val="18"/>
+                <w:sz w:val="20"/>
+                <w:szCs w:val="20"/>
                 <w:lang w:val="en-US"/>
                 <w14:textFill>
                   <w14:solidFill>
@@ -15434,44 +15326,42 @@
             </w:pPr>
             <w:r>
               <w:rPr>
-                <w:rFonts w:hint="default"/>
+                <w:rFonts w:hint="default" w:ascii="Calibri" w:hAnsi="Calibri" w:eastAsia="SimSun" w:cs="Calibri"/>
+                <w:kern w:val="0"/>
+                <w:sz w:val="20"/>
+                <w:szCs w:val="20"/>
+                <w:lang w:val="en-US" w:eastAsia="zh-CN" w:bidi="ar"/>
+              </w:rPr>
+              <w:t>Connectivity Rate (%)</w:t>
+            </w:r>
+          </w:p>
+        </w:tc>
+        <w:tc>
+          <w:tcPr>
+            <w:tcW w:w="7365" w:type="dxa"/>
+            <w:tcBorders>
+              <w:top w:val="single" w:color="auto" w:sz="4" w:space="0"/>
+              <w:left w:val="single" w:color="auto" w:sz="4" w:space="0"/>
+              <w:bottom w:val="single" w:color="auto" w:sz="4" w:space="0"/>
+              <w:right w:val="single" w:color="auto" w:sz="4" w:space="0"/>
+            </w:tcBorders>
+            <w:shd w:val="clear" w:color="auto" w:fill="auto"/>
+            <w:vAlign w:val="center"/>
+          </w:tcPr>
+          <w:p>
+            <w:pPr>
+              <w:keepNext w:val="0"/>
+              <w:keepLines w:val="0"/>
+              <w:widowControl/>
+              <w:suppressLineNumbers w:val="0"/>
+              <w:jc w:val="left"/>
+              <w:rPr>
+                <w:rFonts w:hint="default" w:ascii="Calibri" w:hAnsi="Calibri" w:cs="Calibri"/>
                 <w:b w:val="0"/>
                 <w:bCs w:val="0"/>
                 <w:color w:val="000000" w:themeColor="text1"/>
-                <w:sz w:val="18"/>
-                <w:szCs w:val="18"/>
-                <w:lang w:val="en-US" w:eastAsia="zh-CN"/>
-                <w14:textFill>
-                  <w14:solidFill>
-                    <w14:schemeClr w14:val="tx1"/>
-                  </w14:solidFill>
-                </w14:textFill>
-              </w:rPr>
-              <w:t>Average Attempts per Response</w:t>
-            </w:r>
-          </w:p>
-        </w:tc>
-        <w:tc>
-          <w:tcPr>
-            <w:tcW w:w="0" w:type="auto"/>
-            <w:tcBorders>
-              <w:top w:val="single" w:color="auto" w:sz="4" w:space="0"/>
-              <w:left w:val="single" w:color="auto" w:sz="4" w:space="0"/>
-              <w:bottom w:val="single" w:color="auto" w:sz="4" w:space="0"/>
-              <w:right w:val="single" w:color="auto" w:sz="4" w:space="0"/>
-            </w:tcBorders>
-            <w:shd w:val="clear" w:color="auto" w:fill="auto"/>
-            <w:vAlign w:val="center"/>
-          </w:tcPr>
-          <w:p>
-            <w:pPr>
-              <w:rPr>
-                <w:rFonts w:hint="default"/>
-                <w:b w:val="0"/>
-                <w:bCs w:val="0"/>
-                <w:color w:val="000000" w:themeColor="text1"/>
-                <w:sz w:val="18"/>
-                <w:szCs w:val="18"/>
+                <w:sz w:val="20"/>
+                <w:szCs w:val="20"/>
                 <w:lang w:val="en-US"/>
                 <w14:textFill>
                   <w14:solidFill>
@@ -15482,20 +15372,14 @@
             </w:pPr>
             <w:r>
               <w:rPr>
-                <w:rFonts w:hint="default"/>
-                <w:b w:val="0"/>
-                <w:bCs w:val="0"/>
-                <w:color w:val="000000" w:themeColor="text1"/>
-                <w:sz w:val="18"/>
-                <w:szCs w:val="18"/>
-                <w:lang w:val="en-US" w:eastAsia="zh-CN"/>
-                <w14:textFill>
-                  <w14:solidFill>
-                    <w14:schemeClr w14:val="tx1"/>
-                  </w14:solidFill>
-                </w14:textFill>
-              </w:rPr>
-              <w:t>Average Attempts per Response = DIVIDE([Total Outreach Attempts], CALCULATE(COUNTROWS(FILTER('Cleaned_Outreach_Campaign_Applicants_FinalData', 'Cleaned_Outreach_Campaign_Applicants_FinalData'[Is_Response] = 1))), 0)</w:t>
+                <w:rStyle w:val="6"/>
+                <w:rFonts w:hint="default" w:ascii="Calibri" w:hAnsi="Calibri" w:eastAsia="SimSun" w:cs="Calibri"/>
+                <w:kern w:val="0"/>
+                <w:sz w:val="20"/>
+                <w:szCs w:val="20"/>
+                <w:lang w:val="en-US" w:eastAsia="zh-CN" w:bidi="ar"/>
+              </w:rPr>
+              <w:t>Connectivity Rate = VAR Total_Outreach = COUNTROWS('Cleaned_Outreach_Campaign_Applicants_FinalData') VAR Connected_Count = SUM('Cleaned_Outreach_Campaign_Applicants_FinalData'[Connected_Calls]) RETURN DIVIDE(Connected_Count, Total_Outreach, 0)</w:t>
             </w:r>
           </w:p>
         </w:tc>
@@ -15523,25 +15407,30 @@
         </w:trPr>
         <w:tc>
           <w:tcPr>
-            <w:tcW w:w="0" w:type="auto"/>
-            <w:tcBorders>
-              <w:top w:val="single" w:color="auto" w:sz="4" w:space="0"/>
-              <w:left w:val="single" w:color="auto" w:sz="4" w:space="0"/>
-              <w:bottom w:val="single" w:color="auto" w:sz="4" w:space="0"/>
-              <w:right w:val="single" w:color="auto" w:sz="4" w:space="0"/>
-            </w:tcBorders>
-            <w:shd w:val="clear" w:color="auto" w:fill="auto"/>
-            <w:vAlign w:val="center"/>
-          </w:tcPr>
-          <w:p>
-            <w:pPr>
-              <w:rPr>
-                <w:rFonts w:hint="default"/>
+            <w:tcW w:w="1041" w:type="dxa"/>
+            <w:tcBorders>
+              <w:top w:val="single" w:color="auto" w:sz="4" w:space="0"/>
+              <w:left w:val="single" w:color="auto" w:sz="4" w:space="0"/>
+              <w:bottom w:val="single" w:color="auto" w:sz="4" w:space="0"/>
+              <w:right w:val="single" w:color="auto" w:sz="4" w:space="0"/>
+            </w:tcBorders>
+            <w:shd w:val="clear" w:color="auto" w:fill="auto"/>
+            <w:vAlign w:val="center"/>
+          </w:tcPr>
+          <w:p>
+            <w:pPr>
+              <w:keepNext w:val="0"/>
+              <w:keepLines w:val="0"/>
+              <w:widowControl/>
+              <w:suppressLineNumbers w:val="0"/>
+              <w:jc w:val="left"/>
+              <w:rPr>
+                <w:rFonts w:hint="default" w:ascii="Calibri" w:hAnsi="Calibri" w:cs="Calibri"/>
                 <w:b w:val="0"/>
                 <w:bCs w:val="0"/>
                 <w:color w:val="000000" w:themeColor="text1"/>
-                <w:sz w:val="18"/>
-                <w:szCs w:val="18"/>
+                <w:sz w:val="20"/>
+                <w:szCs w:val="20"/>
                 <w:lang w:val="en-US"/>
                 <w14:textFill>
                   <w14:solidFill>
@@ -15552,44 +15441,42 @@
             </w:pPr>
             <w:r>
               <w:rPr>
-                <w:rFonts w:hint="default"/>
+                <w:rFonts w:hint="default" w:ascii="Calibri" w:hAnsi="Calibri" w:eastAsia="SimSun" w:cs="Calibri"/>
+                <w:kern w:val="0"/>
+                <w:sz w:val="20"/>
+                <w:szCs w:val="20"/>
+                <w:lang w:val="en-US" w:eastAsia="zh-CN" w:bidi="ar"/>
+              </w:rPr>
+              <w:t>Connected_Calls</w:t>
+            </w:r>
+          </w:p>
+        </w:tc>
+        <w:tc>
+          <w:tcPr>
+            <w:tcW w:w="7365" w:type="dxa"/>
+            <w:tcBorders>
+              <w:top w:val="single" w:color="auto" w:sz="4" w:space="0"/>
+              <w:left w:val="single" w:color="auto" w:sz="4" w:space="0"/>
+              <w:bottom w:val="single" w:color="auto" w:sz="4" w:space="0"/>
+              <w:right w:val="single" w:color="auto" w:sz="4" w:space="0"/>
+            </w:tcBorders>
+            <w:shd w:val="clear" w:color="auto" w:fill="auto"/>
+            <w:vAlign w:val="center"/>
+          </w:tcPr>
+          <w:p>
+            <w:pPr>
+              <w:keepNext w:val="0"/>
+              <w:keepLines w:val="0"/>
+              <w:widowControl/>
+              <w:suppressLineNumbers w:val="0"/>
+              <w:jc w:val="left"/>
+              <w:rPr>
+                <w:rFonts w:hint="default" w:ascii="Calibri" w:hAnsi="Calibri" w:cs="Calibri"/>
                 <w:b w:val="0"/>
                 <w:bCs w:val="0"/>
                 <w:color w:val="000000" w:themeColor="text1"/>
-                <w:sz w:val="18"/>
-                <w:szCs w:val="18"/>
-                <w:lang w:val="en-US" w:eastAsia="zh-CN"/>
-                <w14:textFill>
-                  <w14:solidFill>
-                    <w14:schemeClr w14:val="tx1"/>
-                  </w14:solidFill>
-                </w14:textFill>
-              </w:rPr>
-              <w:t>Escalation Rate (%)</w:t>
-            </w:r>
-          </w:p>
-        </w:tc>
-        <w:tc>
-          <w:tcPr>
-            <w:tcW w:w="0" w:type="auto"/>
-            <w:tcBorders>
-              <w:top w:val="single" w:color="auto" w:sz="4" w:space="0"/>
-              <w:left w:val="single" w:color="auto" w:sz="4" w:space="0"/>
-              <w:bottom w:val="single" w:color="auto" w:sz="4" w:space="0"/>
-              <w:right w:val="single" w:color="auto" w:sz="4" w:space="0"/>
-            </w:tcBorders>
-            <w:shd w:val="clear" w:color="auto" w:fill="auto"/>
-            <w:vAlign w:val="center"/>
-          </w:tcPr>
-          <w:p>
-            <w:pPr>
-              <w:rPr>
-                <w:rFonts w:hint="default"/>
-                <w:b w:val="0"/>
-                <w:bCs w:val="0"/>
-                <w:color w:val="000000" w:themeColor="text1"/>
-                <w:sz w:val="18"/>
-                <w:szCs w:val="18"/>
+                <w:sz w:val="20"/>
+                <w:szCs w:val="20"/>
                 <w:lang w:val="en-US"/>
                 <w14:textFill>
                   <w14:solidFill>
@@ -15600,20 +15487,129 @@
             </w:pPr>
             <w:r>
               <w:rPr>
-                <w:rFonts w:hint="default"/>
+                <w:rStyle w:val="6"/>
+                <w:rFonts w:hint="default" w:ascii="Calibri" w:hAnsi="Calibri" w:eastAsia="SimSun" w:cs="Calibri"/>
+                <w:kern w:val="0"/>
+                <w:sz w:val="20"/>
+                <w:szCs w:val="20"/>
+                <w:lang w:val="en-US" w:eastAsia="zh-CN" w:bidi="ar"/>
+              </w:rPr>
+              <w:t>Connected_Calls = IF('Cleaned_Outreach_Campaign_Applicants_FinalData'[Phone_Status] = "Available", 1, 0)</w:t>
+            </w:r>
+          </w:p>
+        </w:tc>
+      </w:tr>
+      <w:tr>
+        <w:tblPrEx>
+          <w:tblBorders>
+            <w:top w:val="none" w:color="auto" w:sz="0" w:space="0"/>
+            <w:left w:val="none" w:color="auto" w:sz="0" w:space="0"/>
+            <w:bottom w:val="none" w:color="auto" w:sz="0" w:space="0"/>
+            <w:right w:val="none" w:color="auto" w:sz="0" w:space="0"/>
+            <w:insideH w:val="none" w:color="auto" w:sz="0" w:space="0"/>
+            <w:insideV w:val="none" w:color="auto" w:sz="0" w:space="0"/>
+          </w:tblBorders>
+          <w:shd w:val="clear" w:color="auto" w:fill="auto"/>
+          <w:tblCellMar>
+            <w:top w:w="15" w:type="dxa"/>
+            <w:left w:w="15" w:type="dxa"/>
+            <w:bottom w:w="15" w:type="dxa"/>
+            <w:right w:w="15" w:type="dxa"/>
+          </w:tblCellMar>
+        </w:tblPrEx>
+        <w:trPr>
+          <w:tblCellSpacing w:w="15" w:type="dxa"/>
+        </w:trPr>
+        <w:tc>
+          <w:tcPr>
+            <w:tcW w:w="1041" w:type="dxa"/>
+            <w:tcBorders>
+              <w:top w:val="single" w:color="auto" w:sz="4" w:space="0"/>
+              <w:left w:val="single" w:color="auto" w:sz="4" w:space="0"/>
+              <w:bottom w:val="single" w:color="auto" w:sz="4" w:space="0"/>
+              <w:right w:val="single" w:color="auto" w:sz="4" w:space="0"/>
+            </w:tcBorders>
+            <w:shd w:val="clear" w:color="auto" w:fill="auto"/>
+            <w:vAlign w:val="center"/>
+          </w:tcPr>
+          <w:p>
+            <w:pPr>
+              <w:keepNext w:val="0"/>
+              <w:keepLines w:val="0"/>
+              <w:widowControl/>
+              <w:suppressLineNumbers w:val="0"/>
+              <w:jc w:val="left"/>
+              <w:rPr>
+                <w:rFonts w:hint="default" w:ascii="Calibri" w:hAnsi="Calibri" w:cs="Calibri"/>
                 <w:b w:val="0"/>
                 <w:bCs w:val="0"/>
                 <w:color w:val="000000" w:themeColor="text1"/>
-                <w:sz w:val="18"/>
-                <w:szCs w:val="18"/>
-                <w:lang w:val="en-US" w:eastAsia="zh-CN"/>
+                <w:sz w:val="20"/>
+                <w:szCs w:val="20"/>
+                <w:lang w:val="en-US"/>
                 <w14:textFill>
                   <w14:solidFill>
                     <w14:schemeClr w14:val="tx1"/>
                   </w14:solidFill>
                 </w14:textFill>
               </w:rPr>
-              <w:t>Escalation Rate (%) = DIVIDE(CALCULATE(COUNTROWS(FILTER('Cleaned_Outreach_Campaign_Applicants_FinalData', 'Cleaned_Outreach_Campaign_Applicants_FinalData'[Escalation_Required] = "Yes"))), [Total Outreach Attempts], 0) * 100</w:t>
+            </w:pPr>
+            <w:r>
+              <w:rPr>
+                <w:rFonts w:hint="default" w:ascii="Calibri" w:hAnsi="Calibri" w:eastAsia="SimSun" w:cs="Calibri"/>
+                <w:kern w:val="0"/>
+                <w:sz w:val="20"/>
+                <w:szCs w:val="20"/>
+                <w:lang w:val="en-US" w:eastAsia="zh-CN" w:bidi="ar"/>
+              </w:rPr>
+              <w:t>Disconnected_Calls</w:t>
+            </w:r>
+          </w:p>
+        </w:tc>
+        <w:tc>
+          <w:tcPr>
+            <w:tcW w:w="7365" w:type="dxa"/>
+            <w:tcBorders>
+              <w:top w:val="single" w:color="auto" w:sz="4" w:space="0"/>
+              <w:left w:val="single" w:color="auto" w:sz="4" w:space="0"/>
+              <w:bottom w:val="single" w:color="auto" w:sz="4" w:space="0"/>
+              <w:right w:val="single" w:color="auto" w:sz="4" w:space="0"/>
+            </w:tcBorders>
+            <w:shd w:val="clear" w:color="auto" w:fill="auto"/>
+            <w:vAlign w:val="center"/>
+          </w:tcPr>
+          <w:p>
+            <w:pPr>
+              <w:keepNext w:val="0"/>
+              <w:keepLines w:val="0"/>
+              <w:widowControl/>
+              <w:suppressLineNumbers w:val="0"/>
+              <w:jc w:val="left"/>
+              <w:rPr>
+                <w:rFonts w:hint="default" w:ascii="Calibri" w:hAnsi="Calibri" w:cs="Calibri"/>
+                <w:b w:val="0"/>
+                <w:bCs w:val="0"/>
+                <w:color w:val="000000" w:themeColor="text1"/>
+                <w:sz w:val="20"/>
+                <w:szCs w:val="20"/>
+                <w:lang w:val="en-US"/>
+                <w14:textFill>
+                  <w14:solidFill>
+                    <w14:schemeClr w14:val="tx1"/>
+                  </w14:solidFill>
+                </w14:textFill>
+              </w:rPr>
+            </w:pPr>
+            <w:r>
+              <w:rPr>
+                <w:rStyle w:val="6"/>
+                <w:rFonts w:hint="default" w:ascii="Calibri" w:hAnsi="Calibri" w:eastAsia="SimSun" w:cs="Calibri"/>
+                <w:kern w:val="0"/>
+                <w:sz w:val="20"/>
+                <w:szCs w:val="20"/>
+                <w:lang w:val="en-US" w:eastAsia="zh-CN" w:bidi="ar"/>
+              </w:rPr>
+              <w:t>Disconnected_Calls = IF('Cleaned_Outreach_Campaign_Applicants_FinalData'[Phone_Status] = "Not Available", 1, 0)</w:t>
             </w:r>
           </w:p>
         </w:tc>
@@ -15717,9 +15713,9 @@
         </w:rPr>
         <w:drawing>
           <wp:inline distT="0" distB="0" distL="114300" distR="114300">
-            <wp:extent cx="5663565" cy="3059430"/>
-            <wp:effectExtent l="0" t="0" r="3175" b="7620"/>
-            <wp:docPr id="14" name="Picture 14" descr="Dashboard preview (image)"/>
+            <wp:extent cx="5267325" cy="2844165"/>
+            <wp:effectExtent l="0" t="0" r="5080" b="3810"/>
+            <wp:docPr id="14" name="Picture 14" descr="DVT dashboard"/>
             <wp:cNvGraphicFramePr>
               <a:graphicFrameLocks xmlns:a="http://schemas.openxmlformats.org/drawingml/2006/main" noChangeAspect="1"/>
             </wp:cNvGraphicFramePr>
@@ -15727,7 +15723,7 @@
               <a:graphicData uri="http://schemas.openxmlformats.org/drawingml/2006/picture">
                 <pic:pic xmlns:pic="http://schemas.openxmlformats.org/drawingml/2006/picture">
                   <pic:nvPicPr>
-                    <pic:cNvPr id="14" name="Picture 14" descr="Dashboard preview (image)"/>
+                    <pic:cNvPr id="14" name="Picture 14" descr="DVT dashboard"/>
                     <pic:cNvPicPr>
                       <a:picLocks noChangeAspect="1"/>
                     </pic:cNvPicPr>
@@ -15741,7 +15737,7 @@
                   <pic:spPr>
                     <a:xfrm>
                       <a:off x="0" y="0"/>
-                      <a:ext cx="5663565" cy="3059430"/>
+                      <a:ext cx="5267325" cy="2844165"/>
                     </a:xfrm>
                     <a:prstGeom prst="rect">
                       <a:avLst/>
@@ -15839,8 +15835,8 @@
         </w:tblCellMar>
       </w:tblPr>
       <w:tblGrid>
-        <w:gridCol w:w="2253"/>
-        <w:gridCol w:w="6153"/>
+        <w:gridCol w:w="2281"/>
+        <w:gridCol w:w="6125"/>
       </w:tblGrid>
       <w:tr>
         <w:tblPrEx>
@@ -15866,7 +15862,7 @@
         </w:trPr>
         <w:tc>
           <w:tcPr>
-            <w:tcW w:w="0" w:type="auto"/>
+            <w:tcW w:w="2253" w:type="dxa"/>
             <w:tcBorders>
               <w:top w:val="single" w:color="auto" w:sz="4" w:space="0"/>
               <w:left w:val="single" w:color="auto" w:sz="0" w:space="0"/>
@@ -15878,8 +15874,13 @@
           </w:tcPr>
           <w:p>
             <w:pPr>
-              <w:rPr>
-                <w:rFonts w:hint="default"/>
+              <w:keepNext w:val="0"/>
+              <w:keepLines w:val="0"/>
+              <w:widowControl/>
+              <w:suppressLineNumbers w:val="0"/>
+              <w:jc w:val="center"/>
+              <w:rPr>
+                <w:rFonts w:hint="default" w:ascii="Calibri" w:hAnsi="Calibri" w:cs="Calibri"/>
                 <w:b/>
                 <w:bCs/>
                 <w:color w:val="000000" w:themeColor="text1"/>
@@ -15895,18 +15896,13 @@
             </w:pPr>
             <w:r>
               <w:rPr>
-                <w:rFonts w:hint="default"/>
+                <w:rFonts w:hint="default" w:ascii="Calibri" w:hAnsi="Calibri" w:eastAsia="SimSun" w:cs="Calibri"/>
                 <w:b/>
                 <w:bCs/>
-                <w:color w:val="000000" w:themeColor="text1"/>
-                <w:sz w:val="20"/>
-                <w:szCs w:val="20"/>
-                <w:lang w:val="en-US" w:eastAsia="zh-CN"/>
-                <w14:textFill>
-                  <w14:solidFill>
-                    <w14:schemeClr w14:val="tx1"/>
-                  </w14:solidFill>
-                </w14:textFill>
+                <w:kern w:val="0"/>
+                <w:sz w:val="20"/>
+                <w:szCs w:val="20"/>
+                <w:lang w:val="en-US" w:eastAsia="zh-CN" w:bidi="ar"/>
               </w:rPr>
               <w:t>KPI Title</w:t>
             </w:r>
@@ -15914,20 +15910,25 @@
         </w:tc>
         <w:tc>
           <w:tcPr>
-            <w:tcW w:w="0" w:type="auto"/>
-            <w:tcBorders>
-              <w:top w:val="single" w:color="auto" w:sz="4" w:space="0"/>
-              <w:left w:val="single" w:color="auto" w:sz="4" w:space="0"/>
-              <w:bottom w:val="single" w:color="auto" w:sz="4" w:space="0"/>
-              <w:right w:val="single" w:color="auto" w:sz="4" w:space="0"/>
-            </w:tcBorders>
-            <w:shd w:val="clear" w:color="auto" w:fill="auto"/>
-            <w:vAlign w:val="center"/>
-          </w:tcPr>
-          <w:p>
-            <w:pPr>
-              <w:rPr>
-                <w:rFonts w:hint="default"/>
+            <w:tcW w:w="6153" w:type="dxa"/>
+            <w:tcBorders>
+              <w:top w:val="single" w:color="auto" w:sz="4" w:space="0"/>
+              <w:left w:val="single" w:color="auto" w:sz="4" w:space="0"/>
+              <w:bottom w:val="single" w:color="auto" w:sz="4" w:space="0"/>
+              <w:right w:val="single" w:color="auto" w:sz="4" w:space="0"/>
+            </w:tcBorders>
+            <w:shd w:val="clear" w:color="auto" w:fill="auto"/>
+            <w:vAlign w:val="center"/>
+          </w:tcPr>
+          <w:p>
+            <w:pPr>
+              <w:keepNext w:val="0"/>
+              <w:keepLines w:val="0"/>
+              <w:widowControl/>
+              <w:suppressLineNumbers w:val="0"/>
+              <w:jc w:val="center"/>
+              <w:rPr>
+                <w:rFonts w:hint="default" w:ascii="Calibri" w:hAnsi="Calibri" w:cs="Calibri"/>
                 <w:b/>
                 <w:bCs/>
                 <w:color w:val="000000" w:themeColor="text1"/>
@@ -15943,137 +15944,15 @@
             </w:pPr>
             <w:r>
               <w:rPr>
-                <w:rFonts w:hint="default"/>
+                <w:rFonts w:hint="default" w:ascii="Calibri" w:hAnsi="Calibri" w:eastAsia="SimSun" w:cs="Calibri"/>
                 <w:b/>
                 <w:bCs/>
-                <w:color w:val="000000" w:themeColor="text1"/>
-                <w:sz w:val="20"/>
-                <w:szCs w:val="20"/>
-                <w:lang w:val="en-US" w:eastAsia="zh-CN"/>
-                <w14:textFill>
-                  <w14:solidFill>
-                    <w14:schemeClr w14:val="tx1"/>
-                  </w14:solidFill>
-                </w14:textFill>
+                <w:kern w:val="0"/>
+                <w:sz w:val="20"/>
+                <w:szCs w:val="20"/>
+                <w:lang w:val="en-US" w:eastAsia="zh-CN" w:bidi="ar"/>
               </w:rPr>
               <w:t>Why It’s Important</w:t>
-            </w:r>
-          </w:p>
-        </w:tc>
-      </w:tr>
-      <w:tr>
-        <w:tblPrEx>
-          <w:tblBorders>
-            <w:top w:val="none" w:color="auto" w:sz="0" w:space="0"/>
-            <w:left w:val="none" w:color="auto" w:sz="0" w:space="0"/>
-            <w:bottom w:val="none" w:color="auto" w:sz="0" w:space="0"/>
-            <w:right w:val="none" w:color="auto" w:sz="0" w:space="0"/>
-            <w:insideH w:val="none" w:color="auto" w:sz="0" w:space="0"/>
-            <w:insideV w:val="none" w:color="auto" w:sz="0" w:space="0"/>
-          </w:tblBorders>
-          <w:tblCellMar>
-            <w:top w:w="15" w:type="dxa"/>
-            <w:left w:w="15" w:type="dxa"/>
-            <w:bottom w:w="15" w:type="dxa"/>
-            <w:right w:w="15" w:type="dxa"/>
-          </w:tblCellMar>
-        </w:tblPrEx>
-        <w:trPr>
-          <w:tblCellSpacing w:w="15" w:type="dxa"/>
-        </w:trPr>
-        <w:tc>
-          <w:tcPr>
-            <w:tcW w:w="0" w:type="auto"/>
-            <w:tcBorders>
-              <w:top w:val="single" w:color="auto" w:sz="4" w:space="0"/>
-              <w:left w:val="single" w:color="auto" w:sz="4" w:space="0"/>
-              <w:bottom w:val="single" w:color="auto" w:sz="4" w:space="0"/>
-              <w:right w:val="single" w:color="auto" w:sz="4" w:space="0"/>
-            </w:tcBorders>
-            <w:shd w:val="clear" w:color="auto" w:fill="auto"/>
-            <w:vAlign w:val="center"/>
-          </w:tcPr>
-          <w:p>
-            <w:pPr>
-              <w:rPr>
-                <w:rFonts w:hint="default"/>
-                <w:b w:val="0"/>
-                <w:bCs w:val="0"/>
-                <w:color w:val="000000" w:themeColor="text1"/>
-                <w:sz w:val="20"/>
-                <w:szCs w:val="20"/>
-                <w:lang w:val="en-US"/>
-                <w14:textFill>
-                  <w14:solidFill>
-                    <w14:schemeClr w14:val="tx1"/>
-                  </w14:solidFill>
-                </w14:textFill>
-              </w:rPr>
-            </w:pPr>
-            <w:r>
-              <w:rPr>
-                <w:rFonts w:hint="default"/>
-                <w:b w:val="0"/>
-                <w:bCs w:val="0"/>
-                <w:color w:val="000000" w:themeColor="text1"/>
-                <w:sz w:val="20"/>
-                <w:szCs w:val="20"/>
-                <w:lang w:val="en-US" w:eastAsia="zh-CN"/>
-                <w14:textFill>
-                  <w14:solidFill>
-                    <w14:schemeClr w14:val="tx1"/>
-                  </w14:solidFill>
-                </w14:textFill>
-              </w:rPr>
-              <w:t>Total Outreach Attempts</w:t>
-            </w:r>
-          </w:p>
-        </w:tc>
-        <w:tc>
-          <w:tcPr>
-            <w:tcW w:w="0" w:type="auto"/>
-            <w:tcBorders>
-              <w:top w:val="single" w:color="auto" w:sz="4" w:space="0"/>
-              <w:left w:val="single" w:color="auto" w:sz="4" w:space="0"/>
-              <w:bottom w:val="single" w:color="auto" w:sz="4" w:space="0"/>
-              <w:right w:val="single" w:color="auto" w:sz="4" w:space="0"/>
-            </w:tcBorders>
-            <w:shd w:val="clear" w:color="auto" w:fill="auto"/>
-            <w:vAlign w:val="center"/>
-          </w:tcPr>
-          <w:p>
-            <w:pPr>
-              <w:rPr>
-                <w:rFonts w:hint="default"/>
-                <w:b w:val="0"/>
-                <w:bCs w:val="0"/>
-                <w:color w:val="000000" w:themeColor="text1"/>
-                <w:sz w:val="20"/>
-                <w:szCs w:val="20"/>
-                <w:lang w:val="en-US"/>
-                <w14:textFill>
-                  <w14:solidFill>
-                    <w14:schemeClr w14:val="tx1"/>
-                  </w14:solidFill>
-                </w14:textFill>
-              </w:rPr>
-            </w:pPr>
-            <w:r>
-              <w:rPr>
-                <w:rFonts w:hint="default"/>
-                <w:b w:val="0"/>
-                <w:bCs w:val="0"/>
-                <w:color w:val="000000" w:themeColor="text1"/>
-                <w:sz w:val="20"/>
-                <w:szCs w:val="20"/>
-                <w:lang w:val="en-US" w:eastAsia="zh-CN"/>
-                <w14:textFill>
-                  <w14:solidFill>
-                    <w14:schemeClr w14:val="tx1"/>
-                  </w14:solidFill>
-                </w14:textFill>
-              </w:rPr>
-              <w:t>Measures total effort and scale of outreach campaigns; helps monitor operational load.</w:t>
             </w:r>
           </w:p>
         </w:tc>
@@ -16101,20 +15980,25 @@
         </w:trPr>
         <w:tc>
           <w:tcPr>
-            <w:tcW w:w="0" w:type="auto"/>
-            <w:tcBorders>
-              <w:top w:val="single" w:color="auto" w:sz="4" w:space="0"/>
-              <w:left w:val="single" w:color="auto" w:sz="4" w:space="0"/>
-              <w:bottom w:val="single" w:color="auto" w:sz="4" w:space="0"/>
-              <w:right w:val="single" w:color="auto" w:sz="4" w:space="0"/>
-            </w:tcBorders>
-            <w:shd w:val="clear" w:color="auto" w:fill="auto"/>
-            <w:vAlign w:val="center"/>
-          </w:tcPr>
-          <w:p>
-            <w:pPr>
-              <w:rPr>
-                <w:rFonts w:hint="default"/>
+            <w:tcW w:w="2253" w:type="dxa"/>
+            <w:tcBorders>
+              <w:top w:val="single" w:color="auto" w:sz="4" w:space="0"/>
+              <w:left w:val="single" w:color="auto" w:sz="4" w:space="0"/>
+              <w:bottom w:val="single" w:color="auto" w:sz="4" w:space="0"/>
+              <w:right w:val="single" w:color="auto" w:sz="4" w:space="0"/>
+            </w:tcBorders>
+            <w:shd w:val="clear" w:color="auto" w:fill="auto"/>
+            <w:vAlign w:val="center"/>
+          </w:tcPr>
+          <w:p>
+            <w:pPr>
+              <w:keepNext w:val="0"/>
+              <w:keepLines w:val="0"/>
+              <w:widowControl/>
+              <w:suppressLineNumbers w:val="0"/>
+              <w:jc w:val="left"/>
+              <w:rPr>
+                <w:rFonts w:hint="default" w:ascii="Calibri" w:hAnsi="Calibri" w:cs="Calibri"/>
                 <w:b w:val="0"/>
                 <w:bCs w:val="0"/>
                 <w:color w:val="000000" w:themeColor="text1"/>
@@ -16130,39 +16014,37 @@
             </w:pPr>
             <w:r>
               <w:rPr>
-                <w:rFonts w:hint="default"/>
-                <w:b w:val="0"/>
-                <w:bCs w:val="0"/>
-                <w:color w:val="000000" w:themeColor="text1"/>
-                <w:sz w:val="20"/>
-                <w:szCs w:val="20"/>
-                <w:lang w:val="en-US" w:eastAsia="zh-CN"/>
-                <w14:textFill>
-                  <w14:solidFill>
-                    <w14:schemeClr w14:val="tx1"/>
-                  </w14:solidFill>
-                </w14:textFill>
-              </w:rPr>
-              <w:t>Response Rate (%)</w:t>
-            </w:r>
-          </w:p>
-        </w:tc>
-        <w:tc>
-          <w:tcPr>
-            <w:tcW w:w="0" w:type="auto"/>
-            <w:tcBorders>
-              <w:top w:val="single" w:color="auto" w:sz="4" w:space="0"/>
-              <w:left w:val="single" w:color="auto" w:sz="4" w:space="0"/>
-              <w:bottom w:val="single" w:color="auto" w:sz="4" w:space="0"/>
-              <w:right w:val="single" w:color="auto" w:sz="4" w:space="0"/>
-            </w:tcBorders>
-            <w:shd w:val="clear" w:color="auto" w:fill="auto"/>
-            <w:vAlign w:val="center"/>
-          </w:tcPr>
-          <w:p>
-            <w:pPr>
-              <w:rPr>
-                <w:rFonts w:hint="default"/>
+                <w:rFonts w:hint="default" w:ascii="Calibri" w:hAnsi="Calibri" w:eastAsia="SimSun" w:cs="Calibri"/>
+                <w:kern w:val="0"/>
+                <w:sz w:val="20"/>
+                <w:szCs w:val="20"/>
+                <w:lang w:val="en-US" w:eastAsia="zh-CN" w:bidi="ar"/>
+              </w:rPr>
+              <w:t>Total Outreach Attempts</w:t>
+            </w:r>
+          </w:p>
+        </w:tc>
+        <w:tc>
+          <w:tcPr>
+            <w:tcW w:w="6153" w:type="dxa"/>
+            <w:tcBorders>
+              <w:top w:val="single" w:color="auto" w:sz="4" w:space="0"/>
+              <w:left w:val="single" w:color="auto" w:sz="4" w:space="0"/>
+              <w:bottom w:val="single" w:color="auto" w:sz="4" w:space="0"/>
+              <w:right w:val="single" w:color="auto" w:sz="4" w:space="0"/>
+            </w:tcBorders>
+            <w:shd w:val="clear" w:color="auto" w:fill="auto"/>
+            <w:vAlign w:val="center"/>
+          </w:tcPr>
+          <w:p>
+            <w:pPr>
+              <w:keepNext w:val="0"/>
+              <w:keepLines w:val="0"/>
+              <w:widowControl/>
+              <w:suppressLineNumbers w:val="0"/>
+              <w:jc w:val="left"/>
+              <w:rPr>
+                <w:rFonts w:hint="default" w:ascii="Calibri" w:hAnsi="Calibri" w:cs="Calibri"/>
                 <w:b w:val="0"/>
                 <w:bCs w:val="0"/>
                 <w:color w:val="000000" w:themeColor="text1"/>
@@ -16178,20 +16060,13 @@
             </w:pPr>
             <w:r>
               <w:rPr>
-                <w:rFonts w:hint="default"/>
-                <w:b w:val="0"/>
-                <w:bCs w:val="0"/>
-                <w:color w:val="000000" w:themeColor="text1"/>
-                <w:sz w:val="20"/>
-                <w:szCs w:val="20"/>
-                <w:lang w:val="en-US" w:eastAsia="zh-CN"/>
-                <w14:textFill>
-                  <w14:solidFill>
-                    <w14:schemeClr w14:val="tx1"/>
-                  </w14:solidFill>
-                </w14:textFill>
-              </w:rPr>
-              <w:t>Evaluates effectiveness of outreach; indicates quality of targeting and messaging.</w:t>
+                <w:rFonts w:hint="default" w:ascii="Calibri" w:hAnsi="Calibri" w:eastAsia="SimSun" w:cs="Calibri"/>
+                <w:kern w:val="0"/>
+                <w:sz w:val="20"/>
+                <w:szCs w:val="20"/>
+                <w:lang w:val="en-US" w:eastAsia="zh-CN" w:bidi="ar"/>
+              </w:rPr>
+              <w:t>Measures total effort and scale of outreach campaigns; helps monitor operational load.</w:t>
             </w:r>
           </w:p>
         </w:tc>
@@ -16219,20 +16094,25 @@
         </w:trPr>
         <w:tc>
           <w:tcPr>
-            <w:tcW w:w="0" w:type="auto"/>
-            <w:tcBorders>
-              <w:top w:val="single" w:color="auto" w:sz="4" w:space="0"/>
-              <w:left w:val="single" w:color="auto" w:sz="4" w:space="0"/>
-              <w:bottom w:val="single" w:color="auto" w:sz="4" w:space="0"/>
-              <w:right w:val="single" w:color="auto" w:sz="4" w:space="0"/>
-            </w:tcBorders>
-            <w:shd w:val="clear" w:color="auto" w:fill="auto"/>
-            <w:vAlign w:val="center"/>
-          </w:tcPr>
-          <w:p>
-            <w:pPr>
-              <w:rPr>
-                <w:rFonts w:hint="default"/>
+            <w:tcW w:w="2253" w:type="dxa"/>
+            <w:tcBorders>
+              <w:top w:val="single" w:color="auto" w:sz="4" w:space="0"/>
+              <w:left w:val="single" w:color="auto" w:sz="4" w:space="0"/>
+              <w:bottom w:val="single" w:color="auto" w:sz="4" w:space="0"/>
+              <w:right w:val="single" w:color="auto" w:sz="4" w:space="0"/>
+            </w:tcBorders>
+            <w:shd w:val="clear" w:color="auto" w:fill="auto"/>
+            <w:vAlign w:val="center"/>
+          </w:tcPr>
+          <w:p>
+            <w:pPr>
+              <w:keepNext w:val="0"/>
+              <w:keepLines w:val="0"/>
+              <w:widowControl/>
+              <w:suppressLineNumbers w:val="0"/>
+              <w:jc w:val="left"/>
+              <w:rPr>
+                <w:rFonts w:hint="default" w:ascii="Calibri" w:hAnsi="Calibri" w:cs="Calibri"/>
                 <w:b w:val="0"/>
                 <w:bCs w:val="0"/>
                 <w:color w:val="000000" w:themeColor="text1"/>
@@ -16248,39 +16128,37 @@
             </w:pPr>
             <w:r>
               <w:rPr>
-                <w:rFonts w:hint="default"/>
-                <w:b w:val="0"/>
-                <w:bCs w:val="0"/>
-                <w:color w:val="000000" w:themeColor="text1"/>
-                <w:sz w:val="20"/>
-                <w:szCs w:val="20"/>
-                <w:lang w:val="en-US" w:eastAsia="zh-CN"/>
-                <w14:textFill>
-                  <w14:solidFill>
-                    <w14:schemeClr w14:val="tx1"/>
-                  </w14:solidFill>
-                </w14:textFill>
-              </w:rPr>
-              <w:t>Conversion Rate (%)</w:t>
-            </w:r>
-          </w:p>
-        </w:tc>
-        <w:tc>
-          <w:tcPr>
-            <w:tcW w:w="0" w:type="auto"/>
-            <w:tcBorders>
-              <w:top w:val="single" w:color="auto" w:sz="4" w:space="0"/>
-              <w:left w:val="single" w:color="auto" w:sz="4" w:space="0"/>
-              <w:bottom w:val="single" w:color="auto" w:sz="4" w:space="0"/>
-              <w:right w:val="single" w:color="auto" w:sz="4" w:space="0"/>
-            </w:tcBorders>
-            <w:shd w:val="clear" w:color="auto" w:fill="auto"/>
-            <w:vAlign w:val="center"/>
-          </w:tcPr>
-          <w:p>
-            <w:pPr>
-              <w:rPr>
-                <w:rFonts w:hint="default"/>
+                <w:rFonts w:hint="default" w:ascii="Calibri" w:hAnsi="Calibri" w:eastAsia="SimSun" w:cs="Calibri"/>
+                <w:kern w:val="0"/>
+                <w:sz w:val="20"/>
+                <w:szCs w:val="20"/>
+                <w:lang w:val="en-US" w:eastAsia="zh-CN" w:bidi="ar"/>
+              </w:rPr>
+              <w:t>Response Rate (%)</w:t>
+            </w:r>
+          </w:p>
+        </w:tc>
+        <w:tc>
+          <w:tcPr>
+            <w:tcW w:w="6153" w:type="dxa"/>
+            <w:tcBorders>
+              <w:top w:val="single" w:color="auto" w:sz="4" w:space="0"/>
+              <w:left w:val="single" w:color="auto" w:sz="4" w:space="0"/>
+              <w:bottom w:val="single" w:color="auto" w:sz="4" w:space="0"/>
+              <w:right w:val="single" w:color="auto" w:sz="4" w:space="0"/>
+            </w:tcBorders>
+            <w:shd w:val="clear" w:color="auto" w:fill="auto"/>
+            <w:vAlign w:val="center"/>
+          </w:tcPr>
+          <w:p>
+            <w:pPr>
+              <w:keepNext w:val="0"/>
+              <w:keepLines w:val="0"/>
+              <w:widowControl/>
+              <w:suppressLineNumbers w:val="0"/>
+              <w:jc w:val="left"/>
+              <w:rPr>
+                <w:rFonts w:hint="default" w:ascii="Calibri" w:hAnsi="Calibri" w:cs="Calibri"/>
                 <w:b w:val="0"/>
                 <w:bCs w:val="0"/>
                 <w:color w:val="000000" w:themeColor="text1"/>
@@ -16296,20 +16174,13 @@
             </w:pPr>
             <w:r>
               <w:rPr>
-                <w:rFonts w:hint="default"/>
-                <w:b w:val="0"/>
-                <w:bCs w:val="0"/>
-                <w:color w:val="000000" w:themeColor="text1"/>
-                <w:sz w:val="20"/>
-                <w:szCs w:val="20"/>
-                <w:lang w:val="en-US" w:eastAsia="zh-CN"/>
-                <w14:textFill>
-                  <w14:solidFill>
-                    <w14:schemeClr w14:val="tx1"/>
-                  </w14:solidFill>
-                </w14:textFill>
-              </w:rPr>
-              <w:t>Measures campaign success in achieving final objectives; validates end-to-end process efficiency.</w:t>
+                <w:rFonts w:hint="default" w:ascii="Calibri" w:hAnsi="Calibri" w:eastAsia="SimSun" w:cs="Calibri"/>
+                <w:kern w:val="0"/>
+                <w:sz w:val="20"/>
+                <w:szCs w:val="20"/>
+                <w:lang w:val="en-US" w:eastAsia="zh-CN" w:bidi="ar"/>
+              </w:rPr>
+              <w:t>Evaluates effectiveness of outreach; indicates quality of targeting and messaging.</w:t>
             </w:r>
           </w:p>
         </w:tc>
@@ -16337,20 +16208,25 @@
         </w:trPr>
         <w:tc>
           <w:tcPr>
-            <w:tcW w:w="0" w:type="auto"/>
-            <w:tcBorders>
-              <w:top w:val="single" w:color="auto" w:sz="4" w:space="0"/>
-              <w:left w:val="single" w:color="auto" w:sz="4" w:space="0"/>
-              <w:bottom w:val="single" w:color="auto" w:sz="4" w:space="0"/>
-              <w:right w:val="single" w:color="auto" w:sz="4" w:space="0"/>
-            </w:tcBorders>
-            <w:shd w:val="clear" w:color="auto" w:fill="auto"/>
-            <w:vAlign w:val="center"/>
-          </w:tcPr>
-          <w:p>
-            <w:pPr>
-              <w:rPr>
-                <w:rFonts w:hint="default"/>
+            <w:tcW w:w="2253" w:type="dxa"/>
+            <w:tcBorders>
+              <w:top w:val="single" w:color="auto" w:sz="4" w:space="0"/>
+              <w:left w:val="single" w:color="auto" w:sz="4" w:space="0"/>
+              <w:bottom w:val="single" w:color="auto" w:sz="4" w:space="0"/>
+              <w:right w:val="single" w:color="auto" w:sz="4" w:space="0"/>
+            </w:tcBorders>
+            <w:shd w:val="clear" w:color="auto" w:fill="auto"/>
+            <w:vAlign w:val="center"/>
+          </w:tcPr>
+          <w:p>
+            <w:pPr>
+              <w:keepNext w:val="0"/>
+              <w:keepLines w:val="0"/>
+              <w:widowControl/>
+              <w:suppressLineNumbers w:val="0"/>
+              <w:jc w:val="left"/>
+              <w:rPr>
+                <w:rFonts w:hint="default" w:ascii="Calibri" w:hAnsi="Calibri" w:cs="Calibri"/>
                 <w:b w:val="0"/>
                 <w:bCs w:val="0"/>
                 <w:color w:val="000000" w:themeColor="text1"/>
@@ -16366,39 +16242,40 @@
             </w:pPr>
             <w:r>
               <w:rPr>
-                <w:rFonts w:hint="default"/>
+                <w:rStyle w:val="10"/>
+                <w:rFonts w:hint="default" w:ascii="Calibri" w:hAnsi="Calibri" w:eastAsia="SimSun" w:cs="Calibri"/>
                 <w:b w:val="0"/>
                 <w:bCs w:val="0"/>
-                <w:color w:val="000000" w:themeColor="text1"/>
-                <w:sz w:val="20"/>
-                <w:szCs w:val="20"/>
-                <w:lang w:val="en-US" w:eastAsia="zh-CN"/>
-                <w14:textFill>
-                  <w14:solidFill>
-                    <w14:schemeClr w14:val="tx1"/>
-                  </w14:solidFill>
-                </w14:textFill>
-              </w:rPr>
-              <w:t>Average Attempts per Response</w:t>
-            </w:r>
-          </w:p>
-        </w:tc>
-        <w:tc>
-          <w:tcPr>
-            <w:tcW w:w="0" w:type="auto"/>
-            <w:tcBorders>
-              <w:top w:val="single" w:color="auto" w:sz="4" w:space="0"/>
-              <w:left w:val="single" w:color="auto" w:sz="4" w:space="0"/>
-              <w:bottom w:val="single" w:color="auto" w:sz="4" w:space="0"/>
-              <w:right w:val="single" w:color="auto" w:sz="4" w:space="0"/>
-            </w:tcBorders>
-            <w:shd w:val="clear" w:color="auto" w:fill="auto"/>
-            <w:vAlign w:val="center"/>
-          </w:tcPr>
-          <w:p>
-            <w:pPr>
-              <w:rPr>
-                <w:rFonts w:hint="default"/>
+                <w:kern w:val="0"/>
+                <w:sz w:val="20"/>
+                <w:szCs w:val="20"/>
+                <w:lang w:val="en-US" w:eastAsia="zh-CN" w:bidi="ar"/>
+              </w:rPr>
+              <w:t>Connectivity Rate (%)</w:t>
+            </w:r>
+          </w:p>
+        </w:tc>
+        <w:tc>
+          <w:tcPr>
+            <w:tcW w:w="6153" w:type="dxa"/>
+            <w:tcBorders>
+              <w:top w:val="single" w:color="auto" w:sz="4" w:space="0"/>
+              <w:left w:val="single" w:color="auto" w:sz="4" w:space="0"/>
+              <w:bottom w:val="single" w:color="auto" w:sz="4" w:space="0"/>
+              <w:right w:val="single" w:color="auto" w:sz="4" w:space="0"/>
+            </w:tcBorders>
+            <w:shd w:val="clear" w:color="auto" w:fill="auto"/>
+            <w:vAlign w:val="center"/>
+          </w:tcPr>
+          <w:p>
+            <w:pPr>
+              <w:keepNext w:val="0"/>
+              <w:keepLines w:val="0"/>
+              <w:widowControl/>
+              <w:suppressLineNumbers w:val="0"/>
+              <w:jc w:val="left"/>
+              <w:rPr>
+                <w:rFonts w:hint="default" w:ascii="Calibri" w:hAnsi="Calibri" w:cs="Calibri"/>
                 <w:b w:val="0"/>
                 <w:bCs w:val="0"/>
                 <w:color w:val="000000" w:themeColor="text1"/>
@@ -16414,20 +16291,13 @@
             </w:pPr>
             <w:r>
               <w:rPr>
-                <w:rFonts w:hint="default"/>
-                <w:b w:val="0"/>
-                <w:bCs w:val="0"/>
-                <w:color w:val="000000" w:themeColor="text1"/>
-                <w:sz w:val="20"/>
-                <w:szCs w:val="20"/>
-                <w:lang w:val="en-US" w:eastAsia="zh-CN"/>
-                <w14:textFill>
-                  <w14:solidFill>
-                    <w14:schemeClr w14:val="tx1"/>
-                  </w14:solidFill>
-                </w14:textFill>
-              </w:rPr>
-              <w:t>Highlights efficiency of contact process; identifies potential operational waste.</w:t>
+                <w:rFonts w:hint="default" w:ascii="Calibri" w:hAnsi="Calibri" w:eastAsia="SimSun" w:cs="Calibri"/>
+                <w:kern w:val="0"/>
+                <w:sz w:val="20"/>
+                <w:szCs w:val="20"/>
+                <w:lang w:val="en-US" w:eastAsia="zh-CN" w:bidi="ar"/>
+              </w:rPr>
+              <w:t>Measures campaign success in connecting with contacts; validates outreach efficiency.</w:t>
             </w:r>
           </w:p>
         </w:tc>
@@ -16455,20 +16325,25 @@
         </w:trPr>
         <w:tc>
           <w:tcPr>
-            <w:tcW w:w="0" w:type="auto"/>
-            <w:tcBorders>
-              <w:top w:val="single" w:color="auto" w:sz="4" w:space="0"/>
-              <w:left w:val="single" w:color="auto" w:sz="4" w:space="0"/>
-              <w:bottom w:val="single" w:color="auto" w:sz="4" w:space="0"/>
-              <w:right w:val="single" w:color="auto" w:sz="4" w:space="0"/>
-            </w:tcBorders>
-            <w:shd w:val="clear" w:color="auto" w:fill="auto"/>
-            <w:vAlign w:val="center"/>
-          </w:tcPr>
-          <w:p>
-            <w:pPr>
-              <w:rPr>
-                <w:rFonts w:hint="default"/>
+            <w:tcW w:w="2253" w:type="dxa"/>
+            <w:tcBorders>
+              <w:top w:val="single" w:color="auto" w:sz="4" w:space="0"/>
+              <w:left w:val="single" w:color="auto" w:sz="4" w:space="0"/>
+              <w:bottom w:val="single" w:color="auto" w:sz="4" w:space="0"/>
+              <w:right w:val="single" w:color="auto" w:sz="4" w:space="0"/>
+            </w:tcBorders>
+            <w:shd w:val="clear" w:color="auto" w:fill="auto"/>
+            <w:vAlign w:val="center"/>
+          </w:tcPr>
+          <w:p>
+            <w:pPr>
+              <w:keepNext w:val="0"/>
+              <w:keepLines w:val="0"/>
+              <w:widowControl/>
+              <w:suppressLineNumbers w:val="0"/>
+              <w:jc w:val="left"/>
+              <w:rPr>
+                <w:rFonts w:hint="default" w:ascii="Calibri" w:hAnsi="Calibri" w:cs="Calibri"/>
                 <w:b w:val="0"/>
                 <w:bCs w:val="0"/>
                 <w:color w:val="000000" w:themeColor="text1"/>
@@ -16484,39 +16359,37 @@
             </w:pPr>
             <w:r>
               <w:rPr>
-                <w:rFonts w:hint="default"/>
-                <w:b w:val="0"/>
-                <w:bCs w:val="0"/>
-                <w:color w:val="000000" w:themeColor="text1"/>
-                <w:sz w:val="20"/>
-                <w:szCs w:val="20"/>
-                <w:lang w:val="en-US" w:eastAsia="zh-CN"/>
-                <w14:textFill>
-                  <w14:solidFill>
-                    <w14:schemeClr w14:val="tx1"/>
-                  </w14:solidFill>
-                </w14:textFill>
-              </w:rPr>
-              <w:t>Escalation Rate (%)</w:t>
-            </w:r>
-          </w:p>
-        </w:tc>
-        <w:tc>
-          <w:tcPr>
-            <w:tcW w:w="0" w:type="auto"/>
-            <w:tcBorders>
-              <w:top w:val="single" w:color="auto" w:sz="4" w:space="0"/>
-              <w:left w:val="single" w:color="auto" w:sz="4" w:space="0"/>
-              <w:bottom w:val="single" w:color="auto" w:sz="4" w:space="0"/>
-              <w:right w:val="single" w:color="auto" w:sz="4" w:space="0"/>
-            </w:tcBorders>
-            <w:shd w:val="clear" w:color="auto" w:fill="auto"/>
-            <w:vAlign w:val="center"/>
-          </w:tcPr>
-          <w:p>
-            <w:pPr>
-              <w:rPr>
-                <w:rFonts w:hint="default"/>
+                <w:rFonts w:hint="default" w:ascii="Calibri" w:hAnsi="Calibri" w:eastAsia="SimSun" w:cs="Calibri"/>
+                <w:kern w:val="0"/>
+                <w:sz w:val="20"/>
+                <w:szCs w:val="20"/>
+                <w:lang w:val="en-US" w:eastAsia="zh-CN" w:bidi="ar"/>
+              </w:rPr>
+              <w:t>Average Attempts per Response</w:t>
+            </w:r>
+          </w:p>
+        </w:tc>
+        <w:tc>
+          <w:tcPr>
+            <w:tcW w:w="6153" w:type="dxa"/>
+            <w:tcBorders>
+              <w:top w:val="single" w:color="auto" w:sz="4" w:space="0"/>
+              <w:left w:val="single" w:color="auto" w:sz="4" w:space="0"/>
+              <w:bottom w:val="single" w:color="auto" w:sz="4" w:space="0"/>
+              <w:right w:val="single" w:color="auto" w:sz="4" w:space="0"/>
+            </w:tcBorders>
+            <w:shd w:val="clear" w:color="auto" w:fill="auto"/>
+            <w:vAlign w:val="center"/>
+          </w:tcPr>
+          <w:p>
+            <w:pPr>
+              <w:keepNext w:val="0"/>
+              <w:keepLines w:val="0"/>
+              <w:widowControl/>
+              <w:suppressLineNumbers w:val="0"/>
+              <w:jc w:val="left"/>
+              <w:rPr>
+                <w:rFonts w:hint="default" w:ascii="Calibri" w:hAnsi="Calibri" w:cs="Calibri"/>
                 <w:b w:val="0"/>
                 <w:bCs w:val="0"/>
                 <w:color w:val="000000" w:themeColor="text1"/>
@@ -16532,18 +16405,125 @@
             </w:pPr>
             <w:r>
               <w:rPr>
-                <w:rFonts w:hint="default"/>
+                <w:rFonts w:hint="default" w:ascii="Calibri" w:hAnsi="Calibri" w:eastAsia="SimSun" w:cs="Calibri"/>
+                <w:kern w:val="0"/>
+                <w:sz w:val="20"/>
+                <w:szCs w:val="20"/>
+                <w:lang w:val="en-US" w:eastAsia="zh-CN" w:bidi="ar"/>
+              </w:rPr>
+              <w:t>Highlights efficiency of contact process; identifies potential operational waste.</w:t>
+            </w:r>
+          </w:p>
+        </w:tc>
+      </w:tr>
+      <w:tr>
+        <w:tblPrEx>
+          <w:tblBorders>
+            <w:top w:val="none" w:color="auto" w:sz="0" w:space="0"/>
+            <w:left w:val="none" w:color="auto" w:sz="0" w:space="0"/>
+            <w:bottom w:val="none" w:color="auto" w:sz="0" w:space="0"/>
+            <w:right w:val="none" w:color="auto" w:sz="0" w:space="0"/>
+            <w:insideH w:val="none" w:color="auto" w:sz="0" w:space="0"/>
+            <w:insideV w:val="none" w:color="auto" w:sz="0" w:space="0"/>
+          </w:tblBorders>
+          <w:shd w:val="clear" w:color="auto" w:fill="auto"/>
+          <w:tblCellMar>
+            <w:top w:w="15" w:type="dxa"/>
+            <w:left w:w="15" w:type="dxa"/>
+            <w:bottom w:w="15" w:type="dxa"/>
+            <w:right w:w="15" w:type="dxa"/>
+          </w:tblCellMar>
+        </w:tblPrEx>
+        <w:trPr>
+          <w:tblCellSpacing w:w="15" w:type="dxa"/>
+        </w:trPr>
+        <w:tc>
+          <w:tcPr>
+            <w:tcW w:w="2253" w:type="dxa"/>
+            <w:tcBorders>
+              <w:top w:val="single" w:color="auto" w:sz="4" w:space="0"/>
+              <w:left w:val="single" w:color="auto" w:sz="4" w:space="0"/>
+              <w:bottom w:val="single" w:color="auto" w:sz="4" w:space="0"/>
+              <w:right w:val="single" w:color="auto" w:sz="4" w:space="0"/>
+            </w:tcBorders>
+            <w:shd w:val="clear" w:color="auto" w:fill="auto"/>
+            <w:vAlign w:val="center"/>
+          </w:tcPr>
+          <w:p>
+            <w:pPr>
+              <w:keepNext w:val="0"/>
+              <w:keepLines w:val="0"/>
+              <w:widowControl/>
+              <w:suppressLineNumbers w:val="0"/>
+              <w:jc w:val="left"/>
+              <w:rPr>
+                <w:rFonts w:hint="default" w:ascii="Calibri" w:hAnsi="Calibri" w:cs="Calibri"/>
                 <w:b w:val="0"/>
                 <w:bCs w:val="0"/>
                 <w:color w:val="000000" w:themeColor="text1"/>
                 <w:sz w:val="20"/>
                 <w:szCs w:val="20"/>
-                <w:lang w:val="en-US" w:eastAsia="zh-CN"/>
+                <w:lang w:val="en-US"/>
                 <w14:textFill>
                   <w14:solidFill>
                     <w14:schemeClr w14:val="tx1"/>
                   </w14:solidFill>
                 </w14:textFill>
+              </w:rPr>
+            </w:pPr>
+            <w:r>
+              <w:rPr>
+                <w:rFonts w:hint="default" w:ascii="Calibri" w:hAnsi="Calibri" w:eastAsia="SimSun" w:cs="Calibri"/>
+                <w:kern w:val="0"/>
+                <w:sz w:val="20"/>
+                <w:szCs w:val="20"/>
+                <w:lang w:val="en-US" w:eastAsia="zh-CN" w:bidi="ar"/>
+              </w:rPr>
+              <w:t>Escalation Rate (%)</w:t>
+            </w:r>
+          </w:p>
+        </w:tc>
+        <w:tc>
+          <w:tcPr>
+            <w:tcW w:w="6153" w:type="dxa"/>
+            <w:tcBorders>
+              <w:top w:val="single" w:color="auto" w:sz="4" w:space="0"/>
+              <w:left w:val="single" w:color="auto" w:sz="4" w:space="0"/>
+              <w:bottom w:val="single" w:color="auto" w:sz="4" w:space="0"/>
+              <w:right w:val="single" w:color="auto" w:sz="4" w:space="0"/>
+            </w:tcBorders>
+            <w:shd w:val="clear" w:color="auto" w:fill="auto"/>
+            <w:vAlign w:val="center"/>
+          </w:tcPr>
+          <w:p>
+            <w:pPr>
+              <w:keepNext w:val="0"/>
+              <w:keepLines w:val="0"/>
+              <w:widowControl/>
+              <w:suppressLineNumbers w:val="0"/>
+              <w:jc w:val="left"/>
+              <w:rPr>
+                <w:rFonts w:hint="default" w:ascii="Calibri" w:hAnsi="Calibri" w:cs="Calibri"/>
+                <w:b w:val="0"/>
+                <w:bCs w:val="0"/>
+                <w:color w:val="000000" w:themeColor="text1"/>
+                <w:sz w:val="20"/>
+                <w:szCs w:val="20"/>
+                <w:lang w:val="en-US"/>
+                <w14:textFill>
+                  <w14:solidFill>
+                    <w14:schemeClr w14:val="tx1"/>
+                  </w14:solidFill>
+                </w14:textFill>
+              </w:rPr>
+            </w:pPr>
+            <w:r>
+              <w:rPr>
+                <w:rFonts w:hint="default" w:ascii="Calibri" w:hAnsi="Calibri" w:eastAsia="SimSun" w:cs="Calibri"/>
+                <w:kern w:val="0"/>
+                <w:sz w:val="20"/>
+                <w:szCs w:val="20"/>
+                <w:lang w:val="en-US" w:eastAsia="zh-CN" w:bidi="ar"/>
               </w:rPr>
               <w:t>Indicates complexity of cases; helps plan management support and assess process bottlenecks.</w:t>
             </w:r>
@@ -16636,10 +16616,10 @@
         </w:tblCellMar>
       </w:tblPr>
       <w:tblGrid>
-        <w:gridCol w:w="2065"/>
-        <w:gridCol w:w="1041"/>
-        <w:gridCol w:w="2140"/>
-        <w:gridCol w:w="2940"/>
+        <w:gridCol w:w="2095"/>
+        <w:gridCol w:w="1038"/>
+        <w:gridCol w:w="2134"/>
+        <w:gridCol w:w="2919"/>
       </w:tblGrid>
       <w:tr>
         <w:tblPrEx>
@@ -16665,7 +16645,7 @@
         </w:trPr>
         <w:tc>
           <w:tcPr>
-            <w:tcW w:w="0" w:type="auto"/>
+            <w:tcW w:w="2065" w:type="dxa"/>
             <w:tcBorders>
               <w:top w:val="single" w:color="auto" w:sz="4" w:space="0"/>
               <w:left w:val="single" w:color="auto" w:sz="0" w:space="0"/>
@@ -16677,8 +16657,13 @@
           </w:tcPr>
           <w:p>
             <w:pPr>
-              <w:rPr>
-                <w:rFonts w:hint="default"/>
+              <w:keepNext w:val="0"/>
+              <w:keepLines w:val="0"/>
+              <w:widowControl/>
+              <w:suppressLineNumbers w:val="0"/>
+              <w:jc w:val="center"/>
+              <w:rPr>
+                <w:rFonts w:hint="default" w:ascii="Calibri" w:hAnsi="Calibri" w:cs="Calibri"/>
                 <w:b/>
                 <w:bCs/>
                 <w:color w:val="000000" w:themeColor="text1"/>
@@ -16694,18 +16679,13 @@
             </w:pPr>
             <w:r>
               <w:rPr>
-                <w:rFonts w:hint="default"/>
+                <w:rFonts w:hint="default" w:ascii="Calibri" w:hAnsi="Calibri" w:eastAsia="SimSun" w:cs="Calibri"/>
                 <w:b/>
                 <w:bCs/>
-                <w:color w:val="000000" w:themeColor="text1"/>
-                <w:sz w:val="20"/>
-                <w:szCs w:val="20"/>
-                <w:lang w:val="en-US" w:eastAsia="zh-CN"/>
-                <w14:textFill>
-                  <w14:solidFill>
-                    <w14:schemeClr w14:val="tx1"/>
-                  </w14:solidFill>
-                </w14:textFill>
+                <w:kern w:val="0"/>
+                <w:sz w:val="20"/>
+                <w:szCs w:val="20"/>
+                <w:lang w:val="en-US" w:eastAsia="zh-CN" w:bidi="ar"/>
               </w:rPr>
               <w:t>Visualization Title</w:t>
             </w:r>
@@ -16725,8 +16705,13 @@
           </w:tcPr>
           <w:p>
             <w:pPr>
-              <w:rPr>
-                <w:rFonts w:hint="default"/>
+              <w:keepNext w:val="0"/>
+              <w:keepLines w:val="0"/>
+              <w:widowControl/>
+              <w:suppressLineNumbers w:val="0"/>
+              <w:jc w:val="center"/>
+              <w:rPr>
+                <w:rFonts w:hint="default" w:ascii="Calibri" w:hAnsi="Calibri" w:cs="Calibri"/>
                 <w:b/>
                 <w:bCs/>
                 <w:color w:val="000000" w:themeColor="text1"/>
@@ -16742,18 +16727,13 @@
             </w:pPr>
             <w:r>
               <w:rPr>
-                <w:rFonts w:hint="default"/>
+                <w:rFonts w:hint="default" w:ascii="Calibri" w:hAnsi="Calibri" w:eastAsia="SimSun" w:cs="Calibri"/>
                 <w:b/>
                 <w:bCs/>
-                <w:color w:val="000000" w:themeColor="text1"/>
-                <w:sz w:val="20"/>
-                <w:szCs w:val="20"/>
-                <w:lang w:val="en-US" w:eastAsia="zh-CN"/>
-                <w14:textFill>
-                  <w14:solidFill>
-                    <w14:schemeClr w14:val="tx1"/>
-                  </w14:solidFill>
-                </w14:textFill>
+                <w:kern w:val="0"/>
+                <w:sz w:val="20"/>
+                <w:szCs w:val="20"/>
+                <w:lang w:val="en-US" w:eastAsia="zh-CN" w:bidi="ar"/>
               </w:rPr>
               <w:t>Chart Type</w:t>
             </w:r>
@@ -16773,8 +16753,13 @@
           </w:tcPr>
           <w:p>
             <w:pPr>
-              <w:rPr>
-                <w:rFonts w:hint="default"/>
+              <w:keepNext w:val="0"/>
+              <w:keepLines w:val="0"/>
+              <w:widowControl/>
+              <w:suppressLineNumbers w:val="0"/>
+              <w:jc w:val="center"/>
+              <w:rPr>
+                <w:rFonts w:hint="default" w:ascii="Calibri" w:hAnsi="Calibri" w:cs="Calibri"/>
                 <w:b/>
                 <w:bCs/>
                 <w:color w:val="000000" w:themeColor="text1"/>
@@ -16790,18 +16775,13 @@
             </w:pPr>
             <w:r>
               <w:rPr>
-                <w:rFonts w:hint="default"/>
+                <w:rFonts w:hint="default" w:ascii="Calibri" w:hAnsi="Calibri" w:eastAsia="SimSun" w:cs="Calibri"/>
                 <w:b/>
                 <w:bCs/>
-                <w:color w:val="000000" w:themeColor="text1"/>
-                <w:sz w:val="20"/>
-                <w:szCs w:val="20"/>
-                <w:lang w:val="en-US" w:eastAsia="zh-CN"/>
-                <w14:textFill>
-                  <w14:solidFill>
-                    <w14:schemeClr w14:val="tx1"/>
-                  </w14:solidFill>
-                </w14:textFill>
+                <w:kern w:val="0"/>
+                <w:sz w:val="20"/>
+                <w:szCs w:val="20"/>
+                <w:lang w:val="en-US" w:eastAsia="zh-CN" w:bidi="ar"/>
               </w:rPr>
               <w:t>Columns Used</w:t>
             </w:r>
@@ -16821,8 +16801,13 @@
           </w:tcPr>
           <w:p>
             <w:pPr>
-              <w:rPr>
-                <w:rFonts w:hint="default"/>
+              <w:keepNext w:val="0"/>
+              <w:keepLines w:val="0"/>
+              <w:widowControl/>
+              <w:suppressLineNumbers w:val="0"/>
+              <w:jc w:val="center"/>
+              <w:rPr>
+                <w:rFonts w:hint="default" w:ascii="Calibri" w:hAnsi="Calibri" w:cs="Calibri"/>
                 <w:b/>
                 <w:bCs/>
                 <w:color w:val="000000" w:themeColor="text1"/>
@@ -16838,446 +16823,15 @@
             </w:pPr>
             <w:r>
               <w:rPr>
-                <w:rFonts w:hint="default"/>
+                <w:rFonts w:hint="default" w:ascii="Calibri" w:hAnsi="Calibri" w:eastAsia="SimSun" w:cs="Calibri"/>
                 <w:b/>
                 <w:bCs/>
-                <w:color w:val="000000" w:themeColor="text1"/>
-                <w:sz w:val="20"/>
-                <w:szCs w:val="20"/>
-                <w:lang w:val="en-US" w:eastAsia="zh-CN"/>
-                <w14:textFill>
-                  <w14:solidFill>
-                    <w14:schemeClr w14:val="tx1"/>
-                  </w14:solidFill>
-                </w14:textFill>
+                <w:kern w:val="0"/>
+                <w:sz w:val="20"/>
+                <w:szCs w:val="20"/>
+                <w:lang w:val="en-US" w:eastAsia="zh-CN" w:bidi="ar"/>
               </w:rPr>
               <w:t>Why It’s Important</w:t>
-            </w:r>
-          </w:p>
-        </w:tc>
-      </w:tr>
-      <w:tr>
-        <w:tblPrEx>
-          <w:tblBorders>
-            <w:top w:val="none" w:color="auto" w:sz="0" w:space="0"/>
-            <w:left w:val="none" w:color="auto" w:sz="0" w:space="0"/>
-            <w:bottom w:val="none" w:color="auto" w:sz="0" w:space="0"/>
-            <w:right w:val="none" w:color="auto" w:sz="0" w:space="0"/>
-            <w:insideH w:val="none" w:color="auto" w:sz="0" w:space="0"/>
-            <w:insideV w:val="none" w:color="auto" w:sz="0" w:space="0"/>
-          </w:tblBorders>
-          <w:tblCellMar>
-            <w:top w:w="15" w:type="dxa"/>
-            <w:left w:w="15" w:type="dxa"/>
-            <w:bottom w:w="15" w:type="dxa"/>
-            <w:right w:w="15" w:type="dxa"/>
-          </w:tblCellMar>
-        </w:tblPrEx>
-        <w:trPr>
-          <w:tblCellSpacing w:w="15" w:type="dxa"/>
-        </w:trPr>
-        <w:tc>
-          <w:tcPr>
-            <w:tcW w:w="0" w:type="auto"/>
-            <w:tcBorders>
-              <w:top w:val="single" w:color="auto" w:sz="4" w:space="0"/>
-              <w:left w:val="single" w:color="auto" w:sz="4" w:space="0"/>
-              <w:bottom w:val="single" w:color="auto" w:sz="4" w:space="0"/>
-              <w:right w:val="single" w:color="auto" w:sz="4" w:space="0"/>
-            </w:tcBorders>
-            <w:shd w:val="clear" w:color="auto" w:fill="auto"/>
-            <w:vAlign w:val="center"/>
-          </w:tcPr>
-          <w:p>
-            <w:pPr>
-              <w:rPr>
-                <w:rFonts w:hint="default"/>
-                <w:b w:val="0"/>
-                <w:bCs w:val="0"/>
-                <w:color w:val="000000" w:themeColor="text1"/>
-                <w:sz w:val="20"/>
-                <w:szCs w:val="20"/>
-                <w:lang w:val="en-US"/>
-                <w14:textFill>
-                  <w14:solidFill>
-                    <w14:schemeClr w14:val="tx1"/>
-                  </w14:solidFill>
-                </w14:textFill>
-              </w:rPr>
-            </w:pPr>
-            <w:r>
-              <w:rPr>
-                <w:rFonts w:hint="default"/>
-                <w:b w:val="0"/>
-                <w:bCs w:val="0"/>
-                <w:color w:val="000000" w:themeColor="text1"/>
-                <w:sz w:val="20"/>
-                <w:szCs w:val="20"/>
-                <w:lang w:val="en-US" w:eastAsia="zh-CN"/>
-                <w14:textFill>
-                  <w14:solidFill>
-                    <w14:schemeClr w14:val="tx1"/>
-                  </w14:solidFill>
-                </w14:textFill>
-              </w:rPr>
-              <w:t>Monthly Outreach vs. Response Rate</w:t>
-            </w:r>
-          </w:p>
-        </w:tc>
-        <w:tc>
-          <w:tcPr>
-            <w:tcW w:w="1011" w:type="dxa"/>
-            <w:tcBorders>
-              <w:top w:val="single" w:color="auto" w:sz="4" w:space="0"/>
-              <w:left w:val="single" w:color="auto" w:sz="4" w:space="0"/>
-              <w:bottom w:val="single" w:color="auto" w:sz="4" w:space="0"/>
-              <w:right w:val="single" w:color="auto" w:sz="4" w:space="0"/>
-            </w:tcBorders>
-            <w:shd w:val="clear" w:color="auto" w:fill="auto"/>
-            <w:vAlign w:val="center"/>
-          </w:tcPr>
-          <w:p>
-            <w:pPr>
-              <w:rPr>
-                <w:rFonts w:hint="default"/>
-                <w:b w:val="0"/>
-                <w:bCs w:val="0"/>
-                <w:color w:val="000000" w:themeColor="text1"/>
-                <w:sz w:val="20"/>
-                <w:szCs w:val="20"/>
-                <w:lang w:val="en-US"/>
-                <w14:textFill>
-                  <w14:solidFill>
-                    <w14:schemeClr w14:val="tx1"/>
-                  </w14:solidFill>
-                </w14:textFill>
-              </w:rPr>
-            </w:pPr>
-            <w:r>
-              <w:rPr>
-                <w:rFonts w:hint="default"/>
-                <w:b w:val="0"/>
-                <w:bCs w:val="0"/>
-                <w:color w:val="000000" w:themeColor="text1"/>
-                <w:sz w:val="20"/>
-                <w:szCs w:val="20"/>
-                <w:lang w:val="en-US" w:eastAsia="zh-CN"/>
-                <w14:textFill>
-                  <w14:solidFill>
-                    <w14:schemeClr w14:val="tx1"/>
-                  </w14:solidFill>
-                </w14:textFill>
-              </w:rPr>
-              <w:t>Line &amp; Stacked Column Chart</w:t>
-            </w:r>
-          </w:p>
-        </w:tc>
-        <w:tc>
-          <w:tcPr>
-            <w:tcW w:w="2110" w:type="dxa"/>
-            <w:tcBorders>
-              <w:top w:val="single" w:color="auto" w:sz="4" w:space="0"/>
-              <w:left w:val="single" w:color="auto" w:sz="4" w:space="0"/>
-              <w:bottom w:val="single" w:color="auto" w:sz="4" w:space="0"/>
-              <w:right w:val="single" w:color="auto" w:sz="4" w:space="0"/>
-            </w:tcBorders>
-            <w:shd w:val="clear" w:color="auto" w:fill="auto"/>
-            <w:vAlign w:val="center"/>
-          </w:tcPr>
-          <w:p>
-            <w:pPr>
-              <w:rPr>
-                <w:rFonts w:hint="default"/>
-                <w:b w:val="0"/>
-                <w:bCs w:val="0"/>
-                <w:color w:val="000000" w:themeColor="text1"/>
-                <w:sz w:val="20"/>
-                <w:szCs w:val="20"/>
-                <w:lang w:val="en-US"/>
-                <w14:textFill>
-                  <w14:solidFill>
-                    <w14:schemeClr w14:val="tx1"/>
-                  </w14:solidFill>
-                </w14:textFill>
-              </w:rPr>
-            </w:pPr>
-            <w:r>
-              <w:rPr>
-                <w:rFonts w:hint="default"/>
-                <w:b w:val="0"/>
-                <w:bCs w:val="0"/>
-                <w:color w:val="000000" w:themeColor="text1"/>
-                <w:sz w:val="20"/>
-                <w:szCs w:val="20"/>
-                <w:lang w:val="en-US" w:eastAsia="zh-CN"/>
-                <w14:textFill>
-                  <w14:solidFill>
-                    <w14:schemeClr w14:val="tx1"/>
-                  </w14:solidFill>
-                </w14:textFill>
-              </w:rPr>
-              <w:t>Month, Total Outreach Attempts, Response Rate</w:t>
-            </w:r>
-          </w:p>
-        </w:tc>
-        <w:tc>
-          <w:tcPr>
-            <w:tcW w:w="2895" w:type="dxa"/>
-            <w:tcBorders>
-              <w:top w:val="single" w:color="auto" w:sz="4" w:space="0"/>
-              <w:left w:val="single" w:color="auto" w:sz="4" w:space="0"/>
-              <w:bottom w:val="single" w:color="auto" w:sz="4" w:space="0"/>
-              <w:right w:val="single" w:color="auto" w:sz="4" w:space="0"/>
-            </w:tcBorders>
-            <w:shd w:val="clear" w:color="auto" w:fill="auto"/>
-            <w:vAlign w:val="center"/>
-          </w:tcPr>
-          <w:p>
-            <w:pPr>
-              <w:rPr>
-                <w:rFonts w:hint="default"/>
-                <w:b w:val="0"/>
-                <w:bCs w:val="0"/>
-                <w:color w:val="000000" w:themeColor="text1"/>
-                <w:sz w:val="20"/>
-                <w:szCs w:val="20"/>
-                <w:lang w:val="en-US"/>
-                <w14:textFill>
-                  <w14:solidFill>
-                    <w14:schemeClr w14:val="tx1"/>
-                  </w14:solidFill>
-                </w14:textFill>
-              </w:rPr>
-            </w:pPr>
-            <w:r>
-              <w:rPr>
-                <w:rFonts w:hint="default"/>
-                <w:b w:val="0"/>
-                <w:bCs w:val="0"/>
-                <w:color w:val="000000" w:themeColor="text1"/>
-                <w:sz w:val="20"/>
-                <w:szCs w:val="20"/>
-                <w:lang w:val="en-US" w:eastAsia="zh-CN"/>
-                <w14:textFill>
-                  <w14:solidFill>
-                    <w14:schemeClr w14:val="tx1"/>
-                  </w14:solidFill>
-                </w14:textFill>
-              </w:rPr>
-              <w:t>Identifies high/low activity months and helps plan staffing/resources.</w:t>
-            </w:r>
-          </w:p>
-        </w:tc>
-      </w:tr>
-      <w:tr>
-        <w:tblPrEx>
-          <w:tblBorders>
-            <w:top w:val="none" w:color="auto" w:sz="0" w:space="0"/>
-            <w:left w:val="none" w:color="auto" w:sz="0" w:space="0"/>
-            <w:bottom w:val="none" w:color="auto" w:sz="0" w:space="0"/>
-            <w:right w:val="none" w:color="auto" w:sz="0" w:space="0"/>
-            <w:insideH w:val="none" w:color="auto" w:sz="0" w:space="0"/>
-            <w:insideV w:val="none" w:color="auto" w:sz="0" w:space="0"/>
-          </w:tblBorders>
-          <w:tblCellMar>
-            <w:top w:w="15" w:type="dxa"/>
-            <w:left w:w="15" w:type="dxa"/>
-            <w:bottom w:w="15" w:type="dxa"/>
-            <w:right w:w="15" w:type="dxa"/>
-          </w:tblCellMar>
-        </w:tblPrEx>
-        <w:trPr>
-          <w:tblCellSpacing w:w="15" w:type="dxa"/>
-        </w:trPr>
-        <w:tc>
-          <w:tcPr>
-            <w:tcW w:w="0" w:type="auto"/>
-            <w:tcBorders>
-              <w:top w:val="single" w:color="auto" w:sz="4" w:space="0"/>
-              <w:left w:val="single" w:color="auto" w:sz="4" w:space="0"/>
-              <w:bottom w:val="single" w:color="auto" w:sz="4" w:space="0"/>
-              <w:right w:val="single" w:color="auto" w:sz="4" w:space="0"/>
-            </w:tcBorders>
-            <w:shd w:val="clear" w:color="auto" w:fill="auto"/>
-            <w:vAlign w:val="center"/>
-          </w:tcPr>
-          <w:p>
-            <w:pPr>
-              <w:rPr>
-                <w:rFonts w:hint="default"/>
-                <w:b w:val="0"/>
-                <w:bCs w:val="0"/>
-                <w:color w:val="000000" w:themeColor="text1"/>
-                <w:sz w:val="20"/>
-                <w:szCs w:val="20"/>
-                <w:lang w:val="en-US"/>
-                <w14:textFill>
-                  <w14:solidFill>
-                    <w14:schemeClr w14:val="tx1"/>
-                  </w14:solidFill>
-                </w14:textFill>
-              </w:rPr>
-            </w:pPr>
-            <w:r>
-              <w:rPr>
-                <w:rFonts w:hint="default"/>
-                <w:b w:val="0"/>
-                <w:bCs w:val="0"/>
-                <w:color w:val="000000" w:themeColor="text1"/>
-                <w:sz w:val="20"/>
-                <w:szCs w:val="20"/>
-                <w:lang w:val="en-US" w:eastAsia="zh-CN"/>
-                <w14:textFill>
-                  <w14:solidFill>
-                    <w14:schemeClr w14:val="tx1"/>
-                  </w14:solidFill>
-                </w14:textFill>
-              </w:rPr>
-              <w:t>Top Countries by Response Rate</w:t>
-            </w:r>
-          </w:p>
-        </w:tc>
-        <w:tc>
-          <w:tcPr>
-            <w:tcW w:w="1011" w:type="dxa"/>
-            <w:tcBorders>
-              <w:top w:val="single" w:color="auto" w:sz="4" w:space="0"/>
-              <w:left w:val="single" w:color="auto" w:sz="4" w:space="0"/>
-              <w:bottom w:val="single" w:color="auto" w:sz="4" w:space="0"/>
-              <w:right w:val="single" w:color="auto" w:sz="4" w:space="0"/>
-            </w:tcBorders>
-            <w:shd w:val="clear" w:color="auto" w:fill="auto"/>
-            <w:vAlign w:val="center"/>
-          </w:tcPr>
-          <w:p>
-            <w:pPr>
-              <w:rPr>
-                <w:rFonts w:hint="default"/>
-                <w:b w:val="0"/>
-                <w:bCs w:val="0"/>
-                <w:color w:val="000000" w:themeColor="text1"/>
-                <w:sz w:val="20"/>
-                <w:szCs w:val="20"/>
-                <w:lang w:val="en-US"/>
-                <w14:textFill>
-                  <w14:solidFill>
-                    <w14:schemeClr w14:val="tx1"/>
-                  </w14:solidFill>
-                </w14:textFill>
-              </w:rPr>
-            </w:pPr>
-            <w:r>
-              <w:rPr>
-                <w:rFonts w:hint="default"/>
-                <w:b w:val="0"/>
-                <w:bCs w:val="0"/>
-                <w:color w:val="000000" w:themeColor="text1"/>
-                <w:sz w:val="20"/>
-                <w:szCs w:val="20"/>
-                <w:lang w:val="en-US" w:eastAsia="zh-CN"/>
-                <w14:textFill>
-                  <w14:solidFill>
-                    <w14:schemeClr w14:val="tx1"/>
-                  </w14:solidFill>
-                </w14:textFill>
-              </w:rPr>
-              <w:t>Clustered Bar Chart</w:t>
-            </w:r>
-          </w:p>
-        </w:tc>
-        <w:tc>
-          <w:tcPr>
-            <w:tcW w:w="2110" w:type="dxa"/>
-            <w:tcBorders>
-              <w:top w:val="single" w:color="auto" w:sz="4" w:space="0"/>
-              <w:left w:val="single" w:color="auto" w:sz="4" w:space="0"/>
-              <w:bottom w:val="single" w:color="auto" w:sz="4" w:space="0"/>
-              <w:right w:val="single" w:color="auto" w:sz="4" w:space="0"/>
-            </w:tcBorders>
-            <w:shd w:val="clear" w:color="auto" w:fill="auto"/>
-            <w:vAlign w:val="center"/>
-          </w:tcPr>
-          <w:p>
-            <w:pPr>
-              <w:rPr>
-                <w:rFonts w:hint="default"/>
-                <w:b w:val="0"/>
-                <w:bCs w:val="0"/>
-                <w:color w:val="000000" w:themeColor="text1"/>
-                <w:sz w:val="20"/>
-                <w:szCs w:val="20"/>
-                <w:lang w:val="en-US"/>
-                <w14:textFill>
-                  <w14:solidFill>
-                    <w14:schemeClr w14:val="tx1"/>
-                  </w14:solidFill>
-                </w14:textFill>
-              </w:rPr>
-            </w:pPr>
-            <w:r>
-              <w:rPr>
-                <w:rFonts w:hint="default"/>
-                <w:b w:val="0"/>
-                <w:bCs w:val="0"/>
-                <w:color w:val="000000" w:themeColor="text1"/>
-                <w:sz w:val="20"/>
-                <w:szCs w:val="20"/>
-                <w:lang w:val="en-US" w:eastAsia="zh-CN"/>
-                <w14:textFill>
-                  <w14:solidFill>
-                    <w14:schemeClr w14:val="tx1"/>
-                  </w14:solidFill>
-                </w14:textFill>
-              </w:rPr>
-              <w:t>Country, Response Rate</w:t>
-            </w:r>
-          </w:p>
-        </w:tc>
-        <w:tc>
-          <w:tcPr>
-            <w:tcW w:w="2895" w:type="dxa"/>
-            <w:tcBorders>
-              <w:top w:val="single" w:color="auto" w:sz="4" w:space="0"/>
-              <w:left w:val="single" w:color="auto" w:sz="4" w:space="0"/>
-              <w:bottom w:val="single" w:color="auto" w:sz="4" w:space="0"/>
-              <w:right w:val="single" w:color="auto" w:sz="4" w:space="0"/>
-            </w:tcBorders>
-            <w:shd w:val="clear" w:color="auto" w:fill="auto"/>
-            <w:vAlign w:val="center"/>
-          </w:tcPr>
-          <w:p>
-            <w:pPr>
-              <w:rPr>
-                <w:rFonts w:hint="default"/>
-                <w:b w:val="0"/>
-                <w:bCs w:val="0"/>
-                <w:color w:val="000000" w:themeColor="text1"/>
-                <w:sz w:val="20"/>
-                <w:szCs w:val="20"/>
-                <w:lang w:val="en-US"/>
-                <w14:textFill>
-                  <w14:solidFill>
-                    <w14:schemeClr w14:val="tx1"/>
-                  </w14:solidFill>
-                </w14:textFill>
-              </w:rPr>
-            </w:pPr>
-            <w:r>
-              <w:rPr>
-                <w:rFonts w:hint="default"/>
-                <w:b w:val="0"/>
-                <w:bCs w:val="0"/>
-                <w:color w:val="000000" w:themeColor="text1"/>
-                <w:sz w:val="20"/>
-                <w:szCs w:val="20"/>
-                <w:lang w:val="en-US" w:eastAsia="zh-CN"/>
-                <w14:textFill>
-                  <w14:solidFill>
-                    <w14:schemeClr w14:val="tx1"/>
-                  </w14:solidFill>
-                </w14:textFill>
-              </w:rPr>
-              <w:t>Guides geographic targeting and resource allocation for maximum ROI.</w:t>
             </w:r>
           </w:p>
         </w:tc>
@@ -17305,20 +16859,25 @@
         </w:trPr>
         <w:tc>
           <w:tcPr>
-            <w:tcW w:w="0" w:type="auto"/>
-            <w:tcBorders>
-              <w:top w:val="single" w:color="auto" w:sz="4" w:space="0"/>
-              <w:left w:val="single" w:color="auto" w:sz="4" w:space="0"/>
-              <w:bottom w:val="single" w:color="auto" w:sz="4" w:space="0"/>
-              <w:right w:val="single" w:color="auto" w:sz="4" w:space="0"/>
-            </w:tcBorders>
-            <w:shd w:val="clear" w:color="auto" w:fill="auto"/>
-            <w:vAlign w:val="center"/>
-          </w:tcPr>
-          <w:p>
-            <w:pPr>
-              <w:rPr>
-                <w:rFonts w:hint="default"/>
+            <w:tcW w:w="2065" w:type="dxa"/>
+            <w:tcBorders>
+              <w:top w:val="single" w:color="auto" w:sz="4" w:space="0"/>
+              <w:left w:val="single" w:color="auto" w:sz="4" w:space="0"/>
+              <w:bottom w:val="single" w:color="auto" w:sz="4" w:space="0"/>
+              <w:right w:val="single" w:color="auto" w:sz="4" w:space="0"/>
+            </w:tcBorders>
+            <w:shd w:val="clear" w:color="auto" w:fill="auto"/>
+            <w:vAlign w:val="center"/>
+          </w:tcPr>
+          <w:p>
+            <w:pPr>
+              <w:keepNext w:val="0"/>
+              <w:keepLines w:val="0"/>
+              <w:widowControl/>
+              <w:suppressLineNumbers w:val="0"/>
+              <w:jc w:val="left"/>
+              <w:rPr>
+                <w:rFonts w:hint="default" w:ascii="Calibri" w:hAnsi="Calibri" w:cs="Calibri"/>
                 <w:b w:val="0"/>
                 <w:bCs w:val="0"/>
                 <w:color w:val="000000" w:themeColor="text1"/>
@@ -17334,20 +16893,13 @@
             </w:pPr>
             <w:r>
               <w:rPr>
-                <w:rFonts w:hint="default"/>
-                <w:b w:val="0"/>
-                <w:bCs w:val="0"/>
-                <w:color w:val="000000" w:themeColor="text1"/>
-                <w:sz w:val="20"/>
-                <w:szCs w:val="20"/>
-                <w:lang w:val="en-US" w:eastAsia="zh-CN"/>
-                <w14:textFill>
-                  <w14:solidFill>
-                    <w14:schemeClr w14:val="tx1"/>
-                  </w14:solidFill>
-                </w14:textFill>
-              </w:rPr>
-              <w:t>Response Rate (%) by Category</w:t>
+                <w:rFonts w:hint="default" w:ascii="Calibri" w:hAnsi="Calibri" w:eastAsia="SimSun" w:cs="Calibri"/>
+                <w:kern w:val="0"/>
+                <w:sz w:val="20"/>
+                <w:szCs w:val="20"/>
+                <w:lang w:val="en-US" w:eastAsia="zh-CN" w:bidi="ar"/>
+              </w:rPr>
+              <w:t>Monthly Outreach vs. Response Rate</w:t>
             </w:r>
           </w:p>
         </w:tc>
@@ -17365,8 +16917,13 @@
           </w:tcPr>
           <w:p>
             <w:pPr>
-              <w:rPr>
-                <w:rFonts w:hint="default"/>
+              <w:keepNext w:val="0"/>
+              <w:keepLines w:val="0"/>
+              <w:widowControl/>
+              <w:suppressLineNumbers w:val="0"/>
+              <w:jc w:val="left"/>
+              <w:rPr>
+                <w:rFonts w:hint="default" w:ascii="Calibri" w:hAnsi="Calibri" w:cs="Calibri"/>
                 <w:b w:val="0"/>
                 <w:bCs w:val="0"/>
                 <w:color w:val="000000" w:themeColor="text1"/>
@@ -17382,20 +16939,13 @@
             </w:pPr>
             <w:r>
               <w:rPr>
-                <w:rFonts w:hint="default"/>
-                <w:b w:val="0"/>
-                <w:bCs w:val="0"/>
-                <w:color w:val="000000" w:themeColor="text1"/>
-                <w:sz w:val="20"/>
-                <w:szCs w:val="20"/>
-                <w:lang w:val="en-US" w:eastAsia="zh-CN"/>
-                <w14:textFill>
-                  <w14:solidFill>
-                    <w14:schemeClr w14:val="tx1"/>
-                  </w14:solidFill>
-                </w14:textFill>
-              </w:rPr>
-              <w:t>Donut Chart</w:t>
+                <w:rFonts w:hint="default" w:ascii="Calibri" w:hAnsi="Calibri" w:eastAsia="SimSun" w:cs="Calibri"/>
+                <w:kern w:val="0"/>
+                <w:sz w:val="20"/>
+                <w:szCs w:val="20"/>
+                <w:lang w:val="en-US" w:eastAsia="zh-CN" w:bidi="ar"/>
+              </w:rPr>
+              <w:t>Line &amp; Stacked Column Chart</w:t>
             </w:r>
           </w:p>
         </w:tc>
@@ -17413,8 +16963,13 @@
           </w:tcPr>
           <w:p>
             <w:pPr>
-              <w:rPr>
-                <w:rFonts w:hint="default"/>
+              <w:keepNext w:val="0"/>
+              <w:keepLines w:val="0"/>
+              <w:widowControl/>
+              <w:suppressLineNumbers w:val="0"/>
+              <w:jc w:val="left"/>
+              <w:rPr>
+                <w:rFonts w:hint="default" w:ascii="Calibri" w:hAnsi="Calibri" w:cs="Calibri"/>
                 <w:b w:val="0"/>
                 <w:bCs w:val="0"/>
                 <w:color w:val="000000" w:themeColor="text1"/>
@@ -17430,20 +16985,13 @@
             </w:pPr>
             <w:r>
               <w:rPr>
-                <w:rFonts w:hint="default"/>
-                <w:b w:val="0"/>
-                <w:bCs w:val="0"/>
-                <w:color w:val="000000" w:themeColor="text1"/>
-                <w:sz w:val="20"/>
-                <w:szCs w:val="20"/>
-                <w:lang w:val="en-US" w:eastAsia="zh-CN"/>
-                <w14:textFill>
-                  <w14:solidFill>
-                    <w14:schemeClr w14:val="tx1"/>
-                  </w14:solidFill>
-                </w14:textFill>
-              </w:rPr>
-              <w:t>Category, Response Rate</w:t>
+                <w:rFonts w:hint="default" w:ascii="Calibri" w:hAnsi="Calibri" w:eastAsia="SimSun" w:cs="Calibri"/>
+                <w:kern w:val="0"/>
+                <w:sz w:val="20"/>
+                <w:szCs w:val="20"/>
+                <w:lang w:val="en-US" w:eastAsia="zh-CN" w:bidi="ar"/>
+              </w:rPr>
+              <w:t>Month, Total Outreach Attempts, Response Rate</w:t>
             </w:r>
           </w:p>
         </w:tc>
@@ -17461,8 +17009,13 @@
           </w:tcPr>
           <w:p>
             <w:pPr>
-              <w:rPr>
-                <w:rFonts w:hint="default"/>
+              <w:keepNext w:val="0"/>
+              <w:keepLines w:val="0"/>
+              <w:widowControl/>
+              <w:suppressLineNumbers w:val="0"/>
+              <w:jc w:val="left"/>
+              <w:rPr>
+                <w:rFonts w:hint="default" w:ascii="Calibri" w:hAnsi="Calibri" w:cs="Calibri"/>
                 <w:b w:val="0"/>
                 <w:bCs w:val="0"/>
                 <w:color w:val="000000" w:themeColor="text1"/>
@@ -17478,20 +17031,13 @@
             </w:pPr>
             <w:r>
               <w:rPr>
-                <w:rFonts w:hint="default"/>
-                <w:b w:val="0"/>
-                <w:bCs w:val="0"/>
-                <w:color w:val="000000" w:themeColor="text1"/>
-                <w:sz w:val="20"/>
-                <w:szCs w:val="20"/>
-                <w:lang w:val="en-US" w:eastAsia="zh-CN"/>
-                <w14:textFill>
-                  <w14:solidFill>
-                    <w14:schemeClr w14:val="tx1"/>
-                  </w14:solidFill>
-                </w14:textFill>
-              </w:rPr>
-              <w:t>Helps prioritize campaign types based on effectiveness.</w:t>
+                <w:rFonts w:hint="default" w:ascii="Calibri" w:hAnsi="Calibri" w:eastAsia="SimSun" w:cs="Calibri"/>
+                <w:kern w:val="0"/>
+                <w:sz w:val="20"/>
+                <w:szCs w:val="20"/>
+                <w:lang w:val="en-US" w:eastAsia="zh-CN" w:bidi="ar"/>
+              </w:rPr>
+              <w:t>Identifies high/low activity months and helps plan staffing/resources.</w:t>
             </w:r>
           </w:p>
         </w:tc>
@@ -17519,20 +17065,25 @@
         </w:trPr>
         <w:tc>
           <w:tcPr>
-            <w:tcW w:w="0" w:type="auto"/>
-            <w:tcBorders>
-              <w:top w:val="single" w:color="auto" w:sz="4" w:space="0"/>
-              <w:left w:val="single" w:color="auto" w:sz="4" w:space="0"/>
-              <w:bottom w:val="single" w:color="auto" w:sz="4" w:space="0"/>
-              <w:right w:val="single" w:color="auto" w:sz="4" w:space="0"/>
-            </w:tcBorders>
-            <w:shd w:val="clear" w:color="auto" w:fill="auto"/>
-            <w:vAlign w:val="center"/>
-          </w:tcPr>
-          <w:p>
-            <w:pPr>
-              <w:rPr>
-                <w:rFonts w:hint="default"/>
+            <w:tcW w:w="2065" w:type="dxa"/>
+            <w:tcBorders>
+              <w:top w:val="single" w:color="auto" w:sz="4" w:space="0"/>
+              <w:left w:val="single" w:color="auto" w:sz="4" w:space="0"/>
+              <w:bottom w:val="single" w:color="auto" w:sz="4" w:space="0"/>
+              <w:right w:val="single" w:color="auto" w:sz="4" w:space="0"/>
+            </w:tcBorders>
+            <w:shd w:val="clear" w:color="auto" w:fill="auto"/>
+            <w:vAlign w:val="center"/>
+          </w:tcPr>
+          <w:p>
+            <w:pPr>
+              <w:keepNext w:val="0"/>
+              <w:keepLines w:val="0"/>
+              <w:widowControl/>
+              <w:suppressLineNumbers w:val="0"/>
+              <w:jc w:val="left"/>
+              <w:rPr>
+                <w:rFonts w:hint="default" w:ascii="Calibri" w:hAnsi="Calibri" w:cs="Calibri"/>
                 <w:b w:val="0"/>
                 <w:bCs w:val="0"/>
                 <w:color w:val="000000" w:themeColor="text1"/>
@@ -17548,20 +17099,13 @@
             </w:pPr>
             <w:r>
               <w:rPr>
-                <w:rFonts w:hint="default"/>
-                <w:b w:val="0"/>
-                <w:bCs w:val="0"/>
-                <w:color w:val="000000" w:themeColor="text1"/>
-                <w:sz w:val="20"/>
-                <w:szCs w:val="20"/>
-                <w:lang w:val="en-US" w:eastAsia="zh-CN"/>
-                <w14:textFill>
-                  <w14:solidFill>
-                    <w14:schemeClr w14:val="tx1"/>
-                  </w14:solidFill>
-                </w14:textFill>
-              </w:rPr>
-              <w:t>Weekly Outreach Volume &amp; Response Rate by Caller</w:t>
+                <w:rFonts w:hint="default" w:ascii="Calibri" w:hAnsi="Calibri" w:eastAsia="SimSun" w:cs="Calibri"/>
+                <w:kern w:val="0"/>
+                <w:sz w:val="20"/>
+                <w:szCs w:val="20"/>
+                <w:lang w:val="en-US" w:eastAsia="zh-CN" w:bidi="ar"/>
+              </w:rPr>
+              <w:t>Top Countries by Response Rate</w:t>
             </w:r>
           </w:p>
         </w:tc>
@@ -17579,8 +17123,13 @@
           </w:tcPr>
           <w:p>
             <w:pPr>
-              <w:rPr>
-                <w:rFonts w:hint="default"/>
+              <w:keepNext w:val="0"/>
+              <w:keepLines w:val="0"/>
+              <w:widowControl/>
+              <w:suppressLineNumbers w:val="0"/>
+              <w:jc w:val="left"/>
+              <w:rPr>
+                <w:rFonts w:hint="default" w:ascii="Calibri" w:hAnsi="Calibri" w:cs="Calibri"/>
                 <w:b w:val="0"/>
                 <w:bCs w:val="0"/>
                 <w:color w:val="000000" w:themeColor="text1"/>
@@ -17596,20 +17145,13 @@
             </w:pPr>
             <w:r>
               <w:rPr>
-                <w:rFonts w:hint="default"/>
-                <w:b w:val="0"/>
-                <w:bCs w:val="0"/>
-                <w:color w:val="000000" w:themeColor="text1"/>
-                <w:sz w:val="20"/>
-                <w:szCs w:val="20"/>
-                <w:lang w:val="en-US" w:eastAsia="zh-CN"/>
-                <w14:textFill>
-                  <w14:solidFill>
-                    <w14:schemeClr w14:val="tx1"/>
-                  </w14:solidFill>
-                </w14:textFill>
-              </w:rPr>
-              <w:t>Line &amp; Clustered Column Chart</w:t>
+                <w:rFonts w:hint="default" w:ascii="Calibri" w:hAnsi="Calibri" w:eastAsia="SimSun" w:cs="Calibri"/>
+                <w:kern w:val="0"/>
+                <w:sz w:val="20"/>
+                <w:szCs w:val="20"/>
+                <w:lang w:val="en-US" w:eastAsia="zh-CN" w:bidi="ar"/>
+              </w:rPr>
+              <w:t>Clustered Bar Chart</w:t>
             </w:r>
           </w:p>
         </w:tc>
@@ -17627,8 +17169,13 @@
           </w:tcPr>
           <w:p>
             <w:pPr>
-              <w:rPr>
-                <w:rFonts w:hint="default"/>
+              <w:keepNext w:val="0"/>
+              <w:keepLines w:val="0"/>
+              <w:widowControl/>
+              <w:suppressLineNumbers w:val="0"/>
+              <w:jc w:val="left"/>
+              <w:rPr>
+                <w:rFonts w:hint="default" w:ascii="Calibri" w:hAnsi="Calibri" w:cs="Calibri"/>
                 <w:b w:val="0"/>
                 <w:bCs w:val="0"/>
                 <w:color w:val="000000" w:themeColor="text1"/>
@@ -17644,20 +17191,13 @@
             </w:pPr>
             <w:r>
               <w:rPr>
-                <w:rFonts w:hint="default"/>
-                <w:b w:val="0"/>
-                <w:bCs w:val="0"/>
-                <w:color w:val="000000" w:themeColor="text1"/>
-                <w:sz w:val="20"/>
-                <w:szCs w:val="20"/>
-                <w:lang w:val="en-US" w:eastAsia="zh-CN"/>
-                <w14:textFill>
-                  <w14:solidFill>
-                    <w14:schemeClr w14:val="tx1"/>
-                  </w14:solidFill>
-                </w14:textFill>
-              </w:rPr>
-              <w:t>Week, Caller/Agent, Total Outreach Attempts, Response Rate</w:t>
+                <w:rFonts w:hint="default" w:ascii="Calibri" w:hAnsi="Calibri" w:eastAsia="SimSun" w:cs="Calibri"/>
+                <w:kern w:val="0"/>
+                <w:sz w:val="20"/>
+                <w:szCs w:val="20"/>
+                <w:lang w:val="en-US" w:eastAsia="zh-CN" w:bidi="ar"/>
+              </w:rPr>
+              <w:t>Country, Response Rate</w:t>
             </w:r>
           </w:p>
         </w:tc>
@@ -17675,8 +17215,13 @@
           </w:tcPr>
           <w:p>
             <w:pPr>
-              <w:rPr>
-                <w:rFonts w:hint="default"/>
+              <w:keepNext w:val="0"/>
+              <w:keepLines w:val="0"/>
+              <w:widowControl/>
+              <w:suppressLineNumbers w:val="0"/>
+              <w:jc w:val="left"/>
+              <w:rPr>
+                <w:rFonts w:hint="default" w:ascii="Calibri" w:hAnsi="Calibri" w:cs="Calibri"/>
                 <w:b w:val="0"/>
                 <w:bCs w:val="0"/>
                 <w:color w:val="000000" w:themeColor="text1"/>
@@ -17692,233 +17237,13 @@
             </w:pPr>
             <w:r>
               <w:rPr>
-                <w:rFonts w:hint="default"/>
-                <w:b w:val="0"/>
-                <w:bCs w:val="0"/>
-                <w:color w:val="000000" w:themeColor="text1"/>
-                <w:sz w:val="20"/>
-                <w:szCs w:val="20"/>
-                <w:lang w:val="en-US" w:eastAsia="zh-CN"/>
-                <w14:textFill>
-                  <w14:solidFill>
-                    <w14:schemeClr w14:val="tx1"/>
-                  </w14:solidFill>
-                </w14:textFill>
-              </w:rPr>
-              <w:t>Measures individual staff performance and weekly efficiency.</w:t>
-            </w:r>
-          </w:p>
-        </w:tc>
-      </w:tr>
-      <w:tr>
-        <w:tblPrEx>
-          <w:tblBorders>
-            <w:top w:val="none" w:color="auto" w:sz="0" w:space="0"/>
-            <w:left w:val="none" w:color="auto" w:sz="0" w:space="0"/>
-            <w:bottom w:val="none" w:color="auto" w:sz="0" w:space="0"/>
-            <w:right w:val="none" w:color="auto" w:sz="0" w:space="0"/>
-            <w:insideH w:val="none" w:color="auto" w:sz="0" w:space="0"/>
-            <w:insideV w:val="none" w:color="auto" w:sz="0" w:space="0"/>
-          </w:tblBorders>
-          <w:tblCellMar>
-            <w:top w:w="15" w:type="dxa"/>
-            <w:left w:w="15" w:type="dxa"/>
-            <w:bottom w:w="15" w:type="dxa"/>
-            <w:right w:w="15" w:type="dxa"/>
-          </w:tblCellMar>
-        </w:tblPrEx>
-        <w:trPr>
-          <w:tblCellSpacing w:w="15" w:type="dxa"/>
-        </w:trPr>
-        <w:tc>
-          <w:tcPr>
-            <w:tcW w:w="0" w:type="auto"/>
-            <w:tcBorders>
-              <w:top w:val="single" w:color="auto" w:sz="4" w:space="0"/>
-              <w:left w:val="single" w:color="auto" w:sz="4" w:space="0"/>
-              <w:bottom w:val="single" w:color="auto" w:sz="4" w:space="0"/>
-              <w:right w:val="single" w:color="auto" w:sz="4" w:space="0"/>
-            </w:tcBorders>
-            <w:shd w:val="clear" w:color="auto" w:fill="auto"/>
-            <w:vAlign w:val="center"/>
-          </w:tcPr>
-          <w:p>
-            <w:pPr>
-              <w:rPr>
-                <w:rFonts w:hint="default"/>
-                <w:b w:val="0"/>
-                <w:bCs w:val="0"/>
-                <w:color w:val="000000" w:themeColor="text1"/>
-                <w:sz w:val="20"/>
-                <w:szCs w:val="20"/>
-                <w:lang w:val="en-US"/>
-                <w14:textFill>
-                  <w14:solidFill>
-                    <w14:schemeClr w14:val="tx1"/>
-                  </w14:solidFill>
-                </w14:textFill>
-              </w:rPr>
-            </w:pPr>
-            <w:r>
-              <w:rPr>
-                <w:rFonts w:hint="default"/>
-                <w:b w:val="0"/>
-                <w:bCs w:val="0"/>
-                <w:color w:val="000000" w:themeColor="text1"/>
-                <w:sz w:val="20"/>
-                <w:szCs w:val="20"/>
-                <w:lang w:val="en-US" w:eastAsia="zh-CN"/>
-                <w14:textFill>
-                  <w14:solidFill>
-                    <w14:schemeClr w14:val="tx1"/>
-                  </w14:solidFill>
-                </w14:textFill>
-              </w:rPr>
-              <w:t>Conversion Rate by Escalation Requirement</w:t>
-            </w:r>
-          </w:p>
-        </w:tc>
-        <w:tc>
-          <w:tcPr>
-            <w:tcW w:w="1011" w:type="dxa"/>
-            <w:tcBorders>
-              <w:top w:val="single" w:color="auto" w:sz="4" w:space="0"/>
-              <w:left w:val="single" w:color="auto" w:sz="4" w:space="0"/>
-              <w:bottom w:val="single" w:color="auto" w:sz="4" w:space="0"/>
-              <w:right w:val="single" w:color="auto" w:sz="4" w:space="0"/>
-            </w:tcBorders>
-            <w:shd w:val="clear" w:color="auto" w:fill="auto"/>
-            <w:vAlign w:val="center"/>
-          </w:tcPr>
-          <w:p>
-            <w:pPr>
-              <w:rPr>
-                <w:rFonts w:hint="default"/>
-                <w:b w:val="0"/>
-                <w:bCs w:val="0"/>
-                <w:color w:val="000000" w:themeColor="text1"/>
-                <w:sz w:val="20"/>
-                <w:szCs w:val="20"/>
-                <w:lang w:val="en-US"/>
-                <w14:textFill>
-                  <w14:solidFill>
-                    <w14:schemeClr w14:val="tx1"/>
-                  </w14:solidFill>
-                </w14:textFill>
-              </w:rPr>
-            </w:pPr>
-            <w:r>
-              <w:rPr>
-                <w:rFonts w:hint="default"/>
-                <w:b w:val="0"/>
-                <w:bCs w:val="0"/>
-                <w:color w:val="000000" w:themeColor="text1"/>
-                <w:sz w:val="20"/>
-                <w:szCs w:val="20"/>
-                <w:lang w:val="en-US" w:eastAsia="zh-CN"/>
-                <w14:textFill>
-                  <w14:solidFill>
-                    <w14:schemeClr w14:val="tx1"/>
-                  </w14:solidFill>
-                </w14:textFill>
-              </w:rPr>
-              <w:t>Clustered Column Chart</w:t>
-            </w:r>
-          </w:p>
-        </w:tc>
-        <w:tc>
-          <w:tcPr>
-            <w:tcW w:w="2110" w:type="dxa"/>
-            <w:tcBorders>
-              <w:top w:val="single" w:color="auto" w:sz="4" w:space="0"/>
-              <w:left w:val="single" w:color="auto" w:sz="4" w:space="0"/>
-              <w:bottom w:val="single" w:color="auto" w:sz="4" w:space="0"/>
-              <w:right w:val="single" w:color="auto" w:sz="4" w:space="0"/>
-            </w:tcBorders>
-            <w:shd w:val="clear" w:color="auto" w:fill="auto"/>
-            <w:vAlign w:val="center"/>
-          </w:tcPr>
-          <w:p>
-            <w:pPr>
-              <w:rPr>
-                <w:rFonts w:hint="default"/>
-                <w:b w:val="0"/>
-                <w:bCs w:val="0"/>
-                <w:color w:val="000000" w:themeColor="text1"/>
-                <w:sz w:val="20"/>
-                <w:szCs w:val="20"/>
-                <w:lang w:val="en-US"/>
-                <w14:textFill>
-                  <w14:solidFill>
-                    <w14:schemeClr w14:val="tx1"/>
-                  </w14:solidFill>
-                </w14:textFill>
-              </w:rPr>
-            </w:pPr>
-            <w:r>
-              <w:rPr>
-                <w:rFonts w:hint="default"/>
-                <w:b w:val="0"/>
-                <w:bCs w:val="0"/>
-                <w:color w:val="000000" w:themeColor="text1"/>
-                <w:sz w:val="20"/>
-                <w:szCs w:val="20"/>
-                <w:lang w:val="en-US" w:eastAsia="zh-CN"/>
-                <w14:textFill>
-                  <w14:solidFill>
-                    <w14:schemeClr w14:val="tx1"/>
-                  </w14:solidFill>
-                </w14:textFill>
-              </w:rPr>
-              <w:t>Escalation_Required, Is_Converted</w:t>
-            </w:r>
-          </w:p>
-        </w:tc>
-        <w:tc>
-          <w:tcPr>
-            <w:tcW w:w="2895" w:type="dxa"/>
-            <w:tcBorders>
-              <w:top w:val="single" w:color="auto" w:sz="4" w:space="0"/>
-              <w:left w:val="single" w:color="auto" w:sz="4" w:space="0"/>
-              <w:bottom w:val="single" w:color="auto" w:sz="4" w:space="0"/>
-              <w:right w:val="single" w:color="auto" w:sz="4" w:space="0"/>
-            </w:tcBorders>
-            <w:shd w:val="clear" w:color="auto" w:fill="auto"/>
-            <w:vAlign w:val="center"/>
-          </w:tcPr>
-          <w:p>
-            <w:pPr>
-              <w:rPr>
-                <w:rFonts w:hint="default"/>
-                <w:b w:val="0"/>
-                <w:bCs w:val="0"/>
-                <w:color w:val="000000" w:themeColor="text1"/>
-                <w:sz w:val="20"/>
-                <w:szCs w:val="20"/>
-                <w:lang w:val="en-US"/>
-                <w14:textFill>
-                  <w14:solidFill>
-                    <w14:schemeClr w14:val="tx1"/>
-                  </w14:solidFill>
-                </w14:textFill>
-              </w:rPr>
-            </w:pPr>
-            <w:r>
-              <w:rPr>
-                <w:rFonts w:hint="default"/>
-                <w:b w:val="0"/>
-                <w:bCs w:val="0"/>
-                <w:color w:val="000000" w:themeColor="text1"/>
-                <w:sz w:val="20"/>
-                <w:szCs w:val="20"/>
-                <w:lang w:val="en-US" w:eastAsia="zh-CN"/>
-                <w14:textFill>
-                  <w14:solidFill>
-                    <w14:schemeClr w14:val="tx1"/>
-                  </w14:solidFill>
-                </w14:textFill>
-              </w:rPr>
-              <w:t>Confirms process efficiency; escalations do not hinder conversions.</w:t>
+                <w:rFonts w:hint="default" w:ascii="Calibri" w:hAnsi="Calibri" w:eastAsia="SimSun" w:cs="Calibri"/>
+                <w:kern w:val="0"/>
+                <w:sz w:val="20"/>
+                <w:szCs w:val="20"/>
+                <w:lang w:val="en-US" w:eastAsia="zh-CN" w:bidi="ar"/>
+              </w:rPr>
+              <w:t>Guides geographic targeting and resource allocation for maximum ROI.</w:t>
             </w:r>
           </w:p>
         </w:tc>
@@ -17946,20 +17271,25 @@
         </w:trPr>
         <w:tc>
           <w:tcPr>
-            <w:tcW w:w="0" w:type="auto"/>
-            <w:tcBorders>
-              <w:top w:val="single" w:color="auto" w:sz="4" w:space="0"/>
-              <w:left w:val="single" w:color="auto" w:sz="4" w:space="0"/>
-              <w:bottom w:val="single" w:color="auto" w:sz="4" w:space="0"/>
-              <w:right w:val="single" w:color="auto" w:sz="4" w:space="0"/>
-            </w:tcBorders>
-            <w:shd w:val="clear" w:color="auto" w:fill="auto"/>
-            <w:vAlign w:val="center"/>
-          </w:tcPr>
-          <w:p>
-            <w:pPr>
-              <w:rPr>
-                <w:rFonts w:hint="default"/>
+            <w:tcW w:w="2065" w:type="dxa"/>
+            <w:tcBorders>
+              <w:top w:val="single" w:color="auto" w:sz="4" w:space="0"/>
+              <w:left w:val="single" w:color="auto" w:sz="4" w:space="0"/>
+              <w:bottom w:val="single" w:color="auto" w:sz="4" w:space="0"/>
+              <w:right w:val="single" w:color="auto" w:sz="4" w:space="0"/>
+            </w:tcBorders>
+            <w:shd w:val="clear" w:color="auto" w:fill="auto"/>
+            <w:vAlign w:val="center"/>
+          </w:tcPr>
+          <w:p>
+            <w:pPr>
+              <w:keepNext w:val="0"/>
+              <w:keepLines w:val="0"/>
+              <w:widowControl/>
+              <w:suppressLineNumbers w:val="0"/>
+              <w:jc w:val="left"/>
+              <w:rPr>
+                <w:rFonts w:hint="default" w:ascii="Calibri" w:hAnsi="Calibri" w:cs="Calibri"/>
                 <w:b w:val="0"/>
                 <w:bCs w:val="0"/>
                 <w:color w:val="000000" w:themeColor="text1"/>
@@ -17975,20 +17305,13 @@
             </w:pPr>
             <w:r>
               <w:rPr>
-                <w:rFonts w:hint="default"/>
-                <w:b w:val="0"/>
-                <w:bCs w:val="0"/>
-                <w:color w:val="000000" w:themeColor="text1"/>
-                <w:sz w:val="20"/>
-                <w:szCs w:val="20"/>
-                <w:lang w:val="en-US" w:eastAsia="zh-CN"/>
-                <w14:textFill>
-                  <w14:solidFill>
-                    <w14:schemeClr w14:val="tx1"/>
-                  </w14:solidFill>
-                </w14:textFill>
-              </w:rPr>
-              <w:t>Peak Hourly Engagement Trend</w:t>
+                <w:rFonts w:hint="default" w:ascii="Calibri" w:hAnsi="Calibri" w:eastAsia="SimSun" w:cs="Calibri"/>
+                <w:kern w:val="0"/>
+                <w:sz w:val="20"/>
+                <w:szCs w:val="20"/>
+                <w:lang w:val="en-US" w:eastAsia="zh-CN" w:bidi="ar"/>
+              </w:rPr>
+              <w:t>Response Rate (%) by Category</w:t>
             </w:r>
           </w:p>
         </w:tc>
@@ -18006,8 +17329,13 @@
           </w:tcPr>
           <w:p>
             <w:pPr>
-              <w:rPr>
-                <w:rFonts w:hint="default"/>
+              <w:keepNext w:val="0"/>
+              <w:keepLines w:val="0"/>
+              <w:widowControl/>
+              <w:suppressLineNumbers w:val="0"/>
+              <w:jc w:val="left"/>
+              <w:rPr>
+                <w:rFonts w:hint="default" w:ascii="Calibri" w:hAnsi="Calibri" w:cs="Calibri"/>
                 <w:b w:val="0"/>
                 <w:bCs w:val="0"/>
                 <w:color w:val="000000" w:themeColor="text1"/>
@@ -18023,20 +17351,13 @@
             </w:pPr>
             <w:r>
               <w:rPr>
-                <w:rFonts w:hint="default"/>
-                <w:b w:val="0"/>
-                <w:bCs w:val="0"/>
-                <w:color w:val="000000" w:themeColor="text1"/>
-                <w:sz w:val="20"/>
-                <w:szCs w:val="20"/>
-                <w:lang w:val="en-US" w:eastAsia="zh-CN"/>
-                <w14:textFill>
-                  <w14:solidFill>
-                    <w14:schemeClr w14:val="tx1"/>
-                  </w14:solidFill>
-                </w14:textFill>
-              </w:rPr>
-              <w:t>Line Chart</w:t>
+                <w:rFonts w:hint="default" w:ascii="Calibri" w:hAnsi="Calibri" w:eastAsia="SimSun" w:cs="Calibri"/>
+                <w:kern w:val="0"/>
+                <w:sz w:val="20"/>
+                <w:szCs w:val="20"/>
+                <w:lang w:val="en-US" w:eastAsia="zh-CN" w:bidi="ar"/>
+              </w:rPr>
+              <w:t>Donut Chart</w:t>
             </w:r>
           </w:p>
         </w:tc>
@@ -18054,8 +17375,13 @@
           </w:tcPr>
           <w:p>
             <w:pPr>
-              <w:rPr>
-                <w:rFonts w:hint="default"/>
+              <w:keepNext w:val="0"/>
+              <w:keepLines w:val="0"/>
+              <w:widowControl/>
+              <w:suppressLineNumbers w:val="0"/>
+              <w:jc w:val="left"/>
+              <w:rPr>
+                <w:rFonts w:hint="default" w:ascii="Calibri" w:hAnsi="Calibri" w:cs="Calibri"/>
                 <w:b w:val="0"/>
                 <w:bCs w:val="0"/>
                 <w:color w:val="000000" w:themeColor="text1"/>
@@ -18071,20 +17397,13 @@
             </w:pPr>
             <w:r>
               <w:rPr>
-                <w:rFonts w:hint="default"/>
-                <w:b w:val="0"/>
-                <w:bCs w:val="0"/>
-                <w:color w:val="000000" w:themeColor="text1"/>
-                <w:sz w:val="20"/>
-                <w:szCs w:val="20"/>
-                <w:lang w:val="en-US" w:eastAsia="zh-CN"/>
-                <w14:textFill>
-                  <w14:solidFill>
-                    <w14:schemeClr w14:val="tx1"/>
-                  </w14:solidFill>
-                </w14:textFill>
-              </w:rPr>
-              <w:t>Hour, Response Rate</w:t>
+                <w:rFonts w:hint="default" w:ascii="Calibri" w:hAnsi="Calibri" w:eastAsia="SimSun" w:cs="Calibri"/>
+                <w:kern w:val="0"/>
+                <w:sz w:val="20"/>
+                <w:szCs w:val="20"/>
+                <w:lang w:val="en-US" w:eastAsia="zh-CN" w:bidi="ar"/>
+              </w:rPr>
+              <w:t>Category, Response Rate</w:t>
             </w:r>
           </w:p>
         </w:tc>
@@ -18102,8 +17421,13 @@
           </w:tcPr>
           <w:p>
             <w:pPr>
-              <w:rPr>
-                <w:rFonts w:hint="default"/>
+              <w:keepNext w:val="0"/>
+              <w:keepLines w:val="0"/>
+              <w:widowControl/>
+              <w:suppressLineNumbers w:val="0"/>
+              <w:jc w:val="left"/>
+              <w:rPr>
+                <w:rFonts w:hint="default" w:ascii="Calibri" w:hAnsi="Calibri" w:cs="Calibri"/>
                 <w:b w:val="0"/>
                 <w:bCs w:val="0"/>
                 <w:color w:val="000000" w:themeColor="text1"/>
@@ -18119,20 +17443,13 @@
             </w:pPr>
             <w:r>
               <w:rPr>
-                <w:rFonts w:hint="default"/>
-                <w:b w:val="0"/>
-                <w:bCs w:val="0"/>
-                <w:color w:val="000000" w:themeColor="text1"/>
-                <w:sz w:val="20"/>
-                <w:szCs w:val="20"/>
-                <w:lang w:val="en-US" w:eastAsia="zh-CN"/>
-                <w14:textFill>
-                  <w14:solidFill>
-                    <w14:schemeClr w14:val="tx1"/>
-                  </w14:solidFill>
-                </w14:textFill>
-              </w:rPr>
-              <w:t>Optimizes outreach timing and staff scheduling for maximum engagement.</w:t>
+                <w:rFonts w:hint="default" w:ascii="Calibri" w:hAnsi="Calibri" w:eastAsia="SimSun" w:cs="Calibri"/>
+                <w:kern w:val="0"/>
+                <w:sz w:val="20"/>
+                <w:szCs w:val="20"/>
+                <w:lang w:val="en-US" w:eastAsia="zh-CN" w:bidi="ar"/>
+              </w:rPr>
+              <w:t>Helps prioritize campaign types based on effectiveness.</w:t>
             </w:r>
           </w:p>
         </w:tc>
@@ -18147,6 +17464,7 @@
             <w:insideH w:val="none" w:color="auto" w:sz="0" w:space="0"/>
             <w:insideV w:val="none" w:color="auto" w:sz="0" w:space="0"/>
           </w:tblBorders>
+          <w:shd w:val="clear" w:color="auto" w:fill="auto"/>
           <w:tblCellMar>
             <w:top w:w="15" w:type="dxa"/>
             <w:left w:w="15" w:type="dxa"/>
@@ -18159,20 +17477,25 @@
         </w:trPr>
         <w:tc>
           <w:tcPr>
-            <w:tcW w:w="0" w:type="auto"/>
-            <w:tcBorders>
-              <w:top w:val="single" w:color="auto" w:sz="4" w:space="0"/>
-              <w:left w:val="single" w:color="auto" w:sz="4" w:space="0"/>
-              <w:bottom w:val="single" w:color="auto" w:sz="4" w:space="0"/>
-              <w:right w:val="single" w:color="auto" w:sz="4" w:space="0"/>
-            </w:tcBorders>
-            <w:shd w:val="clear" w:color="auto" w:fill="auto"/>
-            <w:vAlign w:val="center"/>
-          </w:tcPr>
-          <w:p>
-            <w:pPr>
-              <w:rPr>
-                <w:rFonts w:hint="default"/>
+            <w:tcW w:w="2065" w:type="dxa"/>
+            <w:tcBorders>
+              <w:top w:val="single" w:color="auto" w:sz="4" w:space="0"/>
+              <w:left w:val="single" w:color="auto" w:sz="4" w:space="0"/>
+              <w:bottom w:val="single" w:color="auto" w:sz="4" w:space="0"/>
+              <w:right w:val="single" w:color="auto" w:sz="4" w:space="0"/>
+            </w:tcBorders>
+            <w:shd w:val="clear" w:color="auto" w:fill="auto"/>
+            <w:vAlign w:val="center"/>
+          </w:tcPr>
+          <w:p>
+            <w:pPr>
+              <w:keepNext w:val="0"/>
+              <w:keepLines w:val="0"/>
+              <w:widowControl/>
+              <w:suppressLineNumbers w:val="0"/>
+              <w:jc w:val="left"/>
+              <w:rPr>
+                <w:rFonts w:hint="default" w:ascii="Calibri" w:hAnsi="Calibri" w:cs="Calibri"/>
                 <w:b w:val="0"/>
                 <w:bCs w:val="0"/>
                 <w:color w:val="000000" w:themeColor="text1"/>
@@ -18188,20 +17511,13 @@
             </w:pPr>
             <w:r>
               <w:rPr>
-                <w:rFonts w:hint="default"/>
-                <w:b w:val="0"/>
-                <w:bCs w:val="0"/>
-                <w:color w:val="000000" w:themeColor="text1"/>
-                <w:sz w:val="20"/>
-                <w:szCs w:val="20"/>
-                <w:lang w:val="en-US" w:eastAsia="zh-CN"/>
-                <w14:textFill>
-                  <w14:solidFill>
-                    <w14:schemeClr w14:val="tx1"/>
-                  </w14:solidFill>
-                </w14:textFill>
-              </w:rPr>
-              <w:t>Outreach Attempts over Time by Category</w:t>
+                <w:rFonts w:hint="default" w:ascii="Calibri" w:hAnsi="Calibri" w:eastAsia="SimSun" w:cs="Calibri"/>
+                <w:kern w:val="0"/>
+                <w:sz w:val="20"/>
+                <w:szCs w:val="20"/>
+                <w:lang w:val="en-US" w:eastAsia="zh-CN" w:bidi="ar"/>
+              </w:rPr>
+              <w:t>Weekly Outreach Volume &amp; Response Rate by Caller</w:t>
             </w:r>
           </w:p>
         </w:tc>
@@ -18219,8 +17535,13 @@
           </w:tcPr>
           <w:p>
             <w:pPr>
-              <w:rPr>
-                <w:rFonts w:hint="default"/>
+              <w:keepNext w:val="0"/>
+              <w:keepLines w:val="0"/>
+              <w:widowControl/>
+              <w:suppressLineNumbers w:val="0"/>
+              <w:jc w:val="left"/>
+              <w:rPr>
+                <w:rFonts w:hint="default" w:ascii="Calibri" w:hAnsi="Calibri" w:cs="Calibri"/>
                 <w:b w:val="0"/>
                 <w:bCs w:val="0"/>
                 <w:color w:val="000000" w:themeColor="text1"/>
@@ -18236,20 +17557,13 @@
             </w:pPr>
             <w:r>
               <w:rPr>
-                <w:rFonts w:hint="default"/>
-                <w:b w:val="0"/>
-                <w:bCs w:val="0"/>
-                <w:color w:val="000000" w:themeColor="text1"/>
-                <w:sz w:val="20"/>
-                <w:szCs w:val="20"/>
-                <w:lang w:val="en-US" w:eastAsia="zh-CN"/>
-                <w14:textFill>
-                  <w14:solidFill>
-                    <w14:schemeClr w14:val="tx1"/>
-                  </w14:solidFill>
-                </w14:textFill>
-              </w:rPr>
-              <w:t>Area Chart</w:t>
+                <w:rFonts w:hint="default" w:ascii="Calibri" w:hAnsi="Calibri" w:eastAsia="SimSun" w:cs="Calibri"/>
+                <w:kern w:val="0"/>
+                <w:sz w:val="20"/>
+                <w:szCs w:val="20"/>
+                <w:lang w:val="en-US" w:eastAsia="zh-CN" w:bidi="ar"/>
+              </w:rPr>
+              <w:t>Line &amp; Clustered Column Chart</w:t>
             </w:r>
           </w:p>
         </w:tc>
@@ -18267,8 +17581,13 @@
           </w:tcPr>
           <w:p>
             <w:pPr>
-              <w:rPr>
-                <w:rFonts w:hint="default"/>
+              <w:keepNext w:val="0"/>
+              <w:keepLines w:val="0"/>
+              <w:widowControl/>
+              <w:suppressLineNumbers w:val="0"/>
+              <w:jc w:val="left"/>
+              <w:rPr>
+                <w:rFonts w:hint="default" w:ascii="Calibri" w:hAnsi="Calibri" w:cs="Calibri"/>
                 <w:b w:val="0"/>
                 <w:bCs w:val="0"/>
                 <w:color w:val="000000" w:themeColor="text1"/>
@@ -18284,20 +17603,13 @@
             </w:pPr>
             <w:r>
               <w:rPr>
-                <w:rFonts w:hint="default"/>
-                <w:b w:val="0"/>
-                <w:bCs w:val="0"/>
-                <w:color w:val="000000" w:themeColor="text1"/>
-                <w:sz w:val="20"/>
-                <w:szCs w:val="20"/>
-                <w:lang w:val="en-US" w:eastAsia="zh-CN"/>
-                <w14:textFill>
-                  <w14:solidFill>
-                    <w14:schemeClr w14:val="tx1"/>
-                  </w14:solidFill>
-                </w14:textFill>
-              </w:rPr>
-              <w:t>Weekday, Category, Total Outreach Attempts</w:t>
+                <w:rFonts w:hint="default" w:ascii="Calibri" w:hAnsi="Calibri" w:eastAsia="SimSun" w:cs="Calibri"/>
+                <w:kern w:val="0"/>
+                <w:sz w:val="20"/>
+                <w:szCs w:val="20"/>
+                <w:lang w:val="en-US" w:eastAsia="zh-CN" w:bidi="ar"/>
+              </w:rPr>
+              <w:t>Week, Caller/Agent, Total Outreach Attempts, Response Rate</w:t>
             </w:r>
           </w:p>
         </w:tc>
@@ -18315,8 +17627,13 @@
           </w:tcPr>
           <w:p>
             <w:pPr>
-              <w:rPr>
-                <w:rFonts w:hint="default"/>
+              <w:keepNext w:val="0"/>
+              <w:keepLines w:val="0"/>
+              <w:widowControl/>
+              <w:suppressLineNumbers w:val="0"/>
+              <w:jc w:val="left"/>
+              <w:rPr>
+                <w:rFonts w:hint="default" w:ascii="Calibri" w:hAnsi="Calibri" w:cs="Calibri"/>
                 <w:b w:val="0"/>
                 <w:bCs w:val="0"/>
                 <w:color w:val="000000" w:themeColor="text1"/>
@@ -18332,20 +17649,987 @@
             </w:pPr>
             <w:r>
               <w:rPr>
-                <w:rFonts w:hint="default"/>
+                <w:rFonts w:hint="default" w:ascii="Calibri" w:hAnsi="Calibri" w:eastAsia="SimSun" w:cs="Calibri"/>
+                <w:kern w:val="0"/>
+                <w:sz w:val="20"/>
+                <w:szCs w:val="20"/>
+                <w:lang w:val="en-US" w:eastAsia="zh-CN" w:bidi="ar"/>
+              </w:rPr>
+              <w:t>Measures individual staff performance and weekly efficiency.</w:t>
+            </w:r>
+          </w:p>
+        </w:tc>
+      </w:tr>
+      <w:tr>
+        <w:tblPrEx>
+          <w:tblBorders>
+            <w:top w:val="none" w:color="auto" w:sz="0" w:space="0"/>
+            <w:left w:val="none" w:color="auto" w:sz="0" w:space="0"/>
+            <w:bottom w:val="none" w:color="auto" w:sz="0" w:space="0"/>
+            <w:right w:val="none" w:color="auto" w:sz="0" w:space="0"/>
+            <w:insideH w:val="none" w:color="auto" w:sz="0" w:space="0"/>
+            <w:insideV w:val="none" w:color="auto" w:sz="0" w:space="0"/>
+          </w:tblBorders>
+          <w:shd w:val="clear" w:color="auto" w:fill="auto"/>
+          <w:tblCellMar>
+            <w:top w:w="15" w:type="dxa"/>
+            <w:left w:w="15" w:type="dxa"/>
+            <w:bottom w:w="15" w:type="dxa"/>
+            <w:right w:w="15" w:type="dxa"/>
+          </w:tblCellMar>
+        </w:tblPrEx>
+        <w:trPr>
+          <w:tblCellSpacing w:w="15" w:type="dxa"/>
+        </w:trPr>
+        <w:tc>
+          <w:tcPr>
+            <w:tcW w:w="2065" w:type="dxa"/>
+            <w:tcBorders>
+              <w:top w:val="single" w:color="auto" w:sz="4" w:space="0"/>
+              <w:left w:val="single" w:color="auto" w:sz="4" w:space="0"/>
+              <w:bottom w:val="single" w:color="auto" w:sz="4" w:space="0"/>
+              <w:right w:val="single" w:color="auto" w:sz="4" w:space="0"/>
+            </w:tcBorders>
+            <w:shd w:val="clear" w:color="auto" w:fill="auto"/>
+            <w:vAlign w:val="center"/>
+          </w:tcPr>
+          <w:p>
+            <w:pPr>
+              <w:keepNext w:val="0"/>
+              <w:keepLines w:val="0"/>
+              <w:widowControl/>
+              <w:suppressLineNumbers w:val="0"/>
+              <w:jc w:val="left"/>
+              <w:rPr>
+                <w:rFonts w:hint="default" w:ascii="Calibri" w:hAnsi="Calibri" w:cs="Calibri"/>
                 <w:b w:val="0"/>
                 <w:bCs w:val="0"/>
                 <w:color w:val="000000" w:themeColor="text1"/>
                 <w:sz w:val="20"/>
                 <w:szCs w:val="20"/>
-                <w:lang w:val="en-US" w:eastAsia="zh-CN"/>
+                <w:lang w:val="en-US"/>
                 <w14:textFill>
                   <w14:solidFill>
                     <w14:schemeClr w14:val="tx1"/>
                   </w14:solidFill>
                 </w14:textFill>
               </w:rPr>
+            </w:pPr>
+            <w:r>
+              <w:rPr>
+                <w:rFonts w:hint="default" w:ascii="Calibri" w:hAnsi="Calibri" w:eastAsia="SimSun" w:cs="Calibri"/>
+                <w:kern w:val="0"/>
+                <w:sz w:val="20"/>
+                <w:szCs w:val="20"/>
+                <w:lang w:val="en-US" w:eastAsia="zh-CN" w:bidi="ar"/>
+              </w:rPr>
+              <w:t>Conversion Rate by Escalation Requirement</w:t>
+            </w:r>
+          </w:p>
+        </w:tc>
+        <w:tc>
+          <w:tcPr>
+            <w:tcW w:w="1011" w:type="dxa"/>
+            <w:tcBorders>
+              <w:top w:val="single" w:color="auto" w:sz="4" w:space="0"/>
+              <w:left w:val="single" w:color="auto" w:sz="4" w:space="0"/>
+              <w:bottom w:val="single" w:color="auto" w:sz="4" w:space="0"/>
+              <w:right w:val="single" w:color="auto" w:sz="4" w:space="0"/>
+            </w:tcBorders>
+            <w:shd w:val="clear" w:color="auto" w:fill="auto"/>
+            <w:vAlign w:val="center"/>
+          </w:tcPr>
+          <w:p>
+            <w:pPr>
+              <w:keepNext w:val="0"/>
+              <w:keepLines w:val="0"/>
+              <w:widowControl/>
+              <w:suppressLineNumbers w:val="0"/>
+              <w:jc w:val="left"/>
+              <w:rPr>
+                <w:rFonts w:hint="default" w:ascii="Calibri" w:hAnsi="Calibri" w:cs="Calibri"/>
+                <w:b w:val="0"/>
+                <w:bCs w:val="0"/>
+                <w:color w:val="000000" w:themeColor="text1"/>
+                <w:sz w:val="20"/>
+                <w:szCs w:val="20"/>
+                <w:lang w:val="en-US"/>
+                <w14:textFill>
+                  <w14:solidFill>
+                    <w14:schemeClr w14:val="tx1"/>
+                  </w14:solidFill>
+                </w14:textFill>
+              </w:rPr>
+            </w:pPr>
+            <w:r>
+              <w:rPr>
+                <w:rFonts w:hint="default" w:ascii="Calibri" w:hAnsi="Calibri" w:eastAsia="SimSun" w:cs="Calibri"/>
+                <w:kern w:val="0"/>
+                <w:sz w:val="20"/>
+                <w:szCs w:val="20"/>
+                <w:lang w:val="en-US" w:eastAsia="zh-CN" w:bidi="ar"/>
+              </w:rPr>
+              <w:t>Clustered Column Chart</w:t>
+            </w:r>
+          </w:p>
+        </w:tc>
+        <w:tc>
+          <w:tcPr>
+            <w:tcW w:w="2110" w:type="dxa"/>
+            <w:tcBorders>
+              <w:top w:val="single" w:color="auto" w:sz="4" w:space="0"/>
+              <w:left w:val="single" w:color="auto" w:sz="4" w:space="0"/>
+              <w:bottom w:val="single" w:color="auto" w:sz="4" w:space="0"/>
+              <w:right w:val="single" w:color="auto" w:sz="4" w:space="0"/>
+            </w:tcBorders>
+            <w:shd w:val="clear" w:color="auto" w:fill="auto"/>
+            <w:vAlign w:val="center"/>
+          </w:tcPr>
+          <w:p>
+            <w:pPr>
+              <w:keepNext w:val="0"/>
+              <w:keepLines w:val="0"/>
+              <w:widowControl/>
+              <w:suppressLineNumbers w:val="0"/>
+              <w:jc w:val="left"/>
+              <w:rPr>
+                <w:rFonts w:hint="default" w:ascii="Calibri" w:hAnsi="Calibri" w:cs="Calibri"/>
+                <w:b w:val="0"/>
+                <w:bCs w:val="0"/>
+                <w:color w:val="000000" w:themeColor="text1"/>
+                <w:sz w:val="20"/>
+                <w:szCs w:val="20"/>
+                <w:lang w:val="en-US"/>
+                <w14:textFill>
+                  <w14:solidFill>
+                    <w14:schemeClr w14:val="tx1"/>
+                  </w14:solidFill>
+                </w14:textFill>
+              </w:rPr>
+            </w:pPr>
+            <w:r>
+              <w:rPr>
+                <w:rFonts w:hint="default" w:ascii="Calibri" w:hAnsi="Calibri" w:eastAsia="SimSun" w:cs="Calibri"/>
+                <w:kern w:val="0"/>
+                <w:sz w:val="20"/>
+                <w:szCs w:val="20"/>
+                <w:lang w:val="en-US" w:eastAsia="zh-CN" w:bidi="ar"/>
+              </w:rPr>
+              <w:t>Escalation_Required, Is_Converted</w:t>
+            </w:r>
+          </w:p>
+        </w:tc>
+        <w:tc>
+          <w:tcPr>
+            <w:tcW w:w="2895" w:type="dxa"/>
+            <w:tcBorders>
+              <w:top w:val="single" w:color="auto" w:sz="4" w:space="0"/>
+              <w:left w:val="single" w:color="auto" w:sz="4" w:space="0"/>
+              <w:bottom w:val="single" w:color="auto" w:sz="4" w:space="0"/>
+              <w:right w:val="single" w:color="auto" w:sz="4" w:space="0"/>
+            </w:tcBorders>
+            <w:shd w:val="clear" w:color="auto" w:fill="auto"/>
+            <w:vAlign w:val="center"/>
+          </w:tcPr>
+          <w:p>
+            <w:pPr>
+              <w:keepNext w:val="0"/>
+              <w:keepLines w:val="0"/>
+              <w:widowControl/>
+              <w:suppressLineNumbers w:val="0"/>
+              <w:jc w:val="left"/>
+              <w:rPr>
+                <w:rFonts w:hint="default" w:ascii="Calibri" w:hAnsi="Calibri" w:cs="Calibri"/>
+                <w:b w:val="0"/>
+                <w:bCs w:val="0"/>
+                <w:color w:val="000000" w:themeColor="text1"/>
+                <w:sz w:val="20"/>
+                <w:szCs w:val="20"/>
+                <w:lang w:val="en-US"/>
+                <w14:textFill>
+                  <w14:solidFill>
+                    <w14:schemeClr w14:val="tx1"/>
+                  </w14:solidFill>
+                </w14:textFill>
+              </w:rPr>
+            </w:pPr>
+            <w:r>
+              <w:rPr>
+                <w:rFonts w:hint="default" w:ascii="Calibri" w:hAnsi="Calibri" w:eastAsia="SimSun" w:cs="Calibri"/>
+                <w:kern w:val="0"/>
+                <w:sz w:val="20"/>
+                <w:szCs w:val="20"/>
+                <w:lang w:val="en-US" w:eastAsia="zh-CN" w:bidi="ar"/>
+              </w:rPr>
+              <w:t>Confirms process efficiency; escalations do not hinder conversions.</w:t>
+            </w:r>
+          </w:p>
+        </w:tc>
+      </w:tr>
+      <w:tr>
+        <w:tblPrEx>
+          <w:tblBorders>
+            <w:top w:val="none" w:color="auto" w:sz="0" w:space="0"/>
+            <w:left w:val="none" w:color="auto" w:sz="0" w:space="0"/>
+            <w:bottom w:val="none" w:color="auto" w:sz="0" w:space="0"/>
+            <w:right w:val="none" w:color="auto" w:sz="0" w:space="0"/>
+            <w:insideH w:val="none" w:color="auto" w:sz="0" w:space="0"/>
+            <w:insideV w:val="none" w:color="auto" w:sz="0" w:space="0"/>
+          </w:tblBorders>
+          <w:shd w:val="clear" w:color="auto" w:fill="auto"/>
+          <w:tblCellMar>
+            <w:top w:w="15" w:type="dxa"/>
+            <w:left w:w="15" w:type="dxa"/>
+            <w:bottom w:w="15" w:type="dxa"/>
+            <w:right w:w="15" w:type="dxa"/>
+          </w:tblCellMar>
+        </w:tblPrEx>
+        <w:trPr>
+          <w:tblCellSpacing w:w="15" w:type="dxa"/>
+        </w:trPr>
+        <w:tc>
+          <w:tcPr>
+            <w:tcW w:w="2065" w:type="dxa"/>
+            <w:tcBorders>
+              <w:top w:val="single" w:color="auto" w:sz="4" w:space="0"/>
+              <w:left w:val="single" w:color="auto" w:sz="4" w:space="0"/>
+              <w:bottom w:val="single" w:color="auto" w:sz="4" w:space="0"/>
+              <w:right w:val="single" w:color="auto" w:sz="4" w:space="0"/>
+            </w:tcBorders>
+            <w:shd w:val="clear" w:color="auto" w:fill="auto"/>
+            <w:vAlign w:val="center"/>
+          </w:tcPr>
+          <w:p>
+            <w:pPr>
+              <w:keepNext w:val="0"/>
+              <w:keepLines w:val="0"/>
+              <w:widowControl/>
+              <w:suppressLineNumbers w:val="0"/>
+              <w:jc w:val="left"/>
+              <w:rPr>
+                <w:rFonts w:hint="default" w:ascii="Calibri" w:hAnsi="Calibri" w:cs="Calibri"/>
+                <w:b w:val="0"/>
+                <w:bCs w:val="0"/>
+                <w:color w:val="000000" w:themeColor="text1"/>
+                <w:sz w:val="20"/>
+                <w:szCs w:val="20"/>
+                <w:lang w:val="en-US"/>
+                <w14:textFill>
+                  <w14:solidFill>
+                    <w14:schemeClr w14:val="tx1"/>
+                  </w14:solidFill>
+                </w14:textFill>
+              </w:rPr>
+            </w:pPr>
+            <w:r>
+              <w:rPr>
+                <w:rFonts w:hint="default" w:ascii="Calibri" w:hAnsi="Calibri" w:eastAsia="SimSun" w:cs="Calibri"/>
+                <w:kern w:val="0"/>
+                <w:sz w:val="20"/>
+                <w:szCs w:val="20"/>
+                <w:lang w:val="en-US" w:eastAsia="zh-CN" w:bidi="ar"/>
+              </w:rPr>
+              <w:t>Peak Hourly Engagement Trend</w:t>
+            </w:r>
+          </w:p>
+        </w:tc>
+        <w:tc>
+          <w:tcPr>
+            <w:tcW w:w="1011" w:type="dxa"/>
+            <w:tcBorders>
+              <w:top w:val="single" w:color="auto" w:sz="4" w:space="0"/>
+              <w:left w:val="single" w:color="auto" w:sz="4" w:space="0"/>
+              <w:bottom w:val="single" w:color="auto" w:sz="4" w:space="0"/>
+              <w:right w:val="single" w:color="auto" w:sz="4" w:space="0"/>
+            </w:tcBorders>
+            <w:shd w:val="clear" w:color="auto" w:fill="auto"/>
+            <w:vAlign w:val="center"/>
+          </w:tcPr>
+          <w:p>
+            <w:pPr>
+              <w:keepNext w:val="0"/>
+              <w:keepLines w:val="0"/>
+              <w:widowControl/>
+              <w:suppressLineNumbers w:val="0"/>
+              <w:jc w:val="left"/>
+              <w:rPr>
+                <w:rFonts w:hint="default" w:ascii="Calibri" w:hAnsi="Calibri" w:cs="Calibri"/>
+                <w:b w:val="0"/>
+                <w:bCs w:val="0"/>
+                <w:color w:val="000000" w:themeColor="text1"/>
+                <w:sz w:val="20"/>
+                <w:szCs w:val="20"/>
+                <w:lang w:val="en-US"/>
+                <w14:textFill>
+                  <w14:solidFill>
+                    <w14:schemeClr w14:val="tx1"/>
+                  </w14:solidFill>
+                </w14:textFill>
+              </w:rPr>
+            </w:pPr>
+            <w:r>
+              <w:rPr>
+                <w:rFonts w:hint="default" w:ascii="Calibri" w:hAnsi="Calibri" w:eastAsia="SimSun" w:cs="Calibri"/>
+                <w:kern w:val="0"/>
+                <w:sz w:val="20"/>
+                <w:szCs w:val="20"/>
+                <w:lang w:val="en-US" w:eastAsia="zh-CN" w:bidi="ar"/>
+              </w:rPr>
+              <w:t>Line Chart</w:t>
+            </w:r>
+          </w:p>
+        </w:tc>
+        <w:tc>
+          <w:tcPr>
+            <w:tcW w:w="2110" w:type="dxa"/>
+            <w:tcBorders>
+              <w:top w:val="single" w:color="auto" w:sz="4" w:space="0"/>
+              <w:left w:val="single" w:color="auto" w:sz="4" w:space="0"/>
+              <w:bottom w:val="single" w:color="auto" w:sz="4" w:space="0"/>
+              <w:right w:val="single" w:color="auto" w:sz="4" w:space="0"/>
+            </w:tcBorders>
+            <w:shd w:val="clear" w:color="auto" w:fill="auto"/>
+            <w:vAlign w:val="center"/>
+          </w:tcPr>
+          <w:p>
+            <w:pPr>
+              <w:keepNext w:val="0"/>
+              <w:keepLines w:val="0"/>
+              <w:widowControl/>
+              <w:suppressLineNumbers w:val="0"/>
+              <w:jc w:val="left"/>
+              <w:rPr>
+                <w:rFonts w:hint="default" w:ascii="Calibri" w:hAnsi="Calibri" w:cs="Calibri"/>
+                <w:b w:val="0"/>
+                <w:bCs w:val="0"/>
+                <w:color w:val="000000" w:themeColor="text1"/>
+                <w:sz w:val="20"/>
+                <w:szCs w:val="20"/>
+                <w:lang w:val="en-US"/>
+                <w14:textFill>
+                  <w14:solidFill>
+                    <w14:schemeClr w14:val="tx1"/>
+                  </w14:solidFill>
+                </w14:textFill>
+              </w:rPr>
+            </w:pPr>
+            <w:r>
+              <w:rPr>
+                <w:rFonts w:hint="default" w:ascii="Calibri" w:hAnsi="Calibri" w:eastAsia="SimSun" w:cs="Calibri"/>
+                <w:kern w:val="0"/>
+                <w:sz w:val="20"/>
+                <w:szCs w:val="20"/>
+                <w:lang w:val="en-US" w:eastAsia="zh-CN" w:bidi="ar"/>
+              </w:rPr>
+              <w:t>Hour, Response Rate</w:t>
+            </w:r>
+          </w:p>
+        </w:tc>
+        <w:tc>
+          <w:tcPr>
+            <w:tcW w:w="2895" w:type="dxa"/>
+            <w:tcBorders>
+              <w:top w:val="single" w:color="auto" w:sz="4" w:space="0"/>
+              <w:left w:val="single" w:color="auto" w:sz="4" w:space="0"/>
+              <w:bottom w:val="single" w:color="auto" w:sz="4" w:space="0"/>
+              <w:right w:val="single" w:color="auto" w:sz="4" w:space="0"/>
+            </w:tcBorders>
+            <w:shd w:val="clear" w:color="auto" w:fill="auto"/>
+            <w:vAlign w:val="center"/>
+          </w:tcPr>
+          <w:p>
+            <w:pPr>
+              <w:keepNext w:val="0"/>
+              <w:keepLines w:val="0"/>
+              <w:widowControl/>
+              <w:suppressLineNumbers w:val="0"/>
+              <w:jc w:val="left"/>
+              <w:rPr>
+                <w:rFonts w:hint="default" w:ascii="Calibri" w:hAnsi="Calibri" w:cs="Calibri"/>
+                <w:b w:val="0"/>
+                <w:bCs w:val="0"/>
+                <w:color w:val="000000" w:themeColor="text1"/>
+                <w:sz w:val="20"/>
+                <w:szCs w:val="20"/>
+                <w:lang w:val="en-US"/>
+                <w14:textFill>
+                  <w14:solidFill>
+                    <w14:schemeClr w14:val="tx1"/>
+                  </w14:solidFill>
+                </w14:textFill>
+              </w:rPr>
+            </w:pPr>
+            <w:r>
+              <w:rPr>
+                <w:rFonts w:hint="default" w:ascii="Calibri" w:hAnsi="Calibri" w:eastAsia="SimSun" w:cs="Calibri"/>
+                <w:kern w:val="0"/>
+                <w:sz w:val="20"/>
+                <w:szCs w:val="20"/>
+                <w:lang w:val="en-US" w:eastAsia="zh-CN" w:bidi="ar"/>
+              </w:rPr>
+              <w:t>Optimizes outreach timing and staff scheduling for maximum engagement.</w:t>
+            </w:r>
+          </w:p>
+        </w:tc>
+      </w:tr>
+      <w:tr>
+        <w:tblPrEx>
+          <w:tblBorders>
+            <w:top w:val="none" w:color="auto" w:sz="0" w:space="0"/>
+            <w:left w:val="none" w:color="auto" w:sz="0" w:space="0"/>
+            <w:bottom w:val="none" w:color="auto" w:sz="0" w:space="0"/>
+            <w:right w:val="none" w:color="auto" w:sz="0" w:space="0"/>
+            <w:insideH w:val="none" w:color="auto" w:sz="0" w:space="0"/>
+            <w:insideV w:val="none" w:color="auto" w:sz="0" w:space="0"/>
+          </w:tblBorders>
+          <w:shd w:val="clear" w:color="auto" w:fill="auto"/>
+          <w:tblCellMar>
+            <w:top w:w="15" w:type="dxa"/>
+            <w:left w:w="15" w:type="dxa"/>
+            <w:bottom w:w="15" w:type="dxa"/>
+            <w:right w:w="15" w:type="dxa"/>
+          </w:tblCellMar>
+        </w:tblPrEx>
+        <w:trPr>
+          <w:tblCellSpacing w:w="15" w:type="dxa"/>
+        </w:trPr>
+        <w:tc>
+          <w:tcPr>
+            <w:tcW w:w="2065" w:type="dxa"/>
+            <w:tcBorders>
+              <w:top w:val="single" w:color="auto" w:sz="4" w:space="0"/>
+              <w:left w:val="single" w:color="auto" w:sz="4" w:space="0"/>
+              <w:bottom w:val="single" w:color="auto" w:sz="4" w:space="0"/>
+              <w:right w:val="single" w:color="auto" w:sz="4" w:space="0"/>
+            </w:tcBorders>
+            <w:shd w:val="clear" w:color="auto" w:fill="auto"/>
+            <w:vAlign w:val="center"/>
+          </w:tcPr>
+          <w:p>
+            <w:pPr>
+              <w:keepNext w:val="0"/>
+              <w:keepLines w:val="0"/>
+              <w:widowControl/>
+              <w:suppressLineNumbers w:val="0"/>
+              <w:jc w:val="left"/>
+              <w:rPr>
+                <w:rFonts w:hint="default" w:ascii="Calibri" w:hAnsi="Calibri" w:cs="Calibri"/>
+                <w:b w:val="0"/>
+                <w:bCs w:val="0"/>
+                <w:color w:val="000000" w:themeColor="text1"/>
+                <w:sz w:val="20"/>
+                <w:szCs w:val="20"/>
+                <w:lang w:val="en-US"/>
+                <w14:textFill>
+                  <w14:solidFill>
+                    <w14:schemeClr w14:val="tx1"/>
+                  </w14:solidFill>
+                </w14:textFill>
+              </w:rPr>
+            </w:pPr>
+            <w:r>
+              <w:rPr>
+                <w:rFonts w:hint="default" w:ascii="Calibri" w:hAnsi="Calibri" w:eastAsia="SimSun" w:cs="Calibri"/>
+                <w:kern w:val="0"/>
+                <w:sz w:val="20"/>
+                <w:szCs w:val="20"/>
+                <w:lang w:val="en-US" w:eastAsia="zh-CN" w:bidi="ar"/>
+              </w:rPr>
+              <w:t>Outreach Attempts over Time by Category</w:t>
+            </w:r>
+          </w:p>
+        </w:tc>
+        <w:tc>
+          <w:tcPr>
+            <w:tcW w:w="1011" w:type="dxa"/>
+            <w:tcBorders>
+              <w:top w:val="single" w:color="auto" w:sz="4" w:space="0"/>
+              <w:left w:val="single" w:color="auto" w:sz="4" w:space="0"/>
+              <w:bottom w:val="single" w:color="auto" w:sz="4" w:space="0"/>
+              <w:right w:val="single" w:color="auto" w:sz="4" w:space="0"/>
+            </w:tcBorders>
+            <w:shd w:val="clear" w:color="auto" w:fill="auto"/>
+            <w:vAlign w:val="center"/>
+          </w:tcPr>
+          <w:p>
+            <w:pPr>
+              <w:keepNext w:val="0"/>
+              <w:keepLines w:val="0"/>
+              <w:widowControl/>
+              <w:suppressLineNumbers w:val="0"/>
+              <w:jc w:val="left"/>
+              <w:rPr>
+                <w:rFonts w:hint="default" w:ascii="Calibri" w:hAnsi="Calibri" w:cs="Calibri"/>
+                <w:b w:val="0"/>
+                <w:bCs w:val="0"/>
+                <w:color w:val="000000" w:themeColor="text1"/>
+                <w:sz w:val="20"/>
+                <w:szCs w:val="20"/>
+                <w:lang w:val="en-US"/>
+                <w14:textFill>
+                  <w14:solidFill>
+                    <w14:schemeClr w14:val="tx1"/>
+                  </w14:solidFill>
+                </w14:textFill>
+              </w:rPr>
+            </w:pPr>
+            <w:r>
+              <w:rPr>
+                <w:rFonts w:hint="default" w:ascii="Calibri" w:hAnsi="Calibri" w:eastAsia="SimSun" w:cs="Calibri"/>
+                <w:kern w:val="0"/>
+                <w:sz w:val="20"/>
+                <w:szCs w:val="20"/>
+                <w:lang w:val="en-US" w:eastAsia="zh-CN" w:bidi="ar"/>
+              </w:rPr>
+              <w:t>Area Chart</w:t>
+            </w:r>
+          </w:p>
+        </w:tc>
+        <w:tc>
+          <w:tcPr>
+            <w:tcW w:w="2110" w:type="dxa"/>
+            <w:tcBorders>
+              <w:top w:val="single" w:color="auto" w:sz="4" w:space="0"/>
+              <w:left w:val="single" w:color="auto" w:sz="4" w:space="0"/>
+              <w:bottom w:val="single" w:color="auto" w:sz="4" w:space="0"/>
+              <w:right w:val="single" w:color="auto" w:sz="4" w:space="0"/>
+            </w:tcBorders>
+            <w:shd w:val="clear" w:color="auto" w:fill="auto"/>
+            <w:vAlign w:val="center"/>
+          </w:tcPr>
+          <w:p>
+            <w:pPr>
+              <w:keepNext w:val="0"/>
+              <w:keepLines w:val="0"/>
+              <w:widowControl/>
+              <w:suppressLineNumbers w:val="0"/>
+              <w:jc w:val="left"/>
+              <w:rPr>
+                <w:rFonts w:hint="default" w:ascii="Calibri" w:hAnsi="Calibri" w:cs="Calibri"/>
+                <w:b w:val="0"/>
+                <w:bCs w:val="0"/>
+                <w:color w:val="000000" w:themeColor="text1"/>
+                <w:sz w:val="20"/>
+                <w:szCs w:val="20"/>
+                <w:lang w:val="en-US"/>
+                <w14:textFill>
+                  <w14:solidFill>
+                    <w14:schemeClr w14:val="tx1"/>
+                  </w14:solidFill>
+                </w14:textFill>
+              </w:rPr>
+            </w:pPr>
+            <w:r>
+              <w:rPr>
+                <w:rFonts w:hint="default" w:ascii="Calibri" w:hAnsi="Calibri" w:eastAsia="SimSun" w:cs="Calibri"/>
+                <w:kern w:val="0"/>
+                <w:sz w:val="20"/>
+                <w:szCs w:val="20"/>
+                <w:lang w:val="en-US" w:eastAsia="zh-CN" w:bidi="ar"/>
+              </w:rPr>
+              <w:t>Weekday, Category, Total Outreach Attempts</w:t>
+            </w:r>
+          </w:p>
+        </w:tc>
+        <w:tc>
+          <w:tcPr>
+            <w:tcW w:w="2895" w:type="dxa"/>
+            <w:tcBorders>
+              <w:top w:val="single" w:color="auto" w:sz="4" w:space="0"/>
+              <w:left w:val="single" w:color="auto" w:sz="4" w:space="0"/>
+              <w:bottom w:val="single" w:color="auto" w:sz="4" w:space="0"/>
+              <w:right w:val="single" w:color="auto" w:sz="4" w:space="0"/>
+            </w:tcBorders>
+            <w:shd w:val="clear" w:color="auto" w:fill="auto"/>
+            <w:vAlign w:val="center"/>
+          </w:tcPr>
+          <w:p>
+            <w:pPr>
+              <w:keepNext w:val="0"/>
+              <w:keepLines w:val="0"/>
+              <w:widowControl/>
+              <w:suppressLineNumbers w:val="0"/>
+              <w:jc w:val="left"/>
+              <w:rPr>
+                <w:rFonts w:hint="default" w:ascii="Calibri" w:hAnsi="Calibri" w:cs="Calibri"/>
+                <w:b w:val="0"/>
+                <w:bCs w:val="0"/>
+                <w:color w:val="000000" w:themeColor="text1"/>
+                <w:sz w:val="20"/>
+                <w:szCs w:val="20"/>
+                <w:lang w:val="en-US"/>
+                <w14:textFill>
+                  <w14:solidFill>
+                    <w14:schemeClr w14:val="tx1"/>
+                  </w14:solidFill>
+                </w14:textFill>
+              </w:rPr>
+            </w:pPr>
+            <w:r>
+              <w:rPr>
+                <w:rFonts w:hint="default" w:ascii="Calibri" w:hAnsi="Calibri" w:eastAsia="SimSun" w:cs="Calibri"/>
+                <w:kern w:val="0"/>
+                <w:sz w:val="20"/>
+                <w:szCs w:val="20"/>
+                <w:lang w:val="en-US" w:eastAsia="zh-CN" w:bidi="ar"/>
+              </w:rPr>
               <w:t>Helps identify which campaigns dominate over time and optimize follow-up strategy.</w:t>
+            </w:r>
+          </w:p>
+        </w:tc>
+      </w:tr>
+      <w:tr>
+        <w:tblPrEx>
+          <w:tblBorders>
+            <w:top w:val="none" w:color="auto" w:sz="0" w:space="0"/>
+            <w:left w:val="none" w:color="auto" w:sz="0" w:space="0"/>
+            <w:bottom w:val="none" w:color="auto" w:sz="0" w:space="0"/>
+            <w:right w:val="none" w:color="auto" w:sz="0" w:space="0"/>
+            <w:insideH w:val="none" w:color="auto" w:sz="0" w:space="0"/>
+            <w:insideV w:val="none" w:color="auto" w:sz="0" w:space="0"/>
+          </w:tblBorders>
+          <w:shd w:val="clear" w:color="auto" w:fill="auto"/>
+          <w:tblCellMar>
+            <w:top w:w="15" w:type="dxa"/>
+            <w:left w:w="15" w:type="dxa"/>
+            <w:bottom w:w="15" w:type="dxa"/>
+            <w:right w:w="15" w:type="dxa"/>
+          </w:tblCellMar>
+        </w:tblPrEx>
+        <w:trPr>
+          <w:tblCellSpacing w:w="15" w:type="dxa"/>
+        </w:trPr>
+        <w:tc>
+          <w:tcPr>
+            <w:tcW w:w="2065" w:type="dxa"/>
+            <w:tcBorders>
+              <w:top w:val="single" w:color="auto" w:sz="4" w:space="0"/>
+              <w:left w:val="single" w:color="auto" w:sz="4" w:space="0"/>
+              <w:bottom w:val="single" w:color="auto" w:sz="4" w:space="0"/>
+              <w:right w:val="single" w:color="auto" w:sz="4" w:space="0"/>
+            </w:tcBorders>
+            <w:shd w:val="clear" w:color="auto" w:fill="auto"/>
+            <w:vAlign w:val="center"/>
+          </w:tcPr>
+          <w:p>
+            <w:pPr>
+              <w:keepNext w:val="0"/>
+              <w:keepLines w:val="0"/>
+              <w:widowControl/>
+              <w:suppressLineNumbers w:val="0"/>
+              <w:jc w:val="left"/>
+              <w:rPr>
+                <w:rFonts w:hint="default" w:ascii="Calibri" w:hAnsi="Calibri" w:eastAsia="SimSun" w:cs="Calibri"/>
+                <w:kern w:val="0"/>
+                <w:sz w:val="20"/>
+                <w:szCs w:val="20"/>
+                <w:lang w:val="en-US" w:eastAsia="zh-CN" w:bidi="ar"/>
+              </w:rPr>
+            </w:pPr>
+            <w:r>
+              <w:rPr>
+                <w:rFonts w:hint="default" w:ascii="Calibri" w:hAnsi="Calibri" w:eastAsia="SimSun" w:cs="Calibri"/>
+                <w:kern w:val="0"/>
+                <w:sz w:val="20"/>
+                <w:szCs w:val="20"/>
+                <w:lang w:val="en-US" w:eastAsia="zh-CN" w:bidi="ar"/>
+              </w:rPr>
+              <w:t>Outcome Engagement Status</w:t>
+            </w:r>
+          </w:p>
+        </w:tc>
+        <w:tc>
+          <w:tcPr>
+            <w:tcW w:w="1011" w:type="dxa"/>
+            <w:tcBorders>
+              <w:top w:val="single" w:color="auto" w:sz="4" w:space="0"/>
+              <w:left w:val="single" w:color="auto" w:sz="4" w:space="0"/>
+              <w:bottom w:val="single" w:color="auto" w:sz="4" w:space="0"/>
+              <w:right w:val="single" w:color="auto" w:sz="4" w:space="0"/>
+            </w:tcBorders>
+            <w:shd w:val="clear" w:color="auto" w:fill="auto"/>
+            <w:vAlign w:val="center"/>
+          </w:tcPr>
+          <w:p>
+            <w:pPr>
+              <w:keepNext w:val="0"/>
+              <w:keepLines w:val="0"/>
+              <w:widowControl/>
+              <w:suppressLineNumbers w:val="0"/>
+              <w:jc w:val="left"/>
+              <w:rPr>
+                <w:rFonts w:hint="default" w:ascii="Calibri" w:hAnsi="Calibri" w:eastAsia="SimSun" w:cs="Calibri"/>
+                <w:kern w:val="0"/>
+                <w:sz w:val="20"/>
+                <w:szCs w:val="20"/>
+                <w:lang w:val="en-US" w:eastAsia="zh-CN" w:bidi="ar"/>
+              </w:rPr>
+            </w:pPr>
+            <w:r>
+              <w:rPr>
+                <w:rFonts w:hint="default" w:ascii="Calibri" w:hAnsi="Calibri" w:eastAsia="SimSun" w:cs="Calibri"/>
+                <w:kern w:val="0"/>
+                <w:sz w:val="20"/>
+                <w:szCs w:val="20"/>
+                <w:lang w:val="en-US" w:eastAsia="zh-CN" w:bidi="ar"/>
+              </w:rPr>
+              <w:t>Matrix Chart</w:t>
+            </w:r>
+          </w:p>
+        </w:tc>
+        <w:tc>
+          <w:tcPr>
+            <w:tcW w:w="2110" w:type="dxa"/>
+            <w:tcBorders>
+              <w:top w:val="single" w:color="auto" w:sz="4" w:space="0"/>
+              <w:left w:val="single" w:color="auto" w:sz="4" w:space="0"/>
+              <w:bottom w:val="single" w:color="auto" w:sz="4" w:space="0"/>
+              <w:right w:val="single" w:color="auto" w:sz="4" w:space="0"/>
+            </w:tcBorders>
+            <w:shd w:val="clear" w:color="auto" w:fill="auto"/>
+            <w:vAlign w:val="center"/>
+          </w:tcPr>
+          <w:p>
+            <w:pPr>
+              <w:keepNext w:val="0"/>
+              <w:keepLines w:val="0"/>
+              <w:widowControl/>
+              <w:suppressLineNumbers w:val="0"/>
+              <w:jc w:val="left"/>
+              <w:rPr>
+                <w:rFonts w:hint="default" w:ascii="Calibri" w:hAnsi="Calibri" w:eastAsia="SimSun" w:cs="Calibri"/>
+                <w:kern w:val="0"/>
+                <w:sz w:val="20"/>
+                <w:szCs w:val="20"/>
+                <w:lang w:val="en-US" w:eastAsia="zh-CN" w:bidi="ar"/>
+              </w:rPr>
+            </w:pPr>
+            <w:r>
+              <w:rPr>
+                <w:rFonts w:hint="default" w:ascii="Calibri" w:hAnsi="Calibri" w:eastAsia="SimSun" w:cs="Calibri"/>
+                <w:kern w:val="0"/>
+                <w:sz w:val="20"/>
+                <w:szCs w:val="20"/>
+                <w:lang w:val="en-US" w:eastAsia="zh-CN" w:bidi="ar"/>
+              </w:rPr>
+              <w:t xml:space="preserve"> Connected, Not Connected columns</w:t>
+            </w:r>
+          </w:p>
+        </w:tc>
+        <w:tc>
+          <w:tcPr>
+            <w:tcW w:w="2895" w:type="dxa"/>
+            <w:tcBorders>
+              <w:top w:val="single" w:color="auto" w:sz="4" w:space="0"/>
+              <w:left w:val="single" w:color="auto" w:sz="4" w:space="0"/>
+              <w:bottom w:val="single" w:color="auto" w:sz="4" w:space="0"/>
+              <w:right w:val="single" w:color="auto" w:sz="4" w:space="0"/>
+            </w:tcBorders>
+            <w:shd w:val="clear" w:color="auto" w:fill="auto"/>
+            <w:vAlign w:val="center"/>
+          </w:tcPr>
+          <w:p>
+            <w:pPr>
+              <w:keepNext w:val="0"/>
+              <w:keepLines w:val="0"/>
+              <w:widowControl/>
+              <w:suppressLineNumbers w:val="0"/>
+              <w:jc w:val="left"/>
+              <w:rPr>
+                <w:rFonts w:hint="default" w:ascii="Calibri" w:hAnsi="Calibri" w:eastAsia="SimSun" w:cs="Calibri"/>
+                <w:kern w:val="0"/>
+                <w:sz w:val="20"/>
+                <w:szCs w:val="20"/>
+                <w:lang w:val="en-US" w:eastAsia="zh-CN" w:bidi="ar"/>
+              </w:rPr>
+            </w:pPr>
+            <w:r>
+              <w:rPr>
+                <w:rFonts w:hint="default" w:ascii="Calibri" w:hAnsi="Calibri" w:eastAsia="SimSun" w:cs="Calibri"/>
+                <w:kern w:val="0"/>
+                <w:sz w:val="20"/>
+                <w:szCs w:val="20"/>
+                <w:lang w:val="en-US" w:eastAsia="zh-CN" w:bidi="ar"/>
+              </w:rPr>
+              <w:t>Provides a detailed view of contact outcomes, highlighting engagement efficiency and bottlenecks.</w:t>
+            </w:r>
+          </w:p>
+        </w:tc>
+      </w:tr>
+      <w:tr>
+        <w:tblPrEx>
+          <w:tblBorders>
+            <w:top w:val="none" w:color="auto" w:sz="0" w:space="0"/>
+            <w:left w:val="none" w:color="auto" w:sz="0" w:space="0"/>
+            <w:bottom w:val="none" w:color="auto" w:sz="0" w:space="0"/>
+            <w:right w:val="none" w:color="auto" w:sz="0" w:space="0"/>
+            <w:insideH w:val="none" w:color="auto" w:sz="0" w:space="0"/>
+            <w:insideV w:val="none" w:color="auto" w:sz="0" w:space="0"/>
+          </w:tblBorders>
+          <w:shd w:val="clear" w:color="auto" w:fill="auto"/>
+          <w:tblCellMar>
+            <w:top w:w="15" w:type="dxa"/>
+            <w:left w:w="15" w:type="dxa"/>
+            <w:bottom w:w="15" w:type="dxa"/>
+            <w:right w:w="15" w:type="dxa"/>
+          </w:tblCellMar>
+        </w:tblPrEx>
+        <w:trPr>
+          <w:tblCellSpacing w:w="15" w:type="dxa"/>
+        </w:trPr>
+        <w:tc>
+          <w:tcPr>
+            <w:tcW w:w="2065" w:type="dxa"/>
+            <w:tcBorders>
+              <w:top w:val="single" w:color="auto" w:sz="4" w:space="0"/>
+              <w:left w:val="single" w:color="auto" w:sz="4" w:space="0"/>
+              <w:bottom w:val="single" w:color="auto" w:sz="4" w:space="0"/>
+              <w:right w:val="single" w:color="auto" w:sz="4" w:space="0"/>
+            </w:tcBorders>
+            <w:shd w:val="clear" w:color="auto" w:fill="auto"/>
+            <w:vAlign w:val="center"/>
+          </w:tcPr>
+          <w:p>
+            <w:pPr>
+              <w:keepNext w:val="0"/>
+              <w:keepLines w:val="0"/>
+              <w:widowControl/>
+              <w:suppressLineNumbers w:val="0"/>
+              <w:jc w:val="left"/>
+              <w:rPr>
+                <w:rFonts w:hint="default" w:ascii="Calibri" w:hAnsi="Calibri" w:eastAsia="SimSun" w:cs="Calibri"/>
+                <w:kern w:val="0"/>
+                <w:sz w:val="20"/>
+                <w:szCs w:val="20"/>
+                <w:lang w:val="en-US" w:eastAsia="zh-CN" w:bidi="ar"/>
+              </w:rPr>
+            </w:pPr>
+            <w:r>
+              <w:rPr>
+                <w:rFonts w:hint="default" w:ascii="Calibri" w:hAnsi="Calibri" w:eastAsia="SimSun" w:cs="Calibri"/>
+                <w:kern w:val="0"/>
+                <w:sz w:val="20"/>
+                <w:szCs w:val="20"/>
+                <w:lang w:val="en-US" w:eastAsia="zh-CN" w:bidi="ar"/>
+              </w:rPr>
+              <w:t>Phone Call Connectivity Overview</w:t>
+            </w:r>
+          </w:p>
+        </w:tc>
+        <w:tc>
+          <w:tcPr>
+            <w:tcW w:w="1011" w:type="dxa"/>
+            <w:tcBorders>
+              <w:top w:val="single" w:color="auto" w:sz="4" w:space="0"/>
+              <w:left w:val="single" w:color="auto" w:sz="4" w:space="0"/>
+              <w:bottom w:val="single" w:color="auto" w:sz="4" w:space="0"/>
+              <w:right w:val="single" w:color="auto" w:sz="4" w:space="0"/>
+            </w:tcBorders>
+            <w:shd w:val="clear" w:color="auto" w:fill="auto"/>
+            <w:vAlign w:val="center"/>
+          </w:tcPr>
+          <w:p>
+            <w:pPr>
+              <w:keepNext w:val="0"/>
+              <w:keepLines w:val="0"/>
+              <w:widowControl/>
+              <w:suppressLineNumbers w:val="0"/>
+              <w:jc w:val="left"/>
+              <w:rPr>
+                <w:rFonts w:hint="default" w:ascii="Calibri" w:hAnsi="Calibri" w:eastAsia="SimSun" w:cs="Calibri"/>
+                <w:kern w:val="0"/>
+                <w:sz w:val="20"/>
+                <w:szCs w:val="20"/>
+                <w:lang w:val="en-US" w:eastAsia="zh-CN" w:bidi="ar"/>
+              </w:rPr>
+            </w:pPr>
+            <w:r>
+              <w:rPr>
+                <w:rFonts w:hint="default" w:ascii="Calibri" w:hAnsi="Calibri" w:eastAsia="SimSun" w:cs="Calibri"/>
+                <w:kern w:val="0"/>
+                <w:sz w:val="20"/>
+                <w:szCs w:val="20"/>
+                <w:lang w:val="en-US" w:eastAsia="zh-CN" w:bidi="ar"/>
+              </w:rPr>
+              <w:t>Matrix Chart</w:t>
+            </w:r>
+          </w:p>
+        </w:tc>
+        <w:tc>
+          <w:tcPr>
+            <w:tcW w:w="2110" w:type="dxa"/>
+            <w:tcBorders>
+              <w:top w:val="single" w:color="auto" w:sz="4" w:space="0"/>
+              <w:left w:val="single" w:color="auto" w:sz="4" w:space="0"/>
+              <w:bottom w:val="single" w:color="auto" w:sz="4" w:space="0"/>
+              <w:right w:val="single" w:color="auto" w:sz="4" w:space="0"/>
+            </w:tcBorders>
+            <w:shd w:val="clear" w:color="auto" w:fill="auto"/>
+            <w:vAlign w:val="center"/>
+          </w:tcPr>
+          <w:p>
+            <w:pPr>
+              <w:keepNext w:val="0"/>
+              <w:keepLines w:val="0"/>
+              <w:widowControl/>
+              <w:suppressLineNumbers w:val="0"/>
+              <w:jc w:val="left"/>
+              <w:rPr>
+                <w:rFonts w:hint="default" w:ascii="Calibri" w:hAnsi="Calibri" w:eastAsia="SimSun" w:cs="Calibri"/>
+                <w:kern w:val="0"/>
+                <w:sz w:val="20"/>
+                <w:szCs w:val="20"/>
+                <w:lang w:val="en-US" w:eastAsia="zh-CN" w:bidi="ar"/>
+              </w:rPr>
+            </w:pPr>
+            <w:r>
+              <w:rPr>
+                <w:rFonts w:hint="default" w:ascii="Calibri" w:hAnsi="Calibri" w:eastAsia="SimSun" w:cs="Calibri"/>
+                <w:kern w:val="0"/>
+                <w:sz w:val="20"/>
+                <w:szCs w:val="20"/>
+                <w:lang w:val="en-US" w:eastAsia="zh-CN" w:bidi="ar"/>
+              </w:rPr>
+              <w:t>Phone_Status, Connected_Calls, Disconnected_Calls</w:t>
+            </w:r>
+          </w:p>
+        </w:tc>
+        <w:tc>
+          <w:tcPr>
+            <w:tcW w:w="2895" w:type="dxa"/>
+            <w:tcBorders>
+              <w:top w:val="single" w:color="auto" w:sz="4" w:space="0"/>
+              <w:left w:val="single" w:color="auto" w:sz="4" w:space="0"/>
+              <w:bottom w:val="single" w:color="auto" w:sz="4" w:space="0"/>
+              <w:right w:val="single" w:color="auto" w:sz="4" w:space="0"/>
+            </w:tcBorders>
+            <w:shd w:val="clear" w:color="auto" w:fill="auto"/>
+            <w:vAlign w:val="center"/>
+          </w:tcPr>
+          <w:p>
+            <w:pPr>
+              <w:keepNext w:val="0"/>
+              <w:keepLines w:val="0"/>
+              <w:widowControl/>
+              <w:suppressLineNumbers w:val="0"/>
+              <w:jc w:val="left"/>
+              <w:rPr>
+                <w:rFonts w:hint="default" w:ascii="Calibri" w:hAnsi="Calibri" w:eastAsia="SimSun" w:cs="Calibri"/>
+                <w:kern w:val="0"/>
+                <w:sz w:val="20"/>
+                <w:szCs w:val="20"/>
+                <w:lang w:val="en-US" w:eastAsia="zh-CN" w:bidi="ar"/>
+              </w:rPr>
+            </w:pPr>
+            <w:r>
+              <w:rPr>
+                <w:rFonts w:hint="default" w:ascii="Calibri" w:hAnsi="Calibri" w:eastAsia="SimSun" w:cs="Calibri"/>
+                <w:kern w:val="0"/>
+                <w:sz w:val="20"/>
+                <w:szCs w:val="20"/>
+                <w:lang w:val="en-US" w:eastAsia="zh-CN" w:bidi="ar"/>
+              </w:rPr>
+              <w:t>Measures connectivity performance, identifies gaps due to unavailable phone numbers, and tracks efficiency.</w:t>
             </w:r>
           </w:p>
         </w:tc>
@@ -18450,12 +18734,6 @@
             <w:insideV w:val="none" w:color="auto" w:sz="0" w:space="0"/>
           </w:tblBorders>
           <w:shd w:val="clear" w:color="auto" w:fill="auto"/>
-          <w:tblCellMar>
-            <w:top w:w="15" w:type="dxa"/>
-            <w:left w:w="15" w:type="dxa"/>
-            <w:bottom w:w="15" w:type="dxa"/>
-            <w:right w:w="15" w:type="dxa"/>
-          </w:tblCellMar>
         </w:tblPrEx>
         <w:trPr>
           <w:tblHeader/>
@@ -18686,6 +18964,7 @@
             <w:insideH w:val="none" w:color="auto" w:sz="0" w:space="0"/>
             <w:insideV w:val="none" w:color="auto" w:sz="0" w:space="0"/>
           </w:tblBorders>
+          <w:shd w:val="clear" w:color="auto" w:fill="auto"/>
           <w:tblCellMar>
             <w:top w:w="15" w:type="dxa"/>
             <w:left w:w="15" w:type="dxa"/>
@@ -19041,6 +19320,47 @@
           <w:lang w:val="en-US"/>
         </w:rPr>
       </w:pPr>
+    </w:p>
+    <w:p>
+      <w:pPr>
+        <w:rPr>
+          <w:rFonts w:hint="default"/>
+          <w:b/>
+          <w:bCs/>
+          <w:color w:val="2F5597" w:themeColor="accent5" w:themeShade="BF"/>
+          <w:sz w:val="22"/>
+          <w:szCs w:val="22"/>
+          <w:lang w:val="en-US"/>
+        </w:rPr>
+      </w:pPr>
+    </w:p>
+    <w:p>
+      <w:pPr>
+        <w:rPr>
+          <w:rFonts w:hint="default"/>
+          <w:b/>
+          <w:bCs/>
+          <w:color w:val="2F5597" w:themeColor="accent5" w:themeShade="BF"/>
+          <w:sz w:val="22"/>
+          <w:szCs w:val="22"/>
+          <w:lang w:val="en-US"/>
+        </w:rPr>
+      </w:pPr>
+      <w:bookmarkStart w:id="0" w:name="_GoBack"/>
+      <w:bookmarkEnd w:id="0"/>
+    </w:p>
+    <w:p>
+      <w:pPr>
+        <w:rPr>
+          <w:rFonts w:hint="default"/>
+          <w:b/>
+          <w:bCs/>
+          <w:color w:val="2F5597" w:themeColor="accent5" w:themeShade="BF"/>
+          <w:sz w:val="22"/>
+          <w:szCs w:val="22"/>
+          <w:lang w:val="en-US"/>
+        </w:rPr>
+      </w:pPr>
       <w:r>
         <w:rPr>
           <w:rFonts w:hint="default"/>
@@ -19088,6 +19408,24 @@
         </w:rPr>
         <w:t>In Week 2, we represented a smooth transition from data preparation to insight generation. Meaningful trends in the outreach campaign dataset were discovered through comprehensive exploratory data analysis and the building of KPI-driven dashboards. The visualizations effectively emphasized performance trends across categories, time periods, and geographies, allowing for a better understanding of engagement efficiency and conversion behavior. This level not only improved analytical and visualisation skills, but also highlighted the need of transforming data into actionable insights. The built dashboard serves as a solid foundation for data-driven decision-making, resulting in improved outreach initiatives and operational effectiveness. It sets the foundation for Week 3, in which strategic advice and presentation design will improve the data's storytelling.</w:t>
       </w:r>
+    </w:p>
+    <w:p>
+      <w:pPr>
+        <w:rPr>
+          <w:rFonts w:hint="default"/>
+          <w:b w:val="0"/>
+          <w:bCs w:val="0"/>
+          <w:color w:val="000000" w:themeColor="text1"/>
+          <w:sz w:val="20"/>
+          <w:szCs w:val="20"/>
+          <w:lang w:val="en-US"/>
+          <w14:textFill>
+            <w14:solidFill>
+              <w14:schemeClr w14:val="tx1"/>
+            </w14:solidFill>
+          </w14:textFill>
+        </w:rPr>
+      </w:pPr>
     </w:p>
     <w:p>
       <w:pPr>

--- a/Week-2/DVT Week-2 Report Team-27.docx
+++ b/Week-2/DVT Week-2 Report Team-27.docx
@@ -566,6 +566,7 @@
             <w:insideH w:val="none" w:color="auto" w:sz="0" w:space="0"/>
             <w:insideV w:val="none" w:color="auto" w:sz="0" w:space="0"/>
           </w:tblBorders>
+          <w:shd w:val="clear" w:color="auto" w:fill="auto"/>
           <w:tblCellMar>
             <w:top w:w="15" w:type="dxa"/>
             <w:left w:w="15" w:type="dxa"/>
@@ -2557,6 +2558,7 @@
             <w:insideH w:val="none" w:color="auto" w:sz="0" w:space="0"/>
             <w:insideV w:val="none" w:color="auto" w:sz="0" w:space="0"/>
           </w:tblBorders>
+          <w:shd w:val="clear" w:color="auto" w:fill="auto"/>
           <w:tblCellMar>
             <w:top w:w="15" w:type="dxa"/>
             <w:left w:w="15" w:type="dxa"/>
@@ -3947,7 +3949,6 @@
             <w:insideH w:val="none" w:color="auto" w:sz="0" w:space="0"/>
             <w:insideV w:val="none" w:color="auto" w:sz="0" w:space="0"/>
           </w:tblBorders>
-          <w:shd w:val="clear" w:color="auto" w:fill="auto"/>
           <w:tblCellMar>
             <w:top w:w="15" w:type="dxa"/>
             <w:left w:w="15" w:type="dxa"/>
@@ -4126,6 +4127,7 @@
             <w:insideH w:val="none" w:color="auto" w:sz="0" w:space="0"/>
             <w:insideV w:val="none" w:color="auto" w:sz="0" w:space="0"/>
           </w:tblBorders>
+          <w:shd w:val="clear" w:color="auto" w:fill="auto"/>
           <w:tblCellMar>
             <w:top w:w="15" w:type="dxa"/>
             <w:left w:w="15" w:type="dxa"/>
@@ -10164,7 +10166,6 @@
             <w:insideH w:val="none" w:color="auto" w:sz="0" w:space="0"/>
             <w:insideV w:val="none" w:color="auto" w:sz="0" w:space="0"/>
           </w:tblBorders>
-          <w:shd w:val="clear" w:color="auto" w:fill="auto"/>
           <w:tblCellMar>
             <w:top w:w="15" w:type="dxa"/>
             <w:left w:w="15" w:type="dxa"/>
@@ -10273,7 +10274,6 @@
             <w:insideH w:val="none" w:color="auto" w:sz="0" w:space="0"/>
             <w:insideV w:val="none" w:color="auto" w:sz="0" w:space="0"/>
           </w:tblBorders>
-          <w:shd w:val="clear" w:color="auto" w:fill="auto"/>
           <w:tblCellMar>
             <w:top w:w="15" w:type="dxa"/>
             <w:left w:w="15" w:type="dxa"/>
@@ -10382,7 +10382,6 @@
             <w:insideH w:val="none" w:color="auto" w:sz="0" w:space="0"/>
             <w:insideV w:val="none" w:color="auto" w:sz="0" w:space="0"/>
           </w:tblBorders>
-          <w:shd w:val="clear" w:color="auto" w:fill="auto"/>
           <w:tblCellMar>
             <w:top w:w="15" w:type="dxa"/>
             <w:left w:w="15" w:type="dxa"/>
@@ -10491,7 +10490,6 @@
             <w:insideH w:val="none" w:color="auto" w:sz="0" w:space="0"/>
             <w:insideV w:val="none" w:color="auto" w:sz="0" w:space="0"/>
           </w:tblBorders>
-          <w:shd w:val="clear" w:color="auto" w:fill="auto"/>
           <w:tblCellMar>
             <w:top w:w="15" w:type="dxa"/>
             <w:left w:w="15" w:type="dxa"/>
@@ -14896,7 +14894,6 @@
     </w:p>
     <w:tbl>
       <w:tblPr>
-        <w:tblStyle w:val="5"/>
         <w:tblW w:w="0" w:type="auto"/>
         <w:tblCellSpacing w:w="15" w:type="dxa"/>
         <w:tblInd w:w="0" w:type="dxa"/>
@@ -14908,7 +14905,7 @@
           <w:insideH w:val="none" w:color="auto" w:sz="0" w:space="0"/>
           <w:insideV w:val="none" w:color="auto" w:sz="0" w:space="0"/>
         </w:tblBorders>
-        <w:shd w:val="clear" w:color="auto" w:fill="auto"/>
+        <w:shd w:val="clear"/>
         <w:tblLayout w:type="autofit"/>
         <w:tblCellMar>
           <w:top w:w="15" w:type="dxa"/>
@@ -14918,8 +14915,8 @@
         </w:tblCellMar>
       </w:tblPr>
       <w:tblGrid>
-        <w:gridCol w:w="1484"/>
-        <w:gridCol w:w="6922"/>
+        <w:gridCol w:w="1138"/>
+        <w:gridCol w:w="7288"/>
       </w:tblGrid>
       <w:tr>
         <w:tblPrEx>
@@ -14931,12 +14928,7 @@
             <w:insideH w:val="none" w:color="auto" w:sz="0" w:space="0"/>
             <w:insideV w:val="none" w:color="auto" w:sz="0" w:space="0"/>
           </w:tblBorders>
-          <w:tblCellMar>
-            <w:top w:w="15" w:type="dxa"/>
-            <w:left w:w="15" w:type="dxa"/>
-            <w:bottom w:w="15" w:type="dxa"/>
-            <w:right w:w="15" w:type="dxa"/>
-          </w:tblCellMar>
+          <w:shd w:val="clear"/>
         </w:tblPrEx>
         <w:trPr>
           <w:tblHeader/>
@@ -14944,14 +14936,14 @@
         </w:trPr>
         <w:tc>
           <w:tcPr>
-            <w:tcW w:w="1041" w:type="dxa"/>
+            <w:tcW w:w="0" w:type="auto"/>
             <w:tcBorders>
               <w:top w:val="single" w:color="auto" w:sz="4" w:space="0"/>
               <w:left w:val="single" w:color="auto" w:sz="0" w:space="0"/>
               <w:bottom w:val="single" w:color="auto" w:sz="4" w:space="0"/>
               <w:right w:val="single" w:color="auto" w:sz="4" w:space="0"/>
             </w:tcBorders>
-            <w:shd w:val="clear" w:color="auto" w:fill="auto"/>
+            <w:shd w:val="clear"/>
             <w:vAlign w:val="center"/>
           </w:tcPr>
           <w:p>
@@ -14965,22 +14957,14 @@
                 <w:rFonts w:hint="default" w:ascii="Calibri" w:hAnsi="Calibri" w:cs="Calibri"/>
                 <w:b/>
                 <w:bCs/>
-                <w:color w:val="000000" w:themeColor="text1"/>
-                <w:sz w:val="20"/>
-                <w:szCs w:val="20"/>
-                <w:lang w:val="en-US"/>
-                <w14:textFill>
-                  <w14:solidFill>
-                    <w14:schemeClr w14:val="tx1"/>
-                  </w14:solidFill>
-                </w14:textFill>
-              </w:rPr>
-            </w:pPr>
-            <w:r>
-              <w:rPr>
+                <w:sz w:val="20"/>
+                <w:szCs w:val="20"/>
+              </w:rPr>
+            </w:pPr>
+            <w:r>
+              <w:rPr>
+                <w:rStyle w:val="10"/>
                 <w:rFonts w:hint="default" w:ascii="Calibri" w:hAnsi="Calibri" w:eastAsia="SimSun" w:cs="Calibri"/>
-                <w:b/>
-                <w:bCs/>
                 <w:kern w:val="0"/>
                 <w:sz w:val="20"/>
                 <w:szCs w:val="20"/>
@@ -14992,14 +14976,14 @@
         </w:tc>
         <w:tc>
           <w:tcPr>
-            <w:tcW w:w="7365" w:type="dxa"/>
-            <w:tcBorders>
-              <w:top w:val="single" w:color="auto" w:sz="4" w:space="0"/>
-              <w:left w:val="single" w:color="auto" w:sz="4" w:space="0"/>
-              <w:bottom w:val="single" w:color="auto" w:sz="4" w:space="0"/>
-              <w:right w:val="single" w:color="auto" w:sz="4" w:space="0"/>
-            </w:tcBorders>
-            <w:shd w:val="clear" w:color="auto" w:fill="auto"/>
+            <w:tcW w:w="0" w:type="auto"/>
+            <w:tcBorders>
+              <w:top w:val="single" w:color="auto" w:sz="4" w:space="0"/>
+              <w:left w:val="single" w:color="auto" w:sz="4" w:space="0"/>
+              <w:bottom w:val="single" w:color="auto" w:sz="4" w:space="0"/>
+              <w:right w:val="single" w:color="auto" w:sz="4" w:space="0"/>
+            </w:tcBorders>
+            <w:shd w:val="clear"/>
             <w:vAlign w:val="center"/>
           </w:tcPr>
           <w:p>
@@ -15013,22 +14997,14 @@
                 <w:rFonts w:hint="default" w:ascii="Calibri" w:hAnsi="Calibri" w:cs="Calibri"/>
                 <w:b/>
                 <w:bCs/>
-                <w:color w:val="000000" w:themeColor="text1"/>
-                <w:sz w:val="20"/>
-                <w:szCs w:val="20"/>
-                <w:lang w:val="en-US"/>
-                <w14:textFill>
-                  <w14:solidFill>
-                    <w14:schemeClr w14:val="tx1"/>
-                  </w14:solidFill>
-                </w14:textFill>
-              </w:rPr>
-            </w:pPr>
-            <w:r>
-              <w:rPr>
+                <w:sz w:val="20"/>
+                <w:szCs w:val="20"/>
+              </w:rPr>
+            </w:pPr>
+            <w:r>
+              <w:rPr>
+                <w:rStyle w:val="10"/>
                 <w:rFonts w:hint="default" w:ascii="Calibri" w:hAnsi="Calibri" w:eastAsia="SimSun" w:cs="Calibri"/>
-                <w:b/>
-                <w:bCs/>
                 <w:kern w:val="0"/>
                 <w:sz w:val="20"/>
                 <w:szCs w:val="20"/>
@@ -15049,7 +15025,7 @@
             <w:insideH w:val="none" w:color="auto" w:sz="0" w:space="0"/>
             <w:insideV w:val="none" w:color="auto" w:sz="0" w:space="0"/>
           </w:tblBorders>
-          <w:shd w:val="clear" w:color="auto" w:fill="auto"/>
+          <w:shd w:val="clear"/>
           <w:tblCellMar>
             <w:top w:w="15" w:type="dxa"/>
             <w:left w:w="15" w:type="dxa"/>
@@ -15062,14 +15038,14 @@
         </w:trPr>
         <w:tc>
           <w:tcPr>
-            <w:tcW w:w="1041" w:type="dxa"/>
-            <w:tcBorders>
-              <w:top w:val="single" w:color="auto" w:sz="4" w:space="0"/>
-              <w:left w:val="single" w:color="auto" w:sz="4" w:space="0"/>
-              <w:bottom w:val="single" w:color="auto" w:sz="4" w:space="0"/>
-              <w:right w:val="single" w:color="auto" w:sz="4" w:space="0"/>
-            </w:tcBorders>
-            <w:shd w:val="clear" w:color="auto" w:fill="auto"/>
+            <w:tcW w:w="0" w:type="auto"/>
+            <w:tcBorders>
+              <w:top w:val="single" w:color="auto" w:sz="4" w:space="0"/>
+              <w:left w:val="single" w:color="auto" w:sz="4" w:space="0"/>
+              <w:bottom w:val="single" w:color="auto" w:sz="4" w:space="0"/>
+              <w:right w:val="single" w:color="auto" w:sz="4" w:space="0"/>
+            </w:tcBorders>
+            <w:shd w:val="clear"/>
             <w:vAlign w:val="center"/>
           </w:tcPr>
           <w:p>
@@ -15081,21 +15057,13 @@
               <w:jc w:val="left"/>
               <w:rPr>
                 <w:rFonts w:hint="default" w:ascii="Calibri" w:hAnsi="Calibri" w:cs="Calibri"/>
-                <w:b w:val="0"/>
-                <w:bCs w:val="0"/>
-                <w:color w:val="000000" w:themeColor="text1"/>
-                <w:sz w:val="20"/>
-                <w:szCs w:val="20"/>
-                <w:lang w:val="en-US"/>
-                <w14:textFill>
-                  <w14:solidFill>
-                    <w14:schemeClr w14:val="tx1"/>
-                  </w14:solidFill>
-                </w14:textFill>
-              </w:rPr>
-            </w:pPr>
-            <w:r>
-              <w:rPr>
+                <w:sz w:val="20"/>
+                <w:szCs w:val="20"/>
+              </w:rPr>
+            </w:pPr>
+            <w:r>
+              <w:rPr>
+                <w:rStyle w:val="10"/>
                 <w:rFonts w:hint="default" w:ascii="Calibri" w:hAnsi="Calibri" w:eastAsia="SimSun" w:cs="Calibri"/>
                 <w:kern w:val="0"/>
                 <w:sz w:val="20"/>
@@ -15108,14 +15076,14 @@
         </w:tc>
         <w:tc>
           <w:tcPr>
-            <w:tcW w:w="7365" w:type="dxa"/>
-            <w:tcBorders>
-              <w:top w:val="single" w:color="auto" w:sz="4" w:space="0"/>
-              <w:left w:val="single" w:color="auto" w:sz="4" w:space="0"/>
-              <w:bottom w:val="single" w:color="auto" w:sz="4" w:space="0"/>
-              <w:right w:val="single" w:color="auto" w:sz="4" w:space="0"/>
-            </w:tcBorders>
-            <w:shd w:val="clear" w:color="auto" w:fill="auto"/>
+            <w:tcW w:w="0" w:type="auto"/>
+            <w:tcBorders>
+              <w:top w:val="single" w:color="auto" w:sz="4" w:space="0"/>
+              <w:left w:val="single" w:color="auto" w:sz="4" w:space="0"/>
+              <w:bottom w:val="single" w:color="auto" w:sz="4" w:space="0"/>
+              <w:right w:val="single" w:color="auto" w:sz="4" w:space="0"/>
+            </w:tcBorders>
+            <w:shd w:val="clear"/>
             <w:vAlign w:val="center"/>
           </w:tcPr>
           <w:p>
@@ -15127,17 +15095,8 @@
               <w:jc w:val="left"/>
               <w:rPr>
                 <w:rFonts w:hint="default" w:ascii="Calibri" w:hAnsi="Calibri" w:cs="Calibri"/>
-                <w:b w:val="0"/>
-                <w:bCs w:val="0"/>
-                <w:color w:val="000000" w:themeColor="text1"/>
-                <w:sz w:val="20"/>
-                <w:szCs w:val="20"/>
-                <w:lang w:val="en-US"/>
-                <w14:textFill>
-                  <w14:solidFill>
-                    <w14:schemeClr w14:val="tx1"/>
-                  </w14:solidFill>
-                </w14:textFill>
+                <w:sz w:val="20"/>
+                <w:szCs w:val="20"/>
               </w:rPr>
             </w:pPr>
             <w:r>
@@ -15164,7 +15123,7 @@
             <w:insideH w:val="none" w:color="auto" w:sz="0" w:space="0"/>
             <w:insideV w:val="none" w:color="auto" w:sz="0" w:space="0"/>
           </w:tblBorders>
-          <w:shd w:val="clear" w:color="auto" w:fill="auto"/>
+          <w:shd w:val="clear"/>
           <w:tblCellMar>
             <w:top w:w="15" w:type="dxa"/>
             <w:left w:w="15" w:type="dxa"/>
@@ -15177,14 +15136,14 @@
         </w:trPr>
         <w:tc>
           <w:tcPr>
-            <w:tcW w:w="1041" w:type="dxa"/>
-            <w:tcBorders>
-              <w:top w:val="single" w:color="auto" w:sz="4" w:space="0"/>
-              <w:left w:val="single" w:color="auto" w:sz="4" w:space="0"/>
-              <w:bottom w:val="single" w:color="auto" w:sz="4" w:space="0"/>
-              <w:right w:val="single" w:color="auto" w:sz="4" w:space="0"/>
-            </w:tcBorders>
-            <w:shd w:val="clear" w:color="auto" w:fill="auto"/>
+            <w:tcW w:w="0" w:type="auto"/>
+            <w:tcBorders>
+              <w:top w:val="single" w:color="auto" w:sz="4" w:space="0"/>
+              <w:left w:val="single" w:color="auto" w:sz="4" w:space="0"/>
+              <w:bottom w:val="single" w:color="auto" w:sz="4" w:space="0"/>
+              <w:right w:val="single" w:color="auto" w:sz="4" w:space="0"/>
+            </w:tcBorders>
+            <w:shd w:val="clear"/>
             <w:vAlign w:val="center"/>
           </w:tcPr>
           <w:p>
@@ -15196,21 +15155,13 @@
               <w:jc w:val="left"/>
               <w:rPr>
                 <w:rFonts w:hint="default" w:ascii="Calibri" w:hAnsi="Calibri" w:cs="Calibri"/>
-                <w:b w:val="0"/>
-                <w:bCs w:val="0"/>
-                <w:color w:val="000000" w:themeColor="text1"/>
-                <w:sz w:val="20"/>
-                <w:szCs w:val="20"/>
-                <w:lang w:val="en-US"/>
-                <w14:textFill>
-                  <w14:solidFill>
-                    <w14:schemeClr w14:val="tx1"/>
-                  </w14:solidFill>
-                </w14:textFill>
-              </w:rPr>
-            </w:pPr>
-            <w:r>
-              <w:rPr>
+                <w:sz w:val="20"/>
+                <w:szCs w:val="20"/>
+              </w:rPr>
+            </w:pPr>
+            <w:r>
+              <w:rPr>
+                <w:rStyle w:val="10"/>
                 <w:rFonts w:hint="default" w:ascii="Calibri" w:hAnsi="Calibri" w:eastAsia="SimSun" w:cs="Calibri"/>
                 <w:kern w:val="0"/>
                 <w:sz w:val="20"/>
@@ -15223,14 +15174,14 @@
         </w:tc>
         <w:tc>
           <w:tcPr>
-            <w:tcW w:w="7365" w:type="dxa"/>
-            <w:tcBorders>
-              <w:top w:val="single" w:color="auto" w:sz="4" w:space="0"/>
-              <w:left w:val="single" w:color="auto" w:sz="4" w:space="0"/>
-              <w:bottom w:val="single" w:color="auto" w:sz="4" w:space="0"/>
-              <w:right w:val="single" w:color="auto" w:sz="4" w:space="0"/>
-            </w:tcBorders>
-            <w:shd w:val="clear" w:color="auto" w:fill="auto"/>
+            <w:tcW w:w="0" w:type="auto"/>
+            <w:tcBorders>
+              <w:top w:val="single" w:color="auto" w:sz="4" w:space="0"/>
+              <w:left w:val="single" w:color="auto" w:sz="4" w:space="0"/>
+              <w:bottom w:val="single" w:color="auto" w:sz="4" w:space="0"/>
+              <w:right w:val="single" w:color="auto" w:sz="4" w:space="0"/>
+            </w:tcBorders>
+            <w:shd w:val="clear"/>
             <w:vAlign w:val="center"/>
           </w:tcPr>
           <w:p>
@@ -15242,17 +15193,8 @@
               <w:jc w:val="left"/>
               <w:rPr>
                 <w:rFonts w:hint="default" w:ascii="Calibri" w:hAnsi="Calibri" w:cs="Calibri"/>
-                <w:b w:val="0"/>
-                <w:bCs w:val="0"/>
-                <w:color w:val="000000" w:themeColor="text1"/>
-                <w:sz w:val="20"/>
-                <w:szCs w:val="20"/>
-                <w:lang w:val="en-US"/>
-                <w14:textFill>
-                  <w14:solidFill>
-                    <w14:schemeClr w14:val="tx1"/>
-                  </w14:solidFill>
-                </w14:textFill>
+                <w:sz w:val="20"/>
+                <w:szCs w:val="20"/>
               </w:rPr>
             </w:pPr>
             <w:r>
@@ -15279,7 +15221,7 @@
             <w:insideH w:val="none" w:color="auto" w:sz="0" w:space="0"/>
             <w:insideV w:val="none" w:color="auto" w:sz="0" w:space="0"/>
           </w:tblBorders>
-          <w:shd w:val="clear" w:color="auto" w:fill="auto"/>
+          <w:shd w:val="clear"/>
           <w:tblCellMar>
             <w:top w:w="15" w:type="dxa"/>
             <w:left w:w="15" w:type="dxa"/>
@@ -15292,14 +15234,14 @@
         </w:trPr>
         <w:tc>
           <w:tcPr>
-            <w:tcW w:w="1041" w:type="dxa"/>
-            <w:tcBorders>
-              <w:top w:val="single" w:color="auto" w:sz="4" w:space="0"/>
-              <w:left w:val="single" w:color="auto" w:sz="4" w:space="0"/>
-              <w:bottom w:val="single" w:color="auto" w:sz="4" w:space="0"/>
-              <w:right w:val="single" w:color="auto" w:sz="4" w:space="0"/>
-            </w:tcBorders>
-            <w:shd w:val="clear" w:color="auto" w:fill="auto"/>
+            <w:tcW w:w="0" w:type="auto"/>
+            <w:tcBorders>
+              <w:top w:val="single" w:color="auto" w:sz="4" w:space="0"/>
+              <w:left w:val="single" w:color="auto" w:sz="4" w:space="0"/>
+              <w:bottom w:val="single" w:color="auto" w:sz="4" w:space="0"/>
+              <w:right w:val="single" w:color="auto" w:sz="4" w:space="0"/>
+            </w:tcBorders>
+            <w:shd w:val="clear"/>
             <w:vAlign w:val="center"/>
           </w:tcPr>
           <w:p>
@@ -15311,21 +15253,13 @@
               <w:jc w:val="left"/>
               <w:rPr>
                 <w:rFonts w:hint="default" w:ascii="Calibri" w:hAnsi="Calibri" w:cs="Calibri"/>
-                <w:b w:val="0"/>
-                <w:bCs w:val="0"/>
-                <w:color w:val="000000" w:themeColor="text1"/>
-                <w:sz w:val="20"/>
-                <w:szCs w:val="20"/>
-                <w:lang w:val="en-US"/>
-                <w14:textFill>
-                  <w14:solidFill>
-                    <w14:schemeClr w14:val="tx1"/>
-                  </w14:solidFill>
-                </w14:textFill>
-              </w:rPr>
-            </w:pPr>
-            <w:r>
-              <w:rPr>
+                <w:sz w:val="20"/>
+                <w:szCs w:val="20"/>
+              </w:rPr>
+            </w:pPr>
+            <w:r>
+              <w:rPr>
+                <w:rStyle w:val="10"/>
                 <w:rFonts w:hint="default" w:ascii="Calibri" w:hAnsi="Calibri" w:eastAsia="SimSun" w:cs="Calibri"/>
                 <w:kern w:val="0"/>
                 <w:sz w:val="20"/>
@@ -15338,14 +15272,14 @@
         </w:tc>
         <w:tc>
           <w:tcPr>
-            <w:tcW w:w="7365" w:type="dxa"/>
-            <w:tcBorders>
-              <w:top w:val="single" w:color="auto" w:sz="4" w:space="0"/>
-              <w:left w:val="single" w:color="auto" w:sz="4" w:space="0"/>
-              <w:bottom w:val="single" w:color="auto" w:sz="4" w:space="0"/>
-              <w:right w:val="single" w:color="auto" w:sz="4" w:space="0"/>
-            </w:tcBorders>
-            <w:shd w:val="clear" w:color="auto" w:fill="auto"/>
+            <w:tcW w:w="0" w:type="auto"/>
+            <w:tcBorders>
+              <w:top w:val="single" w:color="auto" w:sz="4" w:space="0"/>
+              <w:left w:val="single" w:color="auto" w:sz="4" w:space="0"/>
+              <w:bottom w:val="single" w:color="auto" w:sz="4" w:space="0"/>
+              <w:right w:val="single" w:color="auto" w:sz="4" w:space="0"/>
+            </w:tcBorders>
+            <w:shd w:val="clear"/>
             <w:vAlign w:val="center"/>
           </w:tcPr>
           <w:p>
@@ -15357,29 +15291,110 @@
               <w:jc w:val="left"/>
               <w:rPr>
                 <w:rFonts w:hint="default" w:ascii="Calibri" w:hAnsi="Calibri" w:cs="Calibri"/>
-                <w:b w:val="0"/>
-                <w:bCs w:val="0"/>
-                <w:color w:val="000000" w:themeColor="text1"/>
-                <w:sz w:val="20"/>
-                <w:szCs w:val="20"/>
-                <w:lang w:val="en-US"/>
-                <w14:textFill>
-                  <w14:solidFill>
-                    <w14:schemeClr w14:val="tx1"/>
-                  </w14:solidFill>
-                </w14:textFill>
-              </w:rPr>
-            </w:pPr>
-            <w:r>
-              <w:rPr>
-                <w:rStyle w:val="6"/>
-                <w:rFonts w:hint="default" w:ascii="Calibri" w:hAnsi="Calibri" w:eastAsia="SimSun" w:cs="Calibri"/>
-                <w:kern w:val="0"/>
-                <w:sz w:val="20"/>
-                <w:szCs w:val="20"/>
-                <w:lang w:val="en-US" w:eastAsia="zh-CN" w:bidi="ar"/>
-              </w:rPr>
-              <w:t>Connectivity Rate = VAR Total_Outreach = COUNTROWS('Cleaned_Outreach_Campaign_Applicants_FinalData') VAR Connected_Count = SUM('Cleaned_Outreach_Campaign_Applicants_FinalData'[Connected_Calls]) RETURN DIVIDE(Connected_Count, Total_Outreach, 0)</w:t>
+                <w:sz w:val="20"/>
+                <w:szCs w:val="20"/>
+              </w:rPr>
+            </w:pPr>
+            <w:r>
+              <w:rPr>
+                <w:rFonts w:hint="default" w:ascii="Calibri" w:hAnsi="Calibri" w:cs="Calibri"/>
+                <w:sz w:val="20"/>
+                <w:szCs w:val="20"/>
+                <w:lang w:val="en-US" w:eastAsia="zh-CN"/>
+              </w:rPr>
+              <w:t xml:space="preserve">Connectivity Rate (%) = </w:t>
+            </w:r>
+          </w:p>
+          <w:p>
+            <w:pPr>
+              <w:keepNext w:val="0"/>
+              <w:keepLines w:val="0"/>
+              <w:widowControl/>
+              <w:suppressLineNumbers w:val="0"/>
+              <w:jc w:val="left"/>
+              <w:rPr>
+                <w:rFonts w:hint="default" w:ascii="Calibri" w:hAnsi="Calibri" w:cs="Calibri"/>
+                <w:sz w:val="20"/>
+                <w:szCs w:val="20"/>
+              </w:rPr>
+            </w:pPr>
+            <w:r>
+              <w:rPr>
+                <w:rFonts w:hint="default" w:ascii="Calibri" w:hAnsi="Calibri" w:cs="Calibri"/>
+                <w:sz w:val="20"/>
+                <w:szCs w:val="20"/>
+                <w:lang w:val="en-US" w:eastAsia="zh-CN"/>
+              </w:rPr>
+              <w:t>VAR Total_Outreach = COUNTROWS('Cleaned_Outreach_Campaign_Applicants_FinalData')</w:t>
+            </w:r>
+          </w:p>
+          <w:p>
+            <w:pPr>
+              <w:keepNext w:val="0"/>
+              <w:keepLines w:val="0"/>
+              <w:widowControl/>
+              <w:suppressLineNumbers w:val="0"/>
+              <w:jc w:val="left"/>
+              <w:rPr>
+                <w:rFonts w:hint="default" w:ascii="Calibri" w:hAnsi="Calibri" w:cs="Calibri"/>
+                <w:sz w:val="20"/>
+                <w:szCs w:val="20"/>
+              </w:rPr>
+            </w:pPr>
+            <w:r>
+              <w:rPr>
+                <w:rFonts w:hint="default" w:ascii="Calibri" w:hAnsi="Calibri" w:cs="Calibri"/>
+                <w:sz w:val="20"/>
+                <w:szCs w:val="20"/>
+                <w:lang w:val="en-US" w:eastAsia="zh-CN"/>
+              </w:rPr>
+              <w:t>VAR Connected_Count = [Connected]</w:t>
+            </w:r>
+          </w:p>
+          <w:p>
+            <w:pPr>
+              <w:keepNext w:val="0"/>
+              <w:keepLines w:val="0"/>
+              <w:widowControl/>
+              <w:suppressLineNumbers w:val="0"/>
+              <w:jc w:val="left"/>
+              <w:rPr>
+                <w:rFonts w:hint="default" w:ascii="Calibri" w:hAnsi="Calibri" w:cs="Calibri"/>
+                <w:sz w:val="20"/>
+                <w:szCs w:val="20"/>
+              </w:rPr>
+            </w:pPr>
+            <w:r>
+              <w:rPr>
+                <w:rFonts w:hint="default" w:ascii="Calibri" w:hAnsi="Calibri" w:cs="Calibri"/>
+                <w:sz w:val="20"/>
+                <w:szCs w:val="20"/>
+                <w:lang w:val="en-US" w:eastAsia="zh-CN"/>
+              </w:rPr>
+              <w:t>RETURN</w:t>
+            </w:r>
+          </w:p>
+          <w:p>
+            <w:pPr>
+              <w:keepNext w:val="0"/>
+              <w:keepLines w:val="0"/>
+              <w:widowControl/>
+              <w:suppressLineNumbers w:val="0"/>
+              <w:jc w:val="left"/>
+              <w:rPr>
+                <w:rFonts w:hint="default" w:ascii="Calibri" w:hAnsi="Calibri" w:cs="Calibri"/>
+                <w:sz w:val="20"/>
+                <w:szCs w:val="20"/>
+              </w:rPr>
+            </w:pPr>
+            <w:r>
+              <w:rPr>
+                <w:rFonts w:hint="default" w:ascii="Calibri" w:hAnsi="Calibri" w:cs="Calibri"/>
+                <w:sz w:val="20"/>
+                <w:szCs w:val="20"/>
+                <w:lang w:val="en-US" w:eastAsia="zh-CN"/>
+              </w:rPr>
+              <w:t>DIVIDE(Connected_Count, Total_Outreach, 0) * 100</w:t>
             </w:r>
           </w:p>
         </w:tc>
@@ -15394,7 +15409,7 @@
             <w:insideH w:val="none" w:color="auto" w:sz="0" w:space="0"/>
             <w:insideV w:val="none" w:color="auto" w:sz="0" w:space="0"/>
           </w:tblBorders>
-          <w:shd w:val="clear" w:color="auto" w:fill="auto"/>
+          <w:shd w:val="clear"/>
           <w:tblCellMar>
             <w:top w:w="15" w:type="dxa"/>
             <w:left w:w="15" w:type="dxa"/>
@@ -15407,14 +15422,14 @@
         </w:trPr>
         <w:tc>
           <w:tcPr>
-            <w:tcW w:w="1041" w:type="dxa"/>
-            <w:tcBorders>
-              <w:top w:val="single" w:color="auto" w:sz="4" w:space="0"/>
-              <w:left w:val="single" w:color="auto" w:sz="4" w:space="0"/>
-              <w:bottom w:val="single" w:color="auto" w:sz="4" w:space="0"/>
-              <w:right w:val="single" w:color="auto" w:sz="4" w:space="0"/>
-            </w:tcBorders>
-            <w:shd w:val="clear" w:color="auto" w:fill="auto"/>
+            <w:tcW w:w="0" w:type="auto"/>
+            <w:tcBorders>
+              <w:top w:val="single" w:color="auto" w:sz="4" w:space="0"/>
+              <w:left w:val="single" w:color="auto" w:sz="4" w:space="0"/>
+              <w:bottom w:val="single" w:color="auto" w:sz="4" w:space="0"/>
+              <w:right w:val="single" w:color="auto" w:sz="4" w:space="0"/>
+            </w:tcBorders>
+            <w:shd w:val="clear"/>
             <w:vAlign w:val="center"/>
           </w:tcPr>
           <w:p>
@@ -15426,41 +15441,33 @@
               <w:jc w:val="left"/>
               <w:rPr>
                 <w:rFonts w:hint="default" w:ascii="Calibri" w:hAnsi="Calibri" w:cs="Calibri"/>
-                <w:b w:val="0"/>
-                <w:bCs w:val="0"/>
-                <w:color w:val="000000" w:themeColor="text1"/>
-                <w:sz w:val="20"/>
-                <w:szCs w:val="20"/>
-                <w:lang w:val="en-US"/>
-                <w14:textFill>
-                  <w14:solidFill>
-                    <w14:schemeClr w14:val="tx1"/>
-                  </w14:solidFill>
-                </w14:textFill>
-              </w:rPr>
-            </w:pPr>
-            <w:r>
-              <w:rPr>
+                <w:sz w:val="20"/>
+                <w:szCs w:val="20"/>
+              </w:rPr>
+            </w:pPr>
+            <w:r>
+              <w:rPr>
+                <w:rStyle w:val="10"/>
                 <w:rFonts w:hint="default" w:ascii="Calibri" w:hAnsi="Calibri" w:eastAsia="SimSun" w:cs="Calibri"/>
                 <w:kern w:val="0"/>
                 <w:sz w:val="20"/>
                 <w:szCs w:val="20"/>
                 <w:lang w:val="en-US" w:eastAsia="zh-CN" w:bidi="ar"/>
               </w:rPr>
-              <w:t>Connected_Calls</w:t>
-            </w:r>
-          </w:p>
-        </w:tc>
-        <w:tc>
-          <w:tcPr>
-            <w:tcW w:w="7365" w:type="dxa"/>
-            <w:tcBorders>
-              <w:top w:val="single" w:color="auto" w:sz="4" w:space="0"/>
-              <w:left w:val="single" w:color="auto" w:sz="4" w:space="0"/>
-              <w:bottom w:val="single" w:color="auto" w:sz="4" w:space="0"/>
-              <w:right w:val="single" w:color="auto" w:sz="4" w:space="0"/>
-            </w:tcBorders>
-            <w:shd w:val="clear" w:color="auto" w:fill="auto"/>
+              <w:t>Available Numbers</w:t>
+            </w:r>
+          </w:p>
+        </w:tc>
+        <w:tc>
+          <w:tcPr>
+            <w:tcW w:w="0" w:type="auto"/>
+            <w:tcBorders>
+              <w:top w:val="single" w:color="auto" w:sz="4" w:space="0"/>
+              <w:left w:val="single" w:color="auto" w:sz="4" w:space="0"/>
+              <w:bottom w:val="single" w:color="auto" w:sz="4" w:space="0"/>
+              <w:right w:val="single" w:color="auto" w:sz="4" w:space="0"/>
+            </w:tcBorders>
+            <w:shd w:val="clear"/>
             <w:vAlign w:val="center"/>
           </w:tcPr>
           <w:p>
@@ -15472,17 +15479,8 @@
               <w:jc w:val="left"/>
               <w:rPr>
                 <w:rFonts w:hint="default" w:ascii="Calibri" w:hAnsi="Calibri" w:cs="Calibri"/>
-                <w:b w:val="0"/>
-                <w:bCs w:val="0"/>
-                <w:color w:val="000000" w:themeColor="text1"/>
-                <w:sz w:val="20"/>
-                <w:szCs w:val="20"/>
-                <w:lang w:val="en-US"/>
-                <w14:textFill>
-                  <w14:solidFill>
-                    <w14:schemeClr w14:val="tx1"/>
-                  </w14:solidFill>
-                </w14:textFill>
+                <w:sz w:val="20"/>
+                <w:szCs w:val="20"/>
               </w:rPr>
             </w:pPr>
             <w:r>
@@ -15494,7 +15492,7 @@
                 <w:szCs w:val="20"/>
                 <w:lang w:val="en-US" w:eastAsia="zh-CN" w:bidi="ar"/>
               </w:rPr>
-              <w:t>Connected_Calls = IF('Cleaned_Outreach_Campaign_Applicants_FinalData'[Phone_Status] = "Available", 1, 0)</w:t>
+              <w:t>Available Numbers = IF('Cleaned_Outreach_Campaign_Applicants_FinalData'[Phone_Status] = "Available", 1, 0)</w:t>
             </w:r>
           </w:p>
         </w:tc>
@@ -15509,7 +15507,7 @@
             <w:insideH w:val="none" w:color="auto" w:sz="0" w:space="0"/>
             <w:insideV w:val="none" w:color="auto" w:sz="0" w:space="0"/>
           </w:tblBorders>
-          <w:shd w:val="clear" w:color="auto" w:fill="auto"/>
+          <w:shd w:val="clear"/>
           <w:tblCellMar>
             <w:top w:w="15" w:type="dxa"/>
             <w:left w:w="15" w:type="dxa"/>
@@ -15522,14 +15520,14 @@
         </w:trPr>
         <w:tc>
           <w:tcPr>
-            <w:tcW w:w="1041" w:type="dxa"/>
-            <w:tcBorders>
-              <w:top w:val="single" w:color="auto" w:sz="4" w:space="0"/>
-              <w:left w:val="single" w:color="auto" w:sz="4" w:space="0"/>
-              <w:bottom w:val="single" w:color="auto" w:sz="4" w:space="0"/>
-              <w:right w:val="single" w:color="auto" w:sz="4" w:space="0"/>
-            </w:tcBorders>
-            <w:shd w:val="clear" w:color="auto" w:fill="auto"/>
+            <w:tcW w:w="0" w:type="auto"/>
+            <w:tcBorders>
+              <w:top w:val="single" w:color="auto" w:sz="4" w:space="0"/>
+              <w:left w:val="single" w:color="auto" w:sz="4" w:space="0"/>
+              <w:bottom w:val="single" w:color="auto" w:sz="4" w:space="0"/>
+              <w:right w:val="single" w:color="auto" w:sz="4" w:space="0"/>
+            </w:tcBorders>
+            <w:shd w:val="clear"/>
             <w:vAlign w:val="center"/>
           </w:tcPr>
           <w:p>
@@ -15541,41 +15539,33 @@
               <w:jc w:val="left"/>
               <w:rPr>
                 <w:rFonts w:hint="default" w:ascii="Calibri" w:hAnsi="Calibri" w:cs="Calibri"/>
-                <w:b w:val="0"/>
-                <w:bCs w:val="0"/>
-                <w:color w:val="000000" w:themeColor="text1"/>
-                <w:sz w:val="20"/>
-                <w:szCs w:val="20"/>
-                <w:lang w:val="en-US"/>
-                <w14:textFill>
-                  <w14:solidFill>
-                    <w14:schemeClr w14:val="tx1"/>
-                  </w14:solidFill>
-                </w14:textFill>
-              </w:rPr>
-            </w:pPr>
-            <w:r>
-              <w:rPr>
+                <w:sz w:val="20"/>
+                <w:szCs w:val="20"/>
+              </w:rPr>
+            </w:pPr>
+            <w:r>
+              <w:rPr>
+                <w:rStyle w:val="10"/>
                 <w:rFonts w:hint="default" w:ascii="Calibri" w:hAnsi="Calibri" w:eastAsia="SimSun" w:cs="Calibri"/>
                 <w:kern w:val="0"/>
                 <w:sz w:val="20"/>
                 <w:szCs w:val="20"/>
                 <w:lang w:val="en-US" w:eastAsia="zh-CN" w:bidi="ar"/>
               </w:rPr>
-              <w:t>Disconnected_Calls</w:t>
-            </w:r>
-          </w:p>
-        </w:tc>
-        <w:tc>
-          <w:tcPr>
-            <w:tcW w:w="7365" w:type="dxa"/>
-            <w:tcBorders>
-              <w:top w:val="single" w:color="auto" w:sz="4" w:space="0"/>
-              <w:left w:val="single" w:color="auto" w:sz="4" w:space="0"/>
-              <w:bottom w:val="single" w:color="auto" w:sz="4" w:space="0"/>
-              <w:right w:val="single" w:color="auto" w:sz="4" w:space="0"/>
-            </w:tcBorders>
-            <w:shd w:val="clear" w:color="auto" w:fill="auto"/>
+              <w:t>Unavailable Numbers</w:t>
+            </w:r>
+          </w:p>
+        </w:tc>
+        <w:tc>
+          <w:tcPr>
+            <w:tcW w:w="0" w:type="auto"/>
+            <w:tcBorders>
+              <w:top w:val="single" w:color="auto" w:sz="4" w:space="0"/>
+              <w:left w:val="single" w:color="auto" w:sz="4" w:space="0"/>
+              <w:bottom w:val="single" w:color="auto" w:sz="4" w:space="0"/>
+              <w:right w:val="single" w:color="auto" w:sz="4" w:space="0"/>
+            </w:tcBorders>
+            <w:shd w:val="clear"/>
             <w:vAlign w:val="center"/>
           </w:tcPr>
           <w:p>
@@ -15587,17 +15577,8 @@
               <w:jc w:val="left"/>
               <w:rPr>
                 <w:rFonts w:hint="default" w:ascii="Calibri" w:hAnsi="Calibri" w:cs="Calibri"/>
-                <w:b w:val="0"/>
-                <w:bCs w:val="0"/>
-                <w:color w:val="000000" w:themeColor="text1"/>
-                <w:sz w:val="20"/>
-                <w:szCs w:val="20"/>
-                <w:lang w:val="en-US"/>
-                <w14:textFill>
-                  <w14:solidFill>
-                    <w14:schemeClr w14:val="tx1"/>
-                  </w14:solidFill>
-                </w14:textFill>
+                <w:sz w:val="20"/>
+                <w:szCs w:val="20"/>
               </w:rPr>
             </w:pPr>
             <w:r>
@@ -15609,7 +15590,791 @@
                 <w:szCs w:val="20"/>
                 <w:lang w:val="en-US" w:eastAsia="zh-CN" w:bidi="ar"/>
               </w:rPr>
-              <w:t>Disconnected_Calls = IF('Cleaned_Outreach_Campaign_Applicants_FinalData'[Phone_Status] = "Not Available", 1, 0)</w:t>
+              <w:t>Unavailable Numbers = IF('Cleaned_Outreach_Campaign_Applicants_FinalData'[Phone_Status] = "Not Available", 1, 0)</w:t>
+            </w:r>
+          </w:p>
+        </w:tc>
+      </w:tr>
+      <w:tr>
+        <w:tblPrEx>
+          <w:tblBorders>
+            <w:top w:val="none" w:color="auto" w:sz="0" w:space="0"/>
+            <w:left w:val="none" w:color="auto" w:sz="0" w:space="0"/>
+            <w:bottom w:val="none" w:color="auto" w:sz="0" w:space="0"/>
+            <w:right w:val="none" w:color="auto" w:sz="0" w:space="0"/>
+            <w:insideH w:val="none" w:color="auto" w:sz="0" w:space="0"/>
+            <w:insideV w:val="none" w:color="auto" w:sz="0" w:space="0"/>
+          </w:tblBorders>
+          <w:shd w:val="clear"/>
+          <w:tblCellMar>
+            <w:top w:w="15" w:type="dxa"/>
+            <w:left w:w="15" w:type="dxa"/>
+            <w:bottom w:w="15" w:type="dxa"/>
+            <w:right w:w="15" w:type="dxa"/>
+          </w:tblCellMar>
+        </w:tblPrEx>
+        <w:trPr>
+          <w:tblCellSpacing w:w="15" w:type="dxa"/>
+        </w:trPr>
+        <w:tc>
+          <w:tcPr>
+            <w:tcW w:w="0" w:type="auto"/>
+            <w:tcBorders>
+              <w:top w:val="single" w:color="auto" w:sz="4" w:space="0"/>
+              <w:left w:val="single" w:color="auto" w:sz="4" w:space="0"/>
+              <w:bottom w:val="single" w:color="auto" w:sz="4" w:space="0"/>
+              <w:right w:val="single" w:color="auto" w:sz="4" w:space="0"/>
+            </w:tcBorders>
+            <w:shd w:val="clear"/>
+            <w:vAlign w:val="center"/>
+          </w:tcPr>
+          <w:p>
+            <w:pPr>
+              <w:keepNext w:val="0"/>
+              <w:keepLines w:val="0"/>
+              <w:widowControl/>
+              <w:suppressLineNumbers w:val="0"/>
+              <w:jc w:val="left"/>
+              <w:rPr>
+                <w:rFonts w:hint="default" w:ascii="Calibri" w:hAnsi="Calibri" w:cs="Calibri"/>
+                <w:sz w:val="20"/>
+                <w:szCs w:val="20"/>
+              </w:rPr>
+            </w:pPr>
+            <w:r>
+              <w:rPr>
+                <w:rStyle w:val="10"/>
+                <w:rFonts w:hint="default" w:ascii="Calibri" w:hAnsi="Calibri" w:eastAsia="SimSun" w:cs="Calibri"/>
+                <w:kern w:val="0"/>
+                <w:sz w:val="20"/>
+                <w:szCs w:val="20"/>
+                <w:lang w:val="en-US" w:eastAsia="zh-CN" w:bidi="ar"/>
+              </w:rPr>
+              <w:t>Connected</w:t>
+            </w:r>
+          </w:p>
+        </w:tc>
+        <w:tc>
+          <w:tcPr>
+            <w:tcW w:w="0" w:type="auto"/>
+            <w:tcBorders>
+              <w:top w:val="single" w:color="auto" w:sz="4" w:space="0"/>
+              <w:left w:val="single" w:color="auto" w:sz="4" w:space="0"/>
+              <w:bottom w:val="single" w:color="auto" w:sz="4" w:space="0"/>
+              <w:right w:val="single" w:color="auto" w:sz="4" w:space="0"/>
+            </w:tcBorders>
+            <w:shd w:val="clear"/>
+            <w:vAlign w:val="center"/>
+          </w:tcPr>
+          <w:p>
+            <w:pPr>
+              <w:keepNext w:val="0"/>
+              <w:keepLines w:val="0"/>
+              <w:widowControl/>
+              <w:suppressLineNumbers w:val="0"/>
+              <w:jc w:val="left"/>
+              <w:rPr>
+                <w:rFonts w:hint="default" w:ascii="Calibri" w:hAnsi="Calibri" w:cs="Calibri"/>
+                <w:sz w:val="20"/>
+                <w:szCs w:val="20"/>
+              </w:rPr>
+            </w:pPr>
+            <w:r>
+              <w:rPr>
+                <w:rStyle w:val="6"/>
+                <w:rFonts w:hint="default" w:ascii="Calibri" w:hAnsi="Calibri" w:eastAsia="SimSun" w:cs="Calibri"/>
+                <w:kern w:val="0"/>
+                <w:sz w:val="20"/>
+                <w:szCs w:val="20"/>
+                <w:lang w:val="en-US" w:eastAsia="zh-CN" w:bidi="ar"/>
+              </w:rPr>
+              <w:t>Connected = CALCULATE(COUNTROWS('Cleaned_Outreach_Campaign_Applicants_FinalData'), FILTER('Cleaned_Outreach_Campaign_Applicants_FinalData', LOWER('Cleaned_Outreach_Campaign_Applicants_FinalData'[Outcome_1]) = "connected"))</w:t>
+            </w:r>
+          </w:p>
+        </w:tc>
+      </w:tr>
+      <w:tr>
+        <w:tblPrEx>
+          <w:tblBorders>
+            <w:top w:val="none" w:color="auto" w:sz="0" w:space="0"/>
+            <w:left w:val="none" w:color="auto" w:sz="0" w:space="0"/>
+            <w:bottom w:val="none" w:color="auto" w:sz="0" w:space="0"/>
+            <w:right w:val="none" w:color="auto" w:sz="0" w:space="0"/>
+            <w:insideH w:val="none" w:color="auto" w:sz="0" w:space="0"/>
+            <w:insideV w:val="none" w:color="auto" w:sz="0" w:space="0"/>
+          </w:tblBorders>
+          <w:shd w:val="clear"/>
+          <w:tblCellMar>
+            <w:top w:w="15" w:type="dxa"/>
+            <w:left w:w="15" w:type="dxa"/>
+            <w:bottom w:w="15" w:type="dxa"/>
+            <w:right w:w="15" w:type="dxa"/>
+          </w:tblCellMar>
+        </w:tblPrEx>
+        <w:trPr>
+          <w:tblCellSpacing w:w="15" w:type="dxa"/>
+        </w:trPr>
+        <w:tc>
+          <w:tcPr>
+            <w:tcW w:w="0" w:type="auto"/>
+            <w:tcBorders>
+              <w:top w:val="single" w:color="auto" w:sz="4" w:space="0"/>
+              <w:left w:val="single" w:color="auto" w:sz="4" w:space="0"/>
+              <w:bottom w:val="single" w:color="auto" w:sz="4" w:space="0"/>
+              <w:right w:val="single" w:color="auto" w:sz="4" w:space="0"/>
+            </w:tcBorders>
+            <w:shd w:val="clear"/>
+            <w:vAlign w:val="center"/>
+          </w:tcPr>
+          <w:p>
+            <w:pPr>
+              <w:keepNext w:val="0"/>
+              <w:keepLines w:val="0"/>
+              <w:widowControl/>
+              <w:suppressLineNumbers w:val="0"/>
+              <w:jc w:val="left"/>
+              <w:rPr>
+                <w:rFonts w:hint="default" w:ascii="Calibri" w:hAnsi="Calibri" w:cs="Calibri"/>
+                <w:sz w:val="20"/>
+                <w:szCs w:val="20"/>
+              </w:rPr>
+            </w:pPr>
+            <w:r>
+              <w:rPr>
+                <w:rStyle w:val="10"/>
+                <w:rFonts w:hint="default" w:ascii="Calibri" w:hAnsi="Calibri" w:eastAsia="SimSun" w:cs="Calibri"/>
+                <w:kern w:val="0"/>
+                <w:sz w:val="20"/>
+                <w:szCs w:val="20"/>
+                <w:lang w:val="en-US" w:eastAsia="zh-CN" w:bidi="ar"/>
+              </w:rPr>
+              <w:t>Not Connected</w:t>
+            </w:r>
+          </w:p>
+        </w:tc>
+        <w:tc>
+          <w:tcPr>
+            <w:tcW w:w="0" w:type="auto"/>
+            <w:tcBorders>
+              <w:top w:val="single" w:color="auto" w:sz="4" w:space="0"/>
+              <w:left w:val="single" w:color="auto" w:sz="4" w:space="0"/>
+              <w:bottom w:val="single" w:color="auto" w:sz="4" w:space="0"/>
+              <w:right w:val="single" w:color="auto" w:sz="4" w:space="0"/>
+            </w:tcBorders>
+            <w:shd w:val="clear"/>
+            <w:vAlign w:val="center"/>
+          </w:tcPr>
+          <w:p>
+            <w:pPr>
+              <w:keepNext w:val="0"/>
+              <w:keepLines w:val="0"/>
+              <w:widowControl/>
+              <w:suppressLineNumbers w:val="0"/>
+              <w:jc w:val="left"/>
+              <w:rPr>
+                <w:rFonts w:hint="default" w:ascii="Calibri" w:hAnsi="Calibri" w:cs="Calibri"/>
+                <w:sz w:val="20"/>
+                <w:szCs w:val="20"/>
+              </w:rPr>
+            </w:pPr>
+            <w:r>
+              <w:rPr>
+                <w:rStyle w:val="6"/>
+                <w:rFonts w:hint="default" w:ascii="Calibri" w:hAnsi="Calibri" w:eastAsia="SimSun" w:cs="Calibri"/>
+                <w:kern w:val="0"/>
+                <w:sz w:val="20"/>
+                <w:szCs w:val="20"/>
+                <w:lang w:val="en-US" w:eastAsia="zh-CN" w:bidi="ar"/>
+              </w:rPr>
+              <w:t>Not Connected = CALCULATE(COUNTROWS('Cleaned_Outreach_Campaign_Applicants_FinalData'), FILTER('Cleaned_Outreach_Campaign_Applicants_FinalData', LOWER('Cleaned_Outreach_Campaign_Applicants_FinalData'[Outcome_1]) = "not connected"))</w:t>
+            </w:r>
+          </w:p>
+        </w:tc>
+      </w:tr>
+      <w:tr>
+        <w:tblPrEx>
+          <w:tblBorders>
+            <w:top w:val="none" w:color="auto" w:sz="0" w:space="0"/>
+            <w:left w:val="none" w:color="auto" w:sz="0" w:space="0"/>
+            <w:bottom w:val="none" w:color="auto" w:sz="0" w:space="0"/>
+            <w:right w:val="none" w:color="auto" w:sz="0" w:space="0"/>
+            <w:insideH w:val="none" w:color="auto" w:sz="0" w:space="0"/>
+            <w:insideV w:val="none" w:color="auto" w:sz="0" w:space="0"/>
+          </w:tblBorders>
+          <w:shd w:val="clear"/>
+          <w:tblCellMar>
+            <w:top w:w="15" w:type="dxa"/>
+            <w:left w:w="15" w:type="dxa"/>
+            <w:bottom w:w="15" w:type="dxa"/>
+            <w:right w:w="15" w:type="dxa"/>
+          </w:tblCellMar>
+        </w:tblPrEx>
+        <w:trPr>
+          <w:tblCellSpacing w:w="15" w:type="dxa"/>
+        </w:trPr>
+        <w:tc>
+          <w:tcPr>
+            <w:tcW w:w="0" w:type="auto"/>
+            <w:tcBorders>
+              <w:top w:val="single" w:color="auto" w:sz="4" w:space="0"/>
+              <w:left w:val="single" w:color="auto" w:sz="4" w:space="0"/>
+              <w:bottom w:val="single" w:color="auto" w:sz="4" w:space="0"/>
+              <w:right w:val="single" w:color="auto" w:sz="4" w:space="0"/>
+            </w:tcBorders>
+            <w:shd w:val="clear"/>
+            <w:vAlign w:val="center"/>
+          </w:tcPr>
+          <w:p>
+            <w:pPr>
+              <w:keepNext w:val="0"/>
+              <w:keepLines w:val="0"/>
+              <w:widowControl/>
+              <w:suppressLineNumbers w:val="0"/>
+              <w:jc w:val="left"/>
+              <w:rPr>
+                <w:rFonts w:hint="default" w:ascii="Calibri" w:hAnsi="Calibri" w:cs="Calibri"/>
+                <w:sz w:val="20"/>
+                <w:szCs w:val="20"/>
+              </w:rPr>
+            </w:pPr>
+            <w:r>
+              <w:rPr>
+                <w:rStyle w:val="10"/>
+                <w:rFonts w:hint="default" w:ascii="Calibri" w:hAnsi="Calibri" w:eastAsia="SimSun" w:cs="Calibri"/>
+                <w:kern w:val="0"/>
+                <w:sz w:val="20"/>
+                <w:szCs w:val="20"/>
+                <w:lang w:val="en-US" w:eastAsia="zh-CN" w:bidi="ar"/>
+              </w:rPr>
+              <w:t>Disconnected</w:t>
+            </w:r>
+          </w:p>
+        </w:tc>
+        <w:tc>
+          <w:tcPr>
+            <w:tcW w:w="0" w:type="auto"/>
+            <w:tcBorders>
+              <w:top w:val="single" w:color="auto" w:sz="4" w:space="0"/>
+              <w:left w:val="single" w:color="auto" w:sz="4" w:space="0"/>
+              <w:bottom w:val="single" w:color="auto" w:sz="4" w:space="0"/>
+              <w:right w:val="single" w:color="auto" w:sz="4" w:space="0"/>
+            </w:tcBorders>
+            <w:shd w:val="clear"/>
+            <w:vAlign w:val="center"/>
+          </w:tcPr>
+          <w:p>
+            <w:pPr>
+              <w:keepNext w:val="0"/>
+              <w:keepLines w:val="0"/>
+              <w:widowControl/>
+              <w:suppressLineNumbers w:val="0"/>
+              <w:jc w:val="left"/>
+              <w:rPr>
+                <w:rFonts w:hint="default" w:ascii="Calibri" w:hAnsi="Calibri" w:cs="Calibri"/>
+                <w:sz w:val="20"/>
+                <w:szCs w:val="20"/>
+              </w:rPr>
+            </w:pPr>
+            <w:r>
+              <w:rPr>
+                <w:rStyle w:val="6"/>
+                <w:rFonts w:hint="default" w:ascii="Calibri" w:hAnsi="Calibri" w:eastAsia="SimSun" w:cs="Calibri"/>
+                <w:kern w:val="0"/>
+                <w:sz w:val="20"/>
+                <w:szCs w:val="20"/>
+                <w:lang w:val="en-US" w:eastAsia="zh-CN" w:bidi="ar"/>
+              </w:rPr>
+              <w:t>Disconnected = CALCULATE(COUNTROWS('Cleaned_Outreach_Campaign_Applicants_FinalData'), FILTER('Cleaned_Outreach_Campaign_Applicants_FinalData', LOWER('Cleaned_Outreach_Campaign_Applicants_FinalData'[Outcome_1]) = "disconnected"))</w:t>
+            </w:r>
+          </w:p>
+        </w:tc>
+      </w:tr>
+      <w:tr>
+        <w:tblPrEx>
+          <w:tblBorders>
+            <w:top w:val="none" w:color="auto" w:sz="0" w:space="0"/>
+            <w:left w:val="none" w:color="auto" w:sz="0" w:space="0"/>
+            <w:bottom w:val="none" w:color="auto" w:sz="0" w:space="0"/>
+            <w:right w:val="none" w:color="auto" w:sz="0" w:space="0"/>
+            <w:insideH w:val="none" w:color="auto" w:sz="0" w:space="0"/>
+            <w:insideV w:val="none" w:color="auto" w:sz="0" w:space="0"/>
+          </w:tblBorders>
+          <w:shd w:val="clear"/>
+          <w:tblCellMar>
+            <w:top w:w="15" w:type="dxa"/>
+            <w:left w:w="15" w:type="dxa"/>
+            <w:bottom w:w="15" w:type="dxa"/>
+            <w:right w:w="15" w:type="dxa"/>
+          </w:tblCellMar>
+        </w:tblPrEx>
+        <w:trPr>
+          <w:tblCellSpacing w:w="15" w:type="dxa"/>
+        </w:trPr>
+        <w:tc>
+          <w:tcPr>
+            <w:tcW w:w="0" w:type="auto"/>
+            <w:tcBorders>
+              <w:top w:val="single" w:color="auto" w:sz="4" w:space="0"/>
+              <w:left w:val="single" w:color="auto" w:sz="4" w:space="0"/>
+              <w:bottom w:val="single" w:color="auto" w:sz="4" w:space="0"/>
+              <w:right w:val="single" w:color="auto" w:sz="4" w:space="0"/>
+            </w:tcBorders>
+            <w:shd w:val="clear"/>
+            <w:vAlign w:val="center"/>
+          </w:tcPr>
+          <w:p>
+            <w:pPr>
+              <w:keepNext w:val="0"/>
+              <w:keepLines w:val="0"/>
+              <w:widowControl/>
+              <w:suppressLineNumbers w:val="0"/>
+              <w:jc w:val="left"/>
+              <w:rPr>
+                <w:rFonts w:hint="default" w:ascii="Calibri" w:hAnsi="Calibri" w:cs="Calibri"/>
+                <w:sz w:val="20"/>
+                <w:szCs w:val="20"/>
+              </w:rPr>
+            </w:pPr>
+            <w:r>
+              <w:rPr>
+                <w:rStyle w:val="10"/>
+                <w:rFonts w:hint="default" w:ascii="Calibri" w:hAnsi="Calibri" w:eastAsia="SimSun" w:cs="Calibri"/>
+                <w:kern w:val="0"/>
+                <w:sz w:val="20"/>
+                <w:szCs w:val="20"/>
+                <w:lang w:val="en-US" w:eastAsia="zh-CN" w:bidi="ar"/>
+              </w:rPr>
+              <w:t>Wrong Number</w:t>
+            </w:r>
+          </w:p>
+        </w:tc>
+        <w:tc>
+          <w:tcPr>
+            <w:tcW w:w="0" w:type="auto"/>
+            <w:tcBorders>
+              <w:top w:val="single" w:color="auto" w:sz="4" w:space="0"/>
+              <w:left w:val="single" w:color="auto" w:sz="4" w:space="0"/>
+              <w:bottom w:val="single" w:color="auto" w:sz="4" w:space="0"/>
+              <w:right w:val="single" w:color="auto" w:sz="4" w:space="0"/>
+            </w:tcBorders>
+            <w:shd w:val="clear"/>
+            <w:vAlign w:val="center"/>
+          </w:tcPr>
+          <w:p>
+            <w:pPr>
+              <w:keepNext w:val="0"/>
+              <w:keepLines w:val="0"/>
+              <w:widowControl/>
+              <w:suppressLineNumbers w:val="0"/>
+              <w:jc w:val="left"/>
+              <w:rPr>
+                <w:rFonts w:hint="default" w:ascii="Calibri" w:hAnsi="Calibri" w:cs="Calibri"/>
+                <w:sz w:val="20"/>
+                <w:szCs w:val="20"/>
+              </w:rPr>
+            </w:pPr>
+            <w:r>
+              <w:rPr>
+                <w:rStyle w:val="6"/>
+                <w:rFonts w:hint="default" w:ascii="Calibri" w:hAnsi="Calibri" w:eastAsia="SimSun" w:cs="Calibri"/>
+                <w:kern w:val="0"/>
+                <w:sz w:val="20"/>
+                <w:szCs w:val="20"/>
+                <w:lang w:val="en-US" w:eastAsia="zh-CN" w:bidi="ar"/>
+              </w:rPr>
+              <w:t>Wrong Number = CALCULATE(COUNTROWS('Cleaned_Outreach_Campaign_Applicants_FinalData'), FILTER('Cleaned_Outreach_Campaign_Applicants_FinalData', LOWER('Cleaned_Outreach_Campaign_Applicants_FinalData'[Outcome_1]) = "wrong number"))</w:t>
+            </w:r>
+          </w:p>
+        </w:tc>
+      </w:tr>
+      <w:tr>
+        <w:tblPrEx>
+          <w:tblBorders>
+            <w:top w:val="none" w:color="auto" w:sz="0" w:space="0"/>
+            <w:left w:val="none" w:color="auto" w:sz="0" w:space="0"/>
+            <w:bottom w:val="none" w:color="auto" w:sz="0" w:space="0"/>
+            <w:right w:val="none" w:color="auto" w:sz="0" w:space="0"/>
+            <w:insideH w:val="none" w:color="auto" w:sz="0" w:space="0"/>
+            <w:insideV w:val="none" w:color="auto" w:sz="0" w:space="0"/>
+          </w:tblBorders>
+          <w:shd w:val="clear"/>
+          <w:tblCellMar>
+            <w:top w:w="15" w:type="dxa"/>
+            <w:left w:w="15" w:type="dxa"/>
+            <w:bottom w:w="15" w:type="dxa"/>
+            <w:right w:w="15" w:type="dxa"/>
+          </w:tblCellMar>
+        </w:tblPrEx>
+        <w:trPr>
+          <w:tblCellSpacing w:w="15" w:type="dxa"/>
+        </w:trPr>
+        <w:tc>
+          <w:tcPr>
+            <w:tcW w:w="0" w:type="auto"/>
+            <w:tcBorders>
+              <w:top w:val="single" w:color="auto" w:sz="4" w:space="0"/>
+              <w:left w:val="single" w:color="auto" w:sz="4" w:space="0"/>
+              <w:bottom w:val="single" w:color="auto" w:sz="4" w:space="0"/>
+              <w:right w:val="single" w:color="auto" w:sz="4" w:space="0"/>
+            </w:tcBorders>
+            <w:shd w:val="clear"/>
+            <w:vAlign w:val="center"/>
+          </w:tcPr>
+          <w:p>
+            <w:pPr>
+              <w:keepNext w:val="0"/>
+              <w:keepLines w:val="0"/>
+              <w:widowControl/>
+              <w:suppressLineNumbers w:val="0"/>
+              <w:jc w:val="left"/>
+              <w:rPr>
+                <w:rFonts w:hint="default" w:ascii="Calibri" w:hAnsi="Calibri" w:cs="Calibri"/>
+                <w:sz w:val="20"/>
+                <w:szCs w:val="20"/>
+              </w:rPr>
+            </w:pPr>
+            <w:r>
+              <w:rPr>
+                <w:rStyle w:val="10"/>
+                <w:rFonts w:hint="default" w:ascii="Calibri" w:hAnsi="Calibri" w:eastAsia="SimSun" w:cs="Calibri"/>
+                <w:kern w:val="0"/>
+                <w:sz w:val="20"/>
+                <w:szCs w:val="20"/>
+                <w:lang w:val="en-US" w:eastAsia="zh-CN" w:bidi="ar"/>
+              </w:rPr>
+              <w:t>Already Enrolled</w:t>
+            </w:r>
+          </w:p>
+        </w:tc>
+        <w:tc>
+          <w:tcPr>
+            <w:tcW w:w="0" w:type="auto"/>
+            <w:tcBorders>
+              <w:top w:val="single" w:color="auto" w:sz="4" w:space="0"/>
+              <w:left w:val="single" w:color="auto" w:sz="4" w:space="0"/>
+              <w:bottom w:val="single" w:color="auto" w:sz="4" w:space="0"/>
+              <w:right w:val="single" w:color="auto" w:sz="4" w:space="0"/>
+            </w:tcBorders>
+            <w:shd w:val="clear"/>
+            <w:vAlign w:val="center"/>
+          </w:tcPr>
+          <w:p>
+            <w:pPr>
+              <w:keepNext w:val="0"/>
+              <w:keepLines w:val="0"/>
+              <w:widowControl/>
+              <w:suppressLineNumbers w:val="0"/>
+              <w:jc w:val="left"/>
+              <w:rPr>
+                <w:rFonts w:hint="default" w:ascii="Calibri" w:hAnsi="Calibri" w:cs="Calibri"/>
+                <w:sz w:val="20"/>
+                <w:szCs w:val="20"/>
+              </w:rPr>
+            </w:pPr>
+            <w:r>
+              <w:rPr>
+                <w:rStyle w:val="6"/>
+                <w:rFonts w:hint="default" w:ascii="Calibri" w:hAnsi="Calibri" w:eastAsia="SimSun" w:cs="Calibri"/>
+                <w:kern w:val="0"/>
+                <w:sz w:val="20"/>
+                <w:szCs w:val="20"/>
+                <w:lang w:val="en-US" w:eastAsia="zh-CN" w:bidi="ar"/>
+              </w:rPr>
+              <w:t>Already Enrolled = CALCULATE(COUNTROWS('Cleaned_Outreach_Campaign_Applicants_FinalData'), FILTER('Cleaned_Outreach_Campaign_Applicants_FinalData', LOWER('Cleaned_Outreach_Campaign_Applicants_FinalData'[Outcome_1]) = "already enrolled"))</w:t>
+            </w:r>
+          </w:p>
+        </w:tc>
+      </w:tr>
+      <w:tr>
+        <w:tblPrEx>
+          <w:tblBorders>
+            <w:top w:val="none" w:color="auto" w:sz="0" w:space="0"/>
+            <w:left w:val="none" w:color="auto" w:sz="0" w:space="0"/>
+            <w:bottom w:val="none" w:color="auto" w:sz="0" w:space="0"/>
+            <w:right w:val="none" w:color="auto" w:sz="0" w:space="0"/>
+            <w:insideH w:val="none" w:color="auto" w:sz="0" w:space="0"/>
+            <w:insideV w:val="none" w:color="auto" w:sz="0" w:space="0"/>
+          </w:tblBorders>
+          <w:shd w:val="clear"/>
+          <w:tblCellMar>
+            <w:top w:w="15" w:type="dxa"/>
+            <w:left w:w="15" w:type="dxa"/>
+            <w:bottom w:w="15" w:type="dxa"/>
+            <w:right w:w="15" w:type="dxa"/>
+          </w:tblCellMar>
+        </w:tblPrEx>
+        <w:trPr>
+          <w:tblCellSpacing w:w="15" w:type="dxa"/>
+        </w:trPr>
+        <w:tc>
+          <w:tcPr>
+            <w:tcW w:w="0" w:type="auto"/>
+            <w:tcBorders>
+              <w:top w:val="single" w:color="auto" w:sz="4" w:space="0"/>
+              <w:left w:val="single" w:color="auto" w:sz="4" w:space="0"/>
+              <w:bottom w:val="single" w:color="auto" w:sz="4" w:space="0"/>
+              <w:right w:val="single" w:color="auto" w:sz="4" w:space="0"/>
+            </w:tcBorders>
+            <w:shd w:val="clear"/>
+            <w:vAlign w:val="center"/>
+          </w:tcPr>
+          <w:p>
+            <w:pPr>
+              <w:keepNext w:val="0"/>
+              <w:keepLines w:val="0"/>
+              <w:widowControl/>
+              <w:suppressLineNumbers w:val="0"/>
+              <w:jc w:val="left"/>
+              <w:rPr>
+                <w:rFonts w:hint="default" w:ascii="Calibri" w:hAnsi="Calibri" w:cs="Calibri"/>
+                <w:sz w:val="20"/>
+                <w:szCs w:val="20"/>
+              </w:rPr>
+            </w:pPr>
+            <w:r>
+              <w:rPr>
+                <w:rStyle w:val="10"/>
+                <w:rFonts w:hint="default" w:ascii="Calibri" w:hAnsi="Calibri" w:eastAsia="SimSun" w:cs="Calibri"/>
+                <w:kern w:val="0"/>
+                <w:sz w:val="20"/>
+                <w:szCs w:val="20"/>
+                <w:lang w:val="en-US" w:eastAsia="zh-CN" w:bidi="ar"/>
+              </w:rPr>
+              <w:t>Reschedule</w:t>
+            </w:r>
+          </w:p>
+        </w:tc>
+        <w:tc>
+          <w:tcPr>
+            <w:tcW w:w="0" w:type="auto"/>
+            <w:tcBorders>
+              <w:top w:val="single" w:color="auto" w:sz="4" w:space="0"/>
+              <w:left w:val="single" w:color="auto" w:sz="4" w:space="0"/>
+              <w:bottom w:val="single" w:color="auto" w:sz="4" w:space="0"/>
+              <w:right w:val="single" w:color="auto" w:sz="4" w:space="0"/>
+            </w:tcBorders>
+            <w:shd w:val="clear"/>
+            <w:vAlign w:val="center"/>
+          </w:tcPr>
+          <w:p>
+            <w:pPr>
+              <w:keepNext w:val="0"/>
+              <w:keepLines w:val="0"/>
+              <w:widowControl/>
+              <w:suppressLineNumbers w:val="0"/>
+              <w:jc w:val="left"/>
+              <w:rPr>
+                <w:rFonts w:hint="default" w:ascii="Calibri" w:hAnsi="Calibri" w:cs="Calibri"/>
+                <w:sz w:val="20"/>
+                <w:szCs w:val="20"/>
+              </w:rPr>
+            </w:pPr>
+            <w:r>
+              <w:rPr>
+                <w:rStyle w:val="6"/>
+                <w:rFonts w:hint="default" w:ascii="Calibri" w:hAnsi="Calibri" w:eastAsia="SimSun" w:cs="Calibri"/>
+                <w:kern w:val="0"/>
+                <w:sz w:val="20"/>
+                <w:szCs w:val="20"/>
+                <w:lang w:val="en-US" w:eastAsia="zh-CN" w:bidi="ar"/>
+              </w:rPr>
+              <w:t>Reschedule = CALCULATE(COUNTROWS('Cleaned_Outreach_Campaign_Applicants_FinalData'), FILTER('Cleaned_Outreach_Campaign_Applicants_FinalData', LOWER('Cleaned_Outreach_Campaign_Applicants_FinalData'[Outcome_1]) = "reschedule"))</w:t>
+            </w:r>
+          </w:p>
+        </w:tc>
+      </w:tr>
+      <w:tr>
+        <w:tblPrEx>
+          <w:tblBorders>
+            <w:top w:val="none" w:color="auto" w:sz="0" w:space="0"/>
+            <w:left w:val="none" w:color="auto" w:sz="0" w:space="0"/>
+            <w:bottom w:val="none" w:color="auto" w:sz="0" w:space="0"/>
+            <w:right w:val="none" w:color="auto" w:sz="0" w:space="0"/>
+            <w:insideH w:val="none" w:color="auto" w:sz="0" w:space="0"/>
+            <w:insideV w:val="none" w:color="auto" w:sz="0" w:space="0"/>
+          </w:tblBorders>
+          <w:shd w:val="clear"/>
+          <w:tblCellMar>
+            <w:top w:w="15" w:type="dxa"/>
+            <w:left w:w="15" w:type="dxa"/>
+            <w:bottom w:w="15" w:type="dxa"/>
+            <w:right w:w="15" w:type="dxa"/>
+          </w:tblCellMar>
+        </w:tblPrEx>
+        <w:trPr>
+          <w:tblCellSpacing w:w="15" w:type="dxa"/>
+        </w:trPr>
+        <w:tc>
+          <w:tcPr>
+            <w:tcW w:w="0" w:type="auto"/>
+            <w:tcBorders>
+              <w:top w:val="single" w:color="auto" w:sz="4" w:space="0"/>
+              <w:left w:val="single" w:color="auto" w:sz="4" w:space="0"/>
+              <w:bottom w:val="single" w:color="auto" w:sz="4" w:space="0"/>
+              <w:right w:val="single" w:color="auto" w:sz="4" w:space="0"/>
+            </w:tcBorders>
+            <w:shd w:val="clear"/>
+            <w:vAlign w:val="center"/>
+          </w:tcPr>
+          <w:p>
+            <w:pPr>
+              <w:keepNext w:val="0"/>
+              <w:keepLines w:val="0"/>
+              <w:widowControl/>
+              <w:suppressLineNumbers w:val="0"/>
+              <w:jc w:val="left"/>
+              <w:rPr>
+                <w:rFonts w:hint="default" w:ascii="Calibri" w:hAnsi="Calibri" w:cs="Calibri"/>
+                <w:sz w:val="20"/>
+                <w:szCs w:val="20"/>
+              </w:rPr>
+            </w:pPr>
+            <w:r>
+              <w:rPr>
+                <w:rStyle w:val="10"/>
+                <w:rFonts w:hint="default" w:ascii="Calibri" w:hAnsi="Calibri" w:eastAsia="SimSun" w:cs="Calibri"/>
+                <w:kern w:val="0"/>
+                <w:sz w:val="20"/>
+                <w:szCs w:val="20"/>
+                <w:lang w:val="en-US" w:eastAsia="zh-CN" w:bidi="ar"/>
+              </w:rPr>
+              <w:t>Not Interested</w:t>
+            </w:r>
+          </w:p>
+        </w:tc>
+        <w:tc>
+          <w:tcPr>
+            <w:tcW w:w="0" w:type="auto"/>
+            <w:tcBorders>
+              <w:top w:val="single" w:color="auto" w:sz="4" w:space="0"/>
+              <w:left w:val="single" w:color="auto" w:sz="4" w:space="0"/>
+              <w:bottom w:val="single" w:color="auto" w:sz="4" w:space="0"/>
+              <w:right w:val="single" w:color="auto" w:sz="4" w:space="0"/>
+            </w:tcBorders>
+            <w:shd w:val="clear"/>
+            <w:vAlign w:val="center"/>
+          </w:tcPr>
+          <w:p>
+            <w:pPr>
+              <w:keepNext w:val="0"/>
+              <w:keepLines w:val="0"/>
+              <w:widowControl/>
+              <w:suppressLineNumbers w:val="0"/>
+              <w:jc w:val="left"/>
+              <w:rPr>
+                <w:rFonts w:hint="default" w:ascii="Calibri" w:hAnsi="Calibri" w:cs="Calibri"/>
+                <w:sz w:val="20"/>
+                <w:szCs w:val="20"/>
+              </w:rPr>
+            </w:pPr>
+            <w:r>
+              <w:rPr>
+                <w:rStyle w:val="6"/>
+                <w:rFonts w:hint="default" w:ascii="Calibri" w:hAnsi="Calibri" w:eastAsia="SimSun" w:cs="Calibri"/>
+                <w:kern w:val="0"/>
+                <w:sz w:val="20"/>
+                <w:szCs w:val="20"/>
+                <w:lang w:val="en-US" w:eastAsia="zh-CN" w:bidi="ar"/>
+              </w:rPr>
+              <w:t>Not Interested = CALCULATE(COUNTROWS('Cleaned_Outreach_Campaign_Applicants_FinalData'), FILTER('Cleaned_Outreach_Campaign_Applicants_FinalData', LOWER('Cleaned_Outreach_Campaign_Applicants_FinalData'[Outcome_1]) = "not interested"))</w:t>
+            </w:r>
+          </w:p>
+        </w:tc>
+      </w:tr>
+      <w:tr>
+        <w:tblPrEx>
+          <w:tblBorders>
+            <w:top w:val="none" w:color="auto" w:sz="0" w:space="0"/>
+            <w:left w:val="none" w:color="auto" w:sz="0" w:space="0"/>
+            <w:bottom w:val="none" w:color="auto" w:sz="0" w:space="0"/>
+            <w:right w:val="none" w:color="auto" w:sz="0" w:space="0"/>
+            <w:insideH w:val="none" w:color="auto" w:sz="0" w:space="0"/>
+            <w:insideV w:val="none" w:color="auto" w:sz="0" w:space="0"/>
+          </w:tblBorders>
+          <w:shd w:val="clear"/>
+          <w:tblCellMar>
+            <w:top w:w="15" w:type="dxa"/>
+            <w:left w:w="15" w:type="dxa"/>
+            <w:bottom w:w="15" w:type="dxa"/>
+            <w:right w:w="15" w:type="dxa"/>
+          </w:tblCellMar>
+        </w:tblPrEx>
+        <w:trPr>
+          <w:tblCellSpacing w:w="15" w:type="dxa"/>
+        </w:trPr>
+        <w:tc>
+          <w:tcPr>
+            <w:tcW w:w="0" w:type="auto"/>
+            <w:tcBorders>
+              <w:top w:val="single" w:color="auto" w:sz="4" w:space="0"/>
+              <w:left w:val="single" w:color="auto" w:sz="4" w:space="0"/>
+              <w:bottom w:val="single" w:color="auto" w:sz="4" w:space="0"/>
+              <w:right w:val="single" w:color="auto" w:sz="4" w:space="0"/>
+            </w:tcBorders>
+            <w:shd w:val="clear"/>
+            <w:vAlign w:val="center"/>
+          </w:tcPr>
+          <w:p>
+            <w:pPr>
+              <w:keepNext w:val="0"/>
+              <w:keepLines w:val="0"/>
+              <w:widowControl/>
+              <w:suppressLineNumbers w:val="0"/>
+              <w:jc w:val="left"/>
+              <w:rPr>
+                <w:rFonts w:hint="default" w:ascii="Calibri" w:hAnsi="Calibri" w:cs="Calibri"/>
+                <w:sz w:val="20"/>
+                <w:szCs w:val="20"/>
+              </w:rPr>
+            </w:pPr>
+            <w:r>
+              <w:rPr>
+                <w:rStyle w:val="10"/>
+                <w:rFonts w:hint="default" w:ascii="Calibri" w:hAnsi="Calibri" w:eastAsia="SimSun" w:cs="Calibri"/>
+                <w:kern w:val="0"/>
+                <w:sz w:val="20"/>
+                <w:szCs w:val="20"/>
+                <w:lang w:val="en-US" w:eastAsia="zh-CN" w:bidi="ar"/>
+              </w:rPr>
+              <w:t>Completed Application</w:t>
+            </w:r>
+          </w:p>
+        </w:tc>
+        <w:tc>
+          <w:tcPr>
+            <w:tcW w:w="0" w:type="auto"/>
+            <w:tcBorders>
+              <w:top w:val="single" w:color="auto" w:sz="4" w:space="0"/>
+              <w:left w:val="single" w:color="auto" w:sz="4" w:space="0"/>
+              <w:bottom w:val="single" w:color="auto" w:sz="4" w:space="0"/>
+              <w:right w:val="single" w:color="auto" w:sz="4" w:space="0"/>
+            </w:tcBorders>
+            <w:shd w:val="clear"/>
+            <w:vAlign w:val="center"/>
+          </w:tcPr>
+          <w:p>
+            <w:pPr>
+              <w:keepNext w:val="0"/>
+              <w:keepLines w:val="0"/>
+              <w:widowControl/>
+              <w:suppressLineNumbers w:val="0"/>
+              <w:jc w:val="left"/>
+              <w:rPr>
+                <w:rFonts w:hint="default" w:ascii="Calibri" w:hAnsi="Calibri" w:cs="Calibri"/>
+                <w:sz w:val="20"/>
+                <w:szCs w:val="20"/>
+              </w:rPr>
+            </w:pPr>
+            <w:r>
+              <w:rPr>
+                <w:rStyle w:val="6"/>
+                <w:rFonts w:hint="default" w:ascii="Calibri" w:hAnsi="Calibri" w:eastAsia="SimSun" w:cs="Calibri"/>
+                <w:kern w:val="0"/>
+                <w:sz w:val="20"/>
+                <w:szCs w:val="20"/>
+                <w:lang w:val="en-US" w:eastAsia="zh-CN" w:bidi="ar"/>
+              </w:rPr>
+              <w:t>Completed Application = CALCULATE(COUNTROWS('Cleaned_Outreach_Campaign_Applicants_FinalData'), FILTER('Cleaned_Outreach_Campaign_Applicants_FinalData', LOWER('Cleaned_Outreach_Campaign_Applicants_FinalData'[Outcome_1]) = "completed application"))</w:t>
             </w:r>
           </w:p>
         </w:tc>
@@ -15634,6 +16399,34 @@
         <w:jc w:val="left"/>
         <w:rPr>
           <w:rFonts w:hint="default"/>
+          <w:b/>
+          <w:bCs/>
+          <w:color w:val="159594"/>
+          <w:sz w:val="24"/>
+          <w:szCs w:val="24"/>
+          <w:lang w:val="en-US"/>
+        </w:rPr>
+      </w:pPr>
+    </w:p>
+    <w:p>
+      <w:pPr>
+        <w:jc w:val="left"/>
+        <w:rPr>
+          <w:rFonts w:hint="default"/>
+          <w:b/>
+          <w:bCs/>
+          <w:color w:val="159594"/>
+          <w:sz w:val="24"/>
+          <w:szCs w:val="24"/>
+          <w:lang w:val="en-US"/>
+        </w:rPr>
+      </w:pPr>
+    </w:p>
+    <w:p>
+      <w:pPr>
+        <w:jc w:val="left"/>
+        <w:rPr>
+          <w:rFonts w:hint="default"/>
           <w:b w:val="0"/>
           <w:bCs w:val="0"/>
           <w:color w:val="000000" w:themeColor="text1"/>
@@ -15703,7 +16496,7 @@
           <w:color w:val="000000" w:themeColor="text1"/>
           <w:sz w:val="20"/>
           <w:szCs w:val="20"/>
-          <w:bdr w:val="single" w:sz="4" w:space="0"/>
+          <w:bdr w:val="none" w:sz="4" w:space="0"/>
           <w:lang w:val="en-US"/>
           <w14:textFill>
             <w14:solidFill>
@@ -15713,9 +16506,9 @@
         </w:rPr>
         <w:drawing>
           <wp:inline distT="0" distB="0" distL="114300" distR="114300">
-            <wp:extent cx="5267325" cy="2844165"/>
-            <wp:effectExtent l="0" t="0" r="5080" b="3810"/>
-            <wp:docPr id="14" name="Picture 14" descr="DVT dashboard"/>
+            <wp:extent cx="5261610" cy="2837180"/>
+            <wp:effectExtent l="0" t="0" r="10795" b="10795"/>
+            <wp:docPr id="14" name="Picture 14" descr="Screenshot 2025-11-07 011425"/>
             <wp:cNvGraphicFramePr>
               <a:graphicFrameLocks xmlns:a="http://schemas.openxmlformats.org/drawingml/2006/main" noChangeAspect="1"/>
             </wp:cNvGraphicFramePr>
@@ -15723,7 +16516,7 @@
               <a:graphicData uri="http://schemas.openxmlformats.org/drawingml/2006/picture">
                 <pic:pic xmlns:pic="http://schemas.openxmlformats.org/drawingml/2006/picture">
                   <pic:nvPicPr>
-                    <pic:cNvPr id="14" name="Picture 14" descr="DVT dashboard"/>
+                    <pic:cNvPr id="14" name="Picture 14" descr="Screenshot 2025-11-07 011425"/>
                     <pic:cNvPicPr>
                       <a:picLocks noChangeAspect="1"/>
                     </pic:cNvPicPr>
@@ -15737,7 +16530,7 @@
                   <pic:spPr>
                     <a:xfrm>
                       <a:off x="0" y="0"/>
-                      <a:ext cx="5267325" cy="2844165"/>
+                      <a:ext cx="5261610" cy="2837180"/>
                     </a:xfrm>
                     <a:prstGeom prst="rect">
                       <a:avLst/>
@@ -15749,6 +16542,8 @@
           </wp:inline>
         </w:drawing>
       </w:r>
+      <w:bookmarkStart w:id="0" w:name="_GoBack"/>
+      <w:bookmarkEnd w:id="0"/>
     </w:p>
     <w:p>
       <w:pPr>
@@ -18373,7 +19168,7 @@
                 <w:szCs w:val="20"/>
                 <w:lang w:val="en-US" w:eastAsia="zh-CN" w:bidi="ar"/>
               </w:rPr>
-              <w:t>Matrix Chart</w:t>
+              <w:t xml:space="preserve">Multi-Row Card </w:t>
             </w:r>
           </w:p>
         </w:tc>
@@ -18412,7 +19207,7 @@
                 <w:szCs w:val="20"/>
                 <w:lang w:val="en-US" w:eastAsia="zh-CN" w:bidi="ar"/>
               </w:rPr>
-              <w:t xml:space="preserve"> Connected, Not Connected columns</w:t>
+              <w:t xml:space="preserve"> Connected, Not Connected, Disconnected, Wrong Number,Already Enrolled,Reschedule, Not Interested, Completed Application columns</w:t>
             </w:r>
           </w:p>
         </w:tc>
@@ -18506,13 +19301,13 @@
             </w:pPr>
             <w:r>
               <w:rPr>
-                <w:rFonts w:hint="default" w:ascii="Calibri" w:hAnsi="Calibri" w:eastAsia="SimSun" w:cs="Calibri"/>
+                <w:rFonts w:hint="default" w:ascii="Calibri" w:hAnsi="Calibri" w:eastAsia="SimSun"/>
                 <w:kern w:val="0"/>
                 <w:sz w:val="20"/>
                 <w:szCs w:val="20"/>
-                <w:lang w:val="en-US" w:eastAsia="zh-CN" w:bidi="ar"/>
-              </w:rPr>
-              <w:t>Phone Call Connectivity Overview</w:t>
+                <w:lang w:val="en-US" w:eastAsia="zh-CN"/>
+              </w:rPr>
+              <w:t>Phone number Availability Overview</w:t>
             </w:r>
           </w:p>
         </w:tc>
@@ -18590,7 +19385,7 @@
                 <w:szCs w:val="20"/>
                 <w:lang w:val="en-US" w:eastAsia="zh-CN" w:bidi="ar"/>
               </w:rPr>
-              <w:t>Phone_Status, Connected_Calls, Disconnected_Calls</w:t>
+              <w:t>Phone_Status, Available numbers, Unavailable numbers</w:t>
             </w:r>
           </w:p>
         </w:tc>
@@ -18629,7 +19424,7 @@
                 <w:szCs w:val="20"/>
                 <w:lang w:val="en-US" w:eastAsia="zh-CN" w:bidi="ar"/>
               </w:rPr>
-              <w:t>Measures connectivity performance, identifies gaps due to unavailable phone numbers, and tracks efficiency.</w:t>
+              <w:t>Measures availability performance, identifies gaps due to unavailable phone numbers, and tracks efficiency.</w:t>
             </w:r>
           </w:p>
         </w:tc>
@@ -18734,6 +19529,12 @@
             <w:insideV w:val="none" w:color="auto" w:sz="0" w:space="0"/>
           </w:tblBorders>
           <w:shd w:val="clear" w:color="auto" w:fill="auto"/>
+          <w:tblCellMar>
+            <w:top w:w="15" w:type="dxa"/>
+            <w:left w:w="15" w:type="dxa"/>
+            <w:bottom w:w="15" w:type="dxa"/>
+            <w:right w:w="15" w:type="dxa"/>
+          </w:tblCellMar>
         </w:tblPrEx>
         <w:trPr>
           <w:tblHeader/>
@@ -19200,6 +20001,7 @@
             <w:insideH w:val="none" w:color="auto" w:sz="0" w:space="0"/>
             <w:insideV w:val="none" w:color="auto" w:sz="0" w:space="0"/>
           </w:tblBorders>
+          <w:shd w:val="clear" w:color="auto" w:fill="auto"/>
           <w:tblCellMar>
             <w:top w:w="15" w:type="dxa"/>
             <w:left w:w="15" w:type="dxa"/>
@@ -19333,21 +20135,6 @@
           <w:lang w:val="en-US"/>
         </w:rPr>
       </w:pPr>
-    </w:p>
-    <w:p>
-      <w:pPr>
-        <w:rPr>
-          <w:rFonts w:hint="default"/>
-          <w:b/>
-          <w:bCs/>
-          <w:color w:val="2F5597" w:themeColor="accent5" w:themeShade="BF"/>
-          <w:sz w:val="22"/>
-          <w:szCs w:val="22"/>
-          <w:lang w:val="en-US"/>
-        </w:rPr>
-      </w:pPr>
-      <w:bookmarkStart w:id="0" w:name="_GoBack"/>
-      <w:bookmarkEnd w:id="0"/>
     </w:p>
     <w:p>
       <w:pPr>
@@ -19510,8 +20297,8 @@
           <w:b w:val="0"/>
           <w:bCs w:val="0"/>
           <w:color w:val="000000" w:themeColor="text1"/>
-          <w:sz w:val="20"/>
-          <w:szCs w:val="20"/>
+          <w:sz w:val="18"/>
+          <w:szCs w:val="18"/>
           <w:lang w:val="en-US"/>
           <w14:textFill>
             <w14:solidFill>
@@ -19526,8 +20313,8 @@
           <w:b w:val="0"/>
           <w:bCs w:val="0"/>
           <w:color w:val="000000" w:themeColor="text1"/>
-          <w:sz w:val="20"/>
-          <w:szCs w:val="20"/>
+          <w:sz w:val="18"/>
+          <w:szCs w:val="18"/>
           <w:lang w:val="en-US"/>
           <w14:textFill>
             <w14:solidFill>
@@ -19550,8 +20337,8 @@
           <w:b w:val="0"/>
           <w:bCs w:val="0"/>
           <w:color w:val="000000" w:themeColor="text1"/>
-          <w:sz w:val="20"/>
-          <w:szCs w:val="20"/>
+          <w:sz w:val="18"/>
+          <w:szCs w:val="18"/>
           <w:lang w:val="en-US"/>
           <w14:textFill>
             <w14:solidFill>
@@ -19566,8 +20353,8 @@
           <w:b w:val="0"/>
           <w:bCs w:val="0"/>
           <w:color w:val="000000" w:themeColor="text1"/>
-          <w:sz w:val="20"/>
-          <w:szCs w:val="20"/>
+          <w:sz w:val="18"/>
+          <w:szCs w:val="18"/>
           <w:lang w:val="en-US"/>
           <w14:textFill>
             <w14:solidFill>
@@ -19590,8 +20377,8 @@
           <w:b w:val="0"/>
           <w:bCs w:val="0"/>
           <w:color w:val="000000" w:themeColor="text1"/>
-          <w:sz w:val="20"/>
-          <w:szCs w:val="20"/>
+          <w:sz w:val="18"/>
+          <w:szCs w:val="18"/>
           <w:lang w:val="en-US"/>
           <w14:textFill>
             <w14:solidFill>
@@ -19606,8 +20393,8 @@
           <w:b w:val="0"/>
           <w:bCs w:val="0"/>
           <w:color w:val="000000" w:themeColor="text1"/>
-          <w:sz w:val="20"/>
-          <w:szCs w:val="20"/>
+          <w:sz w:val="18"/>
+          <w:szCs w:val="18"/>
           <w:lang w:val="en-US"/>
           <w14:textFill>
             <w14:solidFill>
@@ -19630,8 +20417,8 @@
           <w:b w:val="0"/>
           <w:bCs w:val="0"/>
           <w:color w:val="000000" w:themeColor="text1"/>
-          <w:sz w:val="20"/>
-          <w:szCs w:val="20"/>
+          <w:sz w:val="18"/>
+          <w:szCs w:val="18"/>
           <w:lang w:val="en-US"/>
           <w14:textFill>
             <w14:solidFill>
@@ -19646,8 +20433,8 @@
           <w:b w:val="0"/>
           <w:bCs w:val="0"/>
           <w:color w:val="000000" w:themeColor="text1"/>
-          <w:sz w:val="20"/>
-          <w:szCs w:val="20"/>
+          <w:sz w:val="18"/>
+          <w:szCs w:val="18"/>
           <w:lang w:val="en-US"/>
           <w14:textFill>
             <w14:solidFill>
@@ -19657,29 +20444,6 @@
         </w:rPr>
         <w:t>We’ll finalize the presentation professionally and prepare to deliver a confident, data-backed briefing.</w:t>
       </w:r>
-    </w:p>
-    <w:p>
-      <w:pPr>
-        <w:numPr>
-          <w:ilvl w:val="0"/>
-          <w:numId w:val="0"/>
-        </w:numPr>
-        <w:ind w:leftChars="0"/>
-        <w:rPr>
-          <w:rFonts w:hint="default"/>
-          <w:b w:val="0"/>
-          <w:bCs w:val="0"/>
-          <w:color w:val="000000" w:themeColor="text1"/>
-          <w:sz w:val="20"/>
-          <w:szCs w:val="20"/>
-          <w:lang w:val="en-US"/>
-          <w14:textFill>
-            <w14:solidFill>
-              <w14:schemeClr w14:val="tx1"/>
-            </w14:solidFill>
-          </w14:textFill>
-        </w:rPr>
-      </w:pPr>
     </w:p>
     <w:sectPr>
       <w:pgSz w:w="11906" w:h="16838"/>
@@ -20120,7 +20884,7 @@
     <w:lsdException w:qFormat="1" w:unhideWhenUsed="0" w:uiPriority="0" w:semiHidden="0" w:name="Title"/>
     <w:lsdException w:unhideWhenUsed="0" w:uiPriority="0" w:semiHidden="0" w:name="Closing"/>
     <w:lsdException w:unhideWhenUsed="0" w:uiPriority="0" w:semiHidden="0" w:name="Signature"/>
-    <w:lsdException w:unhideWhenUsed="0" w:uiPriority="0" w:name="Default Paragraph Font"/>
+    <w:lsdException w:qFormat="1" w:unhideWhenUsed="0" w:uiPriority="0" w:name="Default Paragraph Font"/>
     <w:lsdException w:unhideWhenUsed="0" w:uiPriority="0" w:semiHidden="0" w:name="Body Text"/>
     <w:lsdException w:unhideWhenUsed="0" w:uiPriority="0" w:semiHidden="0" w:name="Body Text Indent"/>
     <w:lsdException w:unhideWhenUsed="0" w:uiPriority="0" w:semiHidden="0" w:name="List Continue"/>
@@ -20358,6 +21122,7 @@
   <w:style w:type="character" w:default="1" w:styleId="4">
     <w:name w:val="Default Paragraph Font"/>
     <w:semiHidden/>
+    <w:qFormat/>
     <w:uiPriority w:val="0"/>
   </w:style>
   <w:style w:type="table" w:default="1" w:styleId="5">
